--- a/.docs/aram_moahmmed_Software_engineering_Ecommerce_website_with_ai.docx
+++ b/.docs/aram_moahmmed_Software_engineering_Ecommerce_website_with_ai.docx
@@ -2,6 +2,429 @@
 <file path=word/document.xml><?xml version="1.0" encoding="utf-8"?>
 <w:document xmlns:wpc="http://schemas.microsoft.com/office/word/2010/wordprocessingCanvas" xmlns:cx="http://schemas.microsoft.com/office/drawing/2014/chartex" xmlns:cx1="http://schemas.microsoft.com/office/drawing/2015/9/8/chartex" xmlns:cx2="http://schemas.microsoft.com/office/drawing/2015/10/21/chartex" xmlns:cx3="http://schemas.microsoft.com/office/drawing/2016/5/9/chartex" xmlns:cx4="http://schemas.microsoft.com/office/drawing/2016/5/10/chartex" xmlns:cx5="http://schemas.microsoft.com/office/drawing/2016/5/11/chartex" xmlns:cx6="http://schemas.microsoft.com/office/drawing/2016/5/12/chartex" xmlns:cx7="http://schemas.microsoft.com/office/drawing/2016/5/13/chartex" xmlns:cx8="http://schemas.microsoft.com/office/drawing/2016/5/14/chartex" xmlns:mc="http://schemas.openxmlformats.org/markup-compatibility/2006" xmlns:aink="http://schemas.microsoft.com/office/drawing/2016/ink" xmlns:am3d="http://schemas.microsoft.com/office/drawing/2017/model3d" xmlns:o="urn:schemas-microsoft-com:office:office" xmlns:oel="http://schemas.microsoft.com/office/2019/extlst" xmlns:r="http://schemas.openxmlformats.org/officeDocument/2006/relationships" xmlns:m="http://schemas.openxmlformats.org/officeDocument/2006/math" xmlns:v="urn:schemas-microsoft-com:vml" xmlns:wp14="http://schemas.microsoft.com/office/word/2010/wordprocessingDrawing" xmlns:wp="http://schemas.openxmlformats.org/drawingml/2006/wordprocessingDrawing" xmlns:w10="urn:schemas-microsoft-com:office:word" xmlns:w="http://schemas.openxmlformats.org/wordprocessingml/2006/main" xmlns:w14="http://schemas.microsoft.com/office/word/2010/wordml" xmlns:w15="http://schemas.microsoft.com/office/word/2012/wordml" xmlns:w16cex="http://schemas.microsoft.com/office/word/2018/wordml/cex" xmlns:w16cid="http://schemas.microsoft.com/office/word/2016/wordml/cid" xmlns:w16="http://schemas.microsoft.com/office/word/2018/wordml" xmlns:w16du="http://schemas.microsoft.com/office/word/2023/wordml/word16du" xmlns:w16sdtdh="http://schemas.microsoft.com/office/word/2020/wordml/sdtdatahash" xmlns:w16sdtfl="http://schemas.microsoft.com/office/word/2024/wordml/sdtformatlock" xmlns:w16se="http://schemas.microsoft.com/office/word/2015/wordml/symex" xmlns:wpg="http://schemas.microsoft.com/office/word/2010/wordprocessingGroup" xmlns:wpi="http://schemas.microsoft.com/office/word/2010/wordprocessingInk" xmlns:wne="http://schemas.microsoft.com/office/word/2006/wordml" xmlns:wps="http://schemas.microsoft.com/office/word/2010/wordprocessingShape" mc:Ignorable="w14 w15 w16se w16cid w16 w16cex w16sdtdh w16sdtfl w16du wp14">
   <w:body>
+    <w:bookmarkStart w:id="0" w:name="_Toc203336991" w:displacedByCustomXml="next"/>
+    <w:sdt>
+      <w:sdtPr>
+        <w:rPr>
+          <w:rtl/>
+        </w:rPr>
+        <w:id w:val="791947594"/>
+        <w:docPartObj>
+          <w:docPartGallery w:val="Cover Pages"/>
+          <w:docPartUnique/>
+        </w:docPartObj>
+      </w:sdtPr>
+      <w:sdtEndPr>
+        <w:rPr>
+          <w:rFonts w:ascii="Traditional Arabic" w:eastAsiaTheme="minorHAnsi" w:hAnsi="Traditional Arabic"/>
+          <w:b w:val="0"/>
+          <w:bCs w:val="0"/>
+          <w:noProof w:val="0"/>
+          <w:kern w:val="2"/>
+          <w:sz w:val="28"/>
+          <w:szCs w:val="28"/>
+          <w:lang w:bidi="ar-SY"/>
+          <w14:ligatures w14:val="standardContextual"/>
+        </w:rPr>
+      </w:sdtEndPr>
+      <w:sdtContent>
+        <w:p>
+          <w:pPr>
+            <w:pStyle w:val="a"/>
+            <w:rPr>
+              <w:rtl/>
+            </w:rPr>
+          </w:pPr>
+          <w:r>
+            <w:rPr>
+              <w:rtl/>
+            </w:rPr>
+            <w:drawing>
+              <wp:anchor distT="0" distB="0" distL="114300" distR="114300" simplePos="0" relativeHeight="251659264" behindDoc="0" locked="0" layoutInCell="1" allowOverlap="1" wp14:anchorId="1FB9BC4C" wp14:editId="26684E1A">
+                <wp:simplePos x="0" y="0"/>
+                <wp:positionH relativeFrom="column">
+                  <wp:posOffset>154517</wp:posOffset>
+                </wp:positionH>
+                <wp:positionV relativeFrom="paragraph">
+                  <wp:posOffset>76200</wp:posOffset>
+                </wp:positionV>
+                <wp:extent cx="1062990" cy="965200"/>
+                <wp:effectExtent l="0" t="0" r="3810" b="6350"/>
+                <wp:wrapNone/>
+                <wp:docPr id="8" name="Picture 1" descr="Hiast logo.jpg"/>
+                <wp:cNvGraphicFramePr>
+                  <a:graphicFrameLocks xmlns:a="http://schemas.openxmlformats.org/drawingml/2006/main" noChangeAspect="1"/>
+                </wp:cNvGraphicFramePr>
+                <a:graphic xmlns:a="http://schemas.openxmlformats.org/drawingml/2006/main">
+                  <a:graphicData uri="http://schemas.openxmlformats.org/drawingml/2006/picture">
+                    <pic:pic xmlns:pic="http://schemas.openxmlformats.org/drawingml/2006/picture">
+                      <pic:nvPicPr>
+                        <pic:cNvPr id="0" name="Hiast logo.jpg"/>
+                        <pic:cNvPicPr/>
+                      </pic:nvPicPr>
+                      <pic:blipFill rotWithShape="1">
+                        <a:blip r:embed="rId8"/>
+                        <a:srcRect b="22759"/>
+                        <a:stretch>
+                          <a:fillRect/>
+                        </a:stretch>
+                      </pic:blipFill>
+                      <pic:spPr bwMode="auto">
+                        <a:xfrm>
+                          <a:off x="0" y="0"/>
+                          <a:ext cx="1063599" cy="965753"/>
+                        </a:xfrm>
+                        <a:prstGeom prst="rect">
+                          <a:avLst/>
+                        </a:prstGeom>
+                        <a:ln>
+                          <a:noFill/>
+                        </a:ln>
+                        <a:extLst>
+                          <a:ext uri="{53640926-AAD7-44D8-BBD7-CCE9431645EC}">
+                            <a14:shadowObscured xmlns:a14="http://schemas.microsoft.com/office/drawing/2010/main"/>
+                          </a:ext>
+                        </a:extLst>
+                      </pic:spPr>
+                    </pic:pic>
+                  </a:graphicData>
+                </a:graphic>
+                <wp14:sizeRelV relativeFrom="margin">
+                  <wp14:pctHeight>0</wp14:pctHeight>
+                </wp14:sizeRelV>
+              </wp:anchor>
+            </w:drawing>
+          </w:r>
+          <w:r>
+            <w:rPr>
+              <w:rtl/>
+            </w:rPr>
+            <w:t>الجمه</w:t>
+          </w:r>
+          <w:r>
+            <w:rPr>
+              <w:rFonts w:hint="cs"/>
+              <w:rtl/>
+            </w:rPr>
+            <w:t>ـ</w:t>
+          </w:r>
+          <w:r>
+            <w:rPr>
+              <w:rtl/>
+            </w:rPr>
+            <w:t>وري</w:t>
+          </w:r>
+          <w:r>
+            <w:rPr>
+              <w:rFonts w:hint="cs"/>
+              <w:rtl/>
+            </w:rPr>
+            <w:t>ـ</w:t>
+          </w:r>
+          <w:r>
+            <w:rPr>
+              <w:rtl/>
+            </w:rPr>
+            <w:t>ة العربيـ</w:t>
+          </w:r>
+          <w:r>
+            <w:rPr>
+              <w:rFonts w:hint="cs"/>
+              <w:rtl/>
+            </w:rPr>
+            <w:t>ـ</w:t>
+          </w:r>
+          <w:r>
+            <w:rPr>
+              <w:rtl/>
+            </w:rPr>
+            <w:t>ة الســـورية</w:t>
+          </w:r>
+        </w:p>
+        <w:p>
+          <w:pPr>
+            <w:pStyle w:val="a"/>
+            <w:rPr>
+              <w:szCs w:val="32"/>
+            </w:rPr>
+          </w:pPr>
+          <w:r>
+            <w:rPr>
+              <w:rtl/>
+            </w:rPr>
+            <w:t>المعهد العالي للعلوم التطبيقية والتكنولوجيا</w:t>
+          </w:r>
+        </w:p>
+        <w:p>
+          <w:pPr>
+            <w:pStyle w:val="a"/>
+            <w:rPr>
+              <w:sz w:val="28"/>
+              <w:rtl/>
+            </w:rPr>
+          </w:pPr>
+          <w:r>
+            <w:rPr>
+              <w:rFonts w:hint="cs"/>
+              <w:sz w:val="28"/>
+              <w:rtl/>
+              <w:lang w:bidi="ar-SY"/>
+            </w:rPr>
+            <w:t>قسـم</w:t>
+          </w:r>
+          <w:r>
+            <w:rPr>
+              <w:sz w:val="28"/>
+              <w:rtl/>
+            </w:rPr>
+            <w:t xml:space="preserve"> </w:t>
+          </w:r>
+          <w:r>
+            <w:rPr>
+              <w:rFonts w:hint="cs"/>
+              <w:sz w:val="28"/>
+              <w:rtl/>
+            </w:rPr>
+            <w:t>المعلوميات</w:t>
+          </w:r>
+        </w:p>
+        <w:p>
+          <w:pPr>
+            <w:pStyle w:val="a"/>
+            <w:rPr>
+              <w:sz w:val="20"/>
+              <w:szCs w:val="24"/>
+              <w:rtl/>
+            </w:rPr>
+          </w:pPr>
+          <w:r>
+            <w:rPr>
+              <w:sz w:val="28"/>
+              <w:rtl/>
+            </w:rPr>
+            <w:t>العام الدراسي</w:t>
+          </w:r>
+          <w:r>
+            <w:rPr>
+              <w:rFonts w:hint="cs"/>
+              <w:sz w:val="30"/>
+              <w:rtl/>
+            </w:rPr>
+            <w:t xml:space="preserve"> </w:t>
+          </w:r>
+          <w:r>
+            <w:rPr>
+              <w:rFonts w:hint="cs"/>
+              <w:sz w:val="20"/>
+              <w:szCs w:val="24"/>
+              <w:rtl/>
+            </w:rPr>
+            <w:t>2025/2024</w:t>
+          </w:r>
+        </w:p>
+        <w:p>
+          <w:pPr>
+            <w:rPr>
+              <w:rtl/>
+            </w:rPr>
+          </w:pPr>
+        </w:p>
+        <w:p>
+          <w:pPr>
+            <w:pStyle w:val="a0"/>
+            <w:rPr>
+              <w:b/>
+              <w:bCs/>
+              <w:rtl/>
+            </w:rPr>
+          </w:pPr>
+          <w:r>
+            <w:rPr>
+              <w:rFonts w:hint="cs"/>
+              <w:b/>
+              <w:bCs/>
+              <w:rtl/>
+            </w:rPr>
+            <w:t>مشروع تخرج</w:t>
+          </w:r>
+        </w:p>
+        <w:p>
+          <w:pPr>
+            <w:pStyle w:val="a0"/>
+            <w:rPr>
+              <w:rtl/>
+            </w:rPr>
+          </w:pPr>
+          <w:r>
+            <w:rPr>
+              <w:rFonts w:hint="cs"/>
+              <w:rtl/>
+            </w:rPr>
+            <w:t xml:space="preserve">أعد لنيل درجة الإجازة في هندسة </w:t>
+          </w:r>
+          <w:r>
+            <w:rPr>
+              <w:rFonts w:hint="cs"/>
+              <w:rtl/>
+            </w:rPr>
+            <w:t>البرمجيات والذكاء الصنعي</w:t>
+          </w:r>
+        </w:p>
+        <w:p>
+          <w:pPr>
+            <w:pStyle w:val="a0"/>
+            <w:rPr>
+              <w:rtl/>
+            </w:rPr>
+          </w:pPr>
+        </w:p>
+        <w:p>
+          <w:pPr>
+            <w:pStyle w:val="a0"/>
+          </w:pPr>
+        </w:p>
+        <w:p>
+          <w:pPr>
+            <w:pStyle w:val="a1"/>
+          </w:pPr>
+          <w:r>
+            <w:rPr>
+              <w:rFonts w:hint="cs"/>
+              <w:rtl/>
+            </w:rPr>
+            <w:t>منصة لخدمات الذكاء الصنعي موجهة لمواقع التجارة الإلكترونية</w:t>
+          </w:r>
+        </w:p>
+        <w:p>
+          <w:pPr>
+            <w:pStyle w:val="a1"/>
+            <w:rPr>
+              <w:szCs w:val="44"/>
+              <w:rtl/>
+            </w:rPr>
+          </w:pPr>
+        </w:p>
+        <w:p>
+          <w:pPr>
+            <w:pStyle w:val="a0"/>
+            <w:rPr>
+              <w:rtl/>
+            </w:rPr>
+          </w:pPr>
+          <w:r>
+            <w:rPr>
+              <w:rFonts w:hint="cs"/>
+              <w:rtl/>
+            </w:rPr>
+            <w:t>تقديم</w:t>
+          </w:r>
+        </w:p>
+        <w:p>
+          <w:pPr>
+            <w:pStyle w:val="a2"/>
+            <w:rPr>
+              <w:rtl/>
+              <w:lang w:val="fr-FR"/>
+            </w:rPr>
+          </w:pPr>
+          <w:r>
+            <w:rPr>
+              <w:rFonts w:hint="cs"/>
+              <w:rtl/>
+              <w:lang w:val="fr-FR"/>
+            </w:rPr>
+            <w:t>آرام محمد</w:t>
+          </w:r>
+        </w:p>
+        <w:p>
+          <w:pPr>
+            <w:rPr>
+              <w:sz w:val="30"/>
+            </w:rPr>
+          </w:pPr>
+        </w:p>
+        <w:p>
+          <w:pPr>
+            <w:pStyle w:val="a0"/>
+            <w:rPr>
+              <w:rtl/>
+            </w:rPr>
+          </w:pPr>
+          <w:r>
+            <w:rPr>
+              <w:rFonts w:hint="cs"/>
+              <w:rtl/>
+            </w:rPr>
+            <w:t>إشراف</w:t>
+          </w:r>
+        </w:p>
+        <w:p>
+          <w:pPr>
+            <w:pStyle w:val="a2"/>
+            <w:rPr>
+              <w:rtl/>
+            </w:rPr>
+          </w:pPr>
+          <w:r>
+            <w:rPr>
+              <w:rFonts w:hint="cs"/>
+              <w:rtl/>
+            </w:rPr>
+            <w:t>د. رياض سنبل</w:t>
+          </w:r>
+        </w:p>
+        <w:p>
+          <w:pPr>
+            <w:jc w:val="center"/>
+            <w:rPr>
+              <w:sz w:val="30"/>
+              <w:rtl/>
+            </w:rPr>
+          </w:pPr>
+        </w:p>
+        <w:p>
+          <w:pPr>
+            <w:jc w:val="center"/>
+            <w:rPr>
+              <w:sz w:val="30"/>
+              <w:rtl/>
+            </w:rPr>
+          </w:pPr>
+        </w:p>
+        <w:p>
+          <w:pPr>
+            <w:jc w:val="center"/>
+            <w:rPr>
+              <w:sz w:val="30"/>
+              <w:rtl/>
+            </w:rPr>
+          </w:pPr>
+        </w:p>
+        <w:p>
+          <w:pPr>
+            <w:jc w:val="center"/>
+            <w:rPr>
+              <w:rtl/>
+            </w:rPr>
+          </w:pPr>
+          <w:r>
+            <w:t>5</w:t>
+          </w:r>
+          <w:r>
+            <w:t>/</w:t>
+          </w:r>
+          <w:r>
+            <w:t>8</w:t>
+          </w:r>
+          <w:r>
+            <w:t>/20</w:t>
+          </w:r>
+          <w:r>
+            <w:t>25</w:t>
+          </w:r>
+        </w:p>
+      </w:sdtContent>
+    </w:sdt>
     <w:p>
       <w:pPr>
         <w:pStyle w:val="Title"/>
@@ -9,12 +432,12 @@
           <w:rtl/>
         </w:rPr>
       </w:pPr>
-      <w:bookmarkStart w:id="0" w:name="_Toc203336991"/>
-      <w:r>
-        <w:rPr>
-          <w:rFonts w:hint="cs"/>
-          <w:rtl/>
-        </w:rPr>
+      <w:r>
+        <w:rPr>
+          <w:rFonts w:hint="cs"/>
+          <w:rtl/>
+        </w:rPr>
+        <w:lastRenderedPageBreak/>
         <w:t>الاختصارات</w:t>
       </w:r>
     </w:p>
@@ -2719,7 +3142,7 @@
                     <pic:cNvPicPr/>
                   </pic:nvPicPr>
                   <pic:blipFill>
-                    <a:blip r:embed="rId8">
+                    <a:blip r:embed="rId9">
                       <a:extLst>
                         <a:ext uri="{28A0092B-C50C-407E-A947-70E740481C1C}">
                           <a14:useLocalDpi xmlns:a14="http://schemas.microsoft.com/office/drawing/2010/main" val="0"/>
@@ -2759,14 +3182,36 @@
         </w:rPr>
         <w:t xml:space="preserve">الشكل  </w:t>
       </w:r>
-      <w:fldSimple w:instr=" SEQ الشكل_ \* ARABIC ">
-        <w:r>
-          <w:rPr>
-            <w:noProof/>
-          </w:rPr>
-          <w:t>1</w:t>
-        </w:r>
-      </w:fldSimple>
+      <w:r>
+        <w:fldChar w:fldCharType="begin"/>
+      </w:r>
+      <w:r>
+        <w:instrText xml:space="preserve"> SEQ </w:instrText>
+      </w:r>
+      <w:r>
+        <w:rPr>
+          <w:rtl/>
+        </w:rPr>
+        <w:instrText>الشكل</w:instrText>
+      </w:r>
+      <w:r>
+        <w:instrText xml:space="preserve">_ \* ARABIC </w:instrText>
+      </w:r>
+      <w:r>
+        <w:fldChar w:fldCharType="separate"/>
+      </w:r>
+      <w:r>
+        <w:rPr>
+          <w:noProof/>
+        </w:rPr>
+        <w:t>1</w:t>
+      </w:r>
+      <w:r>
+        <w:rPr>
+          <w:noProof/>
+        </w:rPr>
+        <w:fldChar w:fldCharType="end"/>
+      </w:r>
       <w:r>
         <w:rPr>
           <w:rFonts w:hint="cs"/>
@@ -3978,6 +4423,7 @@
         </w:rPr>
         <w:t xml:space="preserve"> وتوليد تمثيلات </w:t>
       </w:r>
+      <w:proofErr w:type="spellStart"/>
       <w:r>
         <w:rPr>
           <w:rFonts w:hint="cs"/>
@@ -3985,6 +4431,7 @@
         </w:rPr>
         <w:t>متجهية</w:t>
       </w:r>
+      <w:proofErr w:type="spellEnd"/>
       <w:r>
         <w:rPr>
           <w:rtl/>
@@ -4687,7 +5134,25 @@
                 <w:sz w:val="24"/>
                 <w:szCs w:val="24"/>
               </w:rPr>
-              <w:t>String (Male,Female)</w:t>
+              <w:t>String (</w:t>
+            </w:r>
+            <w:proofErr w:type="spellStart"/>
+            <w:proofErr w:type="gramStart"/>
+            <w:r>
+              <w:rPr>
+                <w:sz w:val="24"/>
+                <w:szCs w:val="24"/>
+              </w:rPr>
+              <w:t>Male,Female</w:t>
+            </w:r>
+            <w:proofErr w:type="spellEnd"/>
+            <w:proofErr w:type="gramEnd"/>
+            <w:r>
+              <w:rPr>
+                <w:sz w:val="24"/>
+                <w:szCs w:val="24"/>
+              </w:rPr>
+              <w:t>)</w:t>
             </w:r>
           </w:p>
         </w:tc>
@@ -5325,14 +5790,36 @@
         </w:rPr>
         <w:t xml:space="preserve">جدول </w:t>
       </w:r>
-      <w:fldSimple w:instr=" SEQ جدول \* ARABIC ">
-        <w:r>
-          <w:rPr>
-            <w:noProof/>
-          </w:rPr>
-          <w:t>1</w:t>
-        </w:r>
-      </w:fldSimple>
+      <w:r>
+        <w:fldChar w:fldCharType="begin"/>
+      </w:r>
+      <w:r>
+        <w:instrText xml:space="preserve"> SEQ </w:instrText>
+      </w:r>
+      <w:r>
+        <w:rPr>
+          <w:rtl/>
+        </w:rPr>
+        <w:instrText>جدول</w:instrText>
+      </w:r>
+      <w:r>
+        <w:instrText xml:space="preserve"> \* ARABIC </w:instrText>
+      </w:r>
+      <w:r>
+        <w:fldChar w:fldCharType="separate"/>
+      </w:r>
+      <w:r>
+        <w:rPr>
+          <w:noProof/>
+        </w:rPr>
+        <w:t>1</w:t>
+      </w:r>
+      <w:r>
+        <w:rPr>
+          <w:noProof/>
+        </w:rPr>
+        <w:fldChar w:fldCharType="end"/>
+      </w:r>
       <w:r>
         <w:rPr>
           <w:rFonts w:hint="cs"/>
@@ -5438,7 +5925,7 @@
                     <pic:cNvPicPr/>
                   </pic:nvPicPr>
                   <pic:blipFill>
-                    <a:blip r:embed="rId9">
+                    <a:blip r:embed="rId10">
                       <a:extLst>
                         <a:ext uri="{28A0092B-C50C-407E-A947-70E740481C1C}">
                           <a14:useLocalDpi xmlns:a14="http://schemas.microsoft.com/office/drawing/2010/main" val="0"/>
@@ -5478,14 +5965,36 @@
         </w:rPr>
         <w:t xml:space="preserve">الشكل  </w:t>
       </w:r>
-      <w:fldSimple w:instr=" SEQ الشكل_ \* ARABIC ">
-        <w:r>
-          <w:rPr>
-            <w:noProof/>
-          </w:rPr>
-          <w:t>2</w:t>
-        </w:r>
-      </w:fldSimple>
+      <w:r>
+        <w:fldChar w:fldCharType="begin"/>
+      </w:r>
+      <w:r>
+        <w:instrText xml:space="preserve"> SEQ </w:instrText>
+      </w:r>
+      <w:r>
+        <w:rPr>
+          <w:rtl/>
+        </w:rPr>
+        <w:instrText>الشكل</w:instrText>
+      </w:r>
+      <w:r>
+        <w:instrText xml:space="preserve">_ \* ARABIC </w:instrText>
+      </w:r>
+      <w:r>
+        <w:fldChar w:fldCharType="separate"/>
+      </w:r>
+      <w:r>
+        <w:rPr>
+          <w:noProof/>
+        </w:rPr>
+        <w:t>2</w:t>
+      </w:r>
+      <w:r>
+        <w:rPr>
+          <w:noProof/>
+        </w:rPr>
+        <w:fldChar w:fldCharType="end"/>
+      </w:r>
       <w:r>
         <w:rPr>
           <w:rFonts w:hint="cs"/>
@@ -5641,6 +6150,7 @@
                 <w:rtl/>
               </w:rPr>
             </w:pPr>
+            <w:proofErr w:type="spellStart"/>
             <w:r>
               <w:rPr>
                 <w:sz w:val="24"/>
@@ -5648,6 +6158,7 @@
               </w:rPr>
               <w:t>customer_unique_id</w:t>
             </w:r>
+            <w:proofErr w:type="spellEnd"/>
           </w:p>
         </w:tc>
         <w:tc>
@@ -5716,6 +6227,7 @@
                 <w:rtl/>
               </w:rPr>
             </w:pPr>
+            <w:proofErr w:type="spellStart"/>
             <w:r>
               <w:rPr>
                 <w:sz w:val="24"/>
@@ -5723,6 +6235,7 @@
               </w:rPr>
               <w:t>order_purchase_timestamp</w:t>
             </w:r>
+            <w:proofErr w:type="spellEnd"/>
           </w:p>
         </w:tc>
         <w:tc>
@@ -5794,6 +6307,7 @@
                 <w:szCs w:val="24"/>
               </w:rPr>
             </w:pPr>
+            <w:proofErr w:type="spellStart"/>
             <w:r>
               <w:rPr>
                 <w:sz w:val="24"/>
@@ -5801,6 +6315,7 @@
               </w:rPr>
               <w:t>product_category_name_english</w:t>
             </w:r>
+            <w:proofErr w:type="spellEnd"/>
           </w:p>
         </w:tc>
         <w:tc>
@@ -5951,6 +6466,7 @@
                 <w:rtl/>
               </w:rPr>
             </w:pPr>
+            <w:proofErr w:type="spellStart"/>
             <w:r>
               <w:rPr>
                 <w:sz w:val="24"/>
@@ -5958,6 +6474,7 @@
               </w:rPr>
               <w:t>freight_value</w:t>
             </w:r>
+            <w:proofErr w:type="spellEnd"/>
           </w:p>
         </w:tc>
         <w:tc>
@@ -6027,6 +6544,7 @@
                 <w:rtl/>
               </w:rPr>
             </w:pPr>
+            <w:proofErr w:type="spellStart"/>
             <w:r>
               <w:rPr>
                 <w:sz w:val="24"/>
@@ -6034,6 +6552,7 @@
               </w:rPr>
               <w:t>payment_type</w:t>
             </w:r>
+            <w:proofErr w:type="spellEnd"/>
           </w:p>
         </w:tc>
         <w:tc>
@@ -6099,15 +6618,36 @@
         </w:rPr>
         <w:t xml:space="preserve">جدول </w:t>
       </w:r>
-      <w:fldSimple w:instr=" SEQ جدول \* ARABIC ">
-        <w:r>
-          <w:rPr>
-            <w:noProof/>
-            <w:rtl/>
-          </w:rPr>
-          <w:t>2</w:t>
-        </w:r>
-      </w:fldSimple>
+      <w:r>
+        <w:fldChar w:fldCharType="begin"/>
+      </w:r>
+      <w:r>
+        <w:instrText xml:space="preserve"> SEQ </w:instrText>
+      </w:r>
+      <w:r>
+        <w:rPr>
+          <w:rtl/>
+        </w:rPr>
+        <w:instrText>جدول</w:instrText>
+      </w:r>
+      <w:r>
+        <w:instrText xml:space="preserve"> \* ARABIC </w:instrText>
+      </w:r>
+      <w:r>
+        <w:fldChar w:fldCharType="separate"/>
+      </w:r>
+      <w:r>
+        <w:rPr>
+          <w:noProof/>
+        </w:rPr>
+        <w:t>2</w:t>
+      </w:r>
+      <w:r>
+        <w:rPr>
+          <w:noProof/>
+        </w:rPr>
+        <w:fldChar w:fldCharType="end"/>
+      </w:r>
       <w:r>
         <w:rPr>
           <w:rFonts w:hint="cs"/>
@@ -6296,7 +6836,7 @@
                     </pic:cNvPicPr>
                   </pic:nvPicPr>
                   <pic:blipFill>
-                    <a:blip r:embed="rId10" cstate="print">
+                    <a:blip r:embed="rId11" cstate="print">
                       <a:extLst>
                         <a:ext uri="{28A0092B-C50C-407E-A947-70E740481C1C}">
                           <a14:useLocalDpi xmlns:a14="http://schemas.microsoft.com/office/drawing/2010/main" val="0"/>
@@ -6353,14 +6893,36 @@
         </w:rPr>
         <w:t xml:space="preserve"> </w:t>
       </w:r>
-      <w:fldSimple w:instr=" SEQ الشكل \* ARABIC ">
-        <w:r>
-          <w:rPr>
-            <w:noProof/>
-          </w:rPr>
-          <w:t>2</w:t>
-        </w:r>
-      </w:fldSimple>
+      <w:r>
+        <w:fldChar w:fldCharType="begin"/>
+      </w:r>
+      <w:r>
+        <w:instrText xml:space="preserve"> SEQ </w:instrText>
+      </w:r>
+      <w:r>
+        <w:rPr>
+          <w:rtl/>
+        </w:rPr>
+        <w:instrText>الشكل</w:instrText>
+      </w:r>
+      <w:r>
+        <w:instrText xml:space="preserve"> \* ARABIC </w:instrText>
+      </w:r>
+      <w:r>
+        <w:fldChar w:fldCharType="separate"/>
+      </w:r>
+      <w:r>
+        <w:rPr>
+          <w:noProof/>
+        </w:rPr>
+        <w:t>1</w:t>
+      </w:r>
+      <w:r>
+        <w:rPr>
+          <w:noProof/>
+        </w:rPr>
+        <w:fldChar w:fldCharType="end"/>
+      </w:r>
       <w:r>
         <w:rPr>
           <w:noProof/>
@@ -6405,7 +6967,7 @@
                     </pic:cNvPicPr>
                   </pic:nvPicPr>
                   <pic:blipFill>
-                    <a:blip r:embed="rId11" cstate="print">
+                    <a:blip r:embed="rId12" cstate="print">
                       <a:extLst>
                         <a:ext uri="{28A0092B-C50C-407E-A947-70E740481C1C}">
                           <a14:useLocalDpi xmlns:a14="http://schemas.microsoft.com/office/drawing/2010/main" val="0"/>
@@ -6447,15 +7009,36 @@
         </w:rPr>
         <w:t xml:space="preserve">الشكل </w:t>
       </w:r>
-      <w:fldSimple w:instr=" SEQ الشكل \* ARABIC ">
-        <w:r>
-          <w:rPr>
-            <w:noProof/>
-            <w:rtl/>
-          </w:rPr>
-          <w:t>3</w:t>
-        </w:r>
-      </w:fldSimple>
+      <w:r>
+        <w:fldChar w:fldCharType="begin"/>
+      </w:r>
+      <w:r>
+        <w:instrText xml:space="preserve"> SEQ </w:instrText>
+      </w:r>
+      <w:r>
+        <w:rPr>
+          <w:rtl/>
+        </w:rPr>
+        <w:instrText>الشكل</w:instrText>
+      </w:r>
+      <w:r>
+        <w:instrText xml:space="preserve"> \* ARABIC </w:instrText>
+      </w:r>
+      <w:r>
+        <w:fldChar w:fldCharType="separate"/>
+      </w:r>
+      <w:r>
+        <w:rPr>
+          <w:noProof/>
+        </w:rPr>
+        <w:t>2</w:t>
+      </w:r>
+      <w:r>
+        <w:rPr>
+          <w:noProof/>
+        </w:rPr>
+        <w:fldChar w:fldCharType="end"/>
+      </w:r>
       <w:r>
         <w:rPr>
           <w:rFonts w:hint="cs"/>
@@ -6732,14 +7315,36 @@
         </w:rPr>
         <w:t xml:space="preserve">جدول </w:t>
       </w:r>
-      <w:fldSimple w:instr=" SEQ جدول \* ARABIC ">
-        <w:r>
-          <w:rPr>
-            <w:noProof/>
-          </w:rPr>
-          <w:t>3</w:t>
-        </w:r>
-      </w:fldSimple>
+      <w:r>
+        <w:fldChar w:fldCharType="begin"/>
+      </w:r>
+      <w:r>
+        <w:instrText xml:space="preserve"> SEQ </w:instrText>
+      </w:r>
+      <w:r>
+        <w:rPr>
+          <w:rtl/>
+        </w:rPr>
+        <w:instrText>جدول</w:instrText>
+      </w:r>
+      <w:r>
+        <w:instrText xml:space="preserve"> \* ARABIC </w:instrText>
+      </w:r>
+      <w:r>
+        <w:fldChar w:fldCharType="separate"/>
+      </w:r>
+      <w:r>
+        <w:rPr>
+          <w:noProof/>
+        </w:rPr>
+        <w:t>3</w:t>
+      </w:r>
+      <w:r>
+        <w:rPr>
+          <w:noProof/>
+        </w:rPr>
+        <w:fldChar w:fldCharType="end"/>
+      </w:r>
       <w:r>
         <w:rPr>
           <w:rFonts w:hint="cs"/>
@@ -7104,14 +7709,36 @@
         </w:rPr>
         <w:t xml:space="preserve">جدول </w:t>
       </w:r>
-      <w:fldSimple w:instr=" SEQ جدول \* ARABIC ">
-        <w:r>
-          <w:rPr>
-            <w:noProof/>
-          </w:rPr>
-          <w:t>4</w:t>
-        </w:r>
-      </w:fldSimple>
+      <w:r>
+        <w:fldChar w:fldCharType="begin"/>
+      </w:r>
+      <w:r>
+        <w:instrText xml:space="preserve"> SEQ </w:instrText>
+      </w:r>
+      <w:r>
+        <w:rPr>
+          <w:rtl/>
+        </w:rPr>
+        <w:instrText>جدول</w:instrText>
+      </w:r>
+      <w:r>
+        <w:instrText xml:space="preserve"> \* ARABIC </w:instrText>
+      </w:r>
+      <w:r>
+        <w:fldChar w:fldCharType="separate"/>
+      </w:r>
+      <w:r>
+        <w:rPr>
+          <w:noProof/>
+        </w:rPr>
+        <w:t>4</w:t>
+      </w:r>
+      <w:r>
+        <w:rPr>
+          <w:noProof/>
+        </w:rPr>
+        <w:fldChar w:fldCharType="end"/>
+      </w:r>
       <w:r>
         <w:rPr>
           <w:rFonts w:hint="cs"/>
@@ -7724,14 +8351,36 @@
         </w:rPr>
         <w:t xml:space="preserve">جدول </w:t>
       </w:r>
-      <w:fldSimple w:instr=" SEQ جدول \* ARABIC ">
-        <w:r>
-          <w:rPr>
-            <w:noProof/>
-          </w:rPr>
-          <w:t>5</w:t>
-        </w:r>
-      </w:fldSimple>
+      <w:r>
+        <w:fldChar w:fldCharType="begin"/>
+      </w:r>
+      <w:r>
+        <w:instrText xml:space="preserve"> SEQ </w:instrText>
+      </w:r>
+      <w:r>
+        <w:rPr>
+          <w:rtl/>
+        </w:rPr>
+        <w:instrText>جدول</w:instrText>
+      </w:r>
+      <w:r>
+        <w:instrText xml:space="preserve"> \* ARABIC </w:instrText>
+      </w:r>
+      <w:r>
+        <w:fldChar w:fldCharType="separate"/>
+      </w:r>
+      <w:r>
+        <w:rPr>
+          <w:noProof/>
+        </w:rPr>
+        <w:t>5</w:t>
+      </w:r>
+      <w:r>
+        <w:rPr>
+          <w:noProof/>
+        </w:rPr>
+        <w:fldChar w:fldCharType="end"/>
+      </w:r>
       <w:r>
         <w:rPr>
           <w:rFonts w:hint="cs"/>
@@ -8396,14 +9045,36 @@
         </w:rPr>
         <w:t xml:space="preserve">جدول </w:t>
       </w:r>
-      <w:fldSimple w:instr=" SEQ جدول \* ARABIC ">
-        <w:r>
-          <w:rPr>
-            <w:noProof/>
-          </w:rPr>
-          <w:t>6</w:t>
-        </w:r>
-      </w:fldSimple>
+      <w:r>
+        <w:fldChar w:fldCharType="begin"/>
+      </w:r>
+      <w:r>
+        <w:instrText xml:space="preserve"> SEQ </w:instrText>
+      </w:r>
+      <w:r>
+        <w:rPr>
+          <w:rtl/>
+        </w:rPr>
+        <w:instrText>جدول</w:instrText>
+      </w:r>
+      <w:r>
+        <w:instrText xml:space="preserve"> \* ARABIC </w:instrText>
+      </w:r>
+      <w:r>
+        <w:fldChar w:fldCharType="separate"/>
+      </w:r>
+      <w:r>
+        <w:rPr>
+          <w:noProof/>
+        </w:rPr>
+        <w:t>6</w:t>
+      </w:r>
+      <w:r>
+        <w:rPr>
+          <w:noProof/>
+        </w:rPr>
+        <w:fldChar w:fldCharType="end"/>
+      </w:r>
       <w:r>
         <w:rPr>
           <w:rFonts w:hint="cs"/>
@@ -8897,14 +9568,36 @@
         </w:rPr>
         <w:t xml:space="preserve">جدول </w:t>
       </w:r>
-      <w:fldSimple w:instr=" SEQ جدول \* ARABIC ">
-        <w:r>
-          <w:rPr>
-            <w:noProof/>
-          </w:rPr>
-          <w:t>7</w:t>
-        </w:r>
-      </w:fldSimple>
+      <w:r>
+        <w:fldChar w:fldCharType="begin"/>
+      </w:r>
+      <w:r>
+        <w:instrText xml:space="preserve"> SEQ </w:instrText>
+      </w:r>
+      <w:r>
+        <w:rPr>
+          <w:rtl/>
+        </w:rPr>
+        <w:instrText>جدول</w:instrText>
+      </w:r>
+      <w:r>
+        <w:instrText xml:space="preserve"> \* ARABIC </w:instrText>
+      </w:r>
+      <w:r>
+        <w:fldChar w:fldCharType="separate"/>
+      </w:r>
+      <w:r>
+        <w:rPr>
+          <w:noProof/>
+        </w:rPr>
+        <w:t>7</w:t>
+      </w:r>
+      <w:r>
+        <w:rPr>
+          <w:noProof/>
+        </w:rPr>
+        <w:fldChar w:fldCharType="end"/>
+      </w:r>
       <w:r>
         <w:rPr>
           <w:rFonts w:hint="cs"/>
@@ -9266,14 +9959,36 @@
         </w:rPr>
         <w:t xml:space="preserve">جدول </w:t>
       </w:r>
-      <w:fldSimple w:instr=" SEQ جدول \* ARABIC ">
-        <w:r>
-          <w:rPr>
-            <w:noProof/>
-          </w:rPr>
-          <w:t>8</w:t>
-        </w:r>
-      </w:fldSimple>
+      <w:r>
+        <w:fldChar w:fldCharType="begin"/>
+      </w:r>
+      <w:r>
+        <w:instrText xml:space="preserve"> SEQ </w:instrText>
+      </w:r>
+      <w:r>
+        <w:rPr>
+          <w:rtl/>
+        </w:rPr>
+        <w:instrText>جدول</w:instrText>
+      </w:r>
+      <w:r>
+        <w:instrText xml:space="preserve"> \* ARABIC </w:instrText>
+      </w:r>
+      <w:r>
+        <w:fldChar w:fldCharType="separate"/>
+      </w:r>
+      <w:r>
+        <w:rPr>
+          <w:noProof/>
+        </w:rPr>
+        <w:t>8</w:t>
+      </w:r>
+      <w:r>
+        <w:rPr>
+          <w:noProof/>
+        </w:rPr>
+        <w:fldChar w:fldCharType="end"/>
+      </w:r>
       <w:r>
         <w:rPr>
           <w:rFonts w:hint="cs"/>
@@ -9765,14 +10480,36 @@
         </w:rPr>
         <w:t xml:space="preserve">جدول </w:t>
       </w:r>
-      <w:fldSimple w:instr=" SEQ جدول \* ARABIC ">
-        <w:r>
-          <w:rPr>
-            <w:noProof/>
-          </w:rPr>
-          <w:t>9</w:t>
-        </w:r>
-      </w:fldSimple>
+      <w:r>
+        <w:fldChar w:fldCharType="begin"/>
+      </w:r>
+      <w:r>
+        <w:instrText xml:space="preserve"> SEQ </w:instrText>
+      </w:r>
+      <w:r>
+        <w:rPr>
+          <w:rtl/>
+        </w:rPr>
+        <w:instrText>جدول</w:instrText>
+      </w:r>
+      <w:r>
+        <w:instrText xml:space="preserve"> \* ARABIC </w:instrText>
+      </w:r>
+      <w:r>
+        <w:fldChar w:fldCharType="separate"/>
+      </w:r>
+      <w:r>
+        <w:rPr>
+          <w:noProof/>
+        </w:rPr>
+        <w:t>9</w:t>
+      </w:r>
+      <w:r>
+        <w:rPr>
+          <w:noProof/>
+        </w:rPr>
+        <w:fldChar w:fldCharType="end"/>
+      </w:r>
       <w:r>
         <w:rPr>
           <w:rFonts w:hint="cs"/>
@@ -10055,14 +10792,36 @@
         </w:rPr>
         <w:t xml:space="preserve">جدول </w:t>
       </w:r>
-      <w:fldSimple w:instr=" SEQ جدول \* ARABIC ">
-        <w:r>
-          <w:rPr>
-            <w:noProof/>
-          </w:rPr>
-          <w:t>10</w:t>
-        </w:r>
-      </w:fldSimple>
+      <w:r>
+        <w:fldChar w:fldCharType="begin"/>
+      </w:r>
+      <w:r>
+        <w:instrText xml:space="preserve"> SEQ </w:instrText>
+      </w:r>
+      <w:r>
+        <w:rPr>
+          <w:rtl/>
+        </w:rPr>
+        <w:instrText>جدول</w:instrText>
+      </w:r>
+      <w:r>
+        <w:instrText xml:space="preserve"> \* ARABIC </w:instrText>
+      </w:r>
+      <w:r>
+        <w:fldChar w:fldCharType="separate"/>
+      </w:r>
+      <w:r>
+        <w:rPr>
+          <w:noProof/>
+        </w:rPr>
+        <w:t>10</w:t>
+      </w:r>
+      <w:r>
+        <w:rPr>
+          <w:noProof/>
+        </w:rPr>
+        <w:fldChar w:fldCharType="end"/>
+      </w:r>
       <w:r>
         <w:rPr>
           <w:rFonts w:hint="cs"/>
@@ -10446,14 +11205,36 @@
         </w:rPr>
         <w:t xml:space="preserve">جدول </w:t>
       </w:r>
-      <w:fldSimple w:instr=" SEQ جدول \* ARABIC ">
-        <w:r>
-          <w:rPr>
-            <w:noProof/>
-          </w:rPr>
-          <w:t>11</w:t>
-        </w:r>
-      </w:fldSimple>
+      <w:r>
+        <w:fldChar w:fldCharType="begin"/>
+      </w:r>
+      <w:r>
+        <w:instrText xml:space="preserve"> SEQ </w:instrText>
+      </w:r>
+      <w:r>
+        <w:rPr>
+          <w:rtl/>
+        </w:rPr>
+        <w:instrText>جدول</w:instrText>
+      </w:r>
+      <w:r>
+        <w:instrText xml:space="preserve"> \* ARABIC </w:instrText>
+      </w:r>
+      <w:r>
+        <w:fldChar w:fldCharType="separate"/>
+      </w:r>
+      <w:r>
+        <w:rPr>
+          <w:noProof/>
+        </w:rPr>
+        <w:t>11</w:t>
+      </w:r>
+      <w:r>
+        <w:rPr>
+          <w:noProof/>
+        </w:rPr>
+        <w:fldChar w:fldCharType="end"/>
+      </w:r>
       <w:r>
         <w:rPr>
           <w:rFonts w:hint="cs"/>
@@ -10765,14 +11546,36 @@
         </w:rPr>
         <w:t xml:space="preserve">جدول </w:t>
       </w:r>
-      <w:fldSimple w:instr=" SEQ جدول \* ARABIC ">
-        <w:r>
-          <w:rPr>
-            <w:noProof/>
-          </w:rPr>
-          <w:t>12</w:t>
-        </w:r>
-      </w:fldSimple>
+      <w:r>
+        <w:fldChar w:fldCharType="begin"/>
+      </w:r>
+      <w:r>
+        <w:instrText xml:space="preserve"> SEQ </w:instrText>
+      </w:r>
+      <w:r>
+        <w:rPr>
+          <w:rtl/>
+        </w:rPr>
+        <w:instrText>جدول</w:instrText>
+      </w:r>
+      <w:r>
+        <w:instrText xml:space="preserve"> \* ARABIC </w:instrText>
+      </w:r>
+      <w:r>
+        <w:fldChar w:fldCharType="separate"/>
+      </w:r>
+      <w:r>
+        <w:rPr>
+          <w:noProof/>
+        </w:rPr>
+        <w:t>12</w:t>
+      </w:r>
+      <w:r>
+        <w:rPr>
+          <w:noProof/>
+        </w:rPr>
+        <w:fldChar w:fldCharType="end"/>
+      </w:r>
       <w:r>
         <w:rPr>
           <w:rFonts w:hint="cs"/>
@@ -11170,14 +11973,36 @@
         </w:rPr>
         <w:t xml:space="preserve">جدول </w:t>
       </w:r>
-      <w:fldSimple w:instr=" SEQ جدول \* ARABIC ">
-        <w:r>
-          <w:rPr>
-            <w:noProof/>
-          </w:rPr>
-          <w:t>13</w:t>
-        </w:r>
-      </w:fldSimple>
+      <w:r>
+        <w:fldChar w:fldCharType="begin"/>
+      </w:r>
+      <w:r>
+        <w:instrText xml:space="preserve"> SEQ </w:instrText>
+      </w:r>
+      <w:r>
+        <w:rPr>
+          <w:rtl/>
+        </w:rPr>
+        <w:instrText>جدول</w:instrText>
+      </w:r>
+      <w:r>
+        <w:instrText xml:space="preserve"> \* ARABIC </w:instrText>
+      </w:r>
+      <w:r>
+        <w:fldChar w:fldCharType="separate"/>
+      </w:r>
+      <w:r>
+        <w:rPr>
+          <w:noProof/>
+        </w:rPr>
+        <w:t>13</w:t>
+      </w:r>
+      <w:r>
+        <w:rPr>
+          <w:noProof/>
+        </w:rPr>
+        <w:fldChar w:fldCharType="end"/>
+      </w:r>
       <w:r>
         <w:rPr>
           <w:rFonts w:hint="cs"/>
@@ -11479,14 +12304,36 @@
         </w:rPr>
         <w:t xml:space="preserve">جدول </w:t>
       </w:r>
-      <w:fldSimple w:instr=" SEQ جدول \* ARABIC ">
-        <w:r>
-          <w:rPr>
-            <w:noProof/>
-          </w:rPr>
-          <w:t>14</w:t>
-        </w:r>
-      </w:fldSimple>
+      <w:r>
+        <w:fldChar w:fldCharType="begin"/>
+      </w:r>
+      <w:r>
+        <w:instrText xml:space="preserve"> SEQ </w:instrText>
+      </w:r>
+      <w:r>
+        <w:rPr>
+          <w:rtl/>
+        </w:rPr>
+        <w:instrText>جدول</w:instrText>
+      </w:r>
+      <w:r>
+        <w:instrText xml:space="preserve"> \* ARABIC </w:instrText>
+      </w:r>
+      <w:r>
+        <w:fldChar w:fldCharType="separate"/>
+      </w:r>
+      <w:r>
+        <w:rPr>
+          <w:noProof/>
+        </w:rPr>
+        <w:t>14</w:t>
+      </w:r>
+      <w:r>
+        <w:rPr>
+          <w:noProof/>
+        </w:rPr>
+        <w:fldChar w:fldCharType="end"/>
+      </w:r>
       <w:r>
         <w:rPr>
           <w:rFonts w:hint="cs"/>
@@ -11865,7 +12712,7 @@
                     </pic:cNvPicPr>
                   </pic:nvPicPr>
                   <pic:blipFill>
-                    <a:blip r:embed="rId12" cstate="print">
+                    <a:blip r:embed="rId13" cstate="print">
                       <a:extLst>
                         <a:ext uri="{28A0092B-C50C-407E-A947-70E740481C1C}">
                           <a14:useLocalDpi xmlns:a14="http://schemas.microsoft.com/office/drawing/2010/main" val="0"/>
@@ -11913,14 +12760,33 @@
       <w:r>
         <w:t xml:space="preserve">  </w:t>
       </w:r>
-      <w:fldSimple w:instr=" SEQ الشكل_ \* ARABIC ">
-        <w:r>
-          <w:rPr>
-            <w:noProof/>
-          </w:rPr>
-          <w:t>3</w:t>
-        </w:r>
-      </w:fldSimple>
+      <w:r>
+        <w:fldChar w:fldCharType="begin"/>
+      </w:r>
+      <w:r>
+        <w:instrText xml:space="preserve"> SEQ </w:instrText>
+      </w:r>
+      <w:r>
+        <w:rPr>
+          <w:rtl/>
+        </w:rPr>
+        <w:instrText>الشكل</w:instrText>
+      </w:r>
+      <w:r>
+        <w:instrText xml:space="preserve">_ \* ARABIC </w:instrText>
+      </w:r>
+      <w:r>
+        <w:fldChar w:fldCharType="separate"/>
+      </w:r>
+      <w:r>
+        <w:rPr>
+          <w:noProof/>
+        </w:rPr>
+        <w:t>3</w:t>
+      </w:r>
+      <w:r>
+        <w:fldChar w:fldCharType="end"/>
+      </w:r>
       <w:r>
         <w:rPr>
           <w:rFonts w:hint="cs"/>
@@ -12306,7 +13172,23 @@
           <w:rFonts w:hint="cs"/>
           <w:rtl/>
         </w:rPr>
-        <w:t xml:space="preserve">لعدم تعقيد التنجيز تم استخدام منهجية </w:t>
+        <w:t xml:space="preserve">لعدم تعقيد </w:t>
+      </w:r>
+      <w:proofErr w:type="spellStart"/>
+      <w:r>
+        <w:rPr>
+          <w:rFonts w:hint="cs"/>
+          <w:rtl/>
+        </w:rPr>
+        <w:t>التنجيز</w:t>
+      </w:r>
+      <w:proofErr w:type="spellEnd"/>
+      <w:r>
+        <w:rPr>
+          <w:rFonts w:hint="cs"/>
+          <w:rtl/>
+        </w:rPr>
+        <w:t xml:space="preserve"> تم استخدام منهجية </w:t>
       </w:r>
       <w:r>
         <w:t>3-tier</w:t>
@@ -12355,6 +13237,13 @@
     </w:p>
     <w:p>
       <w:pPr>
+        <w:rPr>
+          <w:rtl/>
+        </w:rPr>
+      </w:pPr>
+    </w:p>
+    <w:p>
+      <w:pPr>
         <w:pStyle w:val="Heading2"/>
       </w:pPr>
       <w:r>
@@ -12418,6 +13307,34 @@
     </w:p>
     <w:p>
       <w:pPr>
+        <w:rPr>
+          <w:rtl/>
+        </w:rPr>
+      </w:pPr>
+    </w:p>
+    <w:p>
+      <w:pPr>
+        <w:rPr>
+          <w:rtl/>
+        </w:rPr>
+      </w:pPr>
+    </w:p>
+    <w:p>
+      <w:pPr>
+        <w:rPr>
+          <w:rtl/>
+        </w:rPr>
+      </w:pPr>
+    </w:p>
+    <w:p>
+      <w:pPr>
+        <w:rPr>
+          <w:rtl/>
+        </w:rPr>
+      </w:pPr>
+    </w:p>
+    <w:p>
+      <w:pPr>
         <w:pStyle w:val="Heading2"/>
         <w:rPr>
           <w:rtl/>
@@ -12428,6 +13345,7 @@
           <w:rFonts w:hint="cs"/>
           <w:rtl/>
         </w:rPr>
+        <w:lastRenderedPageBreak/>
         <w:t xml:space="preserve"> خدمة توقع انسحاب العملاء </w:t>
       </w:r>
       <w:r>
@@ -12483,58 +13401,252 @@
           <w:rFonts w:hint="cs"/>
           <w:rtl/>
         </w:rPr>
-        <w:t xml:space="preserve">سرعة الاستجابة لأن من الممكن ان تكون هذه الخدمة هي عنق الزجاجة في النظام بسبب الزمن لازم </w:t>
-      </w:r>
+        <w:t xml:space="preserve">سرعة الاستجابة لأن من الممكن ان تكون هذه الخدمة هي عنق الزجاجة في النظام بسبب الزمن لازم لتوقع انسحاب العملاء وبذلك يمكن </w:t>
+      </w:r>
+      <w:r>
+        <w:rPr>
+          <w:rFonts w:hint="cs"/>
+          <w:rtl/>
+        </w:rPr>
+        <w:t>ال</w:t>
+      </w:r>
+      <w:r>
+        <w:rPr>
+          <w:rFonts w:hint="cs"/>
+          <w:rtl/>
+        </w:rPr>
+        <w:t>توسع</w:t>
+      </w:r>
+      <w:r>
+        <w:rPr>
+          <w:rFonts w:hint="cs"/>
+          <w:rtl/>
+        </w:rPr>
+        <w:t xml:space="preserve"> على</w:t>
+      </w:r>
+      <w:r>
+        <w:rPr>
+          <w:rFonts w:hint="cs"/>
+          <w:rtl/>
+        </w:rPr>
+        <w:t xml:space="preserve"> عدد المخدمات </w:t>
+      </w:r>
+      <w:r>
+        <w:rPr>
+          <w:rFonts w:hint="cs"/>
+          <w:rtl/>
+        </w:rPr>
+        <w:t xml:space="preserve">أكبر </w:t>
+      </w:r>
+      <w:r>
+        <w:rPr>
+          <w:rFonts w:hint="cs"/>
+          <w:rtl/>
+        </w:rPr>
+        <w:t>لتحقيق أفضل استجابة للمستخدمين دون تأثير أحدهم على الآخر.</w:t>
+      </w:r>
+    </w:p>
+    <w:p>
+      <w:pPr>
+        <w:rPr>
+          <w:rtl/>
+        </w:rPr>
+      </w:pPr>
+    </w:p>
+    <w:p>
+      <w:pPr>
+        <w:pStyle w:val="Heading2"/>
+      </w:pPr>
+      <w:r>
+        <w:rPr>
+          <w:rFonts w:hint="cs"/>
+          <w:rtl/>
+        </w:rPr>
+        <w:t xml:space="preserve"> خدمة تقسيم العملاء إلى شرائح </w:t>
+      </w:r>
+      <w:r>
+        <w:t>Customer Segmentation Service</w:t>
+      </w:r>
+    </w:p>
+    <w:p>
+      <w:pPr>
+        <w:rPr>
+          <w:rtl/>
+        </w:rPr>
+      </w:pPr>
+      <w:r>
+        <w:rPr>
+          <w:rFonts w:hint="cs"/>
+          <w:rtl/>
+        </w:rPr>
+        <w:t>الهدف من هذه الخدمة هو تحديد الشريحة التي ينتمي إليها كل عميل و</w:t>
+      </w:r>
+      <w:r>
+        <w:rPr>
+          <w:rFonts w:hint="cs"/>
+          <w:rtl/>
+        </w:rPr>
+        <w:t>عرض معلومات عن شرائح العملاء للمستخدم. حيث تتواصل هذه الخدمة مع خدمة البيانات للحصول على بيانات المستخدمين.</w:t>
+      </w:r>
+    </w:p>
+    <w:p>
+      <w:pPr>
+        <w:rPr>
+          <w:rtl/>
+        </w:rPr>
+      </w:pPr>
+      <w:r>
+        <w:rPr>
+          <w:rFonts w:hint="cs"/>
+          <w:rtl/>
+        </w:rPr>
+        <w:t xml:space="preserve">تم استخدام منهجية </w:t>
+      </w:r>
+      <w:r>
+        <w:t>3-tier</w:t>
+      </w:r>
+      <w:r>
+        <w:rPr>
+          <w:rFonts w:hint="cs"/>
+          <w:rtl/>
+        </w:rPr>
+        <w:t xml:space="preserve"> في هذه الخدمة أيضاً، ومن خلال فصل هذه الخدمة يمكن أيضا توسيعها ونشرها على </w:t>
+      </w:r>
+      <w:r>
+        <w:rPr>
+          <w:rFonts w:hint="cs"/>
+          <w:rtl/>
+        </w:rPr>
+        <w:t>أ</w:t>
+      </w:r>
+      <w:r>
+        <w:rPr>
+          <w:rFonts w:hint="cs"/>
+          <w:rtl/>
+        </w:rPr>
+        <w:t>كثر من مخدم حسب الطلب لتحقيق قابلية التوسع.</w:t>
+      </w:r>
+    </w:p>
+    <w:p>
+      <w:pPr>
+        <w:rPr>
+          <w:rtl/>
+        </w:rPr>
+      </w:pPr>
+    </w:p>
+    <w:p>
+      <w:pPr>
+        <w:pStyle w:val="Heading2"/>
+        <w:rPr>
+          <w:rtl/>
+        </w:rPr>
+      </w:pPr>
+      <w:r>
+        <w:rPr>
+          <w:rFonts w:hint="cs"/>
+          <w:rtl/>
+        </w:rPr>
+        <w:t xml:space="preserve"> خدمة القيمة الدائمة للعملاء </w:t>
+      </w:r>
+      <w:r>
+        <w:t>Customer Lifetime Value</w:t>
+      </w:r>
+    </w:p>
+    <w:p>
+      <w:pPr>
+        <w:rPr>
+          <w:rtl/>
+        </w:rPr>
+      </w:pPr>
+      <w:r>
+        <w:rPr>
+          <w:rFonts w:hint="cs"/>
+          <w:rtl/>
+        </w:rPr>
+        <w:t>الهدف من هذه الخدمة هو حساب القيمة الدائمة للعملاء الخاصة بالمستخدم، حيث تتواصل هذه الخدمة مع خدمة البيانات لجلب بيانات المستخدمين وتتواصل أيضاً مع خدمة توقع انسحاب العملاء للحصول على بعض القيم والمقاييس التي تفيد في حساب أفضل للقيمة الدائمة للعملاء.</w:t>
+      </w:r>
+    </w:p>
+    <w:p>
+      <w:pPr>
+        <w:rPr>
+          <w:rtl/>
+        </w:rPr>
+      </w:pPr>
+      <w:r>
+        <w:rPr>
+          <w:rFonts w:hint="cs"/>
+          <w:rtl/>
+        </w:rPr>
+        <w:t xml:space="preserve">تم استخدام منهجية </w:t>
+      </w:r>
+      <w:r>
+        <w:t>3-tiers</w:t>
+      </w:r>
+      <w:r>
+        <w:rPr>
+          <w:rFonts w:hint="cs"/>
+          <w:rtl/>
+        </w:rPr>
+        <w:t xml:space="preserve"> في هذه الخدمة أيضاً، ومن خلال فصل هذه الخدمة يمكن توسيعها ونشرها على أكثر من مخدم وفي حال قمنا بتغيير المنهجية المتعبة في حساب القيمة الدائمة للعملاء أو إضافة ميزات جديدة يسهل اضافتها وتشغيلها دون الحاجة إلى التحقق من تأثير هذه الإضافات على النظام ككل.</w:t>
+      </w:r>
+    </w:p>
+    <w:p>
+      <w:pPr>
+        <w:pStyle w:val="Heading2"/>
+      </w:pPr>
       <w:r>
         <w:rPr>
           <w:rFonts w:hint="cs"/>
           <w:rtl/>
         </w:rPr>
         <w:lastRenderedPageBreak/>
-        <w:t xml:space="preserve">لتوقع انسحاب العملاء وبذلك يمكن </w:t>
-      </w:r>
-      <w:r>
-        <w:rPr>
-          <w:rFonts w:hint="cs"/>
-          <w:rtl/>
-        </w:rPr>
-        <w:t>ال</w:t>
-      </w:r>
-      <w:r>
-        <w:rPr>
-          <w:rFonts w:hint="cs"/>
-          <w:rtl/>
-        </w:rPr>
-        <w:t>توسع</w:t>
-      </w:r>
-      <w:r>
-        <w:rPr>
-          <w:rFonts w:hint="cs"/>
-          <w:rtl/>
-        </w:rPr>
-        <w:t xml:space="preserve"> على</w:t>
-      </w:r>
-      <w:r>
-        <w:rPr>
-          <w:rFonts w:hint="cs"/>
-          <w:rtl/>
-        </w:rPr>
-        <w:t xml:space="preserve"> عدد المخدمات </w:t>
-      </w:r>
-      <w:r>
-        <w:rPr>
-          <w:rFonts w:hint="cs"/>
-          <w:rtl/>
-        </w:rPr>
-        <w:t xml:space="preserve">أكبر </w:t>
-      </w:r>
-      <w:r>
-        <w:rPr>
-          <w:rFonts w:hint="cs"/>
-          <w:rtl/>
-        </w:rPr>
-        <w:t>لتحقيق أفضل استجابة للمستخدمين دون تأثير أحدهم على الآخر.</w:t>
-      </w:r>
+        <w:t xml:space="preserve"> خدمة البوابة </w:t>
+      </w:r>
+      <w:r>
+        <w:t>API-Gateway</w:t>
+      </w:r>
+    </w:p>
+    <w:p>
+      <w:pPr>
+        <w:rPr>
+          <w:rtl/>
+        </w:rPr>
+      </w:pPr>
+      <w:r>
+        <w:rPr>
+          <w:rFonts w:hint="cs"/>
+          <w:rtl/>
+        </w:rPr>
+        <w:t>بعد النظر إلى الخدمات التي تكوّن النظام الكلي، نجد أن تواصل المس</w:t>
+      </w:r>
+      <w:r>
+        <w:rPr>
+          <w:rFonts w:hint="cs"/>
+          <w:rtl/>
+        </w:rPr>
+        <w:t>ت</w:t>
+      </w:r>
+      <w:r>
+        <w:rPr>
+          <w:rFonts w:hint="cs"/>
+          <w:rtl/>
+        </w:rPr>
+        <w:t xml:space="preserve">خدم مع كل خدمة على حدا يشكل مجموعة من التحديات </w:t>
+      </w:r>
+      <w:r>
+        <w:rPr>
+          <w:rFonts w:hint="cs"/>
+          <w:rtl/>
+        </w:rPr>
+        <w:t>مما يؤثر على سهولة صيانة وتشغيل النظام لذلك ظهرت الحاجة لوجود مخدم يعمل كواجهة تخاطب للنظام بحيث تقوم بتوجيه الطلبات على الخدمات الأخرى حسب الطلب.</w:t>
+      </w:r>
+    </w:p>
+    <w:p>
+      <w:pPr>
+        <w:rPr>
+          <w:rtl/>
+        </w:rPr>
+      </w:pPr>
     </w:p>
     <w:p>
       <w:pPr>
@@ -12545,215 +13657,6 @@
           <w:rFonts w:hint="cs"/>
           <w:rtl/>
         </w:rPr>
-        <w:t xml:space="preserve"> خدمة تقسيم العملاء إلى شرائح </w:t>
-      </w:r>
-      <w:r>
-        <w:t>Customer Segmentation Service</w:t>
-      </w:r>
-    </w:p>
-    <w:p>
-      <w:pPr>
-        <w:rPr>
-          <w:rtl/>
-        </w:rPr>
-      </w:pPr>
-      <w:r>
-        <w:rPr>
-          <w:rFonts w:hint="cs"/>
-          <w:rtl/>
-        </w:rPr>
-        <w:t>الهدف من هذه الخدمة هو تحديد الشريحة التي ينتمي إليها كل عميل و</w:t>
-      </w:r>
-      <w:r>
-        <w:rPr>
-          <w:rFonts w:hint="cs"/>
-          <w:rtl/>
-        </w:rPr>
-        <w:t>عرض معلومات عن شرائح العملاء للمستخدم. حيث تتواصل هذه الخدمة مع خدمة البيانات للحصول على بيانات المستخدمين.</w:t>
-      </w:r>
-    </w:p>
-    <w:p>
-      <w:pPr>
-        <w:rPr>
-          <w:rtl/>
-        </w:rPr>
-      </w:pPr>
-      <w:r>
-        <w:rPr>
-          <w:rFonts w:hint="cs"/>
-          <w:rtl/>
-        </w:rPr>
-        <w:t xml:space="preserve">تم استخدام منهجية </w:t>
-      </w:r>
-      <w:r>
-        <w:t>3-tier</w:t>
-      </w:r>
-      <w:r>
-        <w:rPr>
-          <w:rFonts w:hint="cs"/>
-          <w:rtl/>
-        </w:rPr>
-        <w:t xml:space="preserve"> في هذه الخدمة أيضاً، ومن خلال فصل هذه الخدمة يمكن أيضا توسيعها ونشرها على </w:t>
-      </w:r>
-      <w:r>
-        <w:rPr>
-          <w:rFonts w:hint="cs"/>
-          <w:rtl/>
-        </w:rPr>
-        <w:t>أ</w:t>
-      </w:r>
-      <w:r>
-        <w:rPr>
-          <w:rFonts w:hint="cs"/>
-          <w:rtl/>
-        </w:rPr>
-        <w:t>كثر من مخدم حسب الطلب لتحقيق قابلية التوسع.</w:t>
-      </w:r>
-    </w:p>
-    <w:p>
-      <w:pPr>
-        <w:pStyle w:val="Heading2"/>
-        <w:rPr>
-          <w:rtl/>
-        </w:rPr>
-      </w:pPr>
-      <w:r>
-        <w:rPr>
-          <w:rFonts w:hint="cs"/>
-          <w:rtl/>
-        </w:rPr>
-        <w:t xml:space="preserve"> خدمة القيمة الدائمة للعملاء </w:t>
-      </w:r>
-      <w:r>
-        <w:t>Customer Lifetime Value</w:t>
-      </w:r>
-    </w:p>
-    <w:p>
-      <w:pPr>
-        <w:rPr>
-          <w:rtl/>
-        </w:rPr>
-      </w:pPr>
-      <w:r>
-        <w:rPr>
-          <w:rFonts w:hint="cs"/>
-          <w:rtl/>
-        </w:rPr>
-        <w:t>الهدف من هذه الخدمة هو حساب القيمة الدائمة للعملاء الخاصة بالمستخدم، حيث تتواصل هذه الخدمة مع خدمة البيانات لجلب بيانات المستخدمين وتتواصل أيضاً مع خدمة توقع انسحاب العملاء للحصول على بعض القيم والمقاييس التي تفيد في حساب أفضل للقيمة الدائمة للعملاء.</w:t>
-      </w:r>
-    </w:p>
-    <w:p>
-      <w:pPr>
-        <w:rPr>
-          <w:rtl/>
-        </w:rPr>
-      </w:pPr>
-      <w:r>
-        <w:rPr>
-          <w:rFonts w:hint="cs"/>
-          <w:rtl/>
-        </w:rPr>
-        <w:t xml:space="preserve">تم استخدام منهجية </w:t>
-      </w:r>
-      <w:r>
-        <w:t>3-tiers</w:t>
-      </w:r>
-      <w:r>
-        <w:rPr>
-          <w:rFonts w:hint="cs"/>
-          <w:rtl/>
-        </w:rPr>
-        <w:t xml:space="preserve"> في هذه الخدمة أيضاً، ومن خلال فصل هذه الخدمة يمكن توسيعها ونشرها على أكثر من مخدم وفي حال قمنا بتغيير المنهجية المتعبة في حساب القيمة الدائمة للعملاء أو إضافة ميزات جديدة يسهل اضافتها وتشغيلها دون الحاجة إلى التحقق من تأثير هذه الإضافات على النظام ككل.</w:t>
-      </w:r>
-    </w:p>
-    <w:p>
-      <w:pPr>
-        <w:pStyle w:val="Heading2"/>
-      </w:pPr>
-      <w:r>
-        <w:rPr>
-          <w:rFonts w:hint="cs"/>
-          <w:rtl/>
-        </w:rPr>
-        <w:t xml:space="preserve"> خدمة البوابة </w:t>
-      </w:r>
-      <w:r>
-        <w:t>API-Gateway</w:t>
-      </w:r>
-    </w:p>
-    <w:p>
-      <w:pPr>
-        <w:rPr>
-          <w:rtl/>
-        </w:rPr>
-      </w:pPr>
-      <w:r>
-        <w:rPr>
-          <w:rFonts w:hint="cs"/>
-          <w:rtl/>
-        </w:rPr>
-        <w:t>بعد النظر إلى الخدمات التي تكوّن النظام الكلي، نجد أن تواصل المس</w:t>
-      </w:r>
-      <w:r>
-        <w:rPr>
-          <w:rFonts w:hint="cs"/>
-          <w:rtl/>
-        </w:rPr>
-        <w:t>ت</w:t>
-      </w:r>
-      <w:r>
-        <w:rPr>
-          <w:rFonts w:hint="cs"/>
-          <w:rtl/>
-        </w:rPr>
-        <w:t xml:space="preserve">خدم مع كل خدمة على حدا يشكل مجموعة من التحديات </w:t>
-      </w:r>
-      <w:r>
-        <w:rPr>
-          <w:rFonts w:hint="cs"/>
-          <w:rtl/>
-        </w:rPr>
-        <w:t>مما يؤثر على سهولة صيانة وتشغيل النظام لذلك ظهرت الحاجة لوجود مخدم يعمل كواجهة تخاطب للنظام بحيث تقوم بتوجيه الطلبات على الخدمات الأخرى حسب الطلب.</w:t>
-      </w:r>
-    </w:p>
-    <w:p>
-      <w:pPr>
-        <w:rPr>
-          <w:rtl/>
-        </w:rPr>
-      </w:pPr>
-    </w:p>
-    <w:p>
-      <w:pPr>
-        <w:rPr>
-          <w:rtl/>
-        </w:rPr>
-      </w:pPr>
-    </w:p>
-    <w:p>
-      <w:pPr>
-        <w:rPr>
-          <w:rtl/>
-        </w:rPr>
-      </w:pPr>
-    </w:p>
-    <w:p>
-      <w:pPr>
-        <w:rPr>
-          <w:rtl/>
-        </w:rPr>
-      </w:pPr>
-    </w:p>
-    <w:p>
-      <w:pPr>
-        <w:pStyle w:val="Heading2"/>
-      </w:pPr>
-      <w:r>
-        <w:rPr>
-          <w:rFonts w:hint="cs"/>
-          <w:rtl/>
-        </w:rPr>
-        <w:lastRenderedPageBreak/>
         <w:t xml:space="preserve"> خدمة واجهة المستخدم </w:t>
       </w:r>
       <w:r>
@@ -12830,10 +13733,6 @@
           <w:ilvl w:val="0"/>
           <w:numId w:val="27"/>
         </w:numPr>
-        <w:rPr>
-          <w:rFonts w:hint="cs"/>
-          <w:rtl/>
-        </w:rPr>
       </w:pPr>
       <w:r>
         <w:rPr>
@@ -12843,12 +13742,545 @@
         <w:t>سهولة تصحيح الأخطاء: بسبب عزل المكونات عن بعضها البعض تكون عملية تصحيح الأخطاء وتتبعها عملية بسيطة لا تتطلب الوقت والجهد في غالب الأحيان.</w:t>
       </w:r>
     </w:p>
+    <w:p>
+      <w:pPr>
+        <w:rPr>
+          <w:rtl/>
+        </w:rPr>
+      </w:pPr>
+    </w:p>
+    <w:p>
+      <w:pPr>
+        <w:rPr>
+          <w:rtl/>
+        </w:rPr>
+      </w:pPr>
+    </w:p>
+    <w:p>
+      <w:pPr>
+        <w:rPr>
+          <w:rtl/>
+        </w:rPr>
+      </w:pPr>
+    </w:p>
+    <w:p>
+      <w:pPr>
+        <w:rPr>
+          <w:rtl/>
+        </w:rPr>
+      </w:pPr>
+    </w:p>
+    <w:p>
+      <w:pPr>
+        <w:rPr>
+          <w:rtl/>
+        </w:rPr>
+      </w:pPr>
+    </w:p>
+    <w:p>
+      <w:pPr>
+        <w:rPr>
+          <w:rtl/>
+        </w:rPr>
+      </w:pPr>
+    </w:p>
+    <w:p>
+      <w:pPr>
+        <w:rPr>
+          <w:rtl/>
+        </w:rPr>
+      </w:pPr>
+    </w:p>
+    <w:p>
+      <w:pPr>
+        <w:rPr>
+          <w:rtl/>
+        </w:rPr>
+      </w:pPr>
+    </w:p>
+    <w:p>
+      <w:pPr>
+        <w:pStyle w:val="Heading2"/>
+      </w:pPr>
+      <w:r>
+        <w:rPr>
+          <w:rFonts w:hint="cs"/>
+          <w:rtl/>
+        </w:rPr>
+        <w:lastRenderedPageBreak/>
+        <w:t xml:space="preserve"> مخطط تصميم النظام </w:t>
+      </w:r>
+    </w:p>
+    <w:p>
+      <w:pPr>
+        <w:keepNext/>
+        <w:bidi w:val="0"/>
+        <w:spacing w:after="0" w:line="240" w:lineRule="auto"/>
+        <w:ind w:left="360"/>
+        <w:jc w:val="center"/>
+      </w:pPr>
+      <w:r>
+        <w:rPr>
+          <w:noProof/>
+          <w:lang w:bidi="ar-SA"/>
+        </w:rPr>
+        <w:drawing>
+          <wp:inline distT="0" distB="0" distL="0" distR="0" wp14:anchorId="10774898" wp14:editId="27F6EA02">
+            <wp:extent cx="4599475" cy="6537960"/>
+            <wp:effectExtent l="0" t="0" r="0" b="0"/>
+            <wp:docPr id="498025991" name="Picture 2"/>
+            <wp:cNvGraphicFramePr>
+              <a:graphicFrameLocks xmlns:a="http://schemas.openxmlformats.org/drawingml/2006/main" noChangeAspect="1"/>
+            </wp:cNvGraphicFramePr>
+            <a:graphic xmlns:a="http://schemas.openxmlformats.org/drawingml/2006/main">
+              <a:graphicData uri="http://schemas.openxmlformats.org/drawingml/2006/picture">
+                <pic:pic xmlns:pic="http://schemas.openxmlformats.org/drawingml/2006/picture">
+                  <pic:nvPicPr>
+                    <pic:cNvPr id="0" name="Picture 6"/>
+                    <pic:cNvPicPr>
+                      <a:picLocks noChangeAspect="1" noChangeArrowheads="1"/>
+                    </pic:cNvPicPr>
+                  </pic:nvPicPr>
+                  <pic:blipFill>
+                    <a:blip r:embed="rId14" cstate="print">
+                      <a:extLst>
+                        <a:ext uri="{28A0092B-C50C-407E-A947-70E740481C1C}">
+                          <a14:useLocalDpi xmlns:a14="http://schemas.microsoft.com/office/drawing/2010/main" val="0"/>
+                        </a:ext>
+                      </a:extLst>
+                    </a:blip>
+                    <a:srcRect/>
+                    <a:stretch>
+                      <a:fillRect/>
+                    </a:stretch>
+                  </pic:blipFill>
+                  <pic:spPr bwMode="auto">
+                    <a:xfrm>
+                      <a:off x="0" y="0"/>
+                      <a:ext cx="4614987" cy="6560009"/>
+                    </a:xfrm>
+                    <a:prstGeom prst="rect">
+                      <a:avLst/>
+                    </a:prstGeom>
+                    <a:noFill/>
+                    <a:ln>
+                      <a:noFill/>
+                    </a:ln>
+                  </pic:spPr>
+                </pic:pic>
+              </a:graphicData>
+            </a:graphic>
+          </wp:inline>
+        </w:drawing>
+      </w:r>
+    </w:p>
+    <w:p>
+      <w:pPr>
+        <w:pStyle w:val="Caption"/>
+        <w:rPr>
+          <w:rFonts w:ascii="Times New Roman" w:eastAsia="Times New Roman" w:hAnsi="Times New Roman" w:cs="Times New Roman"/>
+          <w:kern w:val="0"/>
+          <w:sz w:val="24"/>
+          <w:szCs w:val="24"/>
+          <w:lang w:bidi="ar-SA"/>
+          <w14:ligatures w14:val="none"/>
+        </w:rPr>
+      </w:pPr>
+      <w:r>
+        <w:rPr>
+          <w:rtl/>
+        </w:rPr>
+        <w:t>الشكل</w:t>
+      </w:r>
+      <w:r>
+        <w:rPr>
+          <w:rFonts w:hint="cs"/>
+          <w:rtl/>
+        </w:rPr>
+        <w:t xml:space="preserve"> </w:t>
+      </w:r>
+      <w:r>
+        <w:fldChar w:fldCharType="begin"/>
+      </w:r>
+      <w:r>
+        <w:instrText xml:space="preserve"> SEQ </w:instrText>
+      </w:r>
+      <w:r>
+        <w:rPr>
+          <w:rtl/>
+        </w:rPr>
+        <w:instrText>الشكل</w:instrText>
+      </w:r>
+      <w:r>
+        <w:instrText xml:space="preserve">_ \* ARABIC </w:instrText>
+      </w:r>
+      <w:r>
+        <w:fldChar w:fldCharType="separate"/>
+      </w:r>
+      <w:r>
+        <w:rPr>
+          <w:noProof/>
+        </w:rPr>
+        <w:t>4</w:t>
+      </w:r>
+      <w:r>
+        <w:fldChar w:fldCharType="end"/>
+      </w:r>
+      <w:r>
+        <w:rPr>
+          <w:rFonts w:hint="cs"/>
+          <w:rtl/>
+        </w:rPr>
+        <w:t xml:space="preserve"> مخطط تصميم النظام</w:t>
+      </w:r>
+    </w:p>
+    <w:p>
+      <w:pPr>
+        <w:pStyle w:val="ListParagraph"/>
+        <w:rPr>
+          <w:rtl/>
+        </w:rPr>
+      </w:pPr>
+    </w:p>
+    <w:p>
+      <w:pPr>
+        <w:bidi w:val="0"/>
+        <w:jc w:val="left"/>
+        <w:rPr>
+          <w:rtl/>
+        </w:rPr>
+      </w:pPr>
+      <w:r>
+        <w:rPr>
+          <w:rtl/>
+        </w:rPr>
+        <w:br w:type="page"/>
+      </w:r>
+    </w:p>
+    <w:p>
+      <w:pPr>
+        <w:pStyle w:val="Heading1"/>
+        <w:rPr>
+          <w:rtl/>
+        </w:rPr>
+      </w:pPr>
+      <w:r>
+        <w:rPr>
+          <w:rFonts w:hint="cs"/>
+          <w:rtl/>
+        </w:rPr>
+        <w:lastRenderedPageBreak/>
+        <w:t>الفصل السابع</w:t>
+      </w:r>
+    </w:p>
+    <w:p>
+      <w:pPr>
+        <w:pStyle w:val="Title"/>
+        <w:rPr>
+          <w:rtl/>
+        </w:rPr>
+      </w:pPr>
+      <w:r>
+        <w:rPr>
+          <w:rFonts w:hint="cs"/>
+          <w:rtl/>
+        </w:rPr>
+        <w:t>الأدوات المستخدمة</w:t>
+      </w:r>
+    </w:p>
+    <w:p>
+      <w:pPr>
+        <w:pStyle w:val="Titleintro"/>
+        <w:rPr>
+          <w:rtl/>
+        </w:rPr>
+      </w:pPr>
+      <w:r>
+        <w:rPr>
+          <w:rFonts w:hint="cs"/>
+          <w:rtl/>
+        </w:rPr>
+        <w:t xml:space="preserve">يعرض هذا الفصل الأدوات المستخدمة </w:t>
+      </w:r>
+      <w:proofErr w:type="spellStart"/>
+      <w:r>
+        <w:rPr>
+          <w:rFonts w:hint="cs"/>
+          <w:rtl/>
+        </w:rPr>
+        <w:t>لتنجيز</w:t>
+      </w:r>
+      <w:proofErr w:type="spellEnd"/>
+      <w:r>
+        <w:rPr>
+          <w:rFonts w:hint="cs"/>
+          <w:rtl/>
+        </w:rPr>
+        <w:t xml:space="preserve"> العمل.</w:t>
+      </w:r>
+    </w:p>
+    <w:p>
+      <w:pPr>
+        <w:pStyle w:val="Heading2"/>
+      </w:pPr>
+      <w:r>
+        <w:rPr>
+          <w:rFonts w:hint="cs"/>
+          <w:rtl/>
+        </w:rPr>
+        <w:t xml:space="preserve"> </w:t>
+      </w:r>
+      <w:r>
+        <w:t>PostgreSQL</w:t>
+      </w:r>
+    </w:p>
+    <w:p>
+      <w:pPr>
+        <w:pStyle w:val="Heading2"/>
+      </w:pPr>
+      <w:r>
+        <w:rPr>
+          <w:rFonts w:hint="cs"/>
+          <w:rtl/>
+        </w:rPr>
+        <w:t xml:space="preserve"> </w:t>
+      </w:r>
+      <w:r>
+        <w:t>React</w:t>
+      </w:r>
+    </w:p>
+    <w:p>
+      <w:pPr>
+        <w:pStyle w:val="Heading2"/>
+      </w:pPr>
+      <w:r>
+        <w:rPr>
+          <w:rFonts w:hint="cs"/>
+          <w:rtl/>
+        </w:rPr>
+        <w:t xml:space="preserve"> </w:t>
+      </w:r>
+      <w:r>
+        <w:t>Python</w:t>
+      </w:r>
+    </w:p>
+    <w:p>
+      <w:pPr>
+        <w:pStyle w:val="Heading2"/>
+      </w:pPr>
+      <w:r>
+        <w:rPr>
+          <w:rFonts w:hint="cs"/>
+          <w:rtl/>
+        </w:rPr>
+        <w:t xml:space="preserve"> </w:t>
+      </w:r>
+      <w:proofErr w:type="spellStart"/>
+      <w:r>
+        <w:t>FastAPI</w:t>
+      </w:r>
+      <w:proofErr w:type="spellEnd"/>
+    </w:p>
+    <w:p>
+      <w:pPr>
+        <w:pStyle w:val="Heading2"/>
+        <w:rPr>
+          <w:rtl/>
+        </w:rPr>
+      </w:pPr>
+      <w:r>
+        <w:rPr>
+          <w:rFonts w:hint="cs"/>
+          <w:rtl/>
+        </w:rPr>
+        <w:t xml:space="preserve"> </w:t>
+      </w:r>
+      <w:r>
+        <w:t>Json Web Token (JWT)</w:t>
+      </w:r>
+    </w:p>
+    <w:p>
+      <w:pPr>
+        <w:pStyle w:val="Heading2"/>
+      </w:pPr>
+      <w:r>
+        <w:rPr>
+          <w:rFonts w:hint="cs"/>
+          <w:rtl/>
+        </w:rPr>
+        <w:t xml:space="preserve"> </w:t>
+      </w:r>
+      <w:r>
+        <w:t>Git</w:t>
+      </w:r>
+    </w:p>
+    <w:p>
+      <w:pPr>
+        <w:pStyle w:val="Heading2"/>
+      </w:pPr>
+      <w:r>
+        <w:rPr>
+          <w:rFonts w:hint="cs"/>
+          <w:rtl/>
+        </w:rPr>
+        <w:t xml:space="preserve"> </w:t>
+      </w:r>
+      <w:r>
+        <w:t>GitHub</w:t>
+      </w:r>
+    </w:p>
+    <w:p>
+      <w:pPr>
+        <w:pStyle w:val="Heading2"/>
+      </w:pPr>
+      <w:r>
+        <w:rPr>
+          <w:rFonts w:hint="cs"/>
+          <w:rtl/>
+        </w:rPr>
+        <w:t xml:space="preserve"> </w:t>
+      </w:r>
+      <w:r>
+        <w:t>Redis</w:t>
+      </w:r>
+    </w:p>
+    <w:p>
+      <w:pPr>
+        <w:pStyle w:val="Heading2"/>
+      </w:pPr>
+      <w:r>
+        <w:rPr>
+          <w:rFonts w:hint="cs"/>
+          <w:rtl/>
+        </w:rPr>
+        <w:t xml:space="preserve"> </w:t>
+      </w:r>
+      <w:proofErr w:type="spellStart"/>
+      <w:r>
+        <w:t>PyTorch</w:t>
+      </w:r>
+      <w:proofErr w:type="spellEnd"/>
+    </w:p>
+    <w:p>
+      <w:pPr>
+        <w:pStyle w:val="Heading2"/>
+      </w:pPr>
+      <w:r>
+        <w:rPr>
+          <w:rFonts w:hint="cs"/>
+          <w:rtl/>
+        </w:rPr>
+        <w:t xml:space="preserve"> </w:t>
+      </w:r>
+      <w:proofErr w:type="spellStart"/>
+      <w:r>
+        <w:t>J</w:t>
+      </w:r>
+      <w:r>
+        <w:t>upyter</w:t>
+      </w:r>
+      <w:proofErr w:type="spellEnd"/>
+      <w:r>
+        <w:t xml:space="preserve"> </w:t>
+      </w:r>
+      <w:r>
+        <w:t>N</w:t>
+      </w:r>
+      <w:r>
+        <w:t>otebook</w:t>
+      </w:r>
+    </w:p>
+    <w:p/>
+    <w:p/>
+    <w:p>
+      <w:pPr>
+        <w:bidi w:val="0"/>
+        <w:jc w:val="left"/>
+        <w:rPr>
+          <w:rtl/>
+        </w:rPr>
+      </w:pPr>
+      <w:r>
+        <w:rPr>
+          <w:rtl/>
+        </w:rPr>
+        <w:br w:type="page"/>
+      </w:r>
+    </w:p>
+    <w:p>
+      <w:pPr>
+        <w:pStyle w:val="Heading1"/>
+        <w:rPr>
+          <w:rtl/>
+        </w:rPr>
+      </w:pPr>
+      <w:r>
+        <w:rPr>
+          <w:rFonts w:hint="cs"/>
+          <w:rtl/>
+        </w:rPr>
+        <w:lastRenderedPageBreak/>
+        <w:t>الفصل الثامن</w:t>
+      </w:r>
+    </w:p>
+    <w:p>
+      <w:pPr>
+        <w:pStyle w:val="Title"/>
+        <w:rPr>
+          <w:rtl/>
+        </w:rPr>
+      </w:pPr>
+      <w:r>
+        <w:rPr>
+          <w:rFonts w:hint="cs"/>
+          <w:rtl/>
+        </w:rPr>
+        <w:t>تنجيز النظام</w:t>
+      </w:r>
+    </w:p>
+    <w:p>
+      <w:pPr>
+        <w:pStyle w:val="Titleintro"/>
+        <w:rPr>
+          <w:rtl/>
+        </w:rPr>
+      </w:pPr>
+      <w:r>
+        <w:rPr>
+          <w:rFonts w:hint="cs"/>
+          <w:rtl/>
+        </w:rPr>
+        <w:t>يعرض هذا الفصل كيفية تنجيز النظام مع تفصيل كل جزء من أجزاءه.</w:t>
+      </w:r>
+    </w:p>
+    <w:p/>
+    <w:p/>
+    <w:p/>
+    <w:p>
+      <w:pPr>
+        <w:pStyle w:val="ListParagraph"/>
+        <w:rPr>
+          <w:rtl/>
+        </w:rPr>
+      </w:pPr>
+    </w:p>
+    <w:p>
+      <w:pPr>
+        <w:pStyle w:val="ListParagraph"/>
+        <w:rPr>
+          <w:rFonts w:hint="cs"/>
+          <w:rtl/>
+        </w:rPr>
+      </w:pPr>
+    </w:p>
     <w:sectPr>
-      <w:footerReference w:type="default" r:id="rId13"/>
+      <w:footerReference w:type="default" r:id="rId15"/>
       <w:pgSz w:w="12240" w:h="15840"/>
       <w:pgMar w:top="1440" w:right="1800" w:bottom="1440" w:left="1800" w:header="720" w:footer="720" w:gutter="0"/>
+      <w:pgNumType w:start="0"/>
       <w:cols w:space="720"/>
-      <w:docGrid w:linePitch="360"/>
+      <w:titlePg/>
+      <w:docGrid w:linePitch="381"/>
     </w:sectPr>
   </w:body>
 </w:document>
@@ -16320,7 +17752,6 @@
   <w:style w:type="character" w:default="1" w:styleId="DefaultParagraphFont">
     <w:name w:val="Default Paragraph Font"/>
     <w:uiPriority w:val="1"/>
-    <w:semiHidden/>
     <w:unhideWhenUsed/>
   </w:style>
   <w:style w:type="table" w:default="1" w:styleId="TableNormal">
@@ -17192,6 +18623,144 @@
       </w:tcPr>
     </w:tblStylePr>
   </w:style>
+  <w:style w:type="paragraph" w:customStyle="1" w:styleId="a">
+    <w:name w:val="ترويسة الواجهة"/>
+    <w:basedOn w:val="Normal"/>
+    <w:link w:val="Char"/>
+    <w:qFormat/>
+    <w:rsid w:val="00C35585"/>
+    <w:pPr>
+      <w:spacing w:after="0" w:line="240" w:lineRule="auto"/>
+      <w:jc w:val="left"/>
+    </w:pPr>
+    <w:rPr>
+      <w:rFonts w:ascii="Times New Roman" w:eastAsia="Times New Roman" w:hAnsi="Times New Roman"/>
+      <w:b/>
+      <w:bCs/>
+      <w:noProof/>
+      <w:kern w:val="0"/>
+      <w:sz w:val="24"/>
+      <w:szCs w:val="30"/>
+      <w:lang w:bidi="ar-SA"/>
+      <w14:ligatures w14:val="none"/>
+    </w:rPr>
+  </w:style>
+  <w:style w:type="character" w:customStyle="1" w:styleId="Char">
+    <w:name w:val="ترويسة الواجهة Char"/>
+    <w:basedOn w:val="DefaultParagraphFont"/>
+    <w:link w:val="a"/>
+    <w:rsid w:val="00C35585"/>
+    <w:rPr>
+      <w:rFonts w:ascii="Times New Roman" w:eastAsia="Times New Roman" w:hAnsi="Times New Roman" w:cs="Traditional Arabic"/>
+      <w:b/>
+      <w:bCs/>
+      <w:noProof/>
+      <w:kern w:val="0"/>
+      <w:szCs w:val="30"/>
+      <w14:ligatures w14:val="none"/>
+    </w:rPr>
+  </w:style>
+  <w:style w:type="paragraph" w:customStyle="1" w:styleId="a0">
+    <w:name w:val="نوع التقرير"/>
+    <w:basedOn w:val="Normal"/>
+    <w:link w:val="Char0"/>
+    <w:qFormat/>
+    <w:rsid w:val="00C35585"/>
+    <w:pPr>
+      <w:spacing w:after="0" w:line="240" w:lineRule="auto"/>
+      <w:jc w:val="center"/>
+    </w:pPr>
+    <w:rPr>
+      <w:rFonts w:ascii="Times New Roman" w:eastAsia="Times New Roman" w:hAnsi="Times New Roman"/>
+      <w:kern w:val="0"/>
+      <w:sz w:val="30"/>
+      <w:szCs w:val="36"/>
+      <w14:ligatures w14:val="none"/>
+    </w:rPr>
+  </w:style>
+  <w:style w:type="character" w:customStyle="1" w:styleId="Char0">
+    <w:name w:val="نوع التقرير Char"/>
+    <w:basedOn w:val="DefaultParagraphFont"/>
+    <w:link w:val="a0"/>
+    <w:rsid w:val="00C35585"/>
+    <w:rPr>
+      <w:rFonts w:ascii="Times New Roman" w:eastAsia="Times New Roman" w:hAnsi="Times New Roman" w:cs="Traditional Arabic"/>
+      <w:kern w:val="0"/>
+      <w:sz w:val="30"/>
+      <w:szCs w:val="36"/>
+      <w:lang w:bidi="ar-SY"/>
+      <w14:ligatures w14:val="none"/>
+    </w:rPr>
+  </w:style>
+  <w:style w:type="paragraph" w:customStyle="1" w:styleId="a1">
+    <w:name w:val="عنوان التقرير"/>
+    <w:basedOn w:val="Normal"/>
+    <w:link w:val="Char1"/>
+    <w:qFormat/>
+    <w:rsid w:val="00C35585"/>
+    <w:pPr>
+      <w:spacing w:after="0" w:line="240" w:lineRule="auto"/>
+      <w:ind w:left="720" w:right="720"/>
+      <w:jc w:val="center"/>
+    </w:pPr>
+    <w:rPr>
+      <w:rFonts w:ascii="Times New Roman" w:eastAsia="Times New Roman" w:hAnsi="Times New Roman"/>
+      <w:kern w:val="0"/>
+      <w:sz w:val="50"/>
+      <w:szCs w:val="56"/>
+      <w14:ligatures w14:val="none"/>
+    </w:rPr>
+  </w:style>
+  <w:style w:type="character" w:customStyle="1" w:styleId="Char1">
+    <w:name w:val="عنوان التقرير Char"/>
+    <w:basedOn w:val="DefaultParagraphFont"/>
+    <w:link w:val="a1"/>
+    <w:rsid w:val="00C35585"/>
+    <w:rPr>
+      <w:rFonts w:ascii="Times New Roman" w:eastAsia="Times New Roman" w:hAnsi="Times New Roman" w:cs="Traditional Arabic"/>
+      <w:kern w:val="0"/>
+      <w:sz w:val="50"/>
+      <w:szCs w:val="56"/>
+      <w:lang w:bidi="ar-SY"/>
+      <w14:ligatures w14:val="none"/>
+    </w:rPr>
+  </w:style>
+  <w:style w:type="paragraph" w:customStyle="1" w:styleId="a2">
+    <w:name w:val="الأسماء"/>
+    <w:basedOn w:val="Normal"/>
+    <w:link w:val="Char2"/>
+    <w:qFormat/>
+    <w:rsid w:val="00C35585"/>
+    <w:pPr>
+      <w:spacing w:after="0" w:line="240" w:lineRule="auto"/>
+      <w:jc w:val="center"/>
+    </w:pPr>
+    <w:rPr>
+      <w:rFonts w:ascii="Times New Roman" w:eastAsia="Times New Roman" w:hAnsi="Times New Roman"/>
+      <w:b/>
+      <w:bCs/>
+      <w:kern w:val="0"/>
+      <w:sz w:val="36"/>
+      <w:szCs w:val="36"/>
+      <w14:ligatures w14:val="none"/>
+    </w:rPr>
+  </w:style>
+  <w:style w:type="character" w:customStyle="1" w:styleId="Char2">
+    <w:name w:val="الأسماء Char"/>
+    <w:basedOn w:val="DefaultParagraphFont"/>
+    <w:link w:val="a2"/>
+    <w:rsid w:val="00C35585"/>
+    <w:rPr>
+      <w:rFonts w:ascii="Times New Roman" w:eastAsia="Times New Roman" w:hAnsi="Times New Roman" w:cs="Traditional Arabic"/>
+      <w:b/>
+      <w:bCs/>
+      <w:kern w:val="0"/>
+      <w:sz w:val="36"/>
+      <w:szCs w:val="36"/>
+      <w:lang w:bidi="ar-SY"/>
+      <w14:ligatures w14:val="none"/>
+    </w:rPr>
+  </w:style>
 </w:styles>
 </file>
 

--- a/.docs/aram_moahmmed_Software_engineering_Ecommerce_website_with_ai.docx
+++ b/.docs/aram_moahmmed_Software_engineering_Ecommerce_website_with_ai.docx
@@ -446,16 +446,6 @@
     </w:p>
     <w:sdt>
       <w:sdtPr>
-        <w:rPr>
-          <w:rFonts w:ascii="Traditional Arabic" w:eastAsiaTheme="minorHAnsi" w:hAnsi="Traditional Arabic" w:cs="Traditional Arabic"/>
-          <w:color w:val="auto"/>
-          <w:kern w:val="2"/>
-          <w:sz w:val="28"/>
-          <w:szCs w:val="28"/>
-          <w:rtl/>
-          <w:lang w:bidi="ar-SY"/>
-          <w14:ligatures w14:val="standardContextual"/>
-        </w:rPr>
         <w:id w:val="-387034643"/>
         <w:docPartObj>
           <w:docPartGallery w:val="Table of Contents"/>
@@ -464,16 +454,23 @@
       </w:sdtPr>
       <w:sdtEndPr>
         <w:rPr>
+          <w:rFonts w:ascii="Traditional Arabic" w:eastAsiaTheme="minorHAnsi" w:hAnsi="Traditional Arabic" w:cs="Traditional Arabic"/>
           <w:b/>
           <w:bCs/>
           <w:noProof/>
+          <w:color w:val="auto"/>
+          <w:kern w:val="2"/>
+          <w:sz w:val="28"/>
+          <w:szCs w:val="28"/>
+          <w:rtl/>
+          <w:lang w:bidi="ar-SY"/>
+          <w14:ligatures w14:val="standardContextual"/>
         </w:rPr>
       </w:sdtEndPr>
       <w:sdtContent>
         <w:p>
           <w:pPr>
             <w:pStyle w:val="TOCHeading"/>
-            <w:bidi/>
           </w:pPr>
           <w:r>
             <w:t>Contents</w:t>
@@ -485,6 +482,7 @@
             <w:tabs>
               <w:tab w:val="right" w:leader="dot" w:pos="8630"/>
             </w:tabs>
+            <w:bidi w:val="0"/>
             <w:rPr>
               <w:rFonts w:asciiTheme="minorHAnsi" w:eastAsiaTheme="minorEastAsia" w:hAnsiTheme="minorHAnsi" w:cstheme="minorBidi"/>
               <w:noProof/>
@@ -564,6 +562,7 @@
         <w:p>
           <w:pPr>
             <w:pStyle w:val="TOC2"/>
+            <w:bidi w:val="0"/>
             <w:rPr>
               <w:rFonts w:asciiTheme="minorHAnsi" w:eastAsiaTheme="minorEastAsia" w:hAnsiTheme="minorHAnsi" w:cstheme="minorBidi"/>
               <w:noProof/>
@@ -634,6 +633,7 @@
         <w:p>
           <w:pPr>
             <w:pStyle w:val="TOC2"/>
+            <w:bidi w:val="0"/>
             <w:rPr>
               <w:rFonts w:asciiTheme="minorHAnsi" w:eastAsiaTheme="minorEastAsia" w:hAnsiTheme="minorHAnsi" w:cstheme="minorBidi"/>
               <w:noProof/>
@@ -704,6 +704,7 @@
         <w:p>
           <w:pPr>
             <w:pStyle w:val="TOC2"/>
+            <w:bidi w:val="0"/>
             <w:rPr>
               <w:rFonts w:asciiTheme="minorHAnsi" w:eastAsiaTheme="minorEastAsia" w:hAnsiTheme="minorHAnsi" w:cstheme="minorBidi"/>
               <w:noProof/>
@@ -774,6 +775,7 @@
         <w:p>
           <w:pPr>
             <w:pStyle w:val="TOC2"/>
+            <w:bidi w:val="0"/>
             <w:rPr>
               <w:rFonts w:asciiTheme="minorHAnsi" w:eastAsiaTheme="minorEastAsia" w:hAnsiTheme="minorHAnsi" w:cstheme="minorBidi"/>
               <w:noProof/>
@@ -847,6 +849,7 @@
             <w:tabs>
               <w:tab w:val="right" w:leader="dot" w:pos="8630"/>
             </w:tabs>
+            <w:bidi w:val="0"/>
             <w:rPr>
               <w:rFonts w:asciiTheme="minorHAnsi" w:eastAsiaTheme="minorEastAsia" w:hAnsiTheme="minorHAnsi" w:cstheme="minorBidi"/>
               <w:noProof/>
@@ -917,6 +920,7 @@
         <w:p>
           <w:pPr>
             <w:pStyle w:val="TOC2"/>
+            <w:bidi w:val="0"/>
             <w:rPr>
               <w:rFonts w:asciiTheme="minorHAnsi" w:eastAsiaTheme="minorEastAsia" w:hAnsiTheme="minorHAnsi" w:cstheme="minorBidi"/>
               <w:noProof/>
@@ -1002,6 +1006,7 @@
         <w:p>
           <w:pPr>
             <w:pStyle w:val="TOC2"/>
+            <w:bidi w:val="0"/>
             <w:rPr>
               <w:rFonts w:asciiTheme="minorHAnsi" w:eastAsiaTheme="minorEastAsia" w:hAnsiTheme="minorHAnsi" w:cstheme="minorBidi"/>
               <w:noProof/>
@@ -1082,6 +1087,7 @@
             <w:tabs>
               <w:tab w:val="right" w:leader="dot" w:pos="8630"/>
             </w:tabs>
+            <w:bidi w:val="0"/>
             <w:rPr>
               <w:rFonts w:asciiTheme="minorHAnsi" w:eastAsiaTheme="minorEastAsia" w:hAnsiTheme="minorHAnsi" w:cstheme="minorBidi"/>
               <w:noProof/>
@@ -1152,6 +1158,7 @@
         <w:p>
           <w:pPr>
             <w:pStyle w:val="TOC2"/>
+            <w:bidi w:val="0"/>
             <w:rPr>
               <w:rFonts w:asciiTheme="minorHAnsi" w:eastAsiaTheme="minorEastAsia" w:hAnsiTheme="minorHAnsi" w:cstheme="minorBidi"/>
               <w:noProof/>
@@ -1222,6 +1229,7 @@
         <w:p>
           <w:pPr>
             <w:pStyle w:val="TOC2"/>
+            <w:bidi w:val="0"/>
             <w:rPr>
               <w:rFonts w:asciiTheme="minorHAnsi" w:eastAsiaTheme="minorEastAsia" w:hAnsiTheme="minorHAnsi" w:cstheme="minorBidi"/>
               <w:noProof/>
@@ -1307,6 +1315,11 @@
         <w:p>
           <w:pPr>
             <w:pStyle w:val="TOC3"/>
+            <w:tabs>
+              <w:tab w:val="left" w:pos="6202"/>
+              <w:tab w:val="right" w:leader="dot" w:pos="8630"/>
+            </w:tabs>
+            <w:bidi w:val="0"/>
             <w:rPr>
               <w:rFonts w:asciiTheme="minorHAnsi" w:eastAsiaTheme="minorEastAsia" w:hAnsiTheme="minorHAnsi" w:cstheme="minorBidi"/>
               <w:noProof/>
@@ -1395,6 +1408,11 @@
         <w:p>
           <w:pPr>
             <w:pStyle w:val="TOC3"/>
+            <w:tabs>
+              <w:tab w:val="left" w:pos="3902"/>
+              <w:tab w:val="right" w:leader="dot" w:pos="8630"/>
+            </w:tabs>
+            <w:bidi w:val="0"/>
             <w:rPr>
               <w:rFonts w:asciiTheme="minorHAnsi" w:eastAsiaTheme="minorEastAsia" w:hAnsiTheme="minorHAnsi" w:cstheme="minorBidi"/>
               <w:noProof/>
@@ -1483,6 +1501,11 @@
         <w:p>
           <w:pPr>
             <w:pStyle w:val="TOC3"/>
+            <w:tabs>
+              <w:tab w:val="left" w:pos="6294"/>
+              <w:tab w:val="right" w:leader="dot" w:pos="8630"/>
+            </w:tabs>
+            <w:bidi w:val="0"/>
             <w:rPr>
               <w:rFonts w:asciiTheme="minorHAnsi" w:eastAsiaTheme="minorEastAsia" w:hAnsiTheme="minorHAnsi" w:cstheme="minorBidi"/>
               <w:noProof/>
@@ -1571,6 +1594,11 @@
         <w:p>
           <w:pPr>
             <w:pStyle w:val="TOC3"/>
+            <w:tabs>
+              <w:tab w:val="left" w:pos="3450"/>
+              <w:tab w:val="right" w:leader="dot" w:pos="8630"/>
+            </w:tabs>
+            <w:bidi w:val="0"/>
             <w:rPr>
               <w:rFonts w:asciiTheme="minorHAnsi" w:eastAsiaTheme="minorEastAsia" w:hAnsiTheme="minorHAnsi" w:cstheme="minorBidi"/>
               <w:noProof/>
@@ -1673,6 +1701,11 @@
         <w:p>
           <w:pPr>
             <w:pStyle w:val="TOC3"/>
+            <w:tabs>
+              <w:tab w:val="left" w:pos="5869"/>
+              <w:tab w:val="right" w:leader="dot" w:pos="8630"/>
+            </w:tabs>
+            <w:bidi w:val="0"/>
             <w:rPr>
               <w:rFonts w:asciiTheme="minorHAnsi" w:eastAsiaTheme="minorEastAsia" w:hAnsiTheme="minorHAnsi" w:cstheme="minorBidi"/>
               <w:noProof/>
@@ -1761,6 +1794,7 @@
         <w:p>
           <w:pPr>
             <w:pStyle w:val="TOC2"/>
+            <w:bidi w:val="0"/>
             <w:rPr>
               <w:rFonts w:asciiTheme="minorHAnsi" w:eastAsiaTheme="minorEastAsia" w:hAnsiTheme="minorHAnsi" w:cstheme="minorBidi"/>
               <w:noProof/>
@@ -1831,6 +1865,11 @@
         <w:p>
           <w:pPr>
             <w:pStyle w:val="TOC3"/>
+            <w:tabs>
+              <w:tab w:val="left" w:pos="1920"/>
+              <w:tab w:val="right" w:leader="dot" w:pos="8630"/>
+            </w:tabs>
+            <w:bidi w:val="0"/>
             <w:rPr>
               <w:rFonts w:asciiTheme="minorHAnsi" w:eastAsiaTheme="minorEastAsia" w:hAnsiTheme="minorHAnsi" w:cstheme="minorBidi"/>
               <w:noProof/>
@@ -1934,6 +1973,11 @@
         <w:p>
           <w:pPr>
             <w:pStyle w:val="TOC3"/>
+            <w:tabs>
+              <w:tab w:val="left" w:pos="1920"/>
+              <w:tab w:val="right" w:leader="dot" w:pos="8630"/>
+            </w:tabs>
+            <w:bidi w:val="0"/>
             <w:rPr>
               <w:rFonts w:asciiTheme="minorHAnsi" w:eastAsiaTheme="minorEastAsia" w:hAnsiTheme="minorHAnsi" w:cstheme="minorBidi"/>
               <w:noProof/>
@@ -2037,6 +2081,7 @@
         <w:p>
           <w:pPr>
             <w:pStyle w:val="TOC2"/>
+            <w:bidi w:val="0"/>
             <w:rPr>
               <w:rFonts w:asciiTheme="minorHAnsi" w:eastAsiaTheme="minorEastAsia" w:hAnsiTheme="minorHAnsi" w:cstheme="minorBidi"/>
               <w:noProof/>
@@ -2110,6 +2155,7 @@
             <w:tabs>
               <w:tab w:val="right" w:leader="dot" w:pos="8630"/>
             </w:tabs>
+            <w:bidi w:val="0"/>
             <w:rPr>
               <w:rFonts w:asciiTheme="minorHAnsi" w:eastAsiaTheme="minorEastAsia" w:hAnsiTheme="minorHAnsi" w:cstheme="minorBidi"/>
               <w:noProof/>
@@ -2180,6 +2226,7 @@
         <w:p>
           <w:pPr>
             <w:pStyle w:val="TOC2"/>
+            <w:bidi w:val="0"/>
             <w:rPr>
               <w:rFonts w:asciiTheme="minorHAnsi" w:eastAsiaTheme="minorEastAsia" w:hAnsiTheme="minorHAnsi" w:cstheme="minorBidi"/>
               <w:noProof/>
@@ -2250,6 +2297,7 @@
         <w:p>
           <w:pPr>
             <w:pStyle w:val="TOC2"/>
+            <w:bidi w:val="0"/>
             <w:rPr>
               <w:rFonts w:asciiTheme="minorHAnsi" w:eastAsiaTheme="minorEastAsia" w:hAnsiTheme="minorHAnsi" w:cstheme="minorBidi"/>
               <w:noProof/>
@@ -2320,6 +2368,11 @@
         <w:p>
           <w:pPr>
             <w:pStyle w:val="TOC3"/>
+            <w:tabs>
+              <w:tab w:val="left" w:pos="2260"/>
+              <w:tab w:val="right" w:leader="dot" w:pos="8630"/>
+            </w:tabs>
+            <w:bidi w:val="0"/>
             <w:rPr>
               <w:rFonts w:asciiTheme="minorHAnsi" w:eastAsiaTheme="minorEastAsia" w:hAnsiTheme="minorHAnsi" w:cstheme="minorBidi"/>
               <w:noProof/>
@@ -2408,6 +2461,11 @@
         <w:p>
           <w:pPr>
             <w:pStyle w:val="TOC3"/>
+            <w:tabs>
+              <w:tab w:val="left" w:pos="3396"/>
+              <w:tab w:val="right" w:leader="dot" w:pos="8630"/>
+            </w:tabs>
+            <w:bidi w:val="0"/>
             <w:rPr>
               <w:rFonts w:asciiTheme="minorHAnsi" w:eastAsiaTheme="minorEastAsia" w:hAnsiTheme="minorHAnsi" w:cstheme="minorBidi"/>
               <w:noProof/>
@@ -2511,6 +2569,11 @@
         <w:p>
           <w:pPr>
             <w:pStyle w:val="TOC3"/>
+            <w:tabs>
+              <w:tab w:val="left" w:pos="4219"/>
+              <w:tab w:val="right" w:leader="dot" w:pos="8630"/>
+            </w:tabs>
+            <w:bidi w:val="0"/>
             <w:rPr>
               <w:rFonts w:asciiTheme="minorHAnsi" w:eastAsiaTheme="minorEastAsia" w:hAnsiTheme="minorHAnsi" w:cstheme="minorBidi"/>
               <w:noProof/>
@@ -2614,6 +2677,11 @@
         <w:p>
           <w:pPr>
             <w:pStyle w:val="TOC3"/>
+            <w:tabs>
+              <w:tab w:val="left" w:pos="3168"/>
+              <w:tab w:val="right" w:leader="dot" w:pos="8630"/>
+            </w:tabs>
+            <w:bidi w:val="0"/>
             <w:rPr>
               <w:rFonts w:asciiTheme="minorHAnsi" w:eastAsiaTheme="minorEastAsia" w:hAnsiTheme="minorHAnsi" w:cstheme="minorBidi"/>
               <w:noProof/>
@@ -2702,6 +2770,11 @@
         <w:p>
           <w:pPr>
             <w:pStyle w:val="TOC3"/>
+            <w:tabs>
+              <w:tab w:val="left" w:pos="2492"/>
+              <w:tab w:val="right" w:leader="dot" w:pos="8630"/>
+            </w:tabs>
+            <w:bidi w:val="0"/>
             <w:rPr>
               <w:rFonts w:asciiTheme="minorHAnsi" w:eastAsiaTheme="minorEastAsia" w:hAnsiTheme="minorHAnsi" w:cstheme="minorBidi"/>
               <w:noProof/>
@@ -2790,6 +2863,11 @@
         <w:p>
           <w:pPr>
             <w:pStyle w:val="TOC3"/>
+            <w:tabs>
+              <w:tab w:val="left" w:pos="4031"/>
+              <w:tab w:val="right" w:leader="dot" w:pos="8630"/>
+            </w:tabs>
+            <w:bidi w:val="0"/>
             <w:rPr>
               <w:rFonts w:asciiTheme="minorHAnsi" w:eastAsiaTheme="minorEastAsia" w:hAnsiTheme="minorHAnsi" w:cstheme="minorBidi"/>
               <w:noProof/>
@@ -2881,6 +2959,7 @@
             <w:tabs>
               <w:tab w:val="right" w:leader="dot" w:pos="8630"/>
             </w:tabs>
+            <w:bidi w:val="0"/>
             <w:rPr>
               <w:rFonts w:asciiTheme="minorHAnsi" w:eastAsiaTheme="minorEastAsia" w:hAnsiTheme="minorHAnsi" w:cstheme="minorBidi"/>
               <w:noProof/>
@@ -2951,6 +3030,7 @@
         <w:p>
           <w:pPr>
             <w:pStyle w:val="TOC2"/>
+            <w:bidi w:val="0"/>
             <w:rPr>
               <w:rFonts w:asciiTheme="minorHAnsi" w:eastAsiaTheme="minorEastAsia" w:hAnsiTheme="minorHAnsi" w:cstheme="minorBidi"/>
               <w:noProof/>
@@ -3021,6 +3101,7 @@
         <w:p>
           <w:pPr>
             <w:pStyle w:val="TOC2"/>
+            <w:bidi w:val="0"/>
             <w:rPr>
               <w:rFonts w:asciiTheme="minorHAnsi" w:eastAsiaTheme="minorEastAsia" w:hAnsiTheme="minorHAnsi" w:cstheme="minorBidi"/>
               <w:noProof/>
@@ -3091,6 +3172,11 @@
         <w:p>
           <w:pPr>
             <w:pStyle w:val="TOC3"/>
+            <w:tabs>
+              <w:tab w:val="left" w:pos="3747"/>
+              <w:tab w:val="right" w:leader="dot" w:pos="8630"/>
+            </w:tabs>
+            <w:bidi w:val="0"/>
             <w:rPr>
               <w:rFonts w:asciiTheme="minorHAnsi" w:eastAsiaTheme="minorEastAsia" w:hAnsiTheme="minorHAnsi" w:cstheme="minorBidi"/>
               <w:noProof/>
@@ -3179,6 +3265,10 @@
         <w:p>
           <w:pPr>
             <w:pStyle w:val="TOC3"/>
+            <w:tabs>
+              <w:tab w:val="right" w:leader="dot" w:pos="8630"/>
+            </w:tabs>
+            <w:bidi w:val="0"/>
             <w:rPr>
               <w:rFonts w:asciiTheme="minorHAnsi" w:eastAsiaTheme="minorEastAsia" w:hAnsiTheme="minorHAnsi" w:cstheme="minorBidi"/>
               <w:noProof/>
@@ -3264,6 +3354,11 @@
         <w:p>
           <w:pPr>
             <w:pStyle w:val="TOC3"/>
+            <w:tabs>
+              <w:tab w:val="left" w:pos="1920"/>
+              <w:tab w:val="right" w:leader="dot" w:pos="8630"/>
+            </w:tabs>
+            <w:bidi w:val="0"/>
             <w:rPr>
               <w:rFonts w:asciiTheme="minorHAnsi" w:eastAsiaTheme="minorEastAsia" w:hAnsiTheme="minorHAnsi" w:cstheme="minorBidi"/>
               <w:noProof/>
@@ -3352,6 +3447,11 @@
         <w:p>
           <w:pPr>
             <w:pStyle w:val="TOC3"/>
+            <w:tabs>
+              <w:tab w:val="left" w:pos="1920"/>
+              <w:tab w:val="right" w:leader="dot" w:pos="8630"/>
+            </w:tabs>
+            <w:bidi w:val="0"/>
             <w:rPr>
               <w:rFonts w:asciiTheme="minorHAnsi" w:eastAsiaTheme="minorEastAsia" w:hAnsiTheme="minorHAnsi" w:cstheme="minorBidi"/>
               <w:noProof/>
@@ -3440,6 +3540,7 @@
         <w:p>
           <w:pPr>
             <w:pStyle w:val="TOC2"/>
+            <w:bidi w:val="0"/>
             <w:rPr>
               <w:rFonts w:asciiTheme="minorHAnsi" w:eastAsiaTheme="minorEastAsia" w:hAnsiTheme="minorHAnsi" w:cstheme="minorBidi"/>
               <w:noProof/>
@@ -3510,6 +3611,7 @@
         <w:p>
           <w:pPr>
             <w:pStyle w:val="TOC2"/>
+            <w:bidi w:val="0"/>
             <w:rPr>
               <w:rFonts w:asciiTheme="minorHAnsi" w:eastAsiaTheme="minorEastAsia" w:hAnsiTheme="minorHAnsi" w:cstheme="minorBidi"/>
               <w:noProof/>
@@ -3583,6 +3685,7 @@
             <w:tabs>
               <w:tab w:val="right" w:leader="dot" w:pos="8630"/>
             </w:tabs>
+            <w:bidi w:val="0"/>
             <w:rPr>
               <w:rFonts w:asciiTheme="minorHAnsi" w:eastAsiaTheme="minorEastAsia" w:hAnsiTheme="minorHAnsi" w:cstheme="minorBidi"/>
               <w:noProof/>
@@ -3653,6 +3756,7 @@
         <w:p>
           <w:pPr>
             <w:pStyle w:val="TOC2"/>
+            <w:bidi w:val="0"/>
             <w:rPr>
               <w:rFonts w:asciiTheme="minorHAnsi" w:eastAsiaTheme="minorEastAsia" w:hAnsiTheme="minorHAnsi" w:cstheme="minorBidi"/>
               <w:noProof/>
@@ -3723,6 +3827,7 @@
         <w:p>
           <w:pPr>
             <w:pStyle w:val="TOC2"/>
+            <w:bidi w:val="0"/>
             <w:rPr>
               <w:rFonts w:asciiTheme="minorHAnsi" w:eastAsiaTheme="minorEastAsia" w:hAnsiTheme="minorHAnsi" w:cstheme="minorBidi"/>
               <w:noProof/>
@@ -3800,6 +3905,7 @@
         <w:p>
           <w:pPr>
             <w:pStyle w:val="TOC2"/>
+            <w:bidi w:val="0"/>
             <w:rPr>
               <w:rFonts w:asciiTheme="minorHAnsi" w:eastAsiaTheme="minorEastAsia" w:hAnsiTheme="minorHAnsi" w:cstheme="minorBidi"/>
               <w:noProof/>
@@ -3884,6 +3990,7 @@
         <w:p>
           <w:pPr>
             <w:pStyle w:val="TOC2"/>
+            <w:bidi w:val="0"/>
             <w:rPr>
               <w:rFonts w:asciiTheme="minorHAnsi" w:eastAsiaTheme="minorEastAsia" w:hAnsiTheme="minorHAnsi" w:cstheme="minorBidi"/>
               <w:noProof/>
@@ -3961,6 +4068,7 @@
         <w:p>
           <w:pPr>
             <w:pStyle w:val="TOC2"/>
+            <w:bidi w:val="0"/>
             <w:rPr>
               <w:rFonts w:asciiTheme="minorHAnsi" w:eastAsiaTheme="minorEastAsia" w:hAnsiTheme="minorHAnsi" w:cstheme="minorBidi"/>
               <w:noProof/>
@@ -4045,6 +4153,7 @@
         <w:p>
           <w:pPr>
             <w:pStyle w:val="TOC2"/>
+            <w:bidi w:val="0"/>
             <w:rPr>
               <w:rFonts w:asciiTheme="minorHAnsi" w:eastAsiaTheme="minorEastAsia" w:hAnsiTheme="minorHAnsi" w:cstheme="minorBidi"/>
               <w:noProof/>
@@ -4122,6 +4231,7 @@
         <w:p>
           <w:pPr>
             <w:pStyle w:val="TOC2"/>
+            <w:bidi w:val="0"/>
             <w:rPr>
               <w:rFonts w:asciiTheme="minorHAnsi" w:eastAsiaTheme="minorEastAsia" w:hAnsiTheme="minorHAnsi" w:cstheme="minorBidi"/>
               <w:noProof/>
@@ -4206,6 +4316,7 @@
         <w:p>
           <w:pPr>
             <w:pStyle w:val="TOC2"/>
+            <w:bidi w:val="0"/>
             <w:rPr>
               <w:rFonts w:asciiTheme="minorHAnsi" w:eastAsiaTheme="minorEastAsia" w:hAnsiTheme="minorHAnsi" w:cstheme="minorBidi"/>
               <w:noProof/>
@@ -4290,6 +4401,7 @@
         <w:p>
           <w:pPr>
             <w:pStyle w:val="TOC2"/>
+            <w:bidi w:val="0"/>
             <w:rPr>
               <w:rFonts w:asciiTheme="minorHAnsi" w:eastAsiaTheme="minorEastAsia" w:hAnsiTheme="minorHAnsi" w:cstheme="minorBidi"/>
               <w:noProof/>
@@ -4370,6 +4482,7 @@
             <w:tabs>
               <w:tab w:val="right" w:leader="dot" w:pos="8630"/>
             </w:tabs>
+            <w:bidi w:val="0"/>
             <w:rPr>
               <w:rFonts w:asciiTheme="minorHAnsi" w:eastAsiaTheme="minorEastAsia" w:hAnsiTheme="minorHAnsi" w:cstheme="minorBidi"/>
               <w:noProof/>
@@ -4440,6 +4553,7 @@
         <w:p>
           <w:pPr>
             <w:pStyle w:val="TOC2"/>
+            <w:bidi w:val="0"/>
             <w:rPr>
               <w:rFonts w:asciiTheme="minorHAnsi" w:eastAsiaTheme="minorEastAsia" w:hAnsiTheme="minorHAnsi" w:cstheme="minorBidi"/>
               <w:noProof/>
@@ -4517,6 +4631,7 @@
         <w:p>
           <w:pPr>
             <w:pStyle w:val="TOC2"/>
+            <w:bidi w:val="0"/>
             <w:rPr>
               <w:rFonts w:asciiTheme="minorHAnsi" w:eastAsiaTheme="minorEastAsia" w:hAnsiTheme="minorHAnsi" w:cstheme="minorBidi"/>
               <w:noProof/>
@@ -4594,6 +4709,7 @@
         <w:p>
           <w:pPr>
             <w:pStyle w:val="TOC2"/>
+            <w:bidi w:val="0"/>
             <w:rPr>
               <w:rFonts w:asciiTheme="minorHAnsi" w:eastAsiaTheme="minorEastAsia" w:hAnsiTheme="minorHAnsi" w:cstheme="minorBidi"/>
               <w:noProof/>
@@ -4671,6 +4787,7 @@
         <w:p>
           <w:pPr>
             <w:pStyle w:val="TOC2"/>
+            <w:bidi w:val="0"/>
             <w:rPr>
               <w:rFonts w:asciiTheme="minorHAnsi" w:eastAsiaTheme="minorEastAsia" w:hAnsiTheme="minorHAnsi" w:cstheme="minorBidi"/>
               <w:noProof/>
@@ -4748,6 +4865,7 @@
         <w:p>
           <w:pPr>
             <w:pStyle w:val="TOC2"/>
+            <w:bidi w:val="0"/>
             <w:rPr>
               <w:rFonts w:asciiTheme="minorHAnsi" w:eastAsiaTheme="minorEastAsia" w:hAnsiTheme="minorHAnsi" w:cstheme="minorBidi"/>
               <w:noProof/>
@@ -4825,6 +4943,7 @@
         <w:p>
           <w:pPr>
             <w:pStyle w:val="TOC2"/>
+            <w:bidi w:val="0"/>
             <w:rPr>
               <w:rFonts w:asciiTheme="minorHAnsi" w:eastAsiaTheme="minorEastAsia" w:hAnsiTheme="minorHAnsi" w:cstheme="minorBidi"/>
               <w:noProof/>
@@ -4894,6 +5013,7 @@
         <w:p>
           <w:pPr>
             <w:pStyle w:val="TOC2"/>
+            <w:bidi w:val="0"/>
             <w:rPr>
               <w:rFonts w:asciiTheme="minorHAnsi" w:eastAsiaTheme="minorEastAsia" w:hAnsiTheme="minorHAnsi" w:cstheme="minorBidi"/>
               <w:noProof/>
@@ -4963,6 +5083,7 @@
         <w:p>
           <w:pPr>
             <w:pStyle w:val="TOC2"/>
+            <w:bidi w:val="0"/>
             <w:rPr>
               <w:rFonts w:asciiTheme="minorHAnsi" w:eastAsiaTheme="minorEastAsia" w:hAnsiTheme="minorHAnsi" w:cstheme="minorBidi"/>
               <w:noProof/>
@@ -5040,6 +5161,7 @@
         <w:p>
           <w:pPr>
             <w:pStyle w:val="TOC2"/>
+            <w:bidi w:val="0"/>
             <w:rPr>
               <w:rFonts w:asciiTheme="minorHAnsi" w:eastAsiaTheme="minorEastAsia" w:hAnsiTheme="minorHAnsi" w:cstheme="minorBidi"/>
               <w:noProof/>
@@ -5117,6 +5239,7 @@
         <w:p>
           <w:pPr>
             <w:pStyle w:val="TOC2"/>
+            <w:bidi w:val="0"/>
             <w:rPr>
               <w:rFonts w:asciiTheme="minorHAnsi" w:eastAsiaTheme="minorEastAsia" w:hAnsiTheme="minorHAnsi" w:cstheme="minorBidi"/>
               <w:noProof/>
@@ -5189,6 +5312,7 @@
             <w:tabs>
               <w:tab w:val="right" w:leader="dot" w:pos="8630"/>
             </w:tabs>
+            <w:bidi w:val="0"/>
             <w:rPr>
               <w:rFonts w:asciiTheme="minorHAnsi" w:eastAsiaTheme="minorEastAsia" w:hAnsiTheme="minorHAnsi" w:cstheme="minorBidi"/>
               <w:noProof/>
@@ -5259,6 +5383,7 @@
         <w:p>
           <w:pPr>
             <w:pStyle w:val="TOC2"/>
+            <w:bidi w:val="0"/>
             <w:rPr>
               <w:rFonts w:asciiTheme="minorHAnsi" w:eastAsiaTheme="minorEastAsia" w:hAnsiTheme="minorHAnsi" w:cstheme="minorBidi"/>
               <w:noProof/>
@@ -5329,6 +5454,7 @@
         <w:p>
           <w:pPr>
             <w:pStyle w:val="TOC2"/>
+            <w:bidi w:val="0"/>
             <w:rPr>
               <w:rFonts w:asciiTheme="minorHAnsi" w:eastAsiaTheme="minorEastAsia" w:hAnsiTheme="minorHAnsi" w:cstheme="minorBidi"/>
               <w:noProof/>
@@ -5399,6 +5525,7 @@
         <w:p>
           <w:pPr>
             <w:pStyle w:val="TOC2"/>
+            <w:bidi w:val="0"/>
             <w:rPr>
               <w:rFonts w:asciiTheme="minorHAnsi" w:eastAsiaTheme="minorEastAsia" w:hAnsiTheme="minorHAnsi" w:cstheme="minorBidi"/>
               <w:noProof/>
@@ -5469,6 +5596,11 @@
         <w:p>
           <w:pPr>
             <w:pStyle w:val="TOC3"/>
+            <w:tabs>
+              <w:tab w:val="left" w:pos="1920"/>
+              <w:tab w:val="right" w:leader="dot" w:pos="8630"/>
+            </w:tabs>
+            <w:bidi w:val="0"/>
             <w:rPr>
               <w:rFonts w:asciiTheme="minorHAnsi" w:eastAsiaTheme="minorEastAsia" w:hAnsiTheme="minorHAnsi" w:cstheme="minorBidi"/>
               <w:noProof/>
@@ -5557,6 +5689,7 @@
         <w:p>
           <w:pPr>
             <w:pStyle w:val="TOC2"/>
+            <w:bidi w:val="0"/>
             <w:rPr>
               <w:rFonts w:asciiTheme="minorHAnsi" w:eastAsiaTheme="minorEastAsia" w:hAnsiTheme="minorHAnsi" w:cstheme="minorBidi"/>
               <w:noProof/>
@@ -5627,6 +5760,11 @@
         <w:p>
           <w:pPr>
             <w:pStyle w:val="TOC3"/>
+            <w:tabs>
+              <w:tab w:val="left" w:pos="1920"/>
+              <w:tab w:val="right" w:leader="dot" w:pos="8630"/>
+            </w:tabs>
+            <w:bidi w:val="0"/>
             <w:rPr>
               <w:rFonts w:asciiTheme="minorHAnsi" w:eastAsiaTheme="minorEastAsia" w:hAnsiTheme="minorHAnsi" w:cstheme="minorBidi"/>
               <w:noProof/>
@@ -5715,6 +5853,7 @@
         <w:p>
           <w:pPr>
             <w:pStyle w:val="TOC2"/>
+            <w:bidi w:val="0"/>
             <w:rPr>
               <w:rFonts w:asciiTheme="minorHAnsi" w:eastAsiaTheme="minorEastAsia" w:hAnsiTheme="minorHAnsi" w:cstheme="minorBidi"/>
               <w:noProof/>
@@ -5785,6 +5924,11 @@
         <w:p>
           <w:pPr>
             <w:pStyle w:val="TOC3"/>
+            <w:tabs>
+              <w:tab w:val="left" w:pos="1920"/>
+              <w:tab w:val="right" w:leader="dot" w:pos="8630"/>
+            </w:tabs>
+            <w:bidi w:val="0"/>
             <w:rPr>
               <w:rFonts w:asciiTheme="minorHAnsi" w:eastAsiaTheme="minorEastAsia" w:hAnsiTheme="minorHAnsi" w:cstheme="minorBidi"/>
               <w:noProof/>
@@ -5873,6 +6017,7 @@
         <w:p>
           <w:pPr>
             <w:pStyle w:val="TOC2"/>
+            <w:bidi w:val="0"/>
             <w:rPr>
               <w:rFonts w:asciiTheme="minorHAnsi" w:eastAsiaTheme="minorEastAsia" w:hAnsiTheme="minorHAnsi" w:cstheme="minorBidi"/>
               <w:noProof/>
@@ -5943,6 +6088,11 @@
         <w:p>
           <w:pPr>
             <w:pStyle w:val="TOC3"/>
+            <w:tabs>
+              <w:tab w:val="left" w:pos="1920"/>
+              <w:tab w:val="right" w:leader="dot" w:pos="8630"/>
+            </w:tabs>
+            <w:bidi w:val="0"/>
             <w:rPr>
               <w:rFonts w:asciiTheme="minorHAnsi" w:eastAsiaTheme="minorEastAsia" w:hAnsiTheme="minorHAnsi" w:cstheme="minorBidi"/>
               <w:noProof/>
@@ -6031,6 +6181,7 @@
         <w:p>
           <w:pPr>
             <w:pStyle w:val="TOC2"/>
+            <w:bidi w:val="0"/>
             <w:rPr>
               <w:rFonts w:asciiTheme="minorHAnsi" w:eastAsiaTheme="minorEastAsia" w:hAnsiTheme="minorHAnsi" w:cstheme="minorBidi"/>
               <w:noProof/>
@@ -6101,6 +6252,11 @@
         <w:p>
           <w:pPr>
             <w:pStyle w:val="TOC3"/>
+            <w:tabs>
+              <w:tab w:val="left" w:pos="1920"/>
+              <w:tab w:val="right" w:leader="dot" w:pos="8630"/>
+            </w:tabs>
+            <w:bidi w:val="0"/>
             <w:rPr>
               <w:rFonts w:asciiTheme="minorHAnsi" w:eastAsiaTheme="minorEastAsia" w:hAnsiTheme="minorHAnsi" w:cstheme="minorBidi"/>
               <w:noProof/>
@@ -6189,6 +6345,7 @@
         <w:p>
           <w:pPr>
             <w:pStyle w:val="TOC2"/>
+            <w:bidi w:val="0"/>
             <w:rPr>
               <w:rFonts w:asciiTheme="minorHAnsi" w:eastAsiaTheme="minorEastAsia" w:hAnsiTheme="minorHAnsi" w:cstheme="minorBidi"/>
               <w:noProof/>
@@ -6259,6 +6416,11 @@
         <w:p>
           <w:pPr>
             <w:pStyle w:val="TOC3"/>
+            <w:tabs>
+              <w:tab w:val="left" w:pos="1920"/>
+              <w:tab w:val="right" w:leader="dot" w:pos="8630"/>
+            </w:tabs>
+            <w:bidi w:val="0"/>
             <w:rPr>
               <w:rFonts w:asciiTheme="minorHAnsi" w:eastAsiaTheme="minorEastAsia" w:hAnsiTheme="minorHAnsi" w:cstheme="minorBidi"/>
               <w:noProof/>
@@ -6347,6 +6509,7 @@
         <w:p>
           <w:pPr>
             <w:pStyle w:val="TOC2"/>
+            <w:bidi w:val="0"/>
             <w:rPr>
               <w:rFonts w:asciiTheme="minorHAnsi" w:eastAsiaTheme="minorEastAsia" w:hAnsiTheme="minorHAnsi" w:cstheme="minorBidi"/>
               <w:noProof/>
@@ -6420,6 +6583,7 @@
             <w:tabs>
               <w:tab w:val="right" w:leader="dot" w:pos="8630"/>
             </w:tabs>
+            <w:bidi w:val="0"/>
             <w:rPr>
               <w:rFonts w:asciiTheme="minorHAnsi" w:eastAsiaTheme="minorEastAsia" w:hAnsiTheme="minorHAnsi" w:cstheme="minorBidi"/>
               <w:noProof/>
@@ -6490,6 +6654,7 @@
         <w:p>
           <w:pPr>
             <w:pStyle w:val="TOC2"/>
+            <w:bidi w:val="0"/>
             <w:rPr>
               <w:rFonts w:asciiTheme="minorHAnsi" w:eastAsiaTheme="minorEastAsia" w:hAnsiTheme="minorHAnsi" w:cstheme="minorBidi"/>
               <w:noProof/>
@@ -6560,6 +6725,11 @@
         <w:p>
           <w:pPr>
             <w:pStyle w:val="TOC3"/>
+            <w:tabs>
+              <w:tab w:val="left" w:pos="2166"/>
+              <w:tab w:val="right" w:leader="dot" w:pos="8630"/>
+            </w:tabs>
+            <w:bidi w:val="0"/>
             <w:rPr>
               <w:rFonts w:asciiTheme="minorHAnsi" w:eastAsiaTheme="minorEastAsia" w:hAnsiTheme="minorHAnsi" w:cstheme="minorBidi"/>
               <w:noProof/>
@@ -6674,6 +6844,7 @@
         <w:rPr>
           <w:rtl/>
         </w:rPr>
+        <w:lastRenderedPageBreak/>
         <w:br w:type="page"/>
       </w:r>
     </w:p>
@@ -7098,9 +7269,17 @@
             <w:pPr>
               <w:jc w:val="center"/>
               <w:rPr>
+                <w:rFonts w:hint="cs"/>
                 <w:rtl/>
               </w:rPr>
             </w:pPr>
+            <w:r>
+              <w:rPr>
+                <w:rFonts w:hint="cs"/>
+                <w:rtl/>
+              </w:rPr>
+              <w:t>تطبيقات الصفحة الواحدة</w:t>
+            </w:r>
           </w:p>
         </w:tc>
         <w:tc>
@@ -7111,6 +7290,9 @@
             <w:pPr>
               <w:jc w:val="center"/>
             </w:pPr>
+            <w:r>
+              <w:t xml:space="preserve">Single Page Application </w:t>
+            </w:r>
           </w:p>
         </w:tc>
         <w:tc>
@@ -7122,99 +7304,7 @@
               <w:jc w:val="center"/>
             </w:pPr>
             <w:r>
-              <w:t>LSTM</w:t>
-            </w:r>
-          </w:p>
-        </w:tc>
-      </w:tr>
-      <w:tr>
-        <w:trPr>
-          <w:jc w:val="center"/>
-        </w:trPr>
-        <w:tc>
-          <w:tcPr>
-            <w:tcW w:w="2517" w:type="dxa"/>
-          </w:tcPr>
-          <w:p>
-            <w:pPr>
-              <w:jc w:val="center"/>
-              <w:rPr>
-                <w:rtl/>
-              </w:rPr>
-            </w:pPr>
-            <w:r>
-              <w:rPr>
-                <w:rFonts w:hint="cs"/>
-                <w:rtl/>
-              </w:rPr>
-              <w:t>تطبيقات الصفحة الواحدة</w:t>
-            </w:r>
-          </w:p>
-        </w:tc>
-        <w:tc>
-          <w:tcPr>
-            <w:tcW w:w="4500" w:type="dxa"/>
-          </w:tcPr>
-          <w:p>
-            <w:pPr>
-              <w:jc w:val="center"/>
-            </w:pPr>
-            <w:r>
-              <w:t xml:space="preserve">Single Page Application </w:t>
-            </w:r>
-          </w:p>
-        </w:tc>
-        <w:tc>
-          <w:tcPr>
-            <w:tcW w:w="1613" w:type="dxa"/>
-          </w:tcPr>
-          <w:p>
-            <w:pPr>
-              <w:jc w:val="center"/>
-            </w:pPr>
-            <w:r>
               <w:t>SPA</w:t>
-            </w:r>
-          </w:p>
-        </w:tc>
-      </w:tr>
-      <w:tr>
-        <w:trPr>
-          <w:jc w:val="center"/>
-        </w:trPr>
-        <w:tc>
-          <w:tcPr>
-            <w:tcW w:w="2517" w:type="dxa"/>
-          </w:tcPr>
-          <w:p>
-            <w:pPr>
-              <w:jc w:val="center"/>
-              <w:rPr>
-                <w:rtl/>
-              </w:rPr>
-            </w:pPr>
-          </w:p>
-        </w:tc>
-        <w:tc>
-          <w:tcPr>
-            <w:tcW w:w="4500" w:type="dxa"/>
-          </w:tcPr>
-          <w:p>
-            <w:pPr>
-              <w:jc w:val="center"/>
-            </w:pPr>
-          </w:p>
-        </w:tc>
-        <w:tc>
-          <w:tcPr>
-            <w:tcW w:w="1613" w:type="dxa"/>
-          </w:tcPr>
-          <w:p>
-            <w:pPr>
-              <w:jc w:val="center"/>
-            </w:pPr>
-            <w:r>
-              <w:t>CLTV</w:t>
             </w:r>
           </w:p>
         </w:tc>
@@ -7832,6 +7922,9 @@
           <w:ilvl w:val="0"/>
           <w:numId w:val="8"/>
         </w:numPr>
+        <w:rPr>
+          <w:rtl/>
+        </w:rPr>
       </w:pPr>
       <w:r>
         <w:rPr>
@@ -7854,13 +7947,6 @@
         </w:rPr>
         <w:t>إلى شرائح.</w:t>
       </w:r>
-    </w:p>
-    <w:p>
-      <w:pPr>
-        <w:rPr>
-          <w:rtl/>
-        </w:rPr>
-      </w:pPr>
     </w:p>
     <w:p>
       <w:pPr>
@@ -8107,13 +8193,6 @@
           <w:rFonts w:hint="cs"/>
           <w:rtl/>
         </w:rPr>
-        <w:t xml:space="preserve"> </w:t>
-      </w:r>
-      <w:r>
-        <w:rPr>
-          <w:rFonts w:hint="cs"/>
-          <w:rtl/>
-        </w:rPr>
         <w:t xml:space="preserve">توقع انسحاب </w:t>
       </w:r>
       <w:r>
@@ -8147,124 +8226,29 @@
         <w:tabs>
           <w:tab w:val="left" w:pos="3411"/>
         </w:tabs>
-      </w:pPr>
-      <w:r>
-        <w:rPr>
-          <w:rFonts w:hint="cs"/>
-          <w:rtl/>
-        </w:rPr>
-        <w:t>يعد</w:t>
-      </w:r>
-      <w:r>
-        <w:rPr>
-          <w:rtl/>
-        </w:rPr>
-        <w:t xml:space="preserve"> انسحاب العملاء (</w:t>
-      </w:r>
-      <w:r>
-        <w:t>Customer Churn</w:t>
-      </w:r>
-      <w:r>
-        <w:rPr>
-          <w:rtl/>
-        </w:rPr>
-        <w:t>) باعتبارها إحدى أبرز التحديات التي تواجه الشركات في مختلف القطاعات، لاسيما في بيئات الأعمال التنافسية مثل التجارة الإلكترونية والاتصالات. يُعد فهم أسباب انسحاب العملاء والتنبؤ به عاملا</w:t>
-      </w:r>
-      <w:r>
-        <w:rPr>
-          <w:rFonts w:hint="cs"/>
-          <w:rtl/>
-        </w:rPr>
-        <w:t>ً</w:t>
-      </w:r>
-      <w:r>
-        <w:rPr>
-          <w:rtl/>
-        </w:rPr>
-        <w:t xml:space="preserve"> حاسما</w:t>
-      </w:r>
-      <w:r>
-        <w:rPr>
-          <w:rFonts w:hint="cs"/>
-          <w:rtl/>
-        </w:rPr>
-        <w:t>ً</w:t>
-      </w:r>
-      <w:r>
-        <w:rPr>
-          <w:rtl/>
-        </w:rPr>
-        <w:t xml:space="preserve"> في صياغة استراتيجيات فعالة للاحتفاظ بالعملاء، خاصة</w:t>
-      </w:r>
-      <w:r>
-        <w:rPr>
-          <w:rFonts w:hint="cs"/>
-          <w:rtl/>
-        </w:rPr>
-        <w:t>ً</w:t>
-      </w:r>
-      <w:r>
-        <w:rPr>
-          <w:rtl/>
-        </w:rPr>
-        <w:t xml:space="preserve"> أن تكلفة اكتساب عميل جديد تُقدَّر بأنها أعلى بعشر مرات من تكلفة الاحتفاظ بعميل حالي </w:t>
-      </w:r>
-      <w:r>
-        <w:t>[CASPER]</w:t>
-      </w:r>
-      <w:r>
-        <w:rPr>
-          <w:rtl/>
-        </w:rPr>
-        <w:t>. وقد دفع هذا المبدأ الاقتصادي العديد من الشركات إلى الاستثمار في تطوير نماذج تحليلية وتنبؤية تعتمد على تقنيات الذكاء الاصطناعي والتعلم الآلي، بهدف اكتشاف الأنماط السلوكية التي تسبق الانسحاب </w:t>
-      </w:r>
-      <w:r>
-        <w:t>[a Data Driven approach]</w:t>
-      </w:r>
-      <w:r>
-        <w:rPr>
-          <w:rtl/>
-        </w:rPr>
-        <w:t>.</w:t>
-      </w:r>
-    </w:p>
-    <w:p>
-      <w:pPr>
-        <w:tabs>
-          <w:tab w:val="left" w:pos="3411"/>
-        </w:tabs>
-        <w:rPr>
-          <w:rtl/>
-        </w:rPr>
-      </w:pPr>
-      <w:r>
-        <w:rPr>
-          <w:rtl/>
-        </w:rPr>
-        <w:t>وفي سياق التجارة الإلكترونية، يكتسب تحليل انسحاب العملاء أهمية متزايدة، نظرا</w:t>
-      </w:r>
-      <w:r>
-        <w:rPr>
-          <w:rFonts w:hint="cs"/>
-          <w:rtl/>
-        </w:rPr>
-        <w:t>ً</w:t>
-      </w:r>
-      <w:r>
-        <w:rPr>
-          <w:rtl/>
-        </w:rPr>
-        <w:t xml:space="preserve"> لاعتماد هذه المنصات بشكل كبير على ولاء العملاء وتكرار عمليات الشراء. فقد يؤدي انسحاب عدد محدود من العملاء إلى تأثير كبير على الإيرادات، خاصة مع ارتفاع تكلفة الإعلانات والاستحواذ على عملاء جدد. ولهذا، تعتمد المتاجر الإلكترونية الناجحة على تتبع سلوك العملاء في الوقت الفعلي، وتحليل بياناتهم مثل تكرار الشراء، وزمن التفاعل، وسلال التسوق المهجورة، لتحديد المؤشرات المبكرة للانسحاب واتخاذ تدابير استباقية للحد منه. من خلال تقليل معدل </w:t>
-      </w:r>
-      <w:r>
-        <w:t>churn</w:t>
-      </w:r>
-      <w:r>
-        <w:rPr>
-          <w:rtl/>
-        </w:rPr>
-        <w:t>، يمكن للشركات تحسين كفاءة الإنفاق التسويقي وزيادة العائد على الاستثمار، ما يجعل من الاحتفاظ بالعملاء أولوية استراتيجية لها تأثير مباشر على الربحية والاستدامة</w:t>
-      </w:r>
+        <w:rPr>
+          <w:rtl/>
+        </w:rPr>
+      </w:pPr>
+      <w:r>
+        <w:rPr>
+          <w:rFonts w:hint="cs"/>
+          <w:rtl/>
+        </w:rPr>
+        <w:t xml:space="preserve">مقدمة احكي انو بتوفر مصاري </w:t>
+      </w:r>
+      <w:r>
+        <w:rPr>
+          <w:rFonts w:hint="cs"/>
+          <w:rtl/>
+        </w:rPr>
+        <w:t>للشركات</w:t>
+      </w:r>
+    </w:p>
+    <w:p>
+      <w:pPr>
+        <w:pStyle w:val="Heading2"/>
+      </w:pPr>
       <w:r>
         <w:rPr>
           <w:rFonts w:hint="cs"/>
@@ -8272,555 +8256,28 @@
         </w:rPr>
         <w:t xml:space="preserve"> </w:t>
       </w:r>
-      <w:r>
-        <w:t>[data driven approach]</w:t>
-      </w:r>
-      <w:r>
-        <w:rPr>
-          <w:rFonts w:hint="cs"/>
-          <w:rtl/>
-        </w:rPr>
-        <w:t>.</w:t>
-      </w:r>
-    </w:p>
-    <w:p>
-      <w:pPr>
-        <w:pStyle w:val="Heading2"/>
-      </w:pPr>
-      <w:r>
-        <w:rPr>
-          <w:rFonts w:hint="cs"/>
-          <w:rtl/>
-        </w:rPr>
-        <w:t xml:space="preserve"> </w:t>
-      </w:r>
-      <w:r>
-        <w:rPr>
-          <w:rFonts w:hint="cs"/>
-          <w:rtl/>
-        </w:rPr>
-        <w:t>الانتباه (</w:t>
-      </w:r>
-      <w:r>
-        <w:t>Attention</w:t>
-      </w:r>
-      <w:r>
-        <w:rPr>
-          <w:rFonts w:hint="cs"/>
-          <w:rtl/>
-        </w:rPr>
-        <w:t>)</w:t>
-      </w:r>
-    </w:p>
-    <w:p>
-      <w:pPr>
-        <w:ind w:left="432"/>
-        <w:rPr>
-          <w:rtl/>
-        </w:rPr>
-      </w:pPr>
-      <w:r>
-        <w:rPr>
-          <w:rFonts w:hint="cs"/>
-          <w:rtl/>
-        </w:rPr>
-        <w:t>الانتباه هو آلية تعلم تمكن النماذج من التركيز على أجزاء معينة من بيانات الدخل عند توليد المخرجات، حيث تسمح للنموذج بوزن أهمية المدخلات المختلفة بشكل ديناميكي، مما يعزز قدرته على التقاط العلاقات والتبعيات داخل البيانات، بعض النظر عن المسافة بينها ضمن سلسلة الدخل.</w:t>
-      </w:r>
-      <w:r>
-        <w:rPr>
-          <w:rFonts w:hint="cs"/>
-          <w:rtl/>
-        </w:rPr>
-        <w:t xml:space="preserve"> </w:t>
-      </w:r>
-      <w:r>
-        <w:t>[attention is all you need]</w:t>
-      </w:r>
-    </w:p>
-    <w:p>
-      <w:pPr>
-        <w:pStyle w:val="Heading2"/>
-      </w:pPr>
-      <w:r>
-        <w:rPr>
-          <w:rFonts w:hint="cs"/>
-          <w:rtl/>
-        </w:rPr>
-        <w:lastRenderedPageBreak/>
-        <w:t xml:space="preserve"> </w:t>
-      </w:r>
-      <w:r>
-        <w:rPr>
-          <w:rFonts w:hint="cs"/>
-          <w:rtl/>
-        </w:rPr>
-        <w:t xml:space="preserve">المحولات </w:t>
-      </w:r>
-      <w:r>
-        <w:t>Transformers</w:t>
-      </w:r>
-    </w:p>
-    <w:p>
-      <w:pPr>
-        <w:rPr>
-          <w:rtl/>
-        </w:rPr>
-      </w:pPr>
-      <w:r>
-        <w:rPr>
-          <w:rFonts w:hint="cs"/>
-          <w:rtl/>
-        </w:rPr>
-        <w:t>هي بنية شبكة عصبونية تستخدم في المهام التي تتضمن معالجة بيانات متسلسلة، مثل معالجة اللغة الطبيعية، وهي تستخدم آليات الانتباه بشكل أساسي، حيث تسمح بمعالجة بيانات الإدخال بالتوازي بدلاً من التتابع.</w:t>
-      </w:r>
-      <w:r>
-        <w:rPr>
-          <w:rtl/>
-        </w:rPr>
-        <w:t xml:space="preserve"> تُعد هذه البنية أكثر كفاءة من الشبكات التقليدية مثل </w:t>
-      </w:r>
-      <w:r>
-        <w:t>RNN</w:t>
-      </w:r>
-      <w:r>
-        <w:rPr>
-          <w:rtl/>
-        </w:rPr>
-        <w:t xml:space="preserve"> و</w:t>
-      </w:r>
-      <w:r>
-        <w:t>LSTM</w:t>
-      </w:r>
-      <w:r>
-        <w:rPr>
-          <w:rtl/>
-        </w:rPr>
-        <w:t>، حيث تتفوق في فهم العلاقات الطويلة بين عناصر السلسلة وتُسهّل تدريب النماذج على نطاق واسع.</w:t>
-      </w:r>
-      <w:r>
-        <w:rPr>
-          <w:rFonts w:hint="cs"/>
-          <w:rtl/>
-        </w:rPr>
-        <w:t xml:space="preserve"> </w:t>
-      </w:r>
-      <w:r>
-        <w:t>[Attention is all you need]</w:t>
-      </w:r>
-    </w:p>
-    <w:p>
-      <w:pPr>
-        <w:pStyle w:val="Heading2"/>
-      </w:pPr>
-      <w:r>
-        <w:rPr>
-          <w:rFonts w:hint="cs"/>
-          <w:rtl/>
-        </w:rPr>
-        <w:t xml:space="preserve"> خوارزمية </w:t>
-      </w:r>
-      <w:r>
-        <w:t>K-means</w:t>
-      </w:r>
-    </w:p>
-    <w:p>
-      <w:pPr>
-        <w:rPr>
-          <w:rtl/>
-        </w:rPr>
-      </w:pPr>
-      <w:r>
-        <w:rPr>
-          <w:rtl/>
-        </w:rPr>
-        <w:t xml:space="preserve">تُعد خوارزمية </w:t>
-      </w:r>
-      <w:r>
-        <w:t>K-Means</w:t>
-      </w:r>
-      <w:r>
-        <w:rPr>
-          <w:rtl/>
-        </w:rPr>
-        <w:t xml:space="preserve"> من أكثر خوارزميات التجميع (</w:t>
-      </w:r>
-      <w:r>
-        <w:t>Clustering</w:t>
-      </w:r>
-      <w:r>
-        <w:rPr>
-          <w:rtl/>
-        </w:rPr>
-        <w:t>) استخداما</w:t>
-      </w:r>
-      <w:r>
-        <w:rPr>
-          <w:rFonts w:hint="cs"/>
-          <w:rtl/>
-        </w:rPr>
-        <w:t>ً</w:t>
-      </w:r>
-      <w:r>
-        <w:rPr>
-          <w:rtl/>
-        </w:rPr>
-        <w:t xml:space="preserve"> في تعلم الآلة، وخصوصا</w:t>
-      </w:r>
-      <w:r>
-        <w:rPr>
-          <w:rFonts w:hint="cs"/>
-          <w:rtl/>
-        </w:rPr>
-        <w:t>ً</w:t>
-      </w:r>
-      <w:r>
-        <w:rPr>
-          <w:rtl/>
-        </w:rPr>
-        <w:t xml:space="preserve"> في تحليل البيانات الاستكشافية وتقسيم العملاء في أنظمة دعم القرار. تهدف هذه الخوارزمية إلى تقسيم مجموعة من البيانات إلى </w:t>
-      </w:r>
-      <w:r>
-        <w:t>K</w:t>
-      </w:r>
-      <w:r>
-        <w:rPr>
-          <w:rtl/>
-        </w:rPr>
-        <w:t xml:space="preserve"> </w:t>
-      </w:r>
-      <w:r>
-        <w:rPr>
-          <w:rFonts w:hint="cs"/>
-          <w:rtl/>
-        </w:rPr>
-        <w:t xml:space="preserve">عنقود </w:t>
-      </w:r>
-      <w:r>
-        <w:rPr>
-          <w:rtl/>
-        </w:rPr>
-        <w:t>غير متداخل</w:t>
-      </w:r>
-      <w:r>
-        <w:rPr>
-          <w:rFonts w:hint="cs"/>
-          <w:rtl/>
-        </w:rPr>
-        <w:t>ين</w:t>
-      </w:r>
-      <w:r>
-        <w:rPr>
-          <w:rtl/>
-        </w:rPr>
-        <w:t>، بحيث تكون البيانات ضمن كل عنقود متقاربة قدر الإمكان، وتكون المسافة إلى مركز العنقود (</w:t>
-      </w:r>
-      <w:r>
-        <w:t>Centroid</w:t>
-      </w:r>
-      <w:r>
-        <w:rPr>
-          <w:rtl/>
-        </w:rPr>
-        <w:t>) أقل ما يمكن.</w:t>
-      </w:r>
-    </w:p>
-    <w:p>
-      <w:pPr>
-        <w:rPr>
-          <w:rtl/>
-        </w:rPr>
-      </w:pPr>
-      <w:r>
-        <w:rPr>
-          <w:rtl/>
-        </w:rPr>
-        <w:t xml:space="preserve">تبدأ الخوارزمية بتحديد عدد العناقيد </w:t>
-      </w:r>
-      <w:r>
-        <w:rPr>
-          <w:rFonts w:ascii="Cambria Math" w:hAnsi="Cambria Math" w:cs="Cambria Math"/>
-        </w:rPr>
-        <w:t>𝐾</w:t>
-      </w:r>
-      <w:r>
-        <w:rPr>
-          <w:rFonts w:hint="cs"/>
-          <w:rtl/>
-        </w:rPr>
-        <w:t xml:space="preserve"> </w:t>
-      </w:r>
-      <w:r>
-        <w:rPr>
-          <w:rtl/>
-        </w:rPr>
-        <w:t>واختيار مراكز أولية عشوائية لها، ثم تتكرر خطوتان رئيسيتان حتى يحدث الاستقرار:</w:t>
-      </w:r>
-    </w:p>
-    <w:p>
-      <w:pPr>
-        <w:pStyle w:val="ListParagraph"/>
-        <w:numPr>
-          <w:ilvl w:val="0"/>
-          <w:numId w:val="35"/>
-        </w:numPr>
-        <w:rPr>
-          <w:rtl/>
-        </w:rPr>
-      </w:pPr>
-      <w:r>
-        <w:rPr>
-          <w:rtl/>
-        </w:rPr>
-        <w:t>إسناد كل نقطة بيانات إلى أقرب مركز عنقود باستخدام مسافة إقليدية</w:t>
-      </w:r>
-      <w:r>
-        <w:rPr>
-          <w:rFonts w:hint="cs"/>
-          <w:rtl/>
-        </w:rPr>
-        <w:t>.</w:t>
-      </w:r>
-    </w:p>
-    <w:p>
-      <w:pPr>
-        <w:pStyle w:val="ListParagraph"/>
-        <w:numPr>
-          <w:ilvl w:val="0"/>
-          <w:numId w:val="35"/>
-        </w:numPr>
-      </w:pPr>
-      <w:r>
-        <w:rPr>
-          <w:rtl/>
-        </w:rPr>
-        <w:t xml:space="preserve">تحديث مراكز العناقيد كمتوسط للنقاط المنتمية لها. </w:t>
-      </w:r>
-    </w:p>
-    <w:p>
-      <w:pPr>
-        <w:rPr>
-          <w:rtl/>
-        </w:rPr>
-      </w:pPr>
-      <w:r>
-        <w:rPr>
-          <w:rtl/>
-        </w:rPr>
-        <w:t>تستمر العملية إلى أن تتوقف مراكز العناقيد عن التغير أو يتم الوصول إلى عدد محدد من التكرارات.</w:t>
-      </w:r>
-      <w:r>
-        <w:rPr>
-          <w:rFonts w:hint="cs"/>
-          <w:rtl/>
-        </w:rPr>
-        <w:t xml:space="preserve"> </w:t>
-      </w:r>
-    </w:p>
-    <w:p>
-      <w:r>
-        <w:rPr>
-          <w:rtl/>
-        </w:rPr>
-        <w:t xml:space="preserve">تُستخدم </w:t>
-      </w:r>
-      <w:r>
-        <w:t>K-Means</w:t>
-      </w:r>
-      <w:r>
-        <w:rPr>
-          <w:rtl/>
-        </w:rPr>
-        <w:t xml:space="preserve"> في تطبيقات متنوعة تشمل: تحليل شرائح العملاء، تجزئة الصور، تصنيف المستندات، واكتشاف الأنماط السلوكية. وتُعد مناسبة بشكل خاص للبيانات العددية القابلة للقياس.</w:t>
-      </w:r>
-      <w:r>
-        <w:rPr>
-          <w:rFonts w:hint="cs"/>
-          <w:rtl/>
-        </w:rPr>
-        <w:t xml:space="preserve"> </w:t>
-      </w:r>
-      <w:r>
-        <w:t>[Data-clustering]</w:t>
-      </w:r>
-    </w:p>
-    <w:p>
-      <w:pPr>
-        <w:pStyle w:val="Heading2"/>
-        <w:rPr>
-          <w:rtl/>
-        </w:rPr>
-      </w:pPr>
-      <w:r>
-        <w:rPr>
-          <w:rFonts w:hint="cs"/>
-          <w:rtl/>
-        </w:rPr>
-        <w:t xml:space="preserve"> القيمة الدائمة لحياة العميل</w:t>
-      </w:r>
-      <w:r>
-        <w:rPr>
-          <w:rFonts w:hint="cs"/>
-          <w:rtl/>
-        </w:rPr>
-        <w:t xml:space="preserve"> </w:t>
-      </w:r>
-      <w:r>
-        <w:t xml:space="preserve">Customer Lifetime Value </w:t>
-      </w:r>
-    </w:p>
-    <w:p>
-      <w:r>
-        <w:rPr>
-          <w:rtl/>
-        </w:rPr>
-        <w:t>تُعد قيمة عمر العميل (</w:t>
-      </w:r>
-      <w:r>
-        <w:t>Customer Lifetime Value - CLTV</w:t>
-      </w:r>
-      <w:r>
-        <w:rPr>
-          <w:rtl/>
-        </w:rPr>
-        <w:t xml:space="preserve">) من المفاهيم الأساسية في التسويق الحديث، وتُستخدم كأداة استراتيجية لتقدير العائد المالي المتوقع من العميل طوال فترة تعامله مع الشركة. تكتسب </w:t>
-      </w:r>
-      <w:r>
-        <w:t>CLTV</w:t>
-      </w:r>
-      <w:r>
-        <w:rPr>
-          <w:rtl/>
-        </w:rPr>
-        <w:t xml:space="preserve"> أهمية متزايدة في البيئات الرقمية مثل التجارة الإلكترونية، حيث تسهم في توجيه القرارات المتعلقة بالاستحواذ على العملاء، وتخصيص الميزانيات التسويقية، وتصميم استراتيجيات الاحتفاظ.</w:t>
-      </w:r>
-      <w:r>
-        <w:rPr>
-          <w:rFonts w:hint="cs"/>
-          <w:rtl/>
-        </w:rPr>
-        <w:t xml:space="preserve"> </w:t>
-      </w:r>
-      <w:r>
-        <w:t>[CLTV]</w:t>
-      </w:r>
-    </w:p>
-    <w:p>
-      <w:pPr>
-        <w:rPr>
-          <w:rtl/>
-        </w:rPr>
-      </w:pPr>
-    </w:p>
-    <w:p>
-      <w:pPr>
-        <w:pStyle w:val="Heading2"/>
-        <w:rPr>
-          <w:rtl/>
-        </w:rPr>
-      </w:pPr>
-      <w:r>
-        <w:rPr>
-          <w:rFonts w:hint="cs"/>
-          <w:rtl/>
-        </w:rPr>
-        <w:lastRenderedPageBreak/>
-        <w:t xml:space="preserve"> نموذج </w:t>
-      </w:r>
-      <w:r>
-        <w:t>RFM</w:t>
-      </w:r>
-    </w:p>
-    <w:p>
-      <w:pPr>
-        <w:rPr>
-          <w:rtl/>
-        </w:rPr>
-      </w:pPr>
-      <w:r>
-        <w:rPr>
-          <w:rtl/>
-        </w:rPr>
-        <w:t>نموذج</w:t>
-      </w:r>
-      <w:r>
-        <w:t xml:space="preserve"> RFM (Recency, Frequency, Monetary) </w:t>
-      </w:r>
-      <w:r>
-        <w:rPr>
-          <w:rtl/>
-        </w:rPr>
-        <w:t>هو أداة تحليلية تُستخدم لفهم سلوك العملاء في التسويق، حيث يتم تقسيم العملاء استنادا</w:t>
-      </w:r>
-      <w:r>
-        <w:rPr>
-          <w:rFonts w:hint="cs"/>
-          <w:rtl/>
-        </w:rPr>
-        <w:t>ً</w:t>
-      </w:r>
-      <w:r>
-        <w:rPr>
-          <w:rtl/>
-        </w:rPr>
-        <w:t xml:space="preserve"> إلى ثلاثة معايير رئيسية: الحداثة (كم من الوقت مضى منذ آخر شراء)، التكرار (عدد مرات الشراء)، وا</w:t>
-      </w:r>
-      <w:r>
-        <w:rPr>
-          <w:rFonts w:hint="cs"/>
-          <w:rtl/>
-        </w:rPr>
-        <w:t>لقيمة النقدية</w:t>
-      </w:r>
-      <w:r>
-        <w:rPr>
-          <w:rtl/>
-        </w:rPr>
-        <w:t xml:space="preserve"> (إجمالي المبالغ المنفقة). يساعد هذا النموذج الشركات على استهداف العملاء بشكل أكثر فاعلية، وتحسين الحملات التسويقية، وزيادة العوائد على الاستثمار عن طريق تخصيص العروض بناءً على سلوك العملاء. رغم فعاليته، يتطلب النموذج تحديثا</w:t>
-      </w:r>
-      <w:r>
-        <w:rPr>
-          <w:rFonts w:hint="cs"/>
-          <w:rtl/>
-        </w:rPr>
-        <w:t>ً</w:t>
-      </w:r>
-      <w:r>
-        <w:rPr>
-          <w:rtl/>
-        </w:rPr>
-        <w:t xml:space="preserve"> دوريا</w:t>
-      </w:r>
-      <w:r>
-        <w:rPr>
-          <w:rFonts w:hint="cs"/>
-          <w:rtl/>
-        </w:rPr>
-        <w:t>ً</w:t>
-      </w:r>
-      <w:r>
-        <w:rPr>
-          <w:rtl/>
-        </w:rPr>
-        <w:t xml:space="preserve"> للبيانات لضمان دقة التصنيفات</w:t>
-      </w:r>
-      <w:r>
-        <w:t>.</w:t>
-      </w:r>
-      <w:r>
-        <w:rPr>
-          <w:rFonts w:hint="cs"/>
-          <w:rtl/>
-        </w:rPr>
-        <w:t xml:space="preserve"> </w:t>
-      </w:r>
-      <w:r>
-        <w:t>[Marketing Management]</w:t>
-      </w:r>
-      <w:bookmarkStart w:id="11" w:name="_Toc204905243"/>
-      <w:r>
-        <w:rPr>
-          <w:rtl/>
-        </w:rPr>
+      <w:bookmarkStart w:id="11" w:name="_Toc204905242"/>
+      <w:r>
+        <w:rPr>
+          <w:rFonts w:hint="cs"/>
+          <w:rtl/>
+        </w:rPr>
+        <w:t>المحولات</w:t>
+      </w:r>
+      <w:bookmarkEnd w:id="11"/>
+    </w:p>
+    <w:p>
+      <w:pPr>
+        <w:rPr>
+          <w:rtl/>
+        </w:rPr>
+      </w:pPr>
+    </w:p>
+    <w:p>
+      <w:pPr>
+        <w:bidi w:val="0"/>
+      </w:pPr>
+      <w:r>
         <w:br w:type="page"/>
       </w:r>
     </w:p>
@@ -8831,6 +8288,7 @@
           <w:rtl/>
         </w:rPr>
       </w:pPr>
+      <w:bookmarkStart w:id="12" w:name="_Toc204905243"/>
       <w:r>
         <w:rPr>
           <w:rFonts w:hint="cs"/>
@@ -8839,7 +8297,7 @@
         <w:lastRenderedPageBreak/>
         <w:t>الفصل الثالث</w:t>
       </w:r>
-      <w:bookmarkEnd w:id="11"/>
+      <w:bookmarkEnd w:id="12"/>
     </w:p>
     <w:p>
       <w:pPr>
@@ -8892,7 +8350,7 @@
         </w:rPr>
         <w:t xml:space="preserve"> </w:t>
       </w:r>
-      <w:bookmarkStart w:id="12" w:name="_Toc204905244"/>
+      <w:bookmarkStart w:id="13" w:name="_Toc204905244"/>
       <w:r>
         <w:rPr>
           <w:rFonts w:hint="cs"/>
@@ -8900,7 +8358,7 @@
         </w:rPr>
         <w:t>مقدمة</w:t>
       </w:r>
-      <w:bookmarkEnd w:id="12"/>
+      <w:bookmarkEnd w:id="13"/>
     </w:p>
     <w:p>
       <w:pPr>
@@ -8972,7 +8430,7 @@
         </w:rPr>
         <w:t xml:space="preserve"> </w:t>
       </w:r>
-      <w:bookmarkStart w:id="13" w:name="_Toc204905245"/>
+      <w:bookmarkStart w:id="14" w:name="_Toc204905245"/>
       <w:r>
         <w:rPr>
           <w:rFonts w:hint="cs"/>
@@ -9004,7 +8462,7 @@
         </w:rPr>
         <w:t>.</w:t>
       </w:r>
-      <w:bookmarkEnd w:id="13"/>
+      <w:bookmarkEnd w:id="14"/>
     </w:p>
     <w:p>
       <w:pPr>
@@ -9020,7 +8478,7 @@
         </w:rPr>
         <w:t xml:space="preserve"> </w:t>
       </w:r>
-      <w:bookmarkStart w:id="14" w:name="_Toc204905246"/>
+      <w:bookmarkStart w:id="15" w:name="_Toc204905246"/>
       <w:r>
         <w:rPr>
           <w:rFonts w:hint="cs"/>
@@ -9063,7 +8521,7 @@
         </w:rPr>
         <w:t>.</w:t>
       </w:r>
-      <w:bookmarkEnd w:id="14"/>
+      <w:bookmarkEnd w:id="15"/>
     </w:p>
     <w:p>
       <w:pPr>
@@ -9098,7 +8556,20 @@
           <w:rFonts w:hint="cs"/>
           <w:rtl/>
         </w:rPr>
-        <w:t>نموذج</w:t>
+        <w:t xml:space="preserve">خوارزمية </w:t>
+      </w:r>
+      <w:r>
+        <w:rPr>
+          <w:rtl/>
+        </w:rPr>
+        <w:t xml:space="preserve">التكرار والتردد </w:t>
+      </w:r>
+      <w:r>
+        <w:rPr>
+          <w:rFonts w:hint="cs"/>
+          <w:rtl/>
+        </w:rPr>
+        <w:t>والقيمة النقدية</w:t>
       </w:r>
       <w:r>
         <w:rPr>
@@ -9108,7 +8579,7 @@
         <w:t xml:space="preserve"> </w:t>
       </w:r>
       <w:r>
-        <w:t>RFM</w:t>
+        <w:t>(RFM)</w:t>
       </w:r>
       <w:r>
         <w:rPr>
@@ -9295,18 +8766,82 @@
         <w:rPr>
           <w:rtl/>
         </w:rPr>
-        <w:t>الأنماط التتابعية في بيانات العملا</w:t>
-      </w:r>
-      <w:r>
-        <w:rPr>
-          <w:rFonts w:hint="cs"/>
-          <w:rtl/>
-        </w:rPr>
-        <w:t xml:space="preserve">ء </w:t>
-      </w:r>
-      <w:r>
-        <w:t>[Improved Customer]</w:t>
-      </w:r>
+        <w:t>الأنماط التتابعية في بيانات العملاء</w:t>
+      </w:r>
+      <w:r>
+        <w:rPr>
+          <w:rFonts w:hint="cs"/>
+          <w:rtl/>
+        </w:rPr>
+        <w:t xml:space="preserve"> </w:t>
+      </w:r>
+      <w:sdt>
+        <w:sdtPr>
+          <w:rPr>
+            <w:rFonts w:hint="cs"/>
+            <w:rtl/>
+          </w:rPr>
+          <w:id w:val="-419337102"/>
+          <w:citation/>
+        </w:sdtPr>
+        <w:sdtContent>
+          <w:r>
+            <w:rPr>
+              <w:rtl/>
+            </w:rPr>
+            <w:fldChar w:fldCharType="begin"/>
+          </w:r>
+          <w:r>
+            <w:rPr>
+              <w:rtl/>
+            </w:rPr>
+            <w:instrText xml:space="preserve"> </w:instrText>
+          </w:r>
+          <w:r>
+            <w:rPr>
+              <w:rFonts w:hint="cs"/>
+            </w:rPr>
+            <w:instrText>CITATION</w:instrText>
+          </w:r>
+          <w:r>
+            <w:rPr>
+              <w:rFonts w:hint="cs"/>
+              <w:rtl/>
+            </w:rPr>
+            <w:instrText xml:space="preserve"> </w:instrText>
+          </w:r>
+          <w:r>
+            <w:rPr>
+              <w:rFonts w:hint="cs"/>
+            </w:rPr>
+            <w:instrText>Bau \l 10241</w:instrText>
+          </w:r>
+          <w:r>
+            <w:rPr>
+              <w:rtl/>
+            </w:rPr>
+            <w:instrText xml:space="preserve"> </w:instrText>
+          </w:r>
+          <w:r>
+            <w:rPr>
+              <w:rtl/>
+            </w:rPr>
+            <w:fldChar w:fldCharType="separate"/>
+          </w:r>
+          <w:r>
+            <w:rPr>
+              <w:noProof/>
+            </w:rPr>
+            <w:t>[1]</w:t>
+          </w:r>
+          <w:r>
+            <w:rPr>
+              <w:rtl/>
+            </w:rPr>
+            <w:fldChar w:fldCharType="end"/>
+          </w:r>
+        </w:sdtContent>
+      </w:sdt>
       <w:r>
         <w:rPr>
           <w:rFonts w:hint="cs"/>
@@ -9437,9 +8972,147 @@
         </w:rPr>
         <w:t xml:space="preserve"> </w:t>
       </w:r>
-      <w:r>
-        <w:t>[Exploiting RFM]</w:t>
-      </w:r>
+      <w:sdt>
+        <w:sdtPr>
+          <w:rPr>
+            <w:rFonts w:hint="cs"/>
+            <w:rtl/>
+          </w:rPr>
+          <w:id w:val="-2082358937"/>
+          <w:citation/>
+        </w:sdtPr>
+        <w:sdtContent>
+          <w:r>
+            <w:rPr>
+              <w:rtl/>
+            </w:rPr>
+            <w:fldChar w:fldCharType="begin"/>
+          </w:r>
+          <w:r>
+            <w:rPr>
+              <w:rtl/>
+            </w:rPr>
+            <w:instrText xml:space="preserve"> </w:instrText>
+          </w:r>
+          <w:r>
+            <w:rPr>
+              <w:rFonts w:hint="cs"/>
+            </w:rPr>
+            <w:instrText>CITATION</w:instrText>
+          </w:r>
+          <w:r>
+            <w:rPr>
+              <w:rFonts w:hint="cs"/>
+              <w:rtl/>
+            </w:rPr>
+            <w:instrText xml:space="preserve"> </w:instrText>
+          </w:r>
+          <w:r>
+            <w:rPr>
+              <w:rFonts w:hint="cs"/>
+            </w:rPr>
+            <w:instrText>Men \l 10241</w:instrText>
+          </w:r>
+          <w:r>
+            <w:rPr>
+              <w:rtl/>
+            </w:rPr>
+            <w:instrText xml:space="preserve"> </w:instrText>
+          </w:r>
+          <w:r>
+            <w:rPr>
+              <w:rtl/>
+            </w:rPr>
+            <w:fldChar w:fldCharType="separate"/>
+          </w:r>
+          <w:r>
+            <w:rPr>
+              <w:noProof/>
+            </w:rPr>
+            <w:t>[2]</w:t>
+          </w:r>
+          <w:r>
+            <w:rPr>
+              <w:rtl/>
+            </w:rPr>
+            <w:fldChar w:fldCharType="end"/>
+          </w:r>
+        </w:sdtContent>
+      </w:sdt>
+      <w:sdt>
+        <w:sdtPr>
+          <w:rPr>
+            <w:rFonts w:hint="cs"/>
+            <w:rtl/>
+          </w:rPr>
+          <w:id w:val="-1141732464"/>
+          <w:citation/>
+        </w:sdtPr>
+        <w:sdtContent>
+          <w:r>
+            <w:rPr>
+              <w:rtl/>
+            </w:rPr>
+            <w:fldChar w:fldCharType="begin"/>
+          </w:r>
+          <w:r>
+            <w:rPr>
+              <w:rtl/>
+            </w:rPr>
+            <w:instrText xml:space="preserve"> </w:instrText>
+          </w:r>
+          <w:r>
+            <w:rPr>
+              <w:rFonts w:hint="cs"/>
+            </w:rPr>
+            <w:instrText>CITATION</w:instrText>
+          </w:r>
+          <w:r>
+            <w:rPr>
+              <w:rFonts w:hint="cs"/>
+              <w:rtl/>
+            </w:rPr>
+            <w:instrText xml:space="preserve"> </w:instrText>
+          </w:r>
+          <w:r>
+            <w:rPr>
+              <w:rFonts w:hint="cs"/>
+            </w:rPr>
+            <w:instrText>Ahl \l 10241</w:instrText>
+          </w:r>
+          <w:r>
+            <w:rPr>
+              <w:rtl/>
+            </w:rPr>
+            <w:instrText xml:space="preserve"> </w:instrText>
+          </w:r>
+          <w:r>
+            <w:rPr>
+              <w:rtl/>
+            </w:rPr>
+            <w:fldChar w:fldCharType="separate"/>
+          </w:r>
+          <w:r>
+            <w:rPr>
+              <w:noProof/>
+              <w:rtl/>
+            </w:rPr>
+            <w:t xml:space="preserve"> </w:t>
+          </w:r>
+          <w:r>
+            <w:rPr>
+              <w:noProof/>
+            </w:rPr>
+            <w:t>[3]</w:t>
+          </w:r>
+          <w:r>
+            <w:rPr>
+              <w:rtl/>
+            </w:rPr>
+            <w:fldChar w:fldCharType="end"/>
+          </w:r>
+        </w:sdtContent>
+      </w:sdt>
       <w:r>
         <w:rPr>
           <w:rtl/>
@@ -9461,7 +9134,7 @@
           <w:rtl/>
         </w:rPr>
       </w:pPr>
-      <w:bookmarkStart w:id="15" w:name="_Toc204905247"/>
+      <w:bookmarkStart w:id="16" w:name="_Toc204905247"/>
       <w:r>
         <w:rPr>
           <w:rFonts w:hint="cs"/>
@@ -9470,7 +9143,7 @@
         <w:lastRenderedPageBreak/>
         <w:t>استخدام المحولات في توقع انسحاب العملاء.</w:t>
       </w:r>
-      <w:bookmarkEnd w:id="15"/>
+      <w:bookmarkEnd w:id="16"/>
     </w:p>
     <w:p>
       <w:r>
@@ -9663,16 +9336,80 @@
         </w:rPr>
         <w:t xml:space="preserve"> وتقدير خطر انسحاب كل عميل</w:t>
       </w:r>
-      <w:r>
-        <w:rPr>
-          <w:rFonts w:hint="cs"/>
-          <w:rtl/>
-        </w:rPr>
-        <w:t xml:space="preserve"> </w:t>
-      </w:r>
-      <w:r>
-        <w:t>[Exploit]</w:t>
-      </w:r>
+      <w:sdt>
+        <w:sdtPr>
+          <w:rPr>
+            <w:rFonts w:hint="cs"/>
+            <w:rtl/>
+          </w:rPr>
+          <w:id w:val="-168956639"/>
+          <w:citation/>
+        </w:sdtPr>
+        <w:sdtContent>
+          <w:r>
+            <w:rPr>
+              <w:rtl/>
+            </w:rPr>
+            <w:fldChar w:fldCharType="begin"/>
+          </w:r>
+          <w:r>
+            <w:rPr>
+              <w:rtl/>
+            </w:rPr>
+            <w:instrText xml:space="preserve"> </w:instrText>
+          </w:r>
+          <w:r>
+            <w:rPr>
+              <w:rFonts w:hint="cs"/>
+            </w:rPr>
+            <w:instrText>CITATION</w:instrText>
+          </w:r>
+          <w:r>
+            <w:rPr>
+              <w:rFonts w:hint="cs"/>
+              <w:rtl/>
+            </w:rPr>
+            <w:instrText xml:space="preserve"> </w:instrText>
+          </w:r>
+          <w:r>
+            <w:rPr>
+              <w:rFonts w:hint="cs"/>
+            </w:rPr>
+            <w:instrText>Ahl \l 10241</w:instrText>
+          </w:r>
+          <w:r>
+            <w:rPr>
+              <w:rtl/>
+            </w:rPr>
+            <w:instrText xml:space="preserve"> </w:instrText>
+          </w:r>
+          <w:r>
+            <w:rPr>
+              <w:rtl/>
+            </w:rPr>
+            <w:fldChar w:fldCharType="separate"/>
+          </w:r>
+          <w:r>
+            <w:rPr>
+              <w:noProof/>
+              <w:rtl/>
+            </w:rPr>
+            <w:t xml:space="preserve"> </w:t>
+          </w:r>
+          <w:r>
+            <w:rPr>
+              <w:noProof/>
+            </w:rPr>
+            <w:t>[3]</w:t>
+          </w:r>
+          <w:r>
+            <w:rPr>
+              <w:rtl/>
+            </w:rPr>
+            <w:fldChar w:fldCharType="end"/>
+          </w:r>
+        </w:sdtContent>
+      </w:sdt>
       <w:r>
         <w:rPr>
           <w:rtl/>
@@ -9687,7 +9424,7 @@
           <w:rtl/>
         </w:rPr>
       </w:pPr>
-      <w:bookmarkStart w:id="16" w:name="_Toc204905248"/>
+      <w:bookmarkStart w:id="17" w:name="_Toc204905248"/>
       <w:r>
         <w:rPr>
           <w:rtl/>
@@ -9714,7 +9451,7 @@
         </w:rPr>
         <w:t>.</w:t>
       </w:r>
-      <w:bookmarkEnd w:id="16"/>
+      <w:bookmarkEnd w:id="17"/>
     </w:p>
     <w:p>
       <w:pPr>
@@ -9757,16 +9494,79 @@
         </w:rPr>
         <w:t xml:space="preserve"> في مجال الاتصالات، للتنبؤ بانسحاب العملاء بناءً على بيانات سلوك الاستخدام اليومية. يتميز هذا النموذج بقدرته على التعامل مع بيانات سلاسل زمنية متعددة المتغيرات، وهو ما يسمح بتحليل سلوك العملاء المتغير بشكل دقيق عبر الزمن</w:t>
       </w:r>
-      <w:r>
-        <w:rPr>
-          <w:rFonts w:hint="cs"/>
-          <w:rtl/>
-        </w:rPr>
-        <w:t xml:space="preserve"> </w:t>
-      </w:r>
-      <w:r>
-        <w:t>[B2B]</w:t>
-      </w:r>
+      <w:sdt>
+        <w:sdtPr>
+          <w:rPr>
+            <w:rtl/>
+          </w:rPr>
+          <w:id w:val="-1154299686"/>
+          <w:citation/>
+        </w:sdtPr>
+        <w:sdtContent>
+          <w:r>
+            <w:rPr>
+              <w:rtl/>
+            </w:rPr>
+            <w:fldChar w:fldCharType="begin"/>
+          </w:r>
+          <w:r>
+            <w:rPr>
+              <w:rtl/>
+            </w:rPr>
+            <w:instrText xml:space="preserve"> </w:instrText>
+          </w:r>
+          <w:r>
+            <w:rPr>
+              <w:rFonts w:hint="cs"/>
+            </w:rPr>
+            <w:instrText>CITATION</w:instrText>
+          </w:r>
+          <w:r>
+            <w:rPr>
+              <w:rFonts w:hint="cs"/>
+              <w:rtl/>
+            </w:rPr>
+            <w:instrText xml:space="preserve"> </w:instrText>
+          </w:r>
+          <w:r>
+            <w:rPr>
+              <w:rFonts w:hint="cs"/>
+            </w:rPr>
+            <w:instrText>Ahl \l 10241</w:instrText>
+          </w:r>
+          <w:r>
+            <w:rPr>
+              <w:rtl/>
+            </w:rPr>
+            <w:instrText xml:space="preserve"> </w:instrText>
+          </w:r>
+          <w:r>
+            <w:rPr>
+              <w:rtl/>
+            </w:rPr>
+            <w:fldChar w:fldCharType="separate"/>
+          </w:r>
+          <w:r>
+            <w:rPr>
+              <w:noProof/>
+              <w:rtl/>
+            </w:rPr>
+            <w:t xml:space="preserve"> </w:t>
+          </w:r>
+          <w:r>
+            <w:rPr>
+              <w:noProof/>
+            </w:rPr>
+            <w:t>[3]</w:t>
+          </w:r>
+          <w:r>
+            <w:rPr>
+              <w:rtl/>
+            </w:rPr>
+            <w:fldChar w:fldCharType="end"/>
+          </w:r>
+        </w:sdtContent>
+      </w:sdt>
       <w:r>
         <w:rPr>
           <w:rtl/>
@@ -9867,37 +9667,123 @@
         </w:rPr>
         <w:t xml:space="preserve">الشكل  </w:t>
       </w:r>
-      <w:fldSimple w:instr=" SEQ الشكل_ \* ARABIC ">
-        <w:r>
+      <w:r>
+        <w:fldChar w:fldCharType="begin"/>
+      </w:r>
+      <w:r>
+        <w:instrText xml:space="preserve"> SEQ </w:instrText>
+      </w:r>
+      <w:r>
+        <w:rPr>
+          <w:rtl/>
+        </w:rPr>
+        <w:instrText>الشكل</w:instrText>
+      </w:r>
+      <w:r>
+        <w:instrText xml:space="preserve">_ \* ARABIC </w:instrText>
+      </w:r>
+      <w:r>
+        <w:fldChar w:fldCharType="separate"/>
+      </w:r>
+      <w:r>
+        <w:rPr>
+          <w:noProof/>
+        </w:rPr>
+        <w:t>1</w:t>
+      </w:r>
+      <w:r>
+        <w:rPr>
+          <w:noProof/>
+        </w:rPr>
+        <w:fldChar w:fldCharType="end"/>
+      </w:r>
+      <w:r>
+        <w:rPr>
+          <w:rFonts w:hint="cs"/>
+          <w:rtl/>
+        </w:rPr>
+        <w:t xml:space="preserve"> </w:t>
+      </w:r>
+      <w:r>
+        <w:rPr>
+          <w:rtl/>
+        </w:rPr>
+        <w:t>المحولات في توقع انسحاب العملاء بناءً على سلوك الاستخدام اليومي</w:t>
+      </w:r>
+      <w:r>
+        <w:rPr>
+          <w:rFonts w:hint="cs"/>
+          <w:rtl/>
+        </w:rPr>
+        <w:t xml:space="preserve"> </w:t>
+      </w:r>
+      <w:sdt>
+        <w:sdtPr>
           <w:rPr>
-            <w:noProof/>
+            <w:rFonts w:hint="cs"/>
+            <w:rtl/>
           </w:rPr>
-          <w:t>1</w:t>
-        </w:r>
-      </w:fldSimple>
-      <w:r>
-        <w:rPr>
-          <w:rFonts w:hint="cs"/>
-          <w:rtl/>
-        </w:rPr>
-        <w:t xml:space="preserve"> </w:t>
-      </w:r>
-      <w:r>
-        <w:rPr>
-          <w:rtl/>
-        </w:rPr>
-        <w:t>المحولات في توقع انسحاب العملاء بناءً على سلوك الاستخدام اليومي</w:t>
-      </w:r>
-      <w:r>
-        <w:rPr>
-          <w:rFonts w:hint="cs"/>
-          <w:rtl/>
-        </w:rPr>
-        <w:t xml:space="preserve"> </w:t>
-      </w:r>
-      <w:r>
-        <w:t>[B2B]</w:t>
-      </w:r>
+          <w:id w:val="-58871412"/>
+          <w:citation/>
+        </w:sdtPr>
+        <w:sdtContent>
+          <w:r>
+            <w:rPr>
+              <w:rtl/>
+            </w:rPr>
+            <w:fldChar w:fldCharType="begin"/>
+          </w:r>
+          <w:r>
+            <w:rPr>
+              <w:rtl/>
+            </w:rPr>
+            <w:instrText xml:space="preserve"> </w:instrText>
+          </w:r>
+          <w:r>
+            <w:rPr>
+              <w:rFonts w:hint="cs"/>
+            </w:rPr>
+            <w:instrText>CITATION</w:instrText>
+          </w:r>
+          <w:r>
+            <w:rPr>
+              <w:rFonts w:hint="cs"/>
+              <w:rtl/>
+            </w:rPr>
+            <w:instrText xml:space="preserve"> </w:instrText>
+          </w:r>
+          <w:r>
+            <w:rPr>
+              <w:rFonts w:hint="cs"/>
+            </w:rPr>
+            <w:instrText>Ahl \l 10241</w:instrText>
+          </w:r>
+          <w:r>
+            <w:rPr>
+              <w:rtl/>
+            </w:rPr>
+            <w:instrText xml:space="preserve"> </w:instrText>
+          </w:r>
+          <w:r>
+            <w:rPr>
+              <w:rtl/>
+            </w:rPr>
+            <w:fldChar w:fldCharType="separate"/>
+          </w:r>
+          <w:r>
+            <w:rPr>
+              <w:noProof/>
+            </w:rPr>
+            <w:t>[3]</w:t>
+          </w:r>
+          <w:r>
+            <w:rPr>
+              <w:rtl/>
+            </w:rPr>
+            <w:fldChar w:fldCharType="end"/>
+          </w:r>
+        </w:sdtContent>
+      </w:sdt>
     </w:p>
     <w:p>
       <w:pPr>
@@ -10295,7 +10181,7 @@
       <w:pPr>
         <w:pStyle w:val="Heading3"/>
       </w:pPr>
-      <w:bookmarkStart w:id="17" w:name="_Toc204905249"/>
+      <w:bookmarkStart w:id="18" w:name="_Toc204905249"/>
       <w:r>
         <w:rPr>
           <w:rtl/>
@@ -10318,7 +10204,7 @@
         </w:rPr>
         <w:t>.</w:t>
       </w:r>
-      <w:bookmarkEnd w:id="17"/>
+      <w:bookmarkEnd w:id="18"/>
     </w:p>
     <w:p>
       <w:r>
@@ -10364,20 +10250,7 @@
         <w:rPr>
           <w:rtl/>
         </w:rPr>
-        <w:t>المتغيرة عبر الزمن، بهدف تحسين التنبؤ بانسحاب العملاء في قطاع الخدمات المالية. يُعدّ هذا النهج مهما</w:t>
-      </w:r>
-      <w:r>
-        <w:rPr>
-          <w:rFonts w:hint="cs"/>
-          <w:rtl/>
-        </w:rPr>
-        <w:t>ً</w:t>
-      </w:r>
-      <w:r>
-        <w:rPr>
-          <w:rtl/>
-        </w:rPr>
-        <w:t xml:space="preserve"> لأن مقاييس </w:t>
+        <w:t xml:space="preserve">المتغيرة عبر الزمن، بهدف تحسين التنبؤ بانسحاب العملاء في قطاع الخدمات المالية. يُعدّ هذا النهج مهمًا لأن مقاييس </w:t>
       </w:r>
       <w:r>
         <w:t>RFM</w:t>
@@ -10814,17 +10687,30 @@
     </w:p>
     <w:p>
       <w:pPr>
+        <w:rPr>
+          <w:rtl/>
+        </w:rPr>
+      </w:pPr>
+      <w:r>
+        <w:rPr>
+          <w:rtl/>
+        </w:rPr>
+        <w:lastRenderedPageBreak/>
+        <w:tab/>
+      </w:r>
+    </w:p>
+    <w:p>
+      <w:pPr>
         <w:pStyle w:val="Heading3"/>
         <w:rPr>
           <w:rtl/>
         </w:rPr>
       </w:pPr>
-      <w:bookmarkStart w:id="18" w:name="_Toc204905250"/>
-      <w:r>
-        <w:rPr>
-          <w:rtl/>
-        </w:rPr>
-        <w:lastRenderedPageBreak/>
+      <w:bookmarkStart w:id="19" w:name="_Toc204905250"/>
+      <w:r>
+        <w:rPr>
+          <w:rtl/>
+        </w:rPr>
         <w:t>تنبؤ وتمثيل مبني على سلاسل نشاط العملاء</w:t>
       </w:r>
       <w:r>
@@ -10841,7 +10727,7 @@
         </w:rPr>
         <w:t>.</w:t>
       </w:r>
-      <w:bookmarkEnd w:id="18"/>
+      <w:bookmarkEnd w:id="19"/>
     </w:p>
     <w:p>
       <w:pPr>
@@ -11153,11 +11039,6 @@
       </w:r>
     </w:p>
     <w:p>
-      <w:pPr>
-        <w:rPr>
-          <w:rtl/>
-        </w:rPr>
-      </w:pPr>
       <w:r>
         <w:rPr>
           <w:rFonts w:hint="cs"/>
@@ -11213,20 +11094,47 @@
         </w:rPr>
         <w:t xml:space="preserve"> </w:t>
       </w:r>
-      <w:r>
-        <w:rPr>
-          <w:rtl/>
-        </w:rPr>
-        <w:t xml:space="preserve">استخدام خوارزمية </w:t>
-      </w:r>
-      <w:r>
-        <w:t>K-Means</w:t>
-      </w:r>
-      <w:r>
-        <w:rPr>
-          <w:rtl/>
-        </w:rPr>
-        <w:t xml:space="preserve"> في تقسيم عملاء متجر تجارة إلكترونية</w:t>
+      <w:bookmarkStart w:id="20" w:name="_Toc204905251"/>
+      <w:r>
+        <w:rPr>
+          <w:rFonts w:hint="cs"/>
+          <w:rtl/>
+        </w:rPr>
+        <w:t xml:space="preserve">مجموعة بيانات </w:t>
+      </w:r>
+      <w:r>
+        <w:rPr>
+          <w:rFonts w:hint="cs"/>
+          <w:rtl/>
+        </w:rPr>
+        <w:t>في مجال التجارة الإلكترونية</w:t>
+      </w:r>
+      <w:bookmarkEnd w:id="20"/>
+    </w:p>
+    <w:p>
+      <w:pPr>
+        <w:pStyle w:val="Heading3"/>
+        <w:rPr>
+          <w:rtl/>
+        </w:rPr>
+      </w:pPr>
+      <w:bookmarkStart w:id="21" w:name="_Toc204905252"/>
+      <w:r>
+        <w:rPr>
+          <w:rFonts w:hint="cs"/>
+          <w:rtl/>
+        </w:rPr>
+        <w:t>مجموعة بيانات</w:t>
+      </w:r>
+      <w:r>
+        <w:rPr>
+          <w:rFonts w:hint="cs"/>
+          <w:rtl/>
+        </w:rPr>
+        <w:t xml:space="preserve"> </w:t>
+      </w:r>
+      <w:r>
+        <w:t>E-commerce Customer Data For Behavior Analysis</w:t>
       </w:r>
       <w:r>
         <w:rPr>
@@ -11235,239 +11143,7 @@
         </w:rPr>
         <w:t>.</w:t>
       </w:r>
-    </w:p>
-    <w:p>
-      <w:pPr>
-        <w:rPr>
-          <w:rtl/>
-        </w:rPr>
-      </w:pPr>
-      <w:r>
-        <w:rPr>
-          <w:rtl/>
-        </w:rPr>
-        <w:t>يعد تحليل شرائح العملاء (</w:t>
-      </w:r>
-      <w:r>
-        <w:t>Customer Segmentation</w:t>
-      </w:r>
-      <w:r>
-        <w:rPr>
-          <w:rtl/>
-        </w:rPr>
-        <w:t xml:space="preserve">) من أهم التطبيقات العملية لخوارزمية </w:t>
-      </w:r>
-      <w:r>
-        <w:t>K-Means</w:t>
-      </w:r>
-      <w:r>
-        <w:rPr>
-          <w:rtl/>
-        </w:rPr>
-        <w:t xml:space="preserve"> في بيئة التجارة الإلكترونية. تهدف هذه العملية إلى تقسيم قاعدة العملاء إلى </w:t>
-      </w:r>
-      <w:r>
-        <w:rPr>
-          <w:rFonts w:hint="cs"/>
-          <w:rtl/>
-        </w:rPr>
-        <w:t xml:space="preserve">شرائح </w:t>
-      </w:r>
-      <w:r>
-        <w:rPr>
-          <w:rtl/>
-        </w:rPr>
-        <w:t>متجانسة بناءً على سلوكهم الشرائي وخصائصهم، مما يساعد المتاجر الإلكترونية على اتخاذ قرارات تسويقية مخصصة، وتحسين تجربة المستخدم، وزيادة ولاء العملاء.</w:t>
-      </w:r>
-    </w:p>
-    <w:p>
-      <w:pPr>
-        <w:rPr>
-          <w:rtl/>
-        </w:rPr>
-      </w:pPr>
-      <w:r>
-        <w:rPr>
-          <w:rtl/>
-        </w:rPr>
-        <w:t xml:space="preserve">تعتمد خوارزمية </w:t>
-      </w:r>
-      <w:r>
-        <w:t>K-Means</w:t>
-      </w:r>
-      <w:r>
-        <w:rPr>
-          <w:rtl/>
-        </w:rPr>
-        <w:t xml:space="preserve"> على تجميع العملاء وفقا</w:t>
-      </w:r>
-      <w:r>
-        <w:rPr>
-          <w:rFonts w:hint="cs"/>
-          <w:rtl/>
-        </w:rPr>
-        <w:t>ً</w:t>
-      </w:r>
-      <w:r>
-        <w:rPr>
-          <w:rtl/>
-        </w:rPr>
-        <w:t xml:space="preserve"> لسمات محددة مثل: عدد الطلبات، إجمالي الإنفاق، معدل التكرار، والمدة الزمنية منذ آخر عملية شراء. يتم تمثيل كل عميل كنقطة في فضاء متعدد الأبعاد، وتُقسم هذه النقاط إلى عناقيد باستخدام مبدأ تقليل المسافة بين العملاء ومراكز العناقيد. تساعد هذه الطريقة في تحديد أنماط مثل "عملاء مميزون"، "عملاء جدد"، أو "عملاء مهددون بالانسحاب"، وهو ما يمكّن الشركات من تخصيص استراتيجيات التسويق والعروض بشكل أكثر دقة.</w:t>
-      </w:r>
-    </w:p>
-    <w:p>
-      <w:pPr>
-        <w:rPr>
-          <w:rtl/>
-        </w:rPr>
-      </w:pPr>
-    </w:p>
-    <w:p>
-      <w:r>
-        <w:rPr>
-          <w:rtl/>
-        </w:rPr>
-        <w:lastRenderedPageBreak/>
-        <w:t xml:space="preserve">وقد أظهرت فعالية </w:t>
-      </w:r>
-      <w:r>
-        <w:t>K-Means</w:t>
-      </w:r>
-      <w:r>
-        <w:rPr>
-          <w:rtl/>
-        </w:rPr>
-        <w:t xml:space="preserve"> نظرا</w:t>
-      </w:r>
-      <w:r>
-        <w:rPr>
-          <w:rFonts w:hint="cs"/>
-          <w:rtl/>
-        </w:rPr>
-        <w:t>ً</w:t>
-      </w:r>
-      <w:r>
-        <w:rPr>
-          <w:rtl/>
-        </w:rPr>
-        <w:t xml:space="preserve"> لبساطتها وسرعتها في التعامل مع مجموعات بيانات كبيرة، مما يجعلها مناسبة للتطبيقات العملية في المتاجر الإلكترونية. كما يمكن دمج نتائج التقسيم مع تقنيات أخرى، مثل التوصية التنبؤية أو </w:t>
-      </w:r>
-      <w:r>
-        <w:rPr>
-          <w:rFonts w:hint="cs"/>
-          <w:rtl/>
-        </w:rPr>
-        <w:t>توقع</w:t>
-      </w:r>
-      <w:r>
-        <w:rPr>
-          <w:rtl/>
-        </w:rPr>
-        <w:t xml:space="preserve"> ال</w:t>
-      </w:r>
-      <w:r>
-        <w:rPr>
-          <w:rFonts w:hint="cs"/>
-          <w:rtl/>
-        </w:rPr>
-        <w:t>انسحاب</w:t>
-      </w:r>
-      <w:r>
-        <w:rPr>
-          <w:rtl/>
-        </w:rPr>
-        <w:t>، لتحقيق أداء أفضل في إدارة العلاقة مع العملاء.</w:t>
-      </w:r>
-      <w:r>
-        <w:rPr>
-          <w:rFonts w:hint="cs"/>
-          <w:rtl/>
-        </w:rPr>
-        <w:t xml:space="preserve"> </w:t>
-      </w:r>
-      <w:r>
-        <w:t>[data = clustering]</w:t>
-      </w:r>
-    </w:p>
-    <w:p/>
-    <w:p>
-      <w:pPr>
-        <w:pStyle w:val="Heading2"/>
-        <w:rPr>
-          <w:rtl/>
-        </w:rPr>
-      </w:pPr>
-      <w:r>
-        <w:rPr>
-          <w:rFonts w:hint="cs"/>
-          <w:rtl/>
-        </w:rPr>
-        <w:t xml:space="preserve"> </w:t>
-      </w:r>
-      <w:bookmarkStart w:id="19" w:name="_Toc204905251"/>
-      <w:r>
-        <w:rPr>
-          <w:rFonts w:hint="cs"/>
-          <w:rtl/>
-        </w:rPr>
-        <w:t>مجموع</w:t>
-      </w:r>
-      <w:r>
-        <w:rPr>
-          <w:rFonts w:hint="cs"/>
-          <w:rtl/>
-        </w:rPr>
-        <w:t>ات ال</w:t>
-      </w:r>
-      <w:r>
-        <w:rPr>
-          <w:rFonts w:hint="cs"/>
-          <w:rtl/>
-        </w:rPr>
-        <w:t xml:space="preserve">بيانات </w:t>
-      </w:r>
-      <w:r>
-        <w:rPr>
-          <w:rFonts w:hint="cs"/>
-          <w:rtl/>
-        </w:rPr>
-        <w:t>في مجال التجارة الإلكترونية</w:t>
-      </w:r>
-      <w:bookmarkEnd w:id="19"/>
-    </w:p>
-    <w:p>
-      <w:pPr>
-        <w:pStyle w:val="Heading3"/>
-        <w:rPr>
-          <w:rtl/>
-        </w:rPr>
-      </w:pPr>
-      <w:bookmarkStart w:id="20" w:name="_Toc204905252"/>
-      <w:r>
-        <w:rPr>
-          <w:rFonts w:hint="cs"/>
-          <w:rtl/>
-        </w:rPr>
-        <w:t>مجموعة بيانات</w:t>
-      </w:r>
-      <w:r>
-        <w:rPr>
-          <w:rFonts w:hint="cs"/>
-          <w:rtl/>
-        </w:rPr>
-        <w:t xml:space="preserve"> </w:t>
-      </w:r>
-      <w:r>
-        <w:t>E-commerce Customer Data For Behavior Analysis</w:t>
-      </w:r>
-      <w:r>
-        <w:rPr>
-          <w:rFonts w:hint="cs"/>
-          <w:rtl/>
-        </w:rPr>
-        <w:t>.</w:t>
-      </w:r>
-      <w:bookmarkEnd w:id="20"/>
+      <w:bookmarkEnd w:id="21"/>
     </w:p>
     <w:p>
       <w:pPr>
@@ -11627,6 +11303,9 @@
     <w:p>
       <w:pPr>
         <w:spacing w:after="0"/>
+        <w:rPr>
+          <w:rtl/>
+        </w:rPr>
       </w:pPr>
       <w:r>
         <w:rPr>
@@ -11652,14 +11331,6 @@
     </w:p>
     <w:p>
       <w:pPr>
-        <w:spacing w:after="0"/>
-        <w:rPr>
-          <w:rtl/>
-        </w:rPr>
-      </w:pPr>
-    </w:p>
-    <w:p>
-      <w:pPr>
         <w:pStyle w:val="Heading4"/>
         <w:rPr>
           <w:rtl/>
@@ -11670,6 +11341,7 @@
           <w:rFonts w:hint="cs"/>
           <w:rtl/>
         </w:rPr>
+        <w:lastRenderedPageBreak/>
         <w:t xml:space="preserve"> أعمدة قاعدة البيانات.</w:t>
       </w:r>
     </w:p>
@@ -12660,7 +12332,6 @@
                 <w:sz w:val="24"/>
                 <w:szCs w:val="24"/>
               </w:rPr>
-              <w:lastRenderedPageBreak/>
               <w:t>Churn</w:t>
             </w:r>
           </w:p>
@@ -12728,14 +12399,36 @@
         </w:rPr>
         <w:t xml:space="preserve">جدول </w:t>
       </w:r>
-      <w:fldSimple w:instr=" SEQ جدول \* ARABIC ">
-        <w:r>
-          <w:rPr>
-            <w:noProof/>
-          </w:rPr>
-          <w:t>1</w:t>
-        </w:r>
-      </w:fldSimple>
+      <w:r>
+        <w:fldChar w:fldCharType="begin"/>
+      </w:r>
+      <w:r>
+        <w:instrText xml:space="preserve"> SEQ </w:instrText>
+      </w:r>
+      <w:r>
+        <w:rPr>
+          <w:rtl/>
+        </w:rPr>
+        <w:instrText>جدول</w:instrText>
+      </w:r>
+      <w:r>
+        <w:instrText xml:space="preserve"> \* ARABIC </w:instrText>
+      </w:r>
+      <w:r>
+        <w:fldChar w:fldCharType="separate"/>
+      </w:r>
+      <w:r>
+        <w:rPr>
+          <w:noProof/>
+        </w:rPr>
+        <w:t>1</w:t>
+      </w:r>
+      <w:r>
+        <w:rPr>
+          <w:noProof/>
+        </w:rPr>
+        <w:fldChar w:fldCharType="end"/>
+      </w:r>
       <w:r>
         <w:rPr>
           <w:rFonts w:hint="cs"/>
@@ -12754,7 +12447,7 @@
           <w:rtl/>
         </w:rPr>
       </w:pPr>
-      <w:bookmarkStart w:id="21" w:name="_Toc204905253"/>
+      <w:bookmarkStart w:id="22" w:name="_Toc204905253"/>
       <w:r>
         <w:rPr>
           <w:rFonts w:hint="cs"/>
@@ -12775,7 +12468,7 @@
         </w:rPr>
         <w:t>.</w:t>
       </w:r>
-      <w:bookmarkEnd w:id="21"/>
+      <w:bookmarkEnd w:id="22"/>
     </w:p>
     <w:p>
       <w:pPr>
@@ -12883,14 +12576,36 @@
         </w:rPr>
         <w:t xml:space="preserve">الشكل  </w:t>
       </w:r>
-      <w:fldSimple w:instr=" SEQ الشكل_ \* ARABIC ">
-        <w:r>
-          <w:rPr>
-            <w:noProof/>
-          </w:rPr>
-          <w:t>2</w:t>
-        </w:r>
-      </w:fldSimple>
+      <w:r>
+        <w:fldChar w:fldCharType="begin"/>
+      </w:r>
+      <w:r>
+        <w:instrText xml:space="preserve"> SEQ </w:instrText>
+      </w:r>
+      <w:r>
+        <w:rPr>
+          <w:rtl/>
+        </w:rPr>
+        <w:instrText>الشكل</w:instrText>
+      </w:r>
+      <w:r>
+        <w:instrText xml:space="preserve">_ \* ARABIC </w:instrText>
+      </w:r>
+      <w:r>
+        <w:fldChar w:fldCharType="separate"/>
+      </w:r>
+      <w:r>
+        <w:rPr>
+          <w:noProof/>
+        </w:rPr>
+        <w:t>2</w:t>
+      </w:r>
+      <w:r>
+        <w:rPr>
+          <w:noProof/>
+        </w:rPr>
+        <w:fldChar w:fldCharType="end"/>
+      </w:r>
       <w:r>
         <w:rPr>
           <w:rFonts w:hint="cs"/>
@@ -12914,6 +12629,7 @@
           <w:rFonts w:hint="cs"/>
           <w:rtl/>
         </w:rPr>
+        <w:lastRenderedPageBreak/>
         <w:t xml:space="preserve"> أعمدة مجموعة البيانات</w:t>
       </w:r>
     </w:p>
@@ -13513,14 +13229,36 @@
         </w:rPr>
         <w:t xml:space="preserve">جدول </w:t>
       </w:r>
-      <w:fldSimple w:instr=" SEQ جدول \* ARABIC ">
-        <w:r>
-          <w:rPr>
-            <w:noProof/>
-          </w:rPr>
-          <w:t>2</w:t>
-        </w:r>
-      </w:fldSimple>
+      <w:r>
+        <w:fldChar w:fldCharType="begin"/>
+      </w:r>
+      <w:r>
+        <w:instrText xml:space="preserve"> SEQ </w:instrText>
+      </w:r>
+      <w:r>
+        <w:rPr>
+          <w:rtl/>
+        </w:rPr>
+        <w:instrText>جدول</w:instrText>
+      </w:r>
+      <w:r>
+        <w:instrText xml:space="preserve"> \* ARABIC </w:instrText>
+      </w:r>
+      <w:r>
+        <w:fldChar w:fldCharType="separate"/>
+      </w:r>
+      <w:r>
+        <w:rPr>
+          <w:noProof/>
+        </w:rPr>
+        <w:t>2</w:t>
+      </w:r>
+      <w:r>
+        <w:rPr>
+          <w:noProof/>
+        </w:rPr>
+        <w:fldChar w:fldCharType="end"/>
+      </w:r>
       <w:r>
         <w:rPr>
           <w:rFonts w:hint="cs"/>
@@ -13546,26 +13284,18 @@
     <w:p>
       <w:pPr>
         <w:pStyle w:val="Heading2"/>
-        <w:numPr>
-          <w:ilvl w:val="0"/>
-          <w:numId w:val="0"/>
-        </w:numPr>
-        <w:ind w:left="576" w:hanging="576"/>
-      </w:pPr>
-    </w:p>
-    <w:p>
-      <w:pPr>
-        <w:pStyle w:val="Heading2"/>
-      </w:pPr>
-      <w:r>
-        <w:rPr>
-          <w:rFonts w:hint="cs"/>
-          <w:rtl/>
-        </w:rPr>
-        <w:lastRenderedPageBreak/>
+        <w:rPr>
+          <w:rtl/>
+        </w:rPr>
+      </w:pPr>
+      <w:r>
+        <w:rPr>
+          <w:rFonts w:hint="cs"/>
+          <w:rtl/>
+        </w:rPr>
         <w:t xml:space="preserve"> </w:t>
       </w:r>
-      <w:bookmarkStart w:id="22" w:name="_Toc204905254"/>
+      <w:bookmarkStart w:id="23" w:name="_Toc204905254"/>
       <w:r>
         <w:rPr>
           <w:rFonts w:hint="cs"/>
@@ -13573,14 +13303,7 @@
         </w:rPr>
         <w:t>دراسة التطبيقات المشابهة</w:t>
       </w:r>
-      <w:bookmarkEnd w:id="22"/>
-    </w:p>
-    <w:p>
-      <w:pPr>
-        <w:rPr>
-          <w:rtl/>
-        </w:rPr>
-      </w:pPr>
+      <w:bookmarkEnd w:id="23"/>
     </w:p>
     <w:p>
       <w:pPr>
@@ -13604,7 +13327,7 @@
           <w:rtl/>
         </w:rPr>
       </w:pPr>
-      <w:bookmarkStart w:id="23" w:name="_Toc204905255"/>
+      <w:bookmarkStart w:id="24" w:name="_Toc204905255"/>
       <w:r>
         <w:rPr>
           <w:rStyle w:val="Heading1Char"/>
@@ -13621,7 +13344,7 @@
         </w:rPr>
         <w:t xml:space="preserve"> الرابع</w:t>
       </w:r>
-      <w:bookmarkEnd w:id="23"/>
+      <w:bookmarkEnd w:id="24"/>
     </w:p>
     <w:p>
       <w:pPr>
@@ -13678,7 +13401,7 @@
         </w:rPr>
         <w:t xml:space="preserve"> </w:t>
       </w:r>
-      <w:bookmarkStart w:id="24" w:name="_Toc204905256"/>
+      <w:bookmarkStart w:id="25" w:name="_Toc204905256"/>
       <w:r>
         <w:rPr>
           <w:rFonts w:hint="cs"/>
@@ -13700,7 +13423,7 @@
         </w:rPr>
         <w:t xml:space="preserve"> حالات الاستخدام</w:t>
       </w:r>
-      <w:bookmarkEnd w:id="24"/>
+      <w:bookmarkEnd w:id="25"/>
     </w:p>
     <w:p>
       <w:pPr>
@@ -13794,14 +13517,36 @@
         </w:rPr>
         <w:t xml:space="preserve"> </w:t>
       </w:r>
-      <w:fldSimple w:instr=" SEQ الشكل \* ARABIC ">
-        <w:r>
-          <w:rPr>
-            <w:noProof/>
-          </w:rPr>
-          <w:t>1</w:t>
-        </w:r>
-      </w:fldSimple>
+      <w:r>
+        <w:fldChar w:fldCharType="begin"/>
+      </w:r>
+      <w:r>
+        <w:instrText xml:space="preserve"> SEQ </w:instrText>
+      </w:r>
+      <w:r>
+        <w:rPr>
+          <w:rtl/>
+        </w:rPr>
+        <w:instrText>الشكل</w:instrText>
+      </w:r>
+      <w:r>
+        <w:instrText xml:space="preserve"> \* ARABIC </w:instrText>
+      </w:r>
+      <w:r>
+        <w:fldChar w:fldCharType="separate"/>
+      </w:r>
+      <w:r>
+        <w:rPr>
+          <w:noProof/>
+        </w:rPr>
+        <w:t>1</w:t>
+      </w:r>
+      <w:r>
+        <w:rPr>
+          <w:noProof/>
+        </w:rPr>
+        <w:fldChar w:fldCharType="end"/>
+      </w:r>
       <w:r>
         <w:rPr>
           <w:noProof/>
@@ -13888,14 +13633,36 @@
         </w:rPr>
         <w:t xml:space="preserve">الشكل </w:t>
       </w:r>
-      <w:fldSimple w:instr=" SEQ الشكل \* ARABIC ">
-        <w:r>
-          <w:rPr>
-            <w:noProof/>
-          </w:rPr>
-          <w:t>2</w:t>
-        </w:r>
-      </w:fldSimple>
+      <w:r>
+        <w:fldChar w:fldCharType="begin"/>
+      </w:r>
+      <w:r>
+        <w:instrText xml:space="preserve"> SEQ </w:instrText>
+      </w:r>
+      <w:r>
+        <w:rPr>
+          <w:rtl/>
+        </w:rPr>
+        <w:instrText>الشكل</w:instrText>
+      </w:r>
+      <w:r>
+        <w:instrText xml:space="preserve"> \* ARABIC </w:instrText>
+      </w:r>
+      <w:r>
+        <w:fldChar w:fldCharType="separate"/>
+      </w:r>
+      <w:r>
+        <w:rPr>
+          <w:noProof/>
+        </w:rPr>
+        <w:t>2</w:t>
+      </w:r>
+      <w:r>
+        <w:rPr>
+          <w:noProof/>
+        </w:rPr>
+        <w:fldChar w:fldCharType="end"/>
+      </w:r>
       <w:r>
         <w:rPr>
           <w:rFonts w:hint="cs"/>
@@ -13926,7 +13693,7 @@
         <w:lastRenderedPageBreak/>
         <w:t xml:space="preserve"> </w:t>
       </w:r>
-      <w:bookmarkStart w:id="25" w:name="_Toc204905257"/>
+      <w:bookmarkStart w:id="26" w:name="_Toc204905257"/>
       <w:r>
         <w:rPr>
           <w:rFonts w:hint="cs"/>
@@ -13934,7 +13701,7 @@
         </w:rPr>
         <w:t>السرد النصي لحالات الاستخدام</w:t>
       </w:r>
-      <w:bookmarkEnd w:id="25"/>
+      <w:bookmarkEnd w:id="26"/>
     </w:p>
     <w:p>
       <w:pPr>
@@ -13943,7 +13710,7 @@
           <w:rtl/>
         </w:rPr>
       </w:pPr>
-      <w:bookmarkStart w:id="26" w:name="_Toc204905258"/>
+      <w:bookmarkStart w:id="27" w:name="_Toc204905258"/>
       <w:r>
         <w:rPr>
           <w:rFonts w:hint="cs"/>
@@ -13958,7 +13725,7 @@
         </w:rPr>
         <w:t>.</w:t>
       </w:r>
-      <w:bookmarkEnd w:id="26"/>
+      <w:bookmarkEnd w:id="27"/>
     </w:p>
     <w:tbl>
       <w:tblPr>
@@ -14183,14 +13950,36 @@
         </w:rPr>
         <w:t xml:space="preserve">جدول </w:t>
       </w:r>
-      <w:fldSimple w:instr=" SEQ جدول \* ARABIC ">
-        <w:r>
-          <w:rPr>
-            <w:noProof/>
-          </w:rPr>
-          <w:t>3</w:t>
-        </w:r>
-      </w:fldSimple>
+      <w:r>
+        <w:fldChar w:fldCharType="begin"/>
+      </w:r>
+      <w:r>
+        <w:instrText xml:space="preserve"> SEQ </w:instrText>
+      </w:r>
+      <w:r>
+        <w:rPr>
+          <w:rtl/>
+        </w:rPr>
+        <w:instrText>جدول</w:instrText>
+      </w:r>
+      <w:r>
+        <w:instrText xml:space="preserve"> \* ARABIC </w:instrText>
+      </w:r>
+      <w:r>
+        <w:fldChar w:fldCharType="separate"/>
+      </w:r>
+      <w:r>
+        <w:rPr>
+          <w:noProof/>
+        </w:rPr>
+        <w:t>3</w:t>
+      </w:r>
+      <w:r>
+        <w:rPr>
+          <w:noProof/>
+        </w:rPr>
+        <w:fldChar w:fldCharType="end"/>
+      </w:r>
       <w:r>
         <w:rPr>
           <w:rFonts w:hint="cs"/>
@@ -14555,14 +14344,36 @@
         </w:rPr>
         <w:t xml:space="preserve">جدول </w:t>
       </w:r>
-      <w:fldSimple w:instr=" SEQ جدول \* ARABIC ">
-        <w:r>
-          <w:rPr>
-            <w:noProof/>
-          </w:rPr>
-          <w:t>4</w:t>
-        </w:r>
-      </w:fldSimple>
+      <w:r>
+        <w:fldChar w:fldCharType="begin"/>
+      </w:r>
+      <w:r>
+        <w:instrText xml:space="preserve"> SEQ </w:instrText>
+      </w:r>
+      <w:r>
+        <w:rPr>
+          <w:rtl/>
+        </w:rPr>
+        <w:instrText>جدول</w:instrText>
+      </w:r>
+      <w:r>
+        <w:instrText xml:space="preserve"> \* ARABIC </w:instrText>
+      </w:r>
+      <w:r>
+        <w:fldChar w:fldCharType="separate"/>
+      </w:r>
+      <w:r>
+        <w:rPr>
+          <w:noProof/>
+        </w:rPr>
+        <w:t>4</w:t>
+      </w:r>
+      <w:r>
+        <w:rPr>
+          <w:noProof/>
+        </w:rPr>
+        <w:fldChar w:fldCharType="end"/>
+      </w:r>
       <w:r>
         <w:rPr>
           <w:rFonts w:hint="cs"/>
@@ -14910,7 +14721,7 @@
           <w:rtl/>
         </w:rPr>
       </w:pPr>
-      <w:bookmarkStart w:id="27" w:name="_Toc204905259"/>
+      <w:bookmarkStart w:id="28" w:name="_Toc204905259"/>
       <w:r>
         <w:rPr>
           <w:rFonts w:hint="cs"/>
@@ -14928,7 +14739,7 @@
         </w:rPr>
         <w:t>.</w:t>
       </w:r>
-      <w:bookmarkEnd w:id="27"/>
+      <w:bookmarkEnd w:id="28"/>
     </w:p>
     <w:tbl>
       <w:tblPr>
@@ -15177,14 +14988,36 @@
         </w:rPr>
         <w:t xml:space="preserve">جدول </w:t>
       </w:r>
-      <w:fldSimple w:instr=" SEQ جدول \* ARABIC ">
-        <w:r>
-          <w:rPr>
-            <w:noProof/>
-          </w:rPr>
-          <w:t>5</w:t>
-        </w:r>
-      </w:fldSimple>
+      <w:r>
+        <w:fldChar w:fldCharType="begin"/>
+      </w:r>
+      <w:r>
+        <w:instrText xml:space="preserve"> SEQ </w:instrText>
+      </w:r>
+      <w:r>
+        <w:rPr>
+          <w:rtl/>
+        </w:rPr>
+        <w:instrText>جدول</w:instrText>
+      </w:r>
+      <w:r>
+        <w:instrText xml:space="preserve"> \* ARABIC </w:instrText>
+      </w:r>
+      <w:r>
+        <w:fldChar w:fldCharType="separate"/>
+      </w:r>
+      <w:r>
+        <w:rPr>
+          <w:noProof/>
+        </w:rPr>
+        <w:t>5</w:t>
+      </w:r>
+      <w:r>
+        <w:rPr>
+          <w:noProof/>
+        </w:rPr>
+        <w:fldChar w:fldCharType="end"/>
+      </w:r>
       <w:r>
         <w:rPr>
           <w:rFonts w:hint="cs"/>
@@ -15849,14 +15682,36 @@
         </w:rPr>
         <w:t xml:space="preserve">جدول </w:t>
       </w:r>
-      <w:fldSimple w:instr=" SEQ جدول \* ARABIC ">
-        <w:r>
-          <w:rPr>
-            <w:noProof/>
-          </w:rPr>
-          <w:t>6</w:t>
-        </w:r>
-      </w:fldSimple>
+      <w:r>
+        <w:fldChar w:fldCharType="begin"/>
+      </w:r>
+      <w:r>
+        <w:instrText xml:space="preserve"> SEQ </w:instrText>
+      </w:r>
+      <w:r>
+        <w:rPr>
+          <w:rtl/>
+        </w:rPr>
+        <w:instrText>جدول</w:instrText>
+      </w:r>
+      <w:r>
+        <w:instrText xml:space="preserve"> \* ARABIC </w:instrText>
+      </w:r>
+      <w:r>
+        <w:fldChar w:fldCharType="separate"/>
+      </w:r>
+      <w:r>
+        <w:rPr>
+          <w:noProof/>
+        </w:rPr>
+        <w:t>6</w:t>
+      </w:r>
+      <w:r>
+        <w:rPr>
+          <w:noProof/>
+        </w:rPr>
+        <w:fldChar w:fldCharType="end"/>
+      </w:r>
       <w:r>
         <w:rPr>
           <w:rFonts w:hint="cs"/>
@@ -16096,7 +15951,7 @@
           <w:rtl/>
         </w:rPr>
       </w:pPr>
-      <w:bookmarkStart w:id="28" w:name="_Toc204905260"/>
+      <w:bookmarkStart w:id="29" w:name="_Toc204905260"/>
       <w:r>
         <w:rPr>
           <w:rFonts w:hint="cs"/>
@@ -16114,7 +15969,7 @@
         </w:rPr>
         <w:t>.</w:t>
       </w:r>
-      <w:bookmarkEnd w:id="28"/>
+      <w:bookmarkEnd w:id="29"/>
     </w:p>
     <w:tbl>
       <w:tblPr>
@@ -16352,14 +16207,36 @@
         </w:rPr>
         <w:t xml:space="preserve">جدول </w:t>
       </w:r>
-      <w:fldSimple w:instr=" SEQ جدول \* ARABIC ">
-        <w:r>
-          <w:rPr>
-            <w:noProof/>
-          </w:rPr>
-          <w:t>7</w:t>
-        </w:r>
-      </w:fldSimple>
+      <w:r>
+        <w:fldChar w:fldCharType="begin"/>
+      </w:r>
+      <w:r>
+        <w:instrText xml:space="preserve"> SEQ </w:instrText>
+      </w:r>
+      <w:r>
+        <w:rPr>
+          <w:rtl/>
+        </w:rPr>
+        <w:instrText>جدول</w:instrText>
+      </w:r>
+      <w:r>
+        <w:instrText xml:space="preserve"> \* ARABIC </w:instrText>
+      </w:r>
+      <w:r>
+        <w:fldChar w:fldCharType="separate"/>
+      </w:r>
+      <w:r>
+        <w:rPr>
+          <w:noProof/>
+        </w:rPr>
+        <w:t>7</w:t>
+      </w:r>
+      <w:r>
+        <w:rPr>
+          <w:noProof/>
+        </w:rPr>
+        <w:fldChar w:fldCharType="end"/>
+      </w:r>
       <w:r>
         <w:rPr>
           <w:rFonts w:hint="cs"/>
@@ -16721,14 +16598,36 @@
         </w:rPr>
         <w:t xml:space="preserve">جدول </w:t>
       </w:r>
-      <w:fldSimple w:instr=" SEQ جدول \* ARABIC ">
-        <w:r>
-          <w:rPr>
-            <w:noProof/>
-          </w:rPr>
-          <w:t>8</w:t>
-        </w:r>
-      </w:fldSimple>
+      <w:r>
+        <w:fldChar w:fldCharType="begin"/>
+      </w:r>
+      <w:r>
+        <w:instrText xml:space="preserve"> SEQ </w:instrText>
+      </w:r>
+      <w:r>
+        <w:rPr>
+          <w:rtl/>
+        </w:rPr>
+        <w:instrText>جدول</w:instrText>
+      </w:r>
+      <w:r>
+        <w:instrText xml:space="preserve"> \* ARABIC </w:instrText>
+      </w:r>
+      <w:r>
+        <w:fldChar w:fldCharType="separate"/>
+      </w:r>
+      <w:r>
+        <w:rPr>
+          <w:noProof/>
+        </w:rPr>
+        <w:t>8</w:t>
+      </w:r>
+      <w:r>
+        <w:rPr>
+          <w:noProof/>
+        </w:rPr>
+        <w:fldChar w:fldCharType="end"/>
+      </w:r>
       <w:r>
         <w:rPr>
           <w:rFonts w:hint="cs"/>
@@ -16935,7 +16834,7 @@
           <w:rtl/>
         </w:rPr>
       </w:pPr>
-      <w:bookmarkStart w:id="29" w:name="_Toc204905261"/>
+      <w:bookmarkStart w:id="30" w:name="_Toc204905261"/>
       <w:r>
         <w:rPr>
           <w:rFonts w:hint="cs"/>
@@ -16957,7 +16856,7 @@
         </w:rPr>
         <w:t xml:space="preserve"> المتوقع انسحابها.</w:t>
       </w:r>
-      <w:bookmarkEnd w:id="29"/>
+      <w:bookmarkEnd w:id="30"/>
     </w:p>
     <w:tbl>
       <w:tblPr>
@@ -17222,14 +17121,36 @@
         </w:rPr>
         <w:t xml:space="preserve">جدول </w:t>
       </w:r>
-      <w:fldSimple w:instr=" SEQ جدول \* ARABIC ">
-        <w:r>
-          <w:rPr>
-            <w:noProof/>
-          </w:rPr>
-          <w:t>9</w:t>
-        </w:r>
-      </w:fldSimple>
+      <w:r>
+        <w:fldChar w:fldCharType="begin"/>
+      </w:r>
+      <w:r>
+        <w:instrText xml:space="preserve"> SEQ </w:instrText>
+      </w:r>
+      <w:r>
+        <w:rPr>
+          <w:rtl/>
+        </w:rPr>
+        <w:instrText>جدول</w:instrText>
+      </w:r>
+      <w:r>
+        <w:instrText xml:space="preserve"> \* ARABIC </w:instrText>
+      </w:r>
+      <w:r>
+        <w:fldChar w:fldCharType="separate"/>
+      </w:r>
+      <w:r>
+        <w:rPr>
+          <w:noProof/>
+        </w:rPr>
+        <w:t>9</w:t>
+      </w:r>
+      <w:r>
+        <w:rPr>
+          <w:noProof/>
+        </w:rPr>
+        <w:fldChar w:fldCharType="end"/>
+      </w:r>
       <w:r>
         <w:rPr>
           <w:rFonts w:hint="cs"/>
@@ -17512,14 +17433,36 @@
         </w:rPr>
         <w:t xml:space="preserve">جدول </w:t>
       </w:r>
-      <w:fldSimple w:instr=" SEQ جدول \* ARABIC ">
-        <w:r>
-          <w:rPr>
-            <w:noProof/>
-          </w:rPr>
-          <w:t>10</w:t>
-        </w:r>
-      </w:fldSimple>
+      <w:r>
+        <w:fldChar w:fldCharType="begin"/>
+      </w:r>
+      <w:r>
+        <w:instrText xml:space="preserve"> SEQ </w:instrText>
+      </w:r>
+      <w:r>
+        <w:rPr>
+          <w:rtl/>
+        </w:rPr>
+        <w:instrText>جدول</w:instrText>
+      </w:r>
+      <w:r>
+        <w:instrText xml:space="preserve"> \* ARABIC </w:instrText>
+      </w:r>
+      <w:r>
+        <w:fldChar w:fldCharType="separate"/>
+      </w:r>
+      <w:r>
+        <w:rPr>
+          <w:noProof/>
+        </w:rPr>
+        <w:t>10</w:t>
+      </w:r>
+      <w:r>
+        <w:rPr>
+          <w:noProof/>
+        </w:rPr>
+        <w:fldChar w:fldCharType="end"/>
+      </w:r>
       <w:r>
         <w:rPr>
           <w:rFonts w:hint="cs"/>
@@ -17625,7 +17568,7 @@
           <w:rtl/>
         </w:rPr>
       </w:pPr>
-      <w:bookmarkStart w:id="30" w:name="_Toc204905262"/>
+      <w:bookmarkStart w:id="31" w:name="_Toc204905262"/>
       <w:r>
         <w:rPr>
           <w:rFonts w:hint="cs"/>
@@ -17648,7 +17591,7 @@
         </w:rPr>
         <w:t>.</w:t>
       </w:r>
-      <w:bookmarkEnd w:id="30"/>
+      <w:bookmarkEnd w:id="31"/>
     </w:p>
     <w:tbl>
       <w:tblPr>
@@ -17905,14 +17848,36 @@
         </w:rPr>
         <w:t xml:space="preserve">جدول </w:t>
       </w:r>
-      <w:fldSimple w:instr=" SEQ جدول \* ARABIC ">
-        <w:r>
-          <w:rPr>
-            <w:noProof/>
-          </w:rPr>
-          <w:t>11</w:t>
-        </w:r>
-      </w:fldSimple>
+      <w:r>
+        <w:fldChar w:fldCharType="begin"/>
+      </w:r>
+      <w:r>
+        <w:instrText xml:space="preserve"> SEQ </w:instrText>
+      </w:r>
+      <w:r>
+        <w:rPr>
+          <w:rtl/>
+        </w:rPr>
+        <w:instrText>جدول</w:instrText>
+      </w:r>
+      <w:r>
+        <w:instrText xml:space="preserve"> \* ARABIC </w:instrText>
+      </w:r>
+      <w:r>
+        <w:fldChar w:fldCharType="separate"/>
+      </w:r>
+      <w:r>
+        <w:rPr>
+          <w:noProof/>
+        </w:rPr>
+        <w:t>11</w:t>
+      </w:r>
+      <w:r>
+        <w:rPr>
+          <w:noProof/>
+        </w:rPr>
+        <w:fldChar w:fldCharType="end"/>
+      </w:r>
       <w:r>
         <w:rPr>
           <w:rFonts w:hint="cs"/>
@@ -18224,14 +18189,36 @@
         </w:rPr>
         <w:t xml:space="preserve">جدول </w:t>
       </w:r>
-      <w:fldSimple w:instr=" SEQ جدول \* ARABIC ">
-        <w:r>
-          <w:rPr>
-            <w:noProof/>
-          </w:rPr>
-          <w:t>12</w:t>
-        </w:r>
-      </w:fldSimple>
+      <w:r>
+        <w:fldChar w:fldCharType="begin"/>
+      </w:r>
+      <w:r>
+        <w:instrText xml:space="preserve"> SEQ </w:instrText>
+      </w:r>
+      <w:r>
+        <w:rPr>
+          <w:rtl/>
+        </w:rPr>
+        <w:instrText>جدول</w:instrText>
+      </w:r>
+      <w:r>
+        <w:instrText xml:space="preserve"> \* ARABIC </w:instrText>
+      </w:r>
+      <w:r>
+        <w:fldChar w:fldCharType="separate"/>
+      </w:r>
+      <w:r>
+        <w:rPr>
+          <w:noProof/>
+        </w:rPr>
+        <w:t>12</w:t>
+      </w:r>
+      <w:r>
+        <w:rPr>
+          <w:noProof/>
+        </w:rPr>
+        <w:fldChar w:fldCharType="end"/>
+      </w:r>
       <w:r>
         <w:rPr>
           <w:rFonts w:hint="cs"/>
@@ -18338,7 +18325,7 @@
           <w:rtl/>
         </w:rPr>
       </w:pPr>
-      <w:bookmarkStart w:id="31" w:name="_Toc204905263"/>
+      <w:bookmarkStart w:id="32" w:name="_Toc204905263"/>
       <w:r>
         <w:rPr>
           <w:rFonts w:hint="cs"/>
@@ -18360,7 +18347,7 @@
         </w:rPr>
         <w:t>.</w:t>
       </w:r>
-      <w:bookmarkEnd w:id="31"/>
+      <w:bookmarkEnd w:id="32"/>
     </w:p>
     <w:tbl>
       <w:tblPr>
@@ -18631,14 +18618,36 @@
         </w:rPr>
         <w:t xml:space="preserve">جدول </w:t>
       </w:r>
-      <w:fldSimple w:instr=" SEQ جدول \* ARABIC ">
-        <w:r>
-          <w:rPr>
-            <w:noProof/>
-          </w:rPr>
-          <w:t>13</w:t>
-        </w:r>
-      </w:fldSimple>
+      <w:r>
+        <w:fldChar w:fldCharType="begin"/>
+      </w:r>
+      <w:r>
+        <w:instrText xml:space="preserve"> SEQ </w:instrText>
+      </w:r>
+      <w:r>
+        <w:rPr>
+          <w:rtl/>
+        </w:rPr>
+        <w:instrText>جدول</w:instrText>
+      </w:r>
+      <w:r>
+        <w:instrText xml:space="preserve"> \* ARABIC </w:instrText>
+      </w:r>
+      <w:r>
+        <w:fldChar w:fldCharType="separate"/>
+      </w:r>
+      <w:r>
+        <w:rPr>
+          <w:noProof/>
+        </w:rPr>
+        <w:t>13</w:t>
+      </w:r>
+      <w:r>
+        <w:rPr>
+          <w:noProof/>
+        </w:rPr>
+        <w:fldChar w:fldCharType="end"/>
+      </w:r>
       <w:r>
         <w:rPr>
           <w:rFonts w:hint="cs"/>
@@ -18940,14 +18949,36 @@
         </w:rPr>
         <w:t xml:space="preserve">جدول </w:t>
       </w:r>
-      <w:fldSimple w:instr=" SEQ جدول \* ARABIC ">
-        <w:r>
-          <w:rPr>
-            <w:noProof/>
-          </w:rPr>
-          <w:t>14</w:t>
-        </w:r>
-      </w:fldSimple>
+      <w:r>
+        <w:fldChar w:fldCharType="begin"/>
+      </w:r>
+      <w:r>
+        <w:instrText xml:space="preserve"> SEQ </w:instrText>
+      </w:r>
+      <w:r>
+        <w:rPr>
+          <w:rtl/>
+        </w:rPr>
+        <w:instrText>جدول</w:instrText>
+      </w:r>
+      <w:r>
+        <w:instrText xml:space="preserve"> \* ARABIC </w:instrText>
+      </w:r>
+      <w:r>
+        <w:fldChar w:fldCharType="separate"/>
+      </w:r>
+      <w:r>
+        <w:rPr>
+          <w:noProof/>
+        </w:rPr>
+        <w:t>14</w:t>
+      </w:r>
+      <w:r>
+        <w:rPr>
+          <w:noProof/>
+        </w:rPr>
+        <w:fldChar w:fldCharType="end"/>
+      </w:r>
       <w:r>
         <w:rPr>
           <w:rFonts w:hint="cs"/>
@@ -19068,7 +19099,7 @@
           <w:rtl/>
         </w:rPr>
       </w:pPr>
-      <w:bookmarkStart w:id="32" w:name="_Toc204905264"/>
+      <w:bookmarkStart w:id="33" w:name="_Toc204905264"/>
       <w:r>
         <w:rPr>
           <w:rFonts w:hint="cs"/>
@@ -19077,7 +19108,7 @@
         <w:lastRenderedPageBreak/>
         <w:t>الفصل الخامس</w:t>
       </w:r>
-      <w:bookmarkEnd w:id="32"/>
+      <w:bookmarkEnd w:id="33"/>
     </w:p>
     <w:p>
       <w:pPr>
@@ -19123,7 +19154,7 @@
         </w:rPr>
         <w:t xml:space="preserve"> </w:t>
       </w:r>
-      <w:bookmarkStart w:id="33" w:name="_Toc204905265"/>
+      <w:bookmarkStart w:id="34" w:name="_Toc204905265"/>
       <w:r>
         <w:rPr>
           <w:rFonts w:hint="cs"/>
@@ -19131,7 +19162,7 @@
         </w:rPr>
         <w:t>مقدمة</w:t>
       </w:r>
-      <w:bookmarkEnd w:id="33"/>
+      <w:bookmarkEnd w:id="34"/>
     </w:p>
     <w:p>
       <w:pPr>
@@ -19256,6 +19287,7 @@
       <w:pPr>
         <w:pStyle w:val="Heading2"/>
         <w:rPr>
+          <w:rFonts w:hint="cs"/>
           <w:rtl/>
         </w:rPr>
       </w:pPr>
@@ -19266,7 +19298,7 @@
         </w:rPr>
         <w:t xml:space="preserve"> </w:t>
       </w:r>
-      <w:bookmarkStart w:id="34" w:name="_Toc204905266"/>
+      <w:bookmarkStart w:id="35" w:name="_Toc204905266"/>
       <w:r>
         <w:rPr>
           <w:rFonts w:hint="cs"/>
@@ -19281,7 +19313,7 @@
         </w:rPr>
         <w:t xml:space="preserve"> لتوقع انسحاب العملاء</w:t>
       </w:r>
-      <w:bookmarkEnd w:id="34"/>
+      <w:bookmarkEnd w:id="35"/>
     </w:p>
     <w:p>
       <w:r>
@@ -19299,7 +19331,14 @@
           <w:rFonts w:hint="cs"/>
           <w:rtl/>
         </w:rPr>
-        <w:t xml:space="preserve">) وتدريبه على عمليات شراء العملاء للتوقع بانسحاب العملاء نظرا لقدرة المحولات </w:t>
+        <w:t>) وتدريبه على عمليات شراء العملاء للتوقع بانسحاب العملاء</w:t>
+      </w:r>
+      <w:r>
+        <w:rPr>
+          <w:rFonts w:hint="cs"/>
+          <w:rtl/>
+        </w:rPr>
+        <w:t xml:space="preserve"> نظرا لقدرة المحولات </w:t>
       </w:r>
       <w:r>
         <w:rPr>
@@ -19313,7 +19352,14 @@
           <w:rFonts w:hint="cs"/>
           <w:rtl/>
         </w:rPr>
-        <w:t xml:space="preserve"> فهم سلسة عمليات وتمثيلها. </w:t>
+        <w:t xml:space="preserve"> فهم سلسة عمليات وتمثيلها</w:t>
+      </w:r>
+      <w:r>
+        <w:rPr>
+          <w:rFonts w:hint="cs"/>
+          <w:rtl/>
+        </w:rPr>
+        <w:t xml:space="preserve">. </w:t>
       </w:r>
     </w:p>
     <w:p>
@@ -19377,7 +19423,7 @@
           <w:rtl/>
         </w:rPr>
       </w:pPr>
-      <w:bookmarkStart w:id="35" w:name="_Toc204905267"/>
+      <w:bookmarkStart w:id="36" w:name="_Toc204905267"/>
       <w:r>
         <w:rPr>
           <w:rFonts w:hint="cs"/>
@@ -19393,7 +19439,7 @@
         </w:rPr>
         <w:t xml:space="preserve"> لتوقع انسحاب العملاء</w:t>
       </w:r>
-      <w:bookmarkEnd w:id="35"/>
+      <w:bookmarkEnd w:id="36"/>
     </w:p>
     <w:p>
       <w:pPr>
@@ -19413,7 +19459,7 @@
           <w14:ligatures w14:val="none"/>
         </w:rPr>
         <w:drawing>
-          <wp:inline distT="0" distB="0" distL="0" distR="0" wp14:anchorId="011FE0B1" wp14:editId="3CB87D57">
+          <wp:inline distT="0" distB="0" distL="0" distR="0" wp14:anchorId="011FE0B1" wp14:editId="77AF45E9">
             <wp:extent cx="1975758" cy="6979299"/>
             <wp:effectExtent l="0" t="0" r="0" b="0"/>
             <wp:docPr id="1572794203" name="Picture 1"/>
@@ -19478,14 +19524,33 @@
       <w:r>
         <w:t xml:space="preserve">  </w:t>
       </w:r>
-      <w:fldSimple w:instr=" SEQ الشكل_ \* ARABIC ">
-        <w:r>
-          <w:rPr>
-            <w:noProof/>
-          </w:rPr>
-          <w:t>3</w:t>
-        </w:r>
-      </w:fldSimple>
+      <w:r>
+        <w:fldChar w:fldCharType="begin"/>
+      </w:r>
+      <w:r>
+        <w:instrText xml:space="preserve"> SEQ </w:instrText>
+      </w:r>
+      <w:r>
+        <w:rPr>
+          <w:rtl/>
+        </w:rPr>
+        <w:instrText>الشكل</w:instrText>
+      </w:r>
+      <w:r>
+        <w:instrText xml:space="preserve">_ \* ARABIC </w:instrText>
+      </w:r>
+      <w:r>
+        <w:fldChar w:fldCharType="separate"/>
+      </w:r>
+      <w:r>
+        <w:rPr>
+          <w:noProof/>
+        </w:rPr>
+        <w:t>3</w:t>
+      </w:r>
+      <w:r>
+        <w:fldChar w:fldCharType="end"/>
+      </w:r>
       <w:r>
         <w:rPr>
           <w:rFonts w:hint="cs"/>
@@ -19500,7 +19565,21 @@
           <w:rFonts w:hint="cs"/>
           <w:rtl/>
         </w:rPr>
-        <w:t>النموذج المقترح يكون من طبقتين من المحولات وكل طبقة تحتوي على 8 رؤوس من الانتباه الذاتي (</w:t>
+        <w:t xml:space="preserve">النموذج </w:t>
+      </w:r>
+      <w:r>
+        <w:rPr>
+          <w:rFonts w:hint="cs"/>
+          <w:rtl/>
+        </w:rPr>
+        <w:t xml:space="preserve">المقترح </w:t>
+      </w:r>
+      <w:r>
+        <w:rPr>
+          <w:rFonts w:hint="cs"/>
+          <w:rtl/>
+        </w:rPr>
+        <w:t>يكون من طبقتين من المحولات وكل طبقة تحتوي على 8 رؤوس من الانتباه الذاتي (</w:t>
       </w:r>
       <w:r>
         <w:t>Self-attention</w:t>
@@ -19510,7 +19589,14 @@
           <w:rFonts w:hint="cs"/>
           <w:rtl/>
         </w:rPr>
-        <w:t>).</w:t>
+        <w:t>)</w:t>
+      </w:r>
+      <w:r>
+        <w:rPr>
+          <w:rFonts w:hint="cs"/>
+          <w:rtl/>
+        </w:rPr>
+        <w:t>.</w:t>
       </w:r>
     </w:p>
     <w:p>
@@ -19527,7 +19613,7 @@
           <w:rtl/>
         </w:rPr>
       </w:pPr>
-      <w:bookmarkStart w:id="36" w:name="_Toc204905268"/>
+      <w:bookmarkStart w:id="37" w:name="_Toc204905268"/>
       <w:r>
         <w:rPr>
           <w:rFonts w:hint="cs"/>
@@ -19554,7 +19640,7 @@
         </w:rPr>
         <w:t>) هي:</w:t>
       </w:r>
-      <w:bookmarkEnd w:id="36"/>
+      <w:bookmarkEnd w:id="37"/>
     </w:p>
     <w:tbl>
       <w:tblPr>
@@ -19672,6 +19758,9 @@
           <w:p>
             <w:pPr>
               <w:jc w:val="center"/>
+              <w:rPr>
+                <w:rFonts w:hint="cs"/>
+              </w:rPr>
             </w:pPr>
             <w:r>
               <w:rPr>
@@ -19860,15 +19949,55 @@
         </w:rPr>
         <w:t xml:space="preserve">جدول </w:t>
       </w:r>
-      <w:fldSimple w:instr=" SEQ جدول \* ARABIC ">
-        <w:r>
-          <w:rPr>
-            <w:noProof/>
-            <w:rtl/>
-          </w:rPr>
-          <w:t>15</w:t>
-        </w:r>
-      </w:fldSimple>
+      <w:r>
+        <w:rPr>
+          <w:rtl/>
+        </w:rPr>
+        <w:fldChar w:fldCharType="begin"/>
+      </w:r>
+      <w:r>
+        <w:rPr>
+          <w:rtl/>
+        </w:rPr>
+        <w:instrText xml:space="preserve"> </w:instrText>
+      </w:r>
+      <w:r>
+        <w:instrText>SEQ</w:instrText>
+      </w:r>
+      <w:r>
+        <w:rPr>
+          <w:rtl/>
+        </w:rPr>
+        <w:instrText xml:space="preserve"> جدول \* </w:instrText>
+      </w:r>
+      <w:r>
+        <w:instrText>ARABIC</w:instrText>
+      </w:r>
+      <w:r>
+        <w:rPr>
+          <w:rtl/>
+        </w:rPr>
+        <w:instrText xml:space="preserve"> </w:instrText>
+      </w:r>
+      <w:r>
+        <w:rPr>
+          <w:rtl/>
+        </w:rPr>
+        <w:fldChar w:fldCharType="separate"/>
+      </w:r>
+      <w:r>
+        <w:rPr>
+          <w:noProof/>
+          <w:rtl/>
+        </w:rPr>
+        <w:t>15</w:t>
+      </w:r>
+      <w:r>
+        <w:rPr>
+          <w:rtl/>
+        </w:rPr>
+        <w:fldChar w:fldCharType="end"/>
+      </w:r>
       <w:r>
         <w:rPr>
           <w:rFonts w:hint="cs"/>
@@ -19884,7 +20013,7 @@
           <w:rtl/>
         </w:rPr>
       </w:pPr>
-      <w:bookmarkStart w:id="37" w:name="_Toc204905269"/>
+      <w:bookmarkStart w:id="38" w:name="_Toc204905269"/>
       <w:r>
         <w:rPr>
           <w:rFonts w:hint="cs"/>
@@ -19892,7 +20021,7 @@
         </w:rPr>
         <w:t>تحضير البيانات</w:t>
       </w:r>
-      <w:bookmarkEnd w:id="37"/>
+      <w:bookmarkEnd w:id="38"/>
     </w:p>
     <w:p>
       <w:pPr>
@@ -19912,13 +20041,27 @@
           <w:sz w:val="24"/>
           <w:szCs w:val="24"/>
         </w:rPr>
-        <w:t>E-commerce Customer Data for Behavior Analysis</w:t>
-      </w:r>
-      <w:r>
-        <w:rPr>
-          <w:rFonts w:hint="cs"/>
+        <w:t xml:space="preserve">E-commerce Customer Data </w:t>
+      </w:r>
+      <w:r>
+        <w:rPr>
           <w:sz w:val="24"/>
           <w:szCs w:val="24"/>
+        </w:rPr>
+        <w:t>for</w:t>
+      </w:r>
+      <w:r>
+        <w:rPr>
+          <w:sz w:val="24"/>
+          <w:szCs w:val="24"/>
+        </w:rPr>
+        <w:t xml:space="preserve"> Behavior Analysis</w:t>
+      </w:r>
+      <w:r>
+        <w:rPr>
+          <w:rFonts w:hint="cs"/>
+          <w:sz w:val="24"/>
+          <w:szCs w:val="24"/>
           <w:rtl/>
         </w:rPr>
         <w:t>.</w:t>
@@ -20086,7 +20229,7 @@
           <w:rtl/>
         </w:rPr>
       </w:pPr>
-      <w:bookmarkStart w:id="38" w:name="_Toc204905270"/>
+      <w:bookmarkStart w:id="39" w:name="_Toc204905270"/>
       <w:r>
         <w:rPr>
           <w:rFonts w:hint="cs"/>
@@ -20095,7 +20238,7 @@
         <w:lastRenderedPageBreak/>
         <w:t>منهجية التدريب</w:t>
       </w:r>
-      <w:bookmarkEnd w:id="38"/>
+      <w:bookmarkEnd w:id="39"/>
     </w:p>
     <w:p>
       <w:pPr>
@@ -20380,64 +20523,64 @@
     <w:p>
       <w:pPr>
         <w:rPr>
+          <w:rFonts w:eastAsiaTheme="minorEastAsia" w:hint="cs"/>
+          <w:rtl/>
+        </w:rPr>
+      </w:pPr>
+      <w:r>
+        <w:rPr>
+          <w:rFonts w:eastAsiaTheme="minorEastAsia" w:hint="cs"/>
+          <w:rtl/>
+        </w:rPr>
+        <w:t>كما أنه تم تهيئة الأوزان قبل بدء التدريب باستخدام (</w:t>
+      </w:r>
+      <w:r>
+        <w:rPr>
           <w:rFonts w:eastAsiaTheme="minorEastAsia"/>
-          <w:rtl/>
-        </w:rPr>
-      </w:pPr>
+        </w:rPr>
+        <w:t>X</w:t>
+      </w:r>
+      <w:r>
+        <w:rPr>
+          <w:rFonts w:eastAsiaTheme="minorEastAsia"/>
+        </w:rPr>
+        <w:t>avier</w:t>
+      </w:r>
+      <w:r>
+        <w:rPr>
+          <w:rFonts w:eastAsiaTheme="minorEastAsia"/>
+        </w:rPr>
+        <w:t xml:space="preserve"> </w:t>
+      </w:r>
+      <w:r>
+        <w:rPr>
+          <w:rFonts w:eastAsiaTheme="minorEastAsia"/>
+        </w:rPr>
+        <w:t>uniform</w:t>
+      </w:r>
       <w:r>
         <w:rPr>
           <w:rFonts w:eastAsiaTheme="minorEastAsia" w:hint="cs"/>
           <w:rtl/>
         </w:rPr>
-        <w:t>كما أنه تم تهيئة الأوزان قبل بدء التدريب باستخدام (</w:t>
-      </w:r>
-      <w:r>
-        <w:rPr>
-          <w:rFonts w:eastAsiaTheme="minorEastAsia"/>
-        </w:rPr>
-        <w:t>X</w:t>
-      </w:r>
-      <w:r>
-        <w:rPr>
-          <w:rFonts w:eastAsiaTheme="minorEastAsia"/>
-        </w:rPr>
-        <w:t>avier</w:t>
-      </w:r>
-      <w:r>
-        <w:rPr>
-          <w:rFonts w:eastAsiaTheme="minorEastAsia"/>
+        <w:t>) من أجل تحسين بدء التدريب وتجنب مشاكل بطء التعلم والتدرجات غير المستمرة.</w:t>
+      </w:r>
+    </w:p>
+    <w:p>
+      <w:pPr>
+        <w:pStyle w:val="Heading2"/>
+        <w:rPr>
+          <w:rtl/>
+        </w:rPr>
+      </w:pPr>
+      <w:r>
+        <w:rPr>
+          <w:rFonts w:hint="cs"/>
+          <w:rtl/>
         </w:rPr>
         <w:t xml:space="preserve"> </w:t>
       </w:r>
-      <w:r>
-        <w:rPr>
-          <w:rFonts w:eastAsiaTheme="minorEastAsia"/>
-        </w:rPr>
-        <w:t>uniform</w:t>
-      </w:r>
-      <w:r>
-        <w:rPr>
-          <w:rFonts w:eastAsiaTheme="minorEastAsia" w:hint="cs"/>
-          <w:rtl/>
-        </w:rPr>
-        <w:t>) من أجل تحسين بدء التدريب وتجنب مشاكل بطء التعلم والتدرجات غير المستمرة.</w:t>
-      </w:r>
-    </w:p>
-    <w:p>
-      <w:pPr>
-        <w:pStyle w:val="Heading2"/>
-        <w:rPr>
-          <w:rtl/>
-        </w:rPr>
-      </w:pPr>
-      <w:r>
-        <w:rPr>
-          <w:rFonts w:hint="cs"/>
-          <w:rtl/>
-        </w:rPr>
-        <w:t xml:space="preserve"> </w:t>
-      </w:r>
-      <w:bookmarkStart w:id="39" w:name="_Toc204905271"/>
+      <w:bookmarkStart w:id="40" w:name="_Toc204905271"/>
       <w:r>
         <w:rPr>
           <w:rFonts w:hint="cs"/>
@@ -20445,7 +20588,7 @@
         </w:rPr>
         <w:t>النموذج المقترح لتقسيم العملاء إلى شرائح</w:t>
       </w:r>
-      <w:bookmarkEnd w:id="39"/>
+      <w:bookmarkEnd w:id="40"/>
     </w:p>
     <w:p>
       <w:r>
@@ -20683,7 +20826,7 @@
         </w:rPr>
         <w:t xml:space="preserve"> </w:t>
       </w:r>
-      <w:bookmarkStart w:id="40" w:name="_Toc204905272"/>
+      <w:bookmarkStart w:id="41" w:name="_Toc204905272"/>
       <w:r>
         <w:rPr>
           <w:rFonts w:hint="cs"/>
@@ -20691,7 +20834,7 @@
         </w:rPr>
         <w:t>النموذج المقترح لحساب القيمة الدائمة للعميل</w:t>
       </w:r>
-      <w:bookmarkEnd w:id="40"/>
+      <w:bookmarkEnd w:id="41"/>
     </w:p>
     <w:p>
       <w:r>
@@ -20813,7 +20956,7 @@
           <w:rtl/>
         </w:rPr>
       </w:pPr>
-      <w:bookmarkStart w:id="41" w:name="_Toc204905273"/>
+      <w:bookmarkStart w:id="42" w:name="_Toc204905273"/>
       <w:r>
         <w:rPr>
           <w:rFonts w:hint="cs"/>
@@ -20822,7 +20965,7 @@
         <w:lastRenderedPageBreak/>
         <w:t>الفصل السادس</w:t>
       </w:r>
-      <w:bookmarkEnd w:id="41"/>
+      <w:bookmarkEnd w:id="42"/>
     </w:p>
     <w:p>
       <w:pPr>
@@ -20868,7 +21011,7 @@
         </w:rPr>
         <w:t xml:space="preserve"> </w:t>
       </w:r>
-      <w:bookmarkStart w:id="42" w:name="_Toc204905274"/>
+      <w:bookmarkStart w:id="43" w:name="_Toc204905274"/>
       <w:r>
         <w:rPr>
           <w:rFonts w:hint="cs"/>
@@ -20876,7 +21019,7 @@
         </w:rPr>
         <w:t>مقدمة</w:t>
       </w:r>
-      <w:bookmarkEnd w:id="42"/>
+      <w:bookmarkEnd w:id="43"/>
     </w:p>
     <w:p>
       <w:pPr>
@@ -21069,7 +21212,7 @@
         <w:lastRenderedPageBreak/>
         <w:t xml:space="preserve"> </w:t>
       </w:r>
-      <w:bookmarkStart w:id="43" w:name="_Toc204905275"/>
+      <w:bookmarkStart w:id="44" w:name="_Toc204905275"/>
       <w:r>
         <w:rPr>
           <w:rFonts w:hint="cs"/>
@@ -21080,7 +21223,7 @@
       <w:r>
         <w:t>Data service</w:t>
       </w:r>
-      <w:bookmarkEnd w:id="43"/>
+      <w:bookmarkEnd w:id="44"/>
     </w:p>
     <w:p>
       <w:pPr>
@@ -21216,7 +21359,7 @@
         </w:rPr>
         <w:t xml:space="preserve"> </w:t>
       </w:r>
-      <w:bookmarkStart w:id="44" w:name="_Toc204905276"/>
+      <w:bookmarkStart w:id="45" w:name="_Toc204905276"/>
       <w:r>
         <w:rPr>
           <w:rFonts w:hint="cs"/>
@@ -21227,7 +21370,7 @@
       <w:r>
         <w:t>Auth service</w:t>
       </w:r>
-      <w:bookmarkEnd w:id="44"/>
+      <w:bookmarkEnd w:id="45"/>
     </w:p>
     <w:p>
       <w:pPr>
@@ -21320,7 +21463,7 @@
         <w:lastRenderedPageBreak/>
         <w:t xml:space="preserve"> </w:t>
       </w:r>
-      <w:bookmarkStart w:id="45" w:name="_Toc204905277"/>
+      <w:bookmarkStart w:id="46" w:name="_Toc204905277"/>
       <w:r>
         <w:rPr>
           <w:rFonts w:hint="cs"/>
@@ -21331,7 +21474,7 @@
       <w:r>
         <w:t>Churn service</w:t>
       </w:r>
-      <w:bookmarkEnd w:id="45"/>
+      <w:bookmarkEnd w:id="46"/>
     </w:p>
     <w:p>
       <w:pPr>
@@ -21445,7 +21588,7 @@
         </w:rPr>
         <w:t xml:space="preserve"> </w:t>
       </w:r>
-      <w:bookmarkStart w:id="46" w:name="_Toc204905278"/>
+      <w:bookmarkStart w:id="47" w:name="_Toc204905278"/>
       <w:r>
         <w:rPr>
           <w:rFonts w:hint="cs"/>
@@ -21456,7 +21599,7 @@
       <w:r>
         <w:t>Customer Segmentation Service</w:t>
       </w:r>
-      <w:bookmarkEnd w:id="46"/>
+      <w:bookmarkEnd w:id="47"/>
     </w:p>
     <w:p>
       <w:pPr>
@@ -21538,7 +21681,7 @@
         </w:rPr>
         <w:t xml:space="preserve"> </w:t>
       </w:r>
-      <w:bookmarkStart w:id="47" w:name="_Toc204905279"/>
+      <w:bookmarkStart w:id="48" w:name="_Toc204905279"/>
       <w:r>
         <w:rPr>
           <w:rFonts w:hint="cs"/>
@@ -21549,7 +21692,7 @@
       <w:r>
         <w:t>Customer Lifetime Value</w:t>
       </w:r>
-      <w:bookmarkEnd w:id="47"/>
+      <w:bookmarkEnd w:id="48"/>
     </w:p>
     <w:p>
       <w:pPr>
@@ -21601,7 +21744,7 @@
         <w:lastRenderedPageBreak/>
         <w:t xml:space="preserve"> </w:t>
       </w:r>
-      <w:bookmarkStart w:id="48" w:name="_Toc204905280"/>
+      <w:bookmarkStart w:id="49" w:name="_Toc204905280"/>
       <w:r>
         <w:rPr>
           <w:rFonts w:hint="cs"/>
@@ -21612,7 +21755,7 @@
       <w:r>
         <w:t>API-Gateway</w:t>
       </w:r>
-      <w:bookmarkEnd w:id="48"/>
+      <w:bookmarkEnd w:id="49"/>
     </w:p>
     <w:p>
       <w:pPr>
@@ -21667,7 +21810,7 @@
         </w:rPr>
         <w:t xml:space="preserve"> </w:t>
       </w:r>
-      <w:bookmarkStart w:id="49" w:name="_Toc204905281"/>
+      <w:bookmarkStart w:id="50" w:name="_Toc204905281"/>
       <w:r>
         <w:rPr>
           <w:rFonts w:hint="cs"/>
@@ -21678,7 +21821,7 @@
       <w:r>
         <w:t>Front-end</w:t>
       </w:r>
-      <w:bookmarkEnd w:id="49"/>
+      <w:bookmarkEnd w:id="50"/>
     </w:p>
     <w:p>
       <w:pPr>
@@ -21827,7 +21970,7 @@
         <w:lastRenderedPageBreak/>
         <w:t xml:space="preserve"> </w:t>
       </w:r>
-      <w:bookmarkStart w:id="50" w:name="_Toc204905282"/>
+      <w:bookmarkStart w:id="51" w:name="_Toc204905282"/>
       <w:r>
         <w:rPr>
           <w:rFonts w:hint="cs"/>
@@ -21835,7 +21978,7 @@
         </w:rPr>
         <w:t>مخطط تصميم النظام</w:t>
       </w:r>
-      <w:bookmarkEnd w:id="50"/>
+      <w:bookmarkEnd w:id="51"/>
       <w:r>
         <w:rPr>
           <w:rFonts w:hint="cs"/>
@@ -21932,14 +22075,33 @@
         </w:rPr>
         <w:t xml:space="preserve"> </w:t>
       </w:r>
-      <w:fldSimple w:instr=" SEQ الشكل_ \* ARABIC ">
-        <w:r>
-          <w:rPr>
-            <w:noProof/>
-          </w:rPr>
-          <w:t>4</w:t>
-        </w:r>
-      </w:fldSimple>
+      <w:r>
+        <w:fldChar w:fldCharType="begin"/>
+      </w:r>
+      <w:r>
+        <w:instrText xml:space="preserve"> SEQ </w:instrText>
+      </w:r>
+      <w:r>
+        <w:rPr>
+          <w:rtl/>
+        </w:rPr>
+        <w:instrText>الشكل</w:instrText>
+      </w:r>
+      <w:r>
+        <w:instrText xml:space="preserve">_ \* ARABIC </w:instrText>
+      </w:r>
+      <w:r>
+        <w:fldChar w:fldCharType="separate"/>
+      </w:r>
+      <w:r>
+        <w:rPr>
+          <w:noProof/>
+        </w:rPr>
+        <w:t>4</w:t>
+      </w:r>
+      <w:r>
+        <w:fldChar w:fldCharType="end"/>
+      </w:r>
       <w:r>
         <w:rPr>
           <w:rFonts w:hint="cs"/>
@@ -21978,7 +22140,7 @@
           <w:rtl/>
         </w:rPr>
       </w:pPr>
-      <w:bookmarkStart w:id="51" w:name="_Toc204905283"/>
+      <w:bookmarkStart w:id="52" w:name="_Toc204905283"/>
       <w:r>
         <w:rPr>
           <w:rFonts w:hint="cs"/>
@@ -21987,7 +22149,7 @@
         <w:lastRenderedPageBreak/>
         <w:t>الفصل السابع</w:t>
       </w:r>
-      <w:bookmarkEnd w:id="51"/>
+      <w:bookmarkEnd w:id="52"/>
     </w:p>
     <w:p>
       <w:pPr>
@@ -22049,11 +22211,11 @@
         </w:rPr>
         <w:t xml:space="preserve"> </w:t>
       </w:r>
-      <w:bookmarkStart w:id="52" w:name="_Toc204905284"/>
+      <w:bookmarkStart w:id="53" w:name="_Toc204905284"/>
       <w:r>
         <w:t>PostgreSQL</w:t>
       </w:r>
-      <w:bookmarkEnd w:id="52"/>
+      <w:bookmarkEnd w:id="53"/>
     </w:p>
     <w:p>
       <w:r>
@@ -22119,11 +22281,11 @@
         </w:rPr>
         <w:t xml:space="preserve"> </w:t>
       </w:r>
-      <w:bookmarkStart w:id="53" w:name="_Toc204905285"/>
+      <w:bookmarkStart w:id="54" w:name="_Toc204905285"/>
       <w:r>
         <w:t>React</w:t>
       </w:r>
-      <w:bookmarkEnd w:id="53"/>
+      <w:bookmarkEnd w:id="54"/>
     </w:p>
     <w:p>
       <w:r>
@@ -22159,20 +22321,7 @@
         <w:rPr>
           <w:rtl/>
         </w:rPr>
-        <w:t xml:space="preserve"> وتُعد أساسا</w:t>
-      </w:r>
-      <w:r>
-        <w:rPr>
-          <w:rFonts w:hint="cs"/>
-          <w:rtl/>
-        </w:rPr>
-        <w:t>ً</w:t>
-      </w:r>
-      <w:r>
-        <w:rPr>
-          <w:rtl/>
-        </w:rPr>
-        <w:t xml:space="preserve"> لتطبيقات</w:t>
+        <w:t xml:space="preserve"> وتُعد أساسًا لتطبيقات</w:t>
       </w:r>
       <w:r>
         <w:rPr>
@@ -22215,11 +22364,11 @@
         </w:rPr>
         <w:t xml:space="preserve"> </w:t>
       </w:r>
-      <w:bookmarkStart w:id="54" w:name="_Toc204905286"/>
+      <w:bookmarkStart w:id="55" w:name="_Toc204905286"/>
       <w:r>
         <w:t>Python</w:t>
       </w:r>
-      <w:bookmarkEnd w:id="54"/>
+      <w:bookmarkEnd w:id="55"/>
     </w:p>
     <w:p>
       <w:r>
@@ -22259,12 +22408,12 @@
         </w:rPr>
         <w:t xml:space="preserve"> </w:t>
       </w:r>
-      <w:bookmarkStart w:id="55" w:name="_Toc204905287"/>
+      <w:bookmarkStart w:id="56" w:name="_Toc204905287"/>
       <w:proofErr w:type="spellStart"/>
       <w:r>
         <w:t>FastAPI</w:t>
       </w:r>
-      <w:bookmarkEnd w:id="55"/>
+      <w:bookmarkEnd w:id="56"/>
       <w:proofErr w:type="spellEnd"/>
     </w:p>
     <w:p>
@@ -22330,11 +22479,11 @@
         </w:rPr>
         <w:t xml:space="preserve"> </w:t>
       </w:r>
-      <w:bookmarkStart w:id="56" w:name="_Toc204905288"/>
+      <w:bookmarkStart w:id="57" w:name="_Toc204905288"/>
       <w:r>
         <w:t>Json Web Token (JWT)</w:t>
       </w:r>
-      <w:bookmarkEnd w:id="56"/>
+      <w:bookmarkEnd w:id="57"/>
     </w:p>
     <w:p>
       <w:pPr>
@@ -22365,6 +22514,7 @@
       <w:r>
         <w:t>Token</w:t>
       </w:r>
+      <w:proofErr w:type="gramStart"/>
       <w:r>
         <w:rPr>
           <w:rFonts w:hint="cs"/>
@@ -22374,16 +22524,16 @@
       </w:r>
       <w:r>
         <w:rPr>
-          <w:rFonts w:hint="cs"/>
-          <w:rtl/>
-        </w:rPr>
-        <w:t xml:space="preserve"> </w:t>
-      </w:r>
-      <w:r>
-        <w:rPr>
-          <w:rtl/>
-        </w:rPr>
-        <w:t>يُستخدم عادةً للتحقق من الهوية في تطبيقات الويب</w:t>
+          <w:rtl/>
+        </w:rPr>
+        <w:t>يُستخدم</w:t>
+      </w:r>
+      <w:proofErr w:type="gramEnd"/>
+      <w:r>
+        <w:rPr>
+          <w:rtl/>
+        </w:rPr>
+        <w:t xml:space="preserve"> عادةً للتحقق من الهوية في تطبيقات الويب</w:t>
       </w:r>
       <w:r>
         <w:t>.</w:t>
@@ -22401,11 +22551,11 @@
         <w:lastRenderedPageBreak/>
         <w:t xml:space="preserve"> </w:t>
       </w:r>
-      <w:bookmarkStart w:id="57" w:name="_Toc204905289"/>
+      <w:bookmarkStart w:id="58" w:name="_Toc204905289"/>
       <w:r>
         <w:t>Git</w:t>
       </w:r>
-      <w:bookmarkEnd w:id="57"/>
+      <w:bookmarkEnd w:id="58"/>
     </w:p>
     <w:p>
       <w:r>
@@ -22426,11 +22576,11 @@
         </w:rPr>
         <w:t xml:space="preserve"> </w:t>
       </w:r>
-      <w:bookmarkStart w:id="58" w:name="_Toc204905290"/>
+      <w:bookmarkStart w:id="59" w:name="_Toc204905290"/>
       <w:r>
         <w:t>GitHub</w:t>
       </w:r>
-      <w:bookmarkEnd w:id="58"/>
+      <w:bookmarkEnd w:id="59"/>
     </w:p>
     <w:p>
       <w:r>
@@ -22488,11 +22638,11 @@
         </w:rPr>
         <w:t xml:space="preserve"> </w:t>
       </w:r>
-      <w:bookmarkStart w:id="59" w:name="_Toc204905291"/>
+      <w:bookmarkStart w:id="60" w:name="_Toc204905291"/>
       <w:r>
         <w:t>Redis</w:t>
       </w:r>
-      <w:bookmarkEnd w:id="59"/>
+      <w:bookmarkEnd w:id="60"/>
     </w:p>
     <w:p>
       <w:r>
@@ -22537,12 +22687,12 @@
         </w:rPr>
         <w:t xml:space="preserve"> </w:t>
       </w:r>
-      <w:bookmarkStart w:id="60" w:name="_Toc204905292"/>
+      <w:bookmarkStart w:id="61" w:name="_Toc204905292"/>
       <w:proofErr w:type="spellStart"/>
       <w:r>
         <w:t>PyTorch</w:t>
       </w:r>
-      <w:bookmarkEnd w:id="60"/>
+      <w:bookmarkEnd w:id="61"/>
       <w:proofErr w:type="spellEnd"/>
     </w:p>
     <w:p>
@@ -22582,7 +22732,7 @@
         </w:rPr>
         <w:t xml:space="preserve"> </w:t>
       </w:r>
-      <w:bookmarkStart w:id="61" w:name="_Toc204905293"/>
+      <w:bookmarkStart w:id="62" w:name="_Toc204905293"/>
       <w:proofErr w:type="spellStart"/>
       <w:r>
         <w:t>J</w:t>
@@ -22600,7 +22750,7 @@
       <w:r>
         <w:t>otebook</w:t>
       </w:r>
-      <w:bookmarkEnd w:id="61"/>
+      <w:bookmarkEnd w:id="62"/>
     </w:p>
     <w:p>
       <w:proofErr w:type="spellStart"/>
@@ -22650,7 +22800,7 @@
           <w:rtl/>
         </w:rPr>
       </w:pPr>
-      <w:bookmarkStart w:id="62" w:name="_Toc204905294"/>
+      <w:bookmarkStart w:id="63" w:name="_Toc204905294"/>
       <w:r>
         <w:rPr>
           <w:rFonts w:hint="cs"/>
@@ -22659,7 +22809,7 @@
         <w:lastRenderedPageBreak/>
         <w:t>الفصل الثامن</w:t>
       </w:r>
-      <w:bookmarkEnd w:id="62"/>
+      <w:bookmarkEnd w:id="63"/>
     </w:p>
     <w:p>
       <w:pPr>
@@ -22702,7 +22852,7 @@
         </w:rPr>
         <w:t xml:space="preserve"> </w:t>
       </w:r>
-      <w:bookmarkStart w:id="63" w:name="_Toc204905295"/>
+      <w:bookmarkStart w:id="64" w:name="_Toc204905295"/>
       <w:r>
         <w:rPr>
           <w:rFonts w:hint="cs"/>
@@ -22710,7 +22860,7 @@
         </w:rPr>
         <w:t>مقدمة</w:t>
       </w:r>
-      <w:bookmarkEnd w:id="63"/>
+      <w:bookmarkEnd w:id="64"/>
     </w:p>
     <w:p>
       <w:pPr>
@@ -22924,7 +23074,21 @@
           <w:rFonts w:hint="cs"/>
           <w:rtl/>
         </w:rPr>
-        <w:t xml:space="preserve">تم بناء هذه الخدمات باستخدام إطار عمل </w:t>
+        <w:t>تم بناء هذه الخدم</w:t>
+      </w:r>
+      <w:r>
+        <w:rPr>
+          <w:rFonts w:hint="cs"/>
+          <w:rtl/>
+        </w:rPr>
+        <w:t>ات</w:t>
+      </w:r>
+      <w:r>
+        <w:rPr>
+          <w:rFonts w:hint="cs"/>
+          <w:rtl/>
+        </w:rPr>
+        <w:t xml:space="preserve"> باستخدام إطار عمل </w:t>
       </w:r>
       <w:proofErr w:type="spellStart"/>
       <w:r>
@@ -23055,7 +23219,7 @@
         <w:lastRenderedPageBreak/>
         <w:t xml:space="preserve"> </w:t>
       </w:r>
-      <w:bookmarkStart w:id="64" w:name="_Toc204905296"/>
+      <w:bookmarkStart w:id="65" w:name="_Toc204905296"/>
       <w:r>
         <w:rPr>
           <w:rFonts w:hint="cs"/>
@@ -23063,7 +23227,7 @@
         </w:rPr>
         <w:t>بنية النظام ومكوناته</w:t>
       </w:r>
-      <w:bookmarkEnd w:id="64"/>
+      <w:bookmarkEnd w:id="65"/>
     </w:p>
     <w:p>
       <w:pPr>
@@ -23072,7 +23236,6 @@
       </w:pPr>
       <w:r>
         <w:rPr>
-          <w:noProof/>
           <w:rtl/>
         </w:rPr>
         <w:drawing>
@@ -23125,15 +23288,55 @@
         </w:rPr>
         <w:t xml:space="preserve">الشكل  </w:t>
       </w:r>
-      <w:fldSimple w:instr=" SEQ الشكل_ \* ARABIC ">
-        <w:r>
-          <w:rPr>
-            <w:noProof/>
-            <w:rtl/>
-          </w:rPr>
-          <w:t>5</w:t>
-        </w:r>
-      </w:fldSimple>
+      <w:r>
+        <w:rPr>
+          <w:rtl/>
+        </w:rPr>
+        <w:fldChar w:fldCharType="begin"/>
+      </w:r>
+      <w:r>
+        <w:rPr>
+          <w:rtl/>
+        </w:rPr>
+        <w:instrText xml:space="preserve"> </w:instrText>
+      </w:r>
+      <w:r>
+        <w:instrText>SEQ</w:instrText>
+      </w:r>
+      <w:r>
+        <w:rPr>
+          <w:rtl/>
+        </w:rPr>
+        <w:instrText xml:space="preserve"> الشكل_ \* </w:instrText>
+      </w:r>
+      <w:r>
+        <w:instrText>ARABIC</w:instrText>
+      </w:r>
+      <w:r>
+        <w:rPr>
+          <w:rtl/>
+        </w:rPr>
+        <w:instrText xml:space="preserve"> </w:instrText>
+      </w:r>
+      <w:r>
+        <w:rPr>
+          <w:rtl/>
+        </w:rPr>
+        <w:fldChar w:fldCharType="separate"/>
+      </w:r>
+      <w:r>
+        <w:rPr>
+          <w:noProof/>
+          <w:rtl/>
+        </w:rPr>
+        <w:t>5</w:t>
+      </w:r>
+      <w:r>
+        <w:rPr>
+          <w:rtl/>
+        </w:rPr>
+        <w:fldChar w:fldCharType="end"/>
+      </w:r>
       <w:r>
         <w:rPr>
           <w:rFonts w:hint="cs"/>
@@ -23159,6 +23362,7 @@
     <w:p>
       <w:pPr>
         <w:rPr>
+          <w:rFonts w:hint="cs"/>
           <w:rtl/>
         </w:rPr>
       </w:pPr>
@@ -23277,6 +23481,7 @@
     <w:p>
       <w:pPr>
         <w:rPr>
+          <w:rFonts w:hint="cs"/>
           <w:rtl/>
         </w:rPr>
       </w:pPr>
@@ -23352,6 +23557,7 @@
     <w:p>
       <w:pPr>
         <w:rPr>
+          <w:rFonts w:hint="cs"/>
           <w:b/>
           <w:bCs/>
           <w:rtl/>
@@ -23405,6 +23611,7 @@
     <w:p>
       <w:pPr>
         <w:rPr>
+          <w:rFonts w:hint="cs"/>
           <w:rtl/>
         </w:rPr>
       </w:pPr>
@@ -23523,6 +23730,7 @@
       <w:pPr>
         <w:pStyle w:val="Heading2"/>
         <w:rPr>
+          <w:rFonts w:hint="cs"/>
           <w:rtl/>
         </w:rPr>
       </w:pPr>
@@ -23534,7 +23742,7 @@
         <w:lastRenderedPageBreak/>
         <w:t xml:space="preserve"> </w:t>
       </w:r>
-      <w:bookmarkStart w:id="65" w:name="_Toc204905297"/>
+      <w:bookmarkStart w:id="66" w:name="_Toc204905297"/>
       <w:r>
         <w:rPr>
           <w:rFonts w:hint="cs"/>
@@ -23542,7 +23750,7 @@
         </w:rPr>
         <w:t>خدمة توقع انسحاب العملاء</w:t>
       </w:r>
-      <w:bookmarkEnd w:id="65"/>
+      <w:bookmarkEnd w:id="66"/>
     </w:p>
     <w:p>
       <w:pPr>
@@ -23558,7 +23766,7 @@
         </w:rPr>
         <w:t xml:space="preserve"> </w:t>
       </w:r>
-      <w:bookmarkStart w:id="66" w:name="_Toc204905298"/>
+      <w:bookmarkStart w:id="67" w:name="_Toc204905298"/>
       <w:r>
         <w:rPr>
           <w:rFonts w:hint="cs"/>
@@ -23574,7 +23782,7 @@
         </w:rPr>
         <w:t>التنجيز</w:t>
       </w:r>
-      <w:bookmarkEnd w:id="66"/>
+      <w:bookmarkEnd w:id="67"/>
       <w:proofErr w:type="spellEnd"/>
     </w:p>
     <w:p>
@@ -23584,7 +23792,6 @@
       </w:pPr>
       <w:r>
         <w:rPr>
-          <w:noProof/>
           <w:rtl/>
         </w:rPr>
         <w:drawing>
@@ -23634,15 +23841,55 @@
         </w:rPr>
         <w:t xml:space="preserve">الشكل  </w:t>
       </w:r>
-      <w:fldSimple w:instr=" SEQ الشكل_ \* ARABIC ">
-        <w:r>
-          <w:rPr>
-            <w:noProof/>
-            <w:rtl/>
-          </w:rPr>
-          <w:t>6</w:t>
-        </w:r>
-      </w:fldSimple>
+      <w:r>
+        <w:rPr>
+          <w:rtl/>
+        </w:rPr>
+        <w:fldChar w:fldCharType="begin"/>
+      </w:r>
+      <w:r>
+        <w:rPr>
+          <w:rtl/>
+        </w:rPr>
+        <w:instrText xml:space="preserve"> </w:instrText>
+      </w:r>
+      <w:r>
+        <w:instrText>SEQ</w:instrText>
+      </w:r>
+      <w:r>
+        <w:rPr>
+          <w:rtl/>
+        </w:rPr>
+        <w:instrText xml:space="preserve"> الشكل_ \* </w:instrText>
+      </w:r>
+      <w:r>
+        <w:instrText>ARABIC</w:instrText>
+      </w:r>
+      <w:r>
+        <w:rPr>
+          <w:rtl/>
+        </w:rPr>
+        <w:instrText xml:space="preserve"> </w:instrText>
+      </w:r>
+      <w:r>
+        <w:rPr>
+          <w:rtl/>
+        </w:rPr>
+        <w:fldChar w:fldCharType="separate"/>
+      </w:r>
+      <w:r>
+        <w:rPr>
+          <w:noProof/>
+          <w:rtl/>
+        </w:rPr>
+        <w:t>6</w:t>
+      </w:r>
+      <w:r>
+        <w:rPr>
+          <w:rtl/>
+        </w:rPr>
+        <w:fldChar w:fldCharType="end"/>
+      </w:r>
       <w:r>
         <w:rPr>
           <w:rFonts w:hint="cs"/>
@@ -23668,6 +23915,7 @@
     <w:p>
       <w:pPr>
         <w:rPr>
+          <w:rFonts w:hint="cs"/>
           <w:rtl/>
         </w:rPr>
       </w:pPr>
@@ -23832,7 +24080,13 @@
         <w:rPr>
           <w:rtl/>
         </w:rPr>
-        <w:t xml:space="preserve"> تحتوي على وظائف أو أدوات مساعدة (</w:t>
+        <w:t xml:space="preserve"> </w:t>
+      </w:r>
+      <w:r>
+        <w:rPr>
+          <w:rtl/>
+        </w:rPr>
+        <w:t>تحتوي على وظائف أو أدوات مساعدة (</w:t>
       </w:r>
       <w:r>
         <w:t>Helper Functions</w:t>
@@ -23915,7 +24169,6 @@
       </w:pPr>
       <w:r>
         <w:rPr>
-          <w:noProof/>
           <w:rtl/>
         </w:rPr>
         <w:drawing>
@@ -23968,15 +24221,55 @@
         </w:rPr>
         <w:t xml:space="preserve">الشكل  </w:t>
       </w:r>
-      <w:fldSimple w:instr=" SEQ الشكل_ \* ARABIC ">
-        <w:r>
-          <w:rPr>
-            <w:noProof/>
-            <w:rtl/>
-          </w:rPr>
-          <w:t>7</w:t>
-        </w:r>
-      </w:fldSimple>
+      <w:r>
+        <w:rPr>
+          <w:rtl/>
+        </w:rPr>
+        <w:fldChar w:fldCharType="begin"/>
+      </w:r>
+      <w:r>
+        <w:rPr>
+          <w:rtl/>
+        </w:rPr>
+        <w:instrText xml:space="preserve"> </w:instrText>
+      </w:r>
+      <w:r>
+        <w:instrText>SEQ</w:instrText>
+      </w:r>
+      <w:r>
+        <w:rPr>
+          <w:rtl/>
+        </w:rPr>
+        <w:instrText xml:space="preserve"> الشكل_ \* </w:instrText>
+      </w:r>
+      <w:r>
+        <w:instrText>ARABIC</w:instrText>
+      </w:r>
+      <w:r>
+        <w:rPr>
+          <w:rtl/>
+        </w:rPr>
+        <w:instrText xml:space="preserve"> </w:instrText>
+      </w:r>
+      <w:r>
+        <w:rPr>
+          <w:rtl/>
+        </w:rPr>
+        <w:fldChar w:fldCharType="separate"/>
+      </w:r>
+      <w:r>
+        <w:rPr>
+          <w:noProof/>
+          <w:rtl/>
+        </w:rPr>
+        <w:t>7</w:t>
+      </w:r>
+      <w:r>
+        <w:rPr>
+          <w:rtl/>
+        </w:rPr>
+        <w:fldChar w:fldCharType="end"/>
+      </w:r>
       <w:r>
         <w:rPr>
           <w:rFonts w:hint="cs"/>
@@ -24107,6 +24400,7 @@
     <w:p>
       <w:pPr>
         <w:rPr>
+          <w:rFonts w:hint="cs"/>
           <w:rtl/>
         </w:rPr>
       </w:pPr>
@@ -24281,14 +24575,33 @@
       <w:r>
         <w:t xml:space="preserve"> </w:t>
       </w:r>
-      <w:fldSimple w:instr=" SEQ الشكل_ \* ARABIC ">
-        <w:r>
-          <w:rPr>
-            <w:noProof/>
-          </w:rPr>
-          <w:t>8</w:t>
-        </w:r>
-      </w:fldSimple>
+      <w:r>
+        <w:fldChar w:fldCharType="begin"/>
+      </w:r>
+      <w:r>
+        <w:instrText xml:space="preserve"> SEQ </w:instrText>
+      </w:r>
+      <w:r>
+        <w:rPr>
+          <w:rtl/>
+        </w:rPr>
+        <w:instrText>الشكل</w:instrText>
+      </w:r>
+      <w:r>
+        <w:instrText xml:space="preserve">_ \* ARABIC </w:instrText>
+      </w:r>
+      <w:r>
+        <w:fldChar w:fldCharType="separate"/>
+      </w:r>
+      <w:r>
+        <w:rPr>
+          <w:noProof/>
+        </w:rPr>
+        <w:t>8</w:t>
+      </w:r>
+      <w:r>
+        <w:fldChar w:fldCharType="end"/>
+      </w:r>
       <w:r>
         <w:rPr>
           <w:rFonts w:hint="cs"/>
@@ -24368,7 +24681,7 @@
         <w:lastRenderedPageBreak/>
         <w:t xml:space="preserve"> </w:t>
       </w:r>
-      <w:bookmarkStart w:id="67" w:name="_Toc204905299"/>
+      <w:bookmarkStart w:id="68" w:name="_Toc204905299"/>
       <w:r>
         <w:rPr>
           <w:rFonts w:hint="cs"/>
@@ -24376,7 +24689,7 @@
         </w:rPr>
         <w:t>خدمة القيمة الدائمة للعميل</w:t>
       </w:r>
-      <w:bookmarkEnd w:id="67"/>
+      <w:bookmarkEnd w:id="68"/>
     </w:p>
     <w:p>
       <w:pPr>
@@ -24385,7 +24698,7 @@
           <w:rtl/>
         </w:rPr>
       </w:pPr>
-      <w:bookmarkStart w:id="68" w:name="_Toc204905300"/>
+      <w:bookmarkStart w:id="69" w:name="_Toc204905300"/>
       <w:r>
         <w:rPr>
           <w:rFonts w:hint="cs"/>
@@ -24401,7 +24714,7 @@
         </w:rPr>
         <w:t>التنجيز</w:t>
       </w:r>
-      <w:bookmarkEnd w:id="68"/>
+      <w:bookmarkEnd w:id="69"/>
       <w:proofErr w:type="spellEnd"/>
     </w:p>
     <w:p>
@@ -24411,7 +24724,6 @@
       </w:pPr>
       <w:r>
         <w:rPr>
-          <w:noProof/>
           <w:rtl/>
         </w:rPr>
         <w:drawing>
@@ -24464,15 +24776,55 @@
         </w:rPr>
         <w:t xml:space="preserve">الشكل  </w:t>
       </w:r>
-      <w:fldSimple w:instr=" SEQ الشكل_ \* ARABIC ">
-        <w:r>
-          <w:rPr>
-            <w:noProof/>
-            <w:rtl/>
-          </w:rPr>
-          <w:t>9</w:t>
-        </w:r>
-      </w:fldSimple>
+      <w:r>
+        <w:rPr>
+          <w:rtl/>
+        </w:rPr>
+        <w:fldChar w:fldCharType="begin"/>
+      </w:r>
+      <w:r>
+        <w:rPr>
+          <w:rtl/>
+        </w:rPr>
+        <w:instrText xml:space="preserve"> </w:instrText>
+      </w:r>
+      <w:r>
+        <w:instrText>SEQ</w:instrText>
+      </w:r>
+      <w:r>
+        <w:rPr>
+          <w:rtl/>
+        </w:rPr>
+        <w:instrText xml:space="preserve"> الشكل_ \* </w:instrText>
+      </w:r>
+      <w:r>
+        <w:instrText>ARABIC</w:instrText>
+      </w:r>
+      <w:r>
+        <w:rPr>
+          <w:rtl/>
+        </w:rPr>
+        <w:instrText xml:space="preserve"> </w:instrText>
+      </w:r>
+      <w:r>
+        <w:rPr>
+          <w:rtl/>
+        </w:rPr>
+        <w:fldChar w:fldCharType="separate"/>
+      </w:r>
+      <w:r>
+        <w:rPr>
+          <w:noProof/>
+          <w:rtl/>
+        </w:rPr>
+        <w:t>9</w:t>
+      </w:r>
+      <w:r>
+        <w:rPr>
+          <w:rtl/>
+        </w:rPr>
+        <w:fldChar w:fldCharType="end"/>
+      </w:r>
       <w:r>
         <w:rPr>
           <w:rFonts w:hint="cs"/>
@@ -24492,7 +24844,14 @@
           <w:rFonts w:hint="cs"/>
           <w:rtl/>
         </w:rPr>
-        <w:t xml:space="preserve">هيكلية مجلدات خدمة القيمة الدائمة للعميل هي نفسها هيكلية ملفات خدمة انسحاب </w:t>
+        <w:t xml:space="preserve">هيكلية مجلدات خدمة </w:t>
+      </w:r>
+      <w:r>
+        <w:rPr>
+          <w:rFonts w:hint="cs"/>
+          <w:rtl/>
+        </w:rPr>
+        <w:t xml:space="preserve">القيمة الدائمة للعميل هي نفسها هيكلية ملفات خدمة انسحاب </w:t>
       </w:r>
       <w:r>
         <w:rPr>
@@ -24546,7 +24905,14 @@
           <w:rFonts w:hint="cs"/>
           <w:rtl/>
         </w:rPr>
-        <w:t xml:space="preserve"> يوجد نموذج مدرب لخوارزمية </w:t>
+        <w:t xml:space="preserve"> يوجد نموذج مدرب </w:t>
+      </w:r>
+      <w:r>
+        <w:rPr>
+          <w:rFonts w:hint="cs"/>
+          <w:rtl/>
+        </w:rPr>
+        <w:t xml:space="preserve">لخوارزمية </w:t>
       </w:r>
       <w:r>
         <w:t>K-means</w:t>
@@ -24576,7 +24942,6 @@
       </w:pPr>
       <w:r>
         <w:rPr>
-          <w:noProof/>
           <w:rtl/>
         </w:rPr>
         <w:drawing>
@@ -24626,15 +24991,55 @@
         </w:rPr>
         <w:t xml:space="preserve">الشكل  </w:t>
       </w:r>
-      <w:fldSimple w:instr=" SEQ الشكل_ \* ARABIC ">
-        <w:r>
-          <w:rPr>
-            <w:noProof/>
-            <w:rtl/>
-          </w:rPr>
-          <w:t>10</w:t>
-        </w:r>
-      </w:fldSimple>
+      <w:r>
+        <w:rPr>
+          <w:rtl/>
+        </w:rPr>
+        <w:fldChar w:fldCharType="begin"/>
+      </w:r>
+      <w:r>
+        <w:rPr>
+          <w:rtl/>
+        </w:rPr>
+        <w:instrText xml:space="preserve"> </w:instrText>
+      </w:r>
+      <w:r>
+        <w:instrText>SEQ</w:instrText>
+      </w:r>
+      <w:r>
+        <w:rPr>
+          <w:rtl/>
+        </w:rPr>
+        <w:instrText xml:space="preserve"> الشكل_ \* </w:instrText>
+      </w:r>
+      <w:r>
+        <w:instrText>ARABIC</w:instrText>
+      </w:r>
+      <w:r>
+        <w:rPr>
+          <w:rtl/>
+        </w:rPr>
+        <w:instrText xml:space="preserve"> </w:instrText>
+      </w:r>
+      <w:r>
+        <w:rPr>
+          <w:rtl/>
+        </w:rPr>
+        <w:fldChar w:fldCharType="separate"/>
+      </w:r>
+      <w:r>
+        <w:rPr>
+          <w:noProof/>
+          <w:rtl/>
+        </w:rPr>
+        <w:t>10</w:t>
+      </w:r>
+      <w:r>
+        <w:rPr>
+          <w:rtl/>
+        </w:rPr>
+        <w:fldChar w:fldCharType="end"/>
+      </w:r>
       <w:r>
         <w:rPr>
           <w:rFonts w:hint="cs"/>
@@ -24702,7 +25107,21 @@
           <w:rFonts w:hint="cs"/>
           <w:rtl/>
         </w:rPr>
-        <w:t xml:space="preserve"> عند بدء التطبيق، عند وصول طلب يتم جلب البيانات الخاصة بالمستخدم من خدمة البيانات ومعالجتها باستخدام التوابع الموجودة ضمن مجلد </w:t>
+        <w:t xml:space="preserve"> عند بدء التطبيق</w:t>
+      </w:r>
+      <w:r>
+        <w:rPr>
+          <w:rFonts w:hint="cs"/>
+          <w:rtl/>
+        </w:rPr>
+        <w:t xml:space="preserve">، </w:t>
+      </w:r>
+      <w:r>
+        <w:rPr>
+          <w:rFonts w:hint="cs"/>
+          <w:rtl/>
+        </w:rPr>
+        <w:t xml:space="preserve">عند وصول طلب يتم جلب البيانات الخاصة بالمستخدم من خدمة البيانات ومعالجتها باستخدام التوابع الموجودة ضمن مجلد </w:t>
       </w:r>
       <w:r>
         <w:t>Domain</w:t>
@@ -24734,7 +25153,35 @@
           <w:rFonts w:hint="cs"/>
           <w:rtl/>
         </w:rPr>
-        <w:t xml:space="preserve"> للحصول على الشريحة التي ينتمي إليها كل عميل. </w:t>
+        <w:t xml:space="preserve"> للحصول على </w:t>
+      </w:r>
+      <w:r>
+        <w:rPr>
+          <w:rFonts w:hint="cs"/>
+          <w:rtl/>
+        </w:rPr>
+        <w:t xml:space="preserve">الشريحة التي ينتمي إليها </w:t>
+      </w:r>
+      <w:r>
+        <w:rPr>
+          <w:rFonts w:hint="cs"/>
+          <w:rtl/>
+        </w:rPr>
+        <w:t xml:space="preserve">كل </w:t>
+      </w:r>
+      <w:r>
+        <w:rPr>
+          <w:rFonts w:hint="cs"/>
+          <w:rtl/>
+        </w:rPr>
+        <w:t>عميل.</w:t>
+      </w:r>
+      <w:r>
+        <w:rPr>
+          <w:rFonts w:hint="cs"/>
+          <w:rtl/>
+        </w:rPr>
+        <w:t xml:space="preserve"> </w:t>
       </w:r>
     </w:p>
     <w:p>
@@ -24787,9 +25234,6 @@
         <w:jc w:val="center"/>
       </w:pPr>
       <w:r>
-        <w:rPr>
-          <w:noProof/>
-        </w:rPr>
         <w:drawing>
           <wp:inline distT="0" distB="0" distL="0" distR="0" wp14:anchorId="4F683E90" wp14:editId="3083FE38">
             <wp:extent cx="3189515" cy="2221269"/>
@@ -24850,15 +25294,55 @@
         </w:rPr>
         <w:t xml:space="preserve">الشكل  </w:t>
       </w:r>
-      <w:fldSimple w:instr=" SEQ الشكل_ \* ARABIC ">
-        <w:r>
-          <w:rPr>
-            <w:noProof/>
-            <w:rtl/>
-          </w:rPr>
-          <w:t>11</w:t>
-        </w:r>
-      </w:fldSimple>
+      <w:r>
+        <w:rPr>
+          <w:rtl/>
+        </w:rPr>
+        <w:fldChar w:fldCharType="begin"/>
+      </w:r>
+      <w:r>
+        <w:rPr>
+          <w:rtl/>
+        </w:rPr>
+        <w:instrText xml:space="preserve"> </w:instrText>
+      </w:r>
+      <w:r>
+        <w:instrText>SEQ</w:instrText>
+      </w:r>
+      <w:r>
+        <w:rPr>
+          <w:rtl/>
+        </w:rPr>
+        <w:instrText xml:space="preserve"> الشكل_ \* </w:instrText>
+      </w:r>
+      <w:r>
+        <w:instrText>ARABIC</w:instrText>
+      </w:r>
+      <w:r>
+        <w:rPr>
+          <w:rtl/>
+        </w:rPr>
+        <w:instrText xml:space="preserve"> </w:instrText>
+      </w:r>
+      <w:r>
+        <w:rPr>
+          <w:rtl/>
+        </w:rPr>
+        <w:fldChar w:fldCharType="separate"/>
+      </w:r>
+      <w:r>
+        <w:rPr>
+          <w:noProof/>
+          <w:rtl/>
+        </w:rPr>
+        <w:t>11</w:t>
+      </w:r>
+      <w:r>
+        <w:rPr>
+          <w:rtl/>
+        </w:rPr>
+        <w:fldChar w:fldCharType="end"/>
+      </w:r>
       <w:r>
         <w:rPr>
           <w:rFonts w:hint="cs"/>
@@ -25022,7 +25506,7 @@
         <w:lastRenderedPageBreak/>
         <w:t xml:space="preserve"> </w:t>
       </w:r>
-      <w:bookmarkStart w:id="69" w:name="_Toc204905301"/>
+      <w:bookmarkStart w:id="70" w:name="_Toc204905301"/>
       <w:r>
         <w:rPr>
           <w:rFonts w:hint="cs"/>
@@ -25030,7 +25514,7 @@
         </w:rPr>
         <w:t>خدمة تقسيم البيانات إلى شرائح</w:t>
       </w:r>
-      <w:bookmarkEnd w:id="69"/>
+      <w:bookmarkEnd w:id="70"/>
     </w:p>
     <w:p>
       <w:pPr>
@@ -25039,7 +25523,7 @@
           <w:rtl/>
         </w:rPr>
       </w:pPr>
-      <w:bookmarkStart w:id="70" w:name="_Toc204905302"/>
+      <w:bookmarkStart w:id="71" w:name="_Toc204905302"/>
       <w:r>
         <w:rPr>
           <w:rFonts w:hint="cs"/>
@@ -25055,7 +25539,7 @@
         </w:rPr>
         <w:t>التنجيز</w:t>
       </w:r>
-      <w:bookmarkEnd w:id="70"/>
+      <w:bookmarkEnd w:id="71"/>
       <w:proofErr w:type="spellEnd"/>
     </w:p>
     <w:p>
@@ -25065,7 +25549,6 @@
       </w:pPr>
       <w:r>
         <w:rPr>
-          <w:noProof/>
           <w:rtl/>
         </w:rPr>
         <w:drawing>
@@ -25118,15 +25601,55 @@
         </w:rPr>
         <w:t xml:space="preserve">الشكل  </w:t>
       </w:r>
-      <w:fldSimple w:instr=" SEQ الشكل_ \* ARABIC ">
-        <w:r>
-          <w:rPr>
-            <w:noProof/>
-            <w:rtl/>
-          </w:rPr>
-          <w:t>12</w:t>
-        </w:r>
-      </w:fldSimple>
+      <w:r>
+        <w:rPr>
+          <w:rtl/>
+        </w:rPr>
+        <w:fldChar w:fldCharType="begin"/>
+      </w:r>
+      <w:r>
+        <w:rPr>
+          <w:rtl/>
+        </w:rPr>
+        <w:instrText xml:space="preserve"> </w:instrText>
+      </w:r>
+      <w:r>
+        <w:instrText>SEQ</w:instrText>
+      </w:r>
+      <w:r>
+        <w:rPr>
+          <w:rtl/>
+        </w:rPr>
+        <w:instrText xml:space="preserve"> الشكل_ \* </w:instrText>
+      </w:r>
+      <w:r>
+        <w:instrText>ARABIC</w:instrText>
+      </w:r>
+      <w:r>
+        <w:rPr>
+          <w:rtl/>
+        </w:rPr>
+        <w:instrText xml:space="preserve"> </w:instrText>
+      </w:r>
+      <w:r>
+        <w:rPr>
+          <w:rtl/>
+        </w:rPr>
+        <w:fldChar w:fldCharType="separate"/>
+      </w:r>
+      <w:r>
+        <w:rPr>
+          <w:noProof/>
+          <w:rtl/>
+        </w:rPr>
+        <w:t>12</w:t>
+      </w:r>
+      <w:r>
+        <w:rPr>
+          <w:rtl/>
+        </w:rPr>
+        <w:fldChar w:fldCharType="end"/>
+      </w:r>
       <w:r>
         <w:rPr>
           <w:rFonts w:hint="cs"/>
@@ -25272,9 +25795,6 @@
         <w:jc w:val="center"/>
       </w:pPr>
       <w:r>
-        <w:rPr>
-          <w:noProof/>
-        </w:rPr>
         <w:drawing>
           <wp:inline distT="0" distB="0" distL="0" distR="0" wp14:anchorId="3D6EA2C1" wp14:editId="771D33FD">
             <wp:extent cx="2324100" cy="2158093"/>
@@ -25338,15 +25858,55 @@
         </w:rPr>
         <w:t xml:space="preserve">الشكل  </w:t>
       </w:r>
-      <w:fldSimple w:instr=" SEQ الشكل_ \* ARABIC ">
-        <w:r>
-          <w:rPr>
-            <w:noProof/>
-            <w:rtl/>
-          </w:rPr>
-          <w:t>13</w:t>
-        </w:r>
-      </w:fldSimple>
+      <w:r>
+        <w:rPr>
+          <w:rtl/>
+        </w:rPr>
+        <w:fldChar w:fldCharType="begin"/>
+      </w:r>
+      <w:r>
+        <w:rPr>
+          <w:rtl/>
+        </w:rPr>
+        <w:instrText xml:space="preserve"> </w:instrText>
+      </w:r>
+      <w:r>
+        <w:instrText>SEQ</w:instrText>
+      </w:r>
+      <w:r>
+        <w:rPr>
+          <w:rtl/>
+        </w:rPr>
+        <w:instrText xml:space="preserve"> الشكل_ \* </w:instrText>
+      </w:r>
+      <w:r>
+        <w:instrText>ARABIC</w:instrText>
+      </w:r>
+      <w:r>
+        <w:rPr>
+          <w:rtl/>
+        </w:rPr>
+        <w:instrText xml:space="preserve"> </w:instrText>
+      </w:r>
+      <w:r>
+        <w:rPr>
+          <w:rtl/>
+        </w:rPr>
+        <w:fldChar w:fldCharType="separate"/>
+      </w:r>
+      <w:r>
+        <w:rPr>
+          <w:noProof/>
+          <w:rtl/>
+        </w:rPr>
+        <w:t>13</w:t>
+      </w:r>
+      <w:r>
+        <w:rPr>
+          <w:rtl/>
+        </w:rPr>
+        <w:fldChar w:fldCharType="end"/>
+      </w:r>
       <w:r>
         <w:rPr>
           <w:rFonts w:hint="cs"/>
@@ -25373,7 +25933,49 @@
           <w:rtl/>
         </w:rPr>
         <w:lastRenderedPageBreak/>
-        <w:t>تستقبل خدمة تقسيم العملاء إلى شرائح من خدمة البوابة طلبات المستخدمين للحصول على شرائح العملاء وتعيد لخدمة البوابة التوقعات بعد معالجتها وتحليلها للبيانات. عند وصول طلب تصادق الخدمة المستخدم الذي طلب الطلب من خلال المصادقة مع خدمة المصادقة حيث يتم ارسال رمز الوصول إلى خدمة المصادقة وتعيد تأكيد بهوية المستخدم، في حال التأكيد تطلب الخدمة بيانات المستخدم المصادق عليه من خدمة البيانات وتقوم بمعالجتها وتهيئتها بحيث يتم تقسيم العملاء إلى شرائح وتعيد الخدمة النتائج لخدمة البوابة.</w:t>
+        <w:t xml:space="preserve">تستقبل خدمة </w:t>
+      </w:r>
+      <w:r>
+        <w:rPr>
+          <w:rFonts w:hint="cs"/>
+          <w:rtl/>
+        </w:rPr>
+        <w:t>تقسيم العملاء إلى شرائح</w:t>
+      </w:r>
+      <w:r>
+        <w:rPr>
+          <w:rFonts w:hint="cs"/>
+          <w:rtl/>
+        </w:rPr>
+        <w:t xml:space="preserve"> من خدمة البوابة طلبات المستخدمين للحصول على </w:t>
+      </w:r>
+      <w:r>
+        <w:rPr>
+          <w:rFonts w:hint="cs"/>
+          <w:rtl/>
+        </w:rPr>
+        <w:t xml:space="preserve">شرائح العملاء </w:t>
+      </w:r>
+      <w:r>
+        <w:rPr>
+          <w:rFonts w:hint="cs"/>
+          <w:rtl/>
+        </w:rPr>
+        <w:t xml:space="preserve">وتعيد لخدمة البوابة التوقعات بعد معالجتها وتحليلها للبيانات. عند وصول طلب تصادق الخدمة المستخدم الذي طلب الطلب من خلال المصادقة مع خدمة المصادقة حيث يتم ارسال رمز الوصول إلى خدمة المصادقة وتعيد تأكيد بهوية المستخدم، في حال التأكيد تطلب الخدمة بيانات المستخدم المصادق عليه من خدمة البيانات وتقوم بمعالجتها وتهيئتها بحيث يتم </w:t>
+      </w:r>
+      <w:r>
+        <w:rPr>
+          <w:rFonts w:hint="cs"/>
+          <w:rtl/>
+        </w:rPr>
+        <w:t xml:space="preserve">تقسيم العملاء إلى شرائح </w:t>
+      </w:r>
+      <w:r>
+        <w:rPr>
+          <w:rFonts w:hint="cs"/>
+          <w:rtl/>
+        </w:rPr>
+        <w:t>وتعيد الخدمة النتائج لخدمة البوابة.</w:t>
       </w:r>
     </w:p>
     <w:p>
@@ -25397,7 +25999,7 @@
         </w:rPr>
         <w:t xml:space="preserve"> </w:t>
       </w:r>
-      <w:bookmarkStart w:id="71" w:name="_Toc204905303"/>
+      <w:bookmarkStart w:id="72" w:name="_Toc204905303"/>
       <w:r>
         <w:rPr>
           <w:rFonts w:hint="cs"/>
@@ -25405,7 +26007,7 @@
         </w:rPr>
         <w:t>خدمة البيانات</w:t>
       </w:r>
-      <w:bookmarkEnd w:id="71"/>
+      <w:bookmarkEnd w:id="72"/>
     </w:p>
     <w:p>
       <w:pPr>
@@ -25414,7 +26016,7 @@
           <w:rtl/>
         </w:rPr>
       </w:pPr>
-      <w:bookmarkStart w:id="72" w:name="_Toc204905304"/>
+      <w:bookmarkStart w:id="73" w:name="_Toc204905304"/>
       <w:r>
         <w:rPr>
           <w:rFonts w:hint="cs"/>
@@ -25430,7 +26032,7 @@
         </w:rPr>
         <w:t>التنجيز</w:t>
       </w:r>
-      <w:bookmarkEnd w:id="72"/>
+      <w:bookmarkEnd w:id="73"/>
       <w:proofErr w:type="spellEnd"/>
     </w:p>
     <w:p>
@@ -25440,7 +26042,6 @@
       </w:pPr>
       <w:r>
         <w:rPr>
-          <w:noProof/>
           <w:rtl/>
         </w:rPr>
         <w:drawing>
@@ -25493,15 +26094,55 @@
         </w:rPr>
         <w:t xml:space="preserve">الشكل  </w:t>
       </w:r>
-      <w:fldSimple w:instr=" SEQ الشكل_ \* ARABIC ">
-        <w:r>
-          <w:rPr>
-            <w:noProof/>
-            <w:rtl/>
-          </w:rPr>
-          <w:t>14</w:t>
-        </w:r>
-      </w:fldSimple>
+      <w:r>
+        <w:rPr>
+          <w:rtl/>
+        </w:rPr>
+        <w:fldChar w:fldCharType="begin"/>
+      </w:r>
+      <w:r>
+        <w:rPr>
+          <w:rtl/>
+        </w:rPr>
+        <w:instrText xml:space="preserve"> </w:instrText>
+      </w:r>
+      <w:r>
+        <w:instrText>SEQ</w:instrText>
+      </w:r>
+      <w:r>
+        <w:rPr>
+          <w:rtl/>
+        </w:rPr>
+        <w:instrText xml:space="preserve"> الشكل_ \* </w:instrText>
+      </w:r>
+      <w:r>
+        <w:instrText>ARABIC</w:instrText>
+      </w:r>
+      <w:r>
+        <w:rPr>
+          <w:rtl/>
+        </w:rPr>
+        <w:instrText xml:space="preserve"> </w:instrText>
+      </w:r>
+      <w:r>
+        <w:rPr>
+          <w:rtl/>
+        </w:rPr>
+        <w:fldChar w:fldCharType="separate"/>
+      </w:r>
+      <w:r>
+        <w:rPr>
+          <w:noProof/>
+          <w:rtl/>
+        </w:rPr>
+        <w:t>14</w:t>
+      </w:r>
+      <w:r>
+        <w:rPr>
+          <w:rtl/>
+        </w:rPr>
+        <w:fldChar w:fldCharType="end"/>
+      </w:r>
       <w:r>
         <w:rPr>
           <w:rFonts w:hint="cs"/>
@@ -25551,7 +26192,14 @@
           <w:rFonts w:hint="cs"/>
           <w:rtl/>
         </w:rPr>
-        <w:t xml:space="preserve"> ضمنها لكي تتوافق مع الهدف الأساسي من الخدمة مع إضافة مجلد </w:t>
+        <w:t xml:space="preserve"> ضمنها لكي تتوافق مع الهدف الأساسي من الخدمة</w:t>
+      </w:r>
+      <w:r>
+        <w:rPr>
+          <w:rFonts w:hint="cs"/>
+          <w:rtl/>
+        </w:rPr>
+        <w:t xml:space="preserve"> مع إضافة مجلد </w:t>
       </w:r>
       <w:r>
         <w:t>database</w:t>
@@ -25575,10 +26223,22 @@
           <w:rFonts w:hint="cs"/>
           <w:rtl/>
         </w:rPr>
-        <w:t xml:space="preserve"> واسترجاع البيانات.</w:t>
-      </w:r>
-    </w:p>
-    <w:p>
+        <w:t xml:space="preserve"> واسترجاع البيانات</w:t>
+      </w:r>
+      <w:r>
+        <w:rPr>
+          <w:rFonts w:hint="cs"/>
+          <w:rtl/>
+        </w:rPr>
+        <w:t>.</w:t>
+      </w:r>
+    </w:p>
+    <w:p>
+      <w:pPr>
+        <w:rPr>
+          <w:rtl/>
+        </w:rPr>
+      </w:pPr>
       <w:r>
         <w:rPr>
           <w:rFonts w:hint="cs"/>
@@ -25614,7 +26274,7 @@
     </w:p>
     <w:p>
       <w:pPr>
-        <w:pStyle w:val="Heading3"/>
+        <w:pStyle w:val="Heading2"/>
         <w:rPr>
           <w:rtl/>
         </w:rPr>
@@ -25627,64 +26287,41 @@
         <w:lastRenderedPageBreak/>
         <w:t xml:space="preserve"> </w:t>
       </w:r>
-      <w:r>
-        <w:rPr>
-          <w:rFonts w:hint="cs"/>
-          <w:rtl/>
-        </w:rPr>
-        <w:t>جداول البيانات في قاعدة البيانات</w:t>
-      </w:r>
-    </w:p>
-    <w:p>
-      <w:pPr>
-        <w:rPr>
-          <w:rtl/>
-        </w:rPr>
-      </w:pPr>
-      <w:r>
-        <w:rPr>
-          <w:rFonts w:hint="cs"/>
-          <w:rtl/>
-        </w:rPr>
-        <w:t>تحتوي قاعدة الجداول التالية:</w:t>
-      </w:r>
-    </w:p>
-    <w:p>
-      <w:pPr>
-        <w:pStyle w:val="ListParagraph"/>
-        <w:numPr>
-          <w:ilvl w:val="0"/>
-          <w:numId w:val="34"/>
-        </w:numPr>
-      </w:pPr>
+      <w:bookmarkStart w:id="74" w:name="_Toc204905305"/>
+      <w:r>
+        <w:rPr>
+          <w:rFonts w:hint="cs"/>
+          <w:rtl/>
+        </w:rPr>
+        <w:t>خدمة المصادقة</w:t>
+      </w:r>
+      <w:bookmarkEnd w:id="74"/>
+    </w:p>
+    <w:p>
+      <w:pPr>
+        <w:pStyle w:val="Heading3"/>
+        <w:rPr>
+          <w:rtl/>
+        </w:rPr>
+      </w:pPr>
+      <w:bookmarkStart w:id="75" w:name="_Toc204905306"/>
+      <w:r>
+        <w:rPr>
+          <w:rFonts w:hint="cs"/>
+          <w:rtl/>
+        </w:rPr>
+        <w:t xml:space="preserve">تفاصيل </w:t>
+      </w:r>
       <w:proofErr w:type="spellStart"/>
       <w:r>
-        <w:t>upload_history</w:t>
-      </w:r>
+        <w:rPr>
+          <w:rFonts w:hint="cs"/>
+          <w:rtl/>
+        </w:rPr>
+        <w:t>التنجيز</w:t>
+      </w:r>
+      <w:bookmarkEnd w:id="75"/>
       <w:proofErr w:type="spellEnd"/>
-      <w:r>
-        <w:rPr>
-          <w:rFonts w:hint="cs"/>
-          <w:rtl/>
-        </w:rPr>
-        <w:t xml:space="preserve">: هو جدول يتم فيه تخزين معلومات عن عملية رفع بيانات </w:t>
-      </w:r>
-      <w:proofErr w:type="spellStart"/>
-      <w:r>
-        <w:rPr>
-          <w:rFonts w:hint="cs"/>
-          <w:rtl/>
-        </w:rPr>
-        <w:t>المستحدمين</w:t>
-      </w:r>
-      <w:proofErr w:type="spellEnd"/>
-      <w:r>
-        <w:rPr>
-          <w:rFonts w:hint="cs"/>
-          <w:rtl/>
-        </w:rPr>
-        <w:t>.</w:t>
-      </w:r>
     </w:p>
     <w:p>
       <w:pPr>
@@ -25693,556 +26330,6 @@
       </w:pPr>
       <w:r>
         <w:rPr>
-          <w:noProof/>
-          <w:rtl/>
-        </w:rPr>
-        <w:drawing>
-          <wp:inline distT="0" distB="0" distL="0" distR="0" wp14:anchorId="6E9726F0" wp14:editId="1B9A114F">
-            <wp:extent cx="1303020" cy="2064786"/>
-            <wp:effectExtent l="0" t="0" r="0" b="0"/>
-            <wp:docPr id="1646882527" name="Picture 1"/>
-            <wp:cNvGraphicFramePr>
-              <a:graphicFrameLocks xmlns:a="http://schemas.openxmlformats.org/drawingml/2006/main" noChangeAspect="1"/>
-            </wp:cNvGraphicFramePr>
-            <a:graphic xmlns:a="http://schemas.openxmlformats.org/drawingml/2006/main">
-              <a:graphicData uri="http://schemas.openxmlformats.org/drawingml/2006/picture">
-                <pic:pic xmlns:pic="http://schemas.openxmlformats.org/drawingml/2006/picture">
-                  <pic:nvPicPr>
-                    <pic:cNvPr id="1646882527" name=""/>
-                    <pic:cNvPicPr/>
-                  </pic:nvPicPr>
-                  <pic:blipFill rotWithShape="1">
-                    <a:blip r:embed="rId25"/>
-                    <a:srcRect t="49010"/>
-                    <a:stretch>
-                      <a:fillRect/>
-                    </a:stretch>
-                  </pic:blipFill>
-                  <pic:spPr bwMode="auto">
-                    <a:xfrm>
-                      <a:off x="0" y="0"/>
-                      <a:ext cx="1305315" cy="2068423"/>
-                    </a:xfrm>
-                    <a:prstGeom prst="rect">
-                      <a:avLst/>
-                    </a:prstGeom>
-                    <a:ln>
-                      <a:noFill/>
-                    </a:ln>
-                    <a:extLst>
-                      <a:ext uri="{53640926-AAD7-44D8-BBD7-CCE9431645EC}">
-                        <a14:shadowObscured xmlns:a14="http://schemas.microsoft.com/office/drawing/2010/main"/>
-                      </a:ext>
-                    </a:extLst>
-                  </pic:spPr>
-                </pic:pic>
-              </a:graphicData>
-            </a:graphic>
-          </wp:inline>
-        </w:drawing>
-      </w:r>
-      <w:r>
-        <w:rPr>
-          <w:rtl/>
-        </w:rPr>
-        <w:t xml:space="preserve"> </w:t>
-      </w:r>
-      <w:r>
-        <w:rPr>
-          <w:noProof/>
-          <w:rtl/>
-        </w:rPr>
-        <w:drawing>
-          <wp:inline distT="0" distB="0" distL="0" distR="0" wp14:anchorId="63CD98C2" wp14:editId="2B3FEC7E">
-            <wp:extent cx="1325880" cy="2050014"/>
-            <wp:effectExtent l="0" t="0" r="7620" b="7620"/>
-            <wp:docPr id="723885257" name="Picture 1"/>
-            <wp:cNvGraphicFramePr>
-              <a:graphicFrameLocks xmlns:a="http://schemas.openxmlformats.org/drawingml/2006/main" noChangeAspect="1"/>
-            </wp:cNvGraphicFramePr>
-            <a:graphic xmlns:a="http://schemas.openxmlformats.org/drawingml/2006/main">
-              <a:graphicData uri="http://schemas.openxmlformats.org/drawingml/2006/picture">
-                <pic:pic xmlns:pic="http://schemas.openxmlformats.org/drawingml/2006/picture">
-                  <pic:nvPicPr>
-                    <pic:cNvPr id="723885257" name=""/>
-                    <pic:cNvPicPr/>
-                  </pic:nvPicPr>
-                  <pic:blipFill rotWithShape="1">
-                    <a:blip r:embed="rId25"/>
-                    <a:srcRect b="50248"/>
-                    <a:stretch>
-                      <a:fillRect/>
-                    </a:stretch>
-                  </pic:blipFill>
-                  <pic:spPr bwMode="auto">
-                    <a:xfrm>
-                      <a:off x="0" y="0"/>
-                      <a:ext cx="1329559" cy="2055702"/>
-                    </a:xfrm>
-                    <a:prstGeom prst="rect">
-                      <a:avLst/>
-                    </a:prstGeom>
-                    <a:ln>
-                      <a:noFill/>
-                    </a:ln>
-                    <a:extLst>
-                      <a:ext uri="{53640926-AAD7-44D8-BBD7-CCE9431645EC}">
-                        <a14:shadowObscured xmlns:a14="http://schemas.microsoft.com/office/drawing/2010/main"/>
-                      </a:ext>
-                    </a:extLst>
-                  </pic:spPr>
-                </pic:pic>
-              </a:graphicData>
-            </a:graphic>
-          </wp:inline>
-        </w:drawing>
-      </w:r>
-    </w:p>
-    <w:p>
-      <w:pPr>
-        <w:pStyle w:val="Caption"/>
-      </w:pPr>
-      <w:r>
-        <w:rPr>
-          <w:rtl/>
-        </w:rPr>
-        <w:t xml:space="preserve">الشكل  </w:t>
-      </w:r>
-      <w:fldSimple w:instr=" SEQ الشكل_ \* ARABIC ">
-        <w:r>
-          <w:rPr>
-            <w:noProof/>
-            <w:rtl/>
-          </w:rPr>
-          <w:t>15</w:t>
-        </w:r>
-      </w:fldSimple>
-      <w:r>
-        <w:rPr>
-          <w:rFonts w:hint="cs"/>
-          <w:rtl/>
-        </w:rPr>
-        <w:t xml:space="preserve"> أعمدة جدول </w:t>
-      </w:r>
-      <w:proofErr w:type="spellStart"/>
-      <w:r>
-        <w:t>upload_history</w:t>
-      </w:r>
-      <w:proofErr w:type="spellEnd"/>
-    </w:p>
-    <w:p>
-      <w:pPr>
-        <w:pStyle w:val="ListParagraph"/>
-        <w:numPr>
-          <w:ilvl w:val="0"/>
-          <w:numId w:val="34"/>
-        </w:numPr>
-      </w:pPr>
-      <w:proofErr w:type="spellStart"/>
-      <w:r>
-        <w:t>user_data</w:t>
-      </w:r>
-      <w:proofErr w:type="spellEnd"/>
-      <w:r>
-        <w:t>_{id}</w:t>
-      </w:r>
-      <w:r>
-        <w:rPr>
-          <w:rFonts w:hint="cs"/>
-          <w:rtl/>
-        </w:rPr>
-        <w:t>: هو جدول يُنشئ لكل مستخدم من المستخدمين عند رفع البيانات لأول مرة يحتوي على بيانات عملاء المستخدم بعد معالجتها.</w:t>
-      </w:r>
-    </w:p>
-    <w:p>
-      <w:pPr>
-        <w:keepNext/>
-        <w:jc w:val="center"/>
-      </w:pPr>
-      <w:r>
-        <w:rPr>
-          <w:noProof/>
-          <w:rtl/>
-        </w:rPr>
-        <w:drawing>
-          <wp:inline distT="0" distB="0" distL="0" distR="0" wp14:anchorId="58E5A6BF" wp14:editId="3414D819">
-            <wp:extent cx="1950720" cy="2961812"/>
-            <wp:effectExtent l="0" t="0" r="0" b="0"/>
-            <wp:docPr id="11344153" name="Picture 1"/>
-            <wp:cNvGraphicFramePr>
-              <a:graphicFrameLocks xmlns:a="http://schemas.openxmlformats.org/drawingml/2006/main" noChangeAspect="1"/>
-            </wp:cNvGraphicFramePr>
-            <a:graphic xmlns:a="http://schemas.openxmlformats.org/drawingml/2006/main">
-              <a:graphicData uri="http://schemas.openxmlformats.org/drawingml/2006/picture">
-                <pic:pic xmlns:pic="http://schemas.openxmlformats.org/drawingml/2006/picture">
-                  <pic:nvPicPr>
-                    <pic:cNvPr id="552513286" name=""/>
-                    <pic:cNvPicPr/>
-                  </pic:nvPicPr>
-                  <pic:blipFill rotWithShape="1">
-                    <a:blip r:embed="rId26"/>
-                    <a:srcRect t="50317"/>
-                    <a:stretch>
-                      <a:fillRect/>
-                    </a:stretch>
-                  </pic:blipFill>
-                  <pic:spPr bwMode="auto">
-                    <a:xfrm>
-                      <a:off x="0" y="0"/>
-                      <a:ext cx="1967436" cy="2987192"/>
-                    </a:xfrm>
-                    <a:prstGeom prst="rect">
-                      <a:avLst/>
-                    </a:prstGeom>
-                    <a:ln>
-                      <a:noFill/>
-                    </a:ln>
-                    <a:extLst>
-                      <a:ext uri="{53640926-AAD7-44D8-BBD7-CCE9431645EC}">
-                        <a14:shadowObscured xmlns:a14="http://schemas.microsoft.com/office/drawing/2010/main"/>
-                      </a:ext>
-                    </a:extLst>
-                  </pic:spPr>
-                </pic:pic>
-              </a:graphicData>
-            </a:graphic>
-          </wp:inline>
-        </w:drawing>
-      </w:r>
-      <w:r>
-        <w:rPr>
-          <w:noProof/>
-          <w:rtl/>
-        </w:rPr>
-        <w:drawing>
-          <wp:inline distT="0" distB="0" distL="0" distR="0" wp14:anchorId="32C7C17D" wp14:editId="74F74B44">
-            <wp:extent cx="1958340" cy="2930808"/>
-            <wp:effectExtent l="0" t="0" r="3810" b="3175"/>
-            <wp:docPr id="552513286" name="Picture 1"/>
-            <wp:cNvGraphicFramePr>
-              <a:graphicFrameLocks xmlns:a="http://schemas.openxmlformats.org/drawingml/2006/main" noChangeAspect="1"/>
-            </wp:cNvGraphicFramePr>
-            <a:graphic xmlns:a="http://schemas.openxmlformats.org/drawingml/2006/main">
-              <a:graphicData uri="http://schemas.openxmlformats.org/drawingml/2006/picture">
-                <pic:pic xmlns:pic="http://schemas.openxmlformats.org/drawingml/2006/picture">
-                  <pic:nvPicPr>
-                    <pic:cNvPr id="552513286" name=""/>
-                    <pic:cNvPicPr/>
-                  </pic:nvPicPr>
-                  <pic:blipFill rotWithShape="1">
-                    <a:blip r:embed="rId26"/>
-                    <a:srcRect t="-1" b="51029"/>
-                    <a:stretch>
-                      <a:fillRect/>
-                    </a:stretch>
-                  </pic:blipFill>
-                  <pic:spPr bwMode="auto">
-                    <a:xfrm>
-                      <a:off x="0" y="0"/>
-                      <a:ext cx="1984151" cy="2969436"/>
-                    </a:xfrm>
-                    <a:prstGeom prst="rect">
-                      <a:avLst/>
-                    </a:prstGeom>
-                    <a:ln>
-                      <a:noFill/>
-                    </a:ln>
-                    <a:extLst>
-                      <a:ext uri="{53640926-AAD7-44D8-BBD7-CCE9431645EC}">
-                        <a14:shadowObscured xmlns:a14="http://schemas.microsoft.com/office/drawing/2010/main"/>
-                      </a:ext>
-                    </a:extLst>
-                  </pic:spPr>
-                </pic:pic>
-              </a:graphicData>
-            </a:graphic>
-          </wp:inline>
-        </w:drawing>
-      </w:r>
-    </w:p>
-    <w:p>
-      <w:pPr>
-        <w:pStyle w:val="Caption"/>
-      </w:pPr>
-      <w:r>
-        <w:rPr>
-          <w:rtl/>
-        </w:rPr>
-        <w:t xml:space="preserve">الشكل  </w:t>
-      </w:r>
-      <w:fldSimple w:instr=" SEQ الشكل_ \* ARABIC ">
-        <w:r>
-          <w:rPr>
-            <w:noProof/>
-            <w:rtl/>
-          </w:rPr>
-          <w:t>16</w:t>
-        </w:r>
-      </w:fldSimple>
-      <w:r>
-        <w:rPr>
-          <w:rFonts w:hint="cs"/>
-          <w:rtl/>
-        </w:rPr>
-        <w:t xml:space="preserve"> أعمد جدول </w:t>
-      </w:r>
-      <w:proofErr w:type="spellStart"/>
-      <w:r>
-        <w:t>user_data</w:t>
-      </w:r>
-      <w:proofErr w:type="spellEnd"/>
-      <w:r>
-        <w:t>_{id}</w:t>
-      </w:r>
-    </w:p>
-    <w:p>
-      <w:pPr>
-        <w:pStyle w:val="ListParagraph"/>
-        <w:numPr>
-          <w:ilvl w:val="0"/>
-          <w:numId w:val="34"/>
-        </w:numPr>
-      </w:pPr>
-      <w:proofErr w:type="spellStart"/>
-      <w:r>
-        <w:lastRenderedPageBreak/>
-        <w:t>user_predictions</w:t>
-      </w:r>
-      <w:proofErr w:type="spellEnd"/>
-      <w:r>
-        <w:t>_{id}</w:t>
-      </w:r>
-      <w:r>
-        <w:rPr>
-          <w:rFonts w:hint="cs"/>
-          <w:rtl/>
-        </w:rPr>
-        <w:t>:</w:t>
-      </w:r>
-      <w:r>
-        <w:rPr>
-          <w:rFonts w:hint="cs"/>
-          <w:rtl/>
-        </w:rPr>
-        <w:t xml:space="preserve"> هو جدول يُنشئ لكل مستخدم من المستخدمين ينشئ عند طلب توقع انحساب العملاء لأول مرة يحتوي على بيانات عملاء المستخدم بعد معالجتها.</w:t>
-      </w:r>
-    </w:p>
-    <w:p>
-      <w:pPr>
-        <w:keepNext/>
-        <w:jc w:val="center"/>
-      </w:pPr>
-      <w:r>
-        <w:rPr>
-          <w:noProof/>
-          <w:rtl/>
-        </w:rPr>
-        <w:drawing>
-          <wp:inline distT="0" distB="0" distL="0" distR="0" wp14:anchorId="235624EA" wp14:editId="3AD2EA64">
-            <wp:extent cx="2179509" cy="2552921"/>
-            <wp:effectExtent l="0" t="0" r="0" b="0"/>
-            <wp:docPr id="486961471" name="Picture 1"/>
-            <wp:cNvGraphicFramePr>
-              <a:graphicFrameLocks xmlns:a="http://schemas.openxmlformats.org/drawingml/2006/main" noChangeAspect="1"/>
-            </wp:cNvGraphicFramePr>
-            <a:graphic xmlns:a="http://schemas.openxmlformats.org/drawingml/2006/main">
-              <a:graphicData uri="http://schemas.openxmlformats.org/drawingml/2006/picture">
-                <pic:pic xmlns:pic="http://schemas.openxmlformats.org/drawingml/2006/picture">
-                  <pic:nvPicPr>
-                    <pic:cNvPr id="486961471" name=""/>
-                    <pic:cNvPicPr/>
-                  </pic:nvPicPr>
-                  <pic:blipFill>
-                    <a:blip r:embed="rId27"/>
-                    <a:stretch>
-                      <a:fillRect/>
-                    </a:stretch>
-                  </pic:blipFill>
-                  <pic:spPr>
-                    <a:xfrm>
-                      <a:off x="0" y="0"/>
-                      <a:ext cx="2179509" cy="2552921"/>
-                    </a:xfrm>
-                    <a:prstGeom prst="rect">
-                      <a:avLst/>
-                    </a:prstGeom>
-                  </pic:spPr>
-                </pic:pic>
-              </a:graphicData>
-            </a:graphic>
-          </wp:inline>
-        </w:drawing>
-      </w:r>
-    </w:p>
-    <w:p>
-      <w:pPr>
-        <w:pStyle w:val="Caption"/>
-      </w:pPr>
-      <w:r>
-        <w:rPr>
-          <w:rtl/>
-        </w:rPr>
-        <w:t xml:space="preserve">الشكل  </w:t>
-      </w:r>
-      <w:fldSimple w:instr=" SEQ الشكل_ \* ARABIC ">
-        <w:r>
-          <w:rPr>
-            <w:noProof/>
-            <w:rtl/>
-          </w:rPr>
-          <w:t>17</w:t>
-        </w:r>
-      </w:fldSimple>
-      <w:r>
-        <w:rPr>
-          <w:rFonts w:hint="cs"/>
-          <w:rtl/>
-        </w:rPr>
-        <w:t xml:space="preserve"> أعمدة جدول </w:t>
-      </w:r>
-      <w:proofErr w:type="spellStart"/>
-      <w:r>
-        <w:t>user_predictions</w:t>
-      </w:r>
-      <w:proofErr w:type="spellEnd"/>
-    </w:p>
-    <w:p>
-      <w:pPr>
-        <w:jc w:val="center"/>
-        <w:rPr>
-          <w:rtl/>
-        </w:rPr>
-      </w:pPr>
-    </w:p>
-    <w:p>
-      <w:pPr>
-        <w:rPr>
-          <w:rtl/>
-        </w:rPr>
-      </w:pPr>
-    </w:p>
-    <w:p>
-      <w:pPr>
-        <w:rPr>
-          <w:rtl/>
-        </w:rPr>
-      </w:pPr>
-    </w:p>
-    <w:p>
-      <w:pPr>
-        <w:rPr>
-          <w:rtl/>
-        </w:rPr>
-      </w:pPr>
-    </w:p>
-    <w:p>
-      <w:pPr>
-        <w:rPr>
-          <w:rtl/>
-        </w:rPr>
-      </w:pPr>
-    </w:p>
-    <w:p>
-      <w:pPr>
-        <w:rPr>
-          <w:rtl/>
-        </w:rPr>
-      </w:pPr>
-    </w:p>
-    <w:p>
-      <w:pPr>
-        <w:rPr>
-          <w:rtl/>
-        </w:rPr>
-      </w:pPr>
-    </w:p>
-    <w:p>
-      <w:pPr>
-        <w:rPr>
-          <w:rtl/>
-        </w:rPr>
-      </w:pPr>
-    </w:p>
-    <w:p>
-      <w:pPr>
-        <w:rPr>
-          <w:rtl/>
-        </w:rPr>
-      </w:pPr>
-    </w:p>
-    <w:p>
-      <w:pPr>
-        <w:rPr>
-          <w:rtl/>
-        </w:rPr>
-      </w:pPr>
-    </w:p>
-    <w:p>
-      <w:pPr>
-        <w:rPr>
-          <w:rtl/>
-        </w:rPr>
-      </w:pPr>
-    </w:p>
-    <w:p>
-      <w:pPr>
-        <w:pStyle w:val="Heading2"/>
-        <w:rPr>
-          <w:rtl/>
-        </w:rPr>
-      </w:pPr>
-      <w:r>
-        <w:rPr>
-          <w:rFonts w:hint="cs"/>
-          <w:rtl/>
-        </w:rPr>
-        <w:lastRenderedPageBreak/>
-        <w:t xml:space="preserve"> </w:t>
-      </w:r>
-      <w:bookmarkStart w:id="73" w:name="_Toc204905305"/>
-      <w:r>
-        <w:rPr>
-          <w:rFonts w:hint="cs"/>
-          <w:rtl/>
-        </w:rPr>
-        <w:t>خدمة المصادقة</w:t>
-      </w:r>
-      <w:bookmarkEnd w:id="73"/>
-    </w:p>
-    <w:p>
-      <w:pPr>
-        <w:pStyle w:val="Heading3"/>
-        <w:rPr>
-          <w:rtl/>
-        </w:rPr>
-      </w:pPr>
-      <w:bookmarkStart w:id="74" w:name="_Toc204905306"/>
-      <w:r>
-        <w:rPr>
-          <w:rFonts w:hint="cs"/>
-          <w:rtl/>
-        </w:rPr>
-        <w:t xml:space="preserve">تفاصيل </w:t>
-      </w:r>
-      <w:proofErr w:type="spellStart"/>
-      <w:r>
-        <w:rPr>
-          <w:rFonts w:hint="cs"/>
-          <w:rtl/>
-        </w:rPr>
-        <w:t>التنجيز</w:t>
-      </w:r>
-      <w:bookmarkEnd w:id="74"/>
-      <w:proofErr w:type="spellEnd"/>
-    </w:p>
-    <w:p>
-      <w:pPr>
-        <w:keepNext/>
-        <w:jc w:val="center"/>
-      </w:pPr>
-      <w:r>
-        <w:rPr>
-          <w:noProof/>
           <w:rtl/>
         </w:rPr>
         <w:drawing>
@@ -26261,7 +26348,7 @@
                     <pic:cNvPicPr/>
                   </pic:nvPicPr>
                   <pic:blipFill>
-                    <a:blip r:embed="rId28"/>
+                    <a:blip r:embed="rId25"/>
                     <a:stretch>
                       <a:fillRect/>
                     </a:stretch>
@@ -26295,15 +26382,55 @@
         </w:rPr>
         <w:t xml:space="preserve">الشكل  </w:t>
       </w:r>
-      <w:fldSimple w:instr=" SEQ الشكل_ \* ARABIC ">
-        <w:r>
-          <w:rPr>
-            <w:noProof/>
-            <w:rtl/>
-          </w:rPr>
-          <w:t>18</w:t>
-        </w:r>
-      </w:fldSimple>
+      <w:r>
+        <w:rPr>
+          <w:rtl/>
+        </w:rPr>
+        <w:fldChar w:fldCharType="begin"/>
+      </w:r>
+      <w:r>
+        <w:rPr>
+          <w:rtl/>
+        </w:rPr>
+        <w:instrText xml:space="preserve"> </w:instrText>
+      </w:r>
+      <w:r>
+        <w:instrText>SEQ</w:instrText>
+      </w:r>
+      <w:r>
+        <w:rPr>
+          <w:rtl/>
+        </w:rPr>
+        <w:instrText xml:space="preserve"> الشكل_ \* </w:instrText>
+      </w:r>
+      <w:r>
+        <w:instrText>ARABIC</w:instrText>
+      </w:r>
+      <w:r>
+        <w:rPr>
+          <w:rtl/>
+        </w:rPr>
+        <w:instrText xml:space="preserve"> </w:instrText>
+      </w:r>
+      <w:r>
+        <w:rPr>
+          <w:rtl/>
+        </w:rPr>
+        <w:fldChar w:fldCharType="separate"/>
+      </w:r>
+      <w:r>
+        <w:rPr>
+          <w:noProof/>
+          <w:rtl/>
+        </w:rPr>
+        <w:t>15</w:t>
+      </w:r>
+      <w:r>
+        <w:rPr>
+          <w:rtl/>
+        </w:rPr>
+        <w:fldChar w:fldCharType="end"/>
+      </w:r>
       <w:r>
         <w:rPr>
           <w:rFonts w:hint="cs"/>
@@ -26323,7 +26450,21 @@
           <w:rFonts w:hint="cs"/>
           <w:rtl/>
         </w:rPr>
-        <w:t xml:space="preserve">هيكلية مجلدات خدمة المصادقة هي نفسها هيكلية ملفات خدمة انسحاب العملاء المذكورة سابقا ولكن يختلف </w:t>
+        <w:t xml:space="preserve">هيكلية مجلدات خدمة </w:t>
+      </w:r>
+      <w:r>
+        <w:rPr>
+          <w:rFonts w:hint="cs"/>
+          <w:rtl/>
+        </w:rPr>
+        <w:t xml:space="preserve">المصادقة </w:t>
+      </w:r>
+      <w:r>
+        <w:rPr>
+          <w:rFonts w:hint="cs"/>
+          <w:rtl/>
+        </w:rPr>
+        <w:t xml:space="preserve">هي نفسها هيكلية ملفات خدمة انسحاب العملاء المذكورة سابقا ولكن يختلف </w:t>
       </w:r>
       <w:proofErr w:type="spellStart"/>
       <w:r>
@@ -26349,7 +26490,21 @@
           <w:rFonts w:hint="cs"/>
           <w:rtl/>
         </w:rPr>
-        <w:t xml:space="preserve"> الذي يحتوي على ملفات إعداد الاتصال بقاعدة البيانات وتعريف الجداول وتنجيز توابع لعمليات تخزين واسترجاع بيانات المستخدمين.</w:t>
+        <w:t xml:space="preserve"> الذي يحتوي على ملفات إعداد الاتصال بقاعدة البيانات وتعريف الجداول وتنجيز توابع لعمليات تخزين واسترجاع </w:t>
+      </w:r>
+      <w:r>
+        <w:rPr>
+          <w:rFonts w:hint="cs"/>
+          <w:rtl/>
+        </w:rPr>
+        <w:t>بيانات المستخدمين</w:t>
+      </w:r>
+      <w:r>
+        <w:rPr>
+          <w:rFonts w:hint="cs"/>
+          <w:rtl/>
+        </w:rPr>
+        <w:t>.</w:t>
       </w:r>
     </w:p>
     <w:p>
@@ -26372,7 +26527,35 @@
           <w:rFonts w:hint="cs"/>
           <w:rtl/>
         </w:rPr>
-        <w:t xml:space="preserve">: هو إدارة المستخدمين وبهذا يتم عزل تنجيز مصادقة المستخدمين عن الخدمات الأخرى بحيث لا يتم تكرار </w:t>
+        <w:t>: هو</w:t>
+      </w:r>
+      <w:r>
+        <w:rPr>
+          <w:rFonts w:hint="cs"/>
+          <w:rtl/>
+        </w:rPr>
+        <w:t xml:space="preserve"> إدارة المستخدمين وبهذا</w:t>
+      </w:r>
+      <w:r>
+        <w:rPr>
+          <w:rFonts w:hint="cs"/>
+          <w:rtl/>
+        </w:rPr>
+        <w:t xml:space="preserve"> يتم عزل تنجيز </w:t>
+      </w:r>
+      <w:r>
+        <w:rPr>
+          <w:rFonts w:hint="cs"/>
+          <w:rtl/>
+        </w:rPr>
+        <w:t>مصادقة المستخدمين</w:t>
+      </w:r>
+      <w:r>
+        <w:rPr>
+          <w:rFonts w:hint="cs"/>
+          <w:rtl/>
+        </w:rPr>
+        <w:t xml:space="preserve"> عن الخدمات الأخرى بحيث لا يتم تكرار </w:t>
       </w:r>
       <w:proofErr w:type="spellStart"/>
       <w:r>
@@ -26405,7 +26588,7 @@
         </w:rPr>
         <w:t xml:space="preserve"> </w:t>
       </w:r>
-      <w:bookmarkStart w:id="75" w:name="_Toc204905307"/>
+      <w:bookmarkStart w:id="76" w:name="_Toc204905307"/>
       <w:r>
         <w:rPr>
           <w:rFonts w:hint="cs"/>
@@ -26413,7 +26596,7 @@
         </w:rPr>
         <w:t>خدمة البوابة</w:t>
       </w:r>
-      <w:bookmarkEnd w:id="75"/>
+      <w:bookmarkEnd w:id="76"/>
     </w:p>
     <w:p>
       <w:pPr>
@@ -26422,7 +26605,7 @@
           <w:rtl/>
         </w:rPr>
       </w:pPr>
-      <w:bookmarkStart w:id="76" w:name="_Toc204905308"/>
+      <w:bookmarkStart w:id="77" w:name="_Toc204905308"/>
       <w:r>
         <w:rPr>
           <w:rFonts w:hint="cs"/>
@@ -26438,7 +26621,7 @@
         </w:rPr>
         <w:t>التنجيز</w:t>
       </w:r>
-      <w:bookmarkEnd w:id="76"/>
+      <w:bookmarkEnd w:id="77"/>
       <w:proofErr w:type="spellEnd"/>
     </w:p>
     <w:p>
@@ -26556,7 +26739,7 @@
         <w:lastRenderedPageBreak/>
         <w:t xml:space="preserve"> </w:t>
       </w:r>
-      <w:bookmarkStart w:id="77" w:name="_Toc204905309"/>
+      <w:bookmarkStart w:id="78" w:name="_Toc204905309"/>
       <w:r>
         <w:rPr>
           <w:rFonts w:hint="cs"/>
@@ -26564,7 +26747,7 @@
         </w:rPr>
         <w:t>خدمة وجهات المستخدم</w:t>
       </w:r>
-      <w:bookmarkEnd w:id="77"/>
+      <w:bookmarkEnd w:id="78"/>
     </w:p>
     <w:p>
       <w:pPr>
@@ -26573,7 +26756,6 @@
       </w:pPr>
       <w:r>
         <w:rPr>
-          <w:noProof/>
           <w:rtl/>
         </w:rPr>
         <w:drawing>
@@ -26592,7 +26774,7 @@
                     <pic:cNvPicPr/>
                   </pic:nvPicPr>
                   <pic:blipFill>
-                    <a:blip r:embed="rId29"/>
+                    <a:blip r:embed="rId26"/>
                     <a:stretch>
                       <a:fillRect/>
                     </a:stretch>
@@ -26626,15 +26808,55 @@
         </w:rPr>
         <w:t xml:space="preserve">الشكل  </w:t>
       </w:r>
-      <w:fldSimple w:instr=" SEQ الشكل_ \* ARABIC ">
-        <w:r>
-          <w:rPr>
-            <w:noProof/>
-            <w:rtl/>
-          </w:rPr>
-          <w:t>19</w:t>
-        </w:r>
-      </w:fldSimple>
+      <w:r>
+        <w:rPr>
+          <w:rtl/>
+        </w:rPr>
+        <w:fldChar w:fldCharType="begin"/>
+      </w:r>
+      <w:r>
+        <w:rPr>
+          <w:rtl/>
+        </w:rPr>
+        <w:instrText xml:space="preserve"> </w:instrText>
+      </w:r>
+      <w:r>
+        <w:instrText>SEQ</w:instrText>
+      </w:r>
+      <w:r>
+        <w:rPr>
+          <w:rtl/>
+        </w:rPr>
+        <w:instrText xml:space="preserve"> الشكل_ \* </w:instrText>
+      </w:r>
+      <w:r>
+        <w:instrText>ARABIC</w:instrText>
+      </w:r>
+      <w:r>
+        <w:rPr>
+          <w:rtl/>
+        </w:rPr>
+        <w:instrText xml:space="preserve"> </w:instrText>
+      </w:r>
+      <w:r>
+        <w:rPr>
+          <w:rtl/>
+        </w:rPr>
+        <w:fldChar w:fldCharType="separate"/>
+      </w:r>
+      <w:r>
+        <w:rPr>
+          <w:noProof/>
+          <w:rtl/>
+        </w:rPr>
+        <w:t>16</w:t>
+      </w:r>
+      <w:r>
+        <w:rPr>
+          <w:rtl/>
+        </w:rPr>
+        <w:fldChar w:fldCharType="end"/>
+      </w:r>
       <w:r>
         <w:rPr>
           <w:rFonts w:hint="cs"/>
@@ -26654,12 +26876,27 @@
           <w:rFonts w:hint="cs"/>
           <w:rtl/>
         </w:rPr>
-        <w:t>تتكون هيكلية مجلدات خدمة واجهات المستخدم من المكونات التالية:</w:t>
-      </w:r>
-    </w:p>
-    <w:p>
-      <w:pPr>
-        <w:rPr>
+        <w:t xml:space="preserve">تتكون هيكلية مجلدات خدمة </w:t>
+      </w:r>
+      <w:r>
+        <w:rPr>
+          <w:rFonts w:hint="cs"/>
+          <w:rtl/>
+        </w:rPr>
+        <w:t>واجهات المستخدم</w:t>
+      </w:r>
+      <w:r>
+        <w:rPr>
+          <w:rFonts w:hint="cs"/>
+          <w:rtl/>
+        </w:rPr>
+        <w:t xml:space="preserve"> من المكونات التالية:</w:t>
+      </w:r>
+    </w:p>
+    <w:p>
+      <w:pPr>
+        <w:rPr>
+          <w:rFonts w:hint="cs"/>
           <w:rtl/>
         </w:rPr>
       </w:pPr>
@@ -26893,7 +27130,14 @@
           <w:rFonts w:hint="cs"/>
           <w:rtl/>
         </w:rPr>
-        <w:t>: هو تقديم واجهات للمستخدم يستطيع من خلالها التفاعل مع النظام.</w:t>
+        <w:t xml:space="preserve">: هو </w:t>
+      </w:r>
+      <w:r>
+        <w:rPr>
+          <w:rFonts w:hint="cs"/>
+          <w:rtl/>
+        </w:rPr>
+        <w:t>تقديم واجهات للمستخدم يستطيع من خلالها التفاعل مع النظام.</w:t>
       </w:r>
     </w:p>
     <w:p>
@@ -26921,7 +27165,7 @@
           <w:rtl/>
         </w:rPr>
       </w:pPr>
-      <w:bookmarkStart w:id="78" w:name="_Toc204905310"/>
+      <w:bookmarkStart w:id="79" w:name="_Toc204905310"/>
       <w:r>
         <w:rPr>
           <w:rFonts w:hint="cs"/>
@@ -26930,7 +27174,7 @@
         <w:lastRenderedPageBreak/>
         <w:t>الفصل التاسع</w:t>
       </w:r>
-      <w:bookmarkEnd w:id="78"/>
+      <w:bookmarkEnd w:id="79"/>
     </w:p>
     <w:p>
       <w:pPr>
@@ -26997,7 +27241,7 @@
         </w:rPr>
         <w:t xml:space="preserve"> </w:t>
       </w:r>
-      <w:bookmarkStart w:id="79" w:name="_Toc204905311"/>
+      <w:bookmarkStart w:id="80" w:name="_Toc204905311"/>
       <w:r>
         <w:rPr>
           <w:rFonts w:hint="cs"/>
@@ -27005,7 +27249,7 @@
         </w:rPr>
         <w:t>اختبار النموذج المقترح لتوقع انسحاب العملاء</w:t>
       </w:r>
-      <w:bookmarkEnd w:id="79"/>
+      <w:bookmarkEnd w:id="80"/>
     </w:p>
     <w:p>
       <w:pPr>
@@ -27014,7 +27258,7 @@
           <w:rtl/>
         </w:rPr>
       </w:pPr>
-      <w:bookmarkStart w:id="80" w:name="_Toc204905312"/>
+      <w:bookmarkStart w:id="81" w:name="_Toc204905312"/>
       <w:r>
         <w:rPr>
           <w:rFonts w:hint="cs"/>
@@ -27022,7 +27266,7 @@
         </w:rPr>
         <w:t>منهجية التقييم المتبعة</w:t>
       </w:r>
-      <w:bookmarkEnd w:id="80"/>
+      <w:bookmarkEnd w:id="81"/>
     </w:p>
     <w:p>
       <w:pPr>
@@ -27261,49 +27505,7 @@
           <w:rFonts w:hint="cs"/>
           <w:rtl/>
         </w:rPr>
-        <w:t>بعد تنفيذ النموذج المقترح وتقييمه على</w:t>
-      </w:r>
-      <w:r>
-        <w:rPr>
-          <w:rFonts w:hint="cs"/>
-          <w:rtl/>
-        </w:rPr>
-        <w:t xml:space="preserve"> جزء</w:t>
-      </w:r>
-      <w:r>
-        <w:rPr>
-          <w:rFonts w:hint="cs"/>
-          <w:rtl/>
-        </w:rPr>
-        <w:t xml:space="preserve"> </w:t>
-      </w:r>
-      <w:r>
-        <w:rPr>
-          <w:rFonts w:hint="cs"/>
-          <w:rtl/>
-        </w:rPr>
-        <w:t xml:space="preserve">من </w:t>
-      </w:r>
-      <w:r>
-        <w:rPr>
-          <w:rFonts w:hint="cs"/>
-          <w:rtl/>
-        </w:rPr>
-        <w:t>مجموعة البيانات</w:t>
-      </w:r>
-      <w:r>
-        <w:rPr>
-          <w:rFonts w:hint="cs"/>
-          <w:rtl/>
-        </w:rPr>
-        <w:t xml:space="preserve"> التي تم التدريب عليها ولكن دون أن يتدرب النموذج على جزء الاختبار، </w:t>
-      </w:r>
-      <w:r>
-        <w:rPr>
-          <w:rFonts w:hint="cs"/>
-          <w:rtl/>
-        </w:rPr>
-        <w:t>كانت النتائج على الشكل التالي:</w:t>
+        <w:t>بعد تنفيذ النموذج المقترح وتقييمه على مجموعة البيانات كانت النتائج على الشكل التالي:</w:t>
       </w:r>
     </w:p>
     <w:tbl>
@@ -27525,15 +27727,55 @@
         </w:rPr>
         <w:t xml:space="preserve">جدول </w:t>
       </w:r>
-      <w:fldSimple w:instr=" SEQ جدول \* ARABIC ">
-        <w:r>
-          <w:rPr>
-            <w:noProof/>
-            <w:rtl/>
-          </w:rPr>
-          <w:t>16</w:t>
-        </w:r>
-      </w:fldSimple>
+      <w:r>
+        <w:rPr>
+          <w:rtl/>
+        </w:rPr>
+        <w:fldChar w:fldCharType="begin"/>
+      </w:r>
+      <w:r>
+        <w:rPr>
+          <w:rtl/>
+        </w:rPr>
+        <w:instrText xml:space="preserve"> </w:instrText>
+      </w:r>
+      <w:r>
+        <w:instrText>SEQ</w:instrText>
+      </w:r>
+      <w:r>
+        <w:rPr>
+          <w:rtl/>
+        </w:rPr>
+        <w:instrText xml:space="preserve"> جدول \* </w:instrText>
+      </w:r>
+      <w:r>
+        <w:instrText>ARABIC</w:instrText>
+      </w:r>
+      <w:r>
+        <w:rPr>
+          <w:rtl/>
+        </w:rPr>
+        <w:instrText xml:space="preserve"> </w:instrText>
+      </w:r>
+      <w:r>
+        <w:rPr>
+          <w:rtl/>
+        </w:rPr>
+        <w:fldChar w:fldCharType="separate"/>
+      </w:r>
+      <w:r>
+        <w:rPr>
+          <w:noProof/>
+          <w:rtl/>
+        </w:rPr>
+        <w:t>16</w:t>
+      </w:r>
+      <w:r>
+        <w:rPr>
+          <w:rtl/>
+        </w:rPr>
+        <w:fldChar w:fldCharType="end"/>
+      </w:r>
       <w:r>
         <w:rPr>
           <w:rFonts w:hint="cs"/>
@@ -27551,12 +27793,19 @@
           <w:rtl/>
         </w:rPr>
       </w:pPr>
-      <w:r>
-        <w:rPr>
-          <w:rFonts w:hint="cs"/>
-          <w:rtl/>
-        </w:rPr>
-        <w:lastRenderedPageBreak/>
+    </w:p>
+    <w:p>
+      <w:pPr>
+        <w:rPr>
+          <w:rFonts w:hint="cs"/>
+          <w:rtl/>
+        </w:rPr>
+      </w:pPr>
+      <w:r>
+        <w:rPr>
+          <w:rFonts w:hint="cs"/>
+          <w:rtl/>
+        </w:rPr>
         <w:t xml:space="preserve">يعرض الشكل التالي علاقة </w:t>
       </w:r>
       <w:r>
@@ -27617,7 +27866,6 @@
       </w:r>
       <w:r>
         <w:rPr>
-          <w:noProof/>
           <w:rtl/>
         </w:rPr>
         <w:drawing>
@@ -27636,7 +27884,7 @@
                     <pic:cNvPicPr/>
                   </pic:nvPicPr>
                   <pic:blipFill>
-                    <a:blip r:embed="rId30"/>
+                    <a:blip r:embed="rId27"/>
                     <a:stretch>
                       <a:fillRect/>
                     </a:stretch>
@@ -27667,15 +27915,55 @@
         </w:rPr>
         <w:t xml:space="preserve">الشكل  </w:t>
       </w:r>
-      <w:fldSimple w:instr=" SEQ الشكل_ \* ARABIC ">
-        <w:r>
-          <w:rPr>
-            <w:noProof/>
-            <w:rtl/>
-          </w:rPr>
-          <w:t>20</w:t>
-        </w:r>
-      </w:fldSimple>
+      <w:r>
+        <w:rPr>
+          <w:rtl/>
+        </w:rPr>
+        <w:fldChar w:fldCharType="begin"/>
+      </w:r>
+      <w:r>
+        <w:rPr>
+          <w:rtl/>
+        </w:rPr>
+        <w:instrText xml:space="preserve"> </w:instrText>
+      </w:r>
+      <w:r>
+        <w:instrText>SEQ</w:instrText>
+      </w:r>
+      <w:r>
+        <w:rPr>
+          <w:rtl/>
+        </w:rPr>
+        <w:instrText xml:space="preserve"> الشكل_ \* </w:instrText>
+      </w:r>
+      <w:r>
+        <w:instrText>ARABIC</w:instrText>
+      </w:r>
+      <w:r>
+        <w:rPr>
+          <w:rtl/>
+        </w:rPr>
+        <w:instrText xml:space="preserve"> </w:instrText>
+      </w:r>
+      <w:r>
+        <w:rPr>
+          <w:rtl/>
+        </w:rPr>
+        <w:fldChar w:fldCharType="separate"/>
+      </w:r>
+      <w:r>
+        <w:rPr>
+          <w:noProof/>
+          <w:rtl/>
+        </w:rPr>
+        <w:t>17</w:t>
+      </w:r>
+      <w:r>
+        <w:rPr>
+          <w:rtl/>
+        </w:rPr>
+        <w:fldChar w:fldCharType="end"/>
+      </w:r>
       <w:r>
         <w:rPr>
           <w:rtl/>
@@ -27792,6 +28080,7 @@
     <w:p>
       <w:pPr>
         <w:rPr>
+          <w:rFonts w:hint="cs"/>
           <w:rtl/>
         </w:rPr>
       </w:pPr>
@@ -27808,20 +28097,7 @@
         <w:rPr>
           <w:rtl/>
         </w:rPr>
-        <w:t>): عند العتبات المنخفضة، يكون الاسترجاع مرتفعا</w:t>
-      </w:r>
-      <w:r>
-        <w:rPr>
-          <w:rFonts w:hint="cs"/>
-          <w:rtl/>
-        </w:rPr>
-        <w:t>ً</w:t>
-      </w:r>
-      <w:r>
-        <w:rPr>
-          <w:rtl/>
-        </w:rPr>
-        <w:t xml:space="preserve"> لكن الدقة منخفضة، بينما يحدث العكس عند رفع العتبة. يتقاطع المنحنيان تقريبا</w:t>
+        <w:t>): عند العتبات المنخفضة، يكون الاسترجاع مرتفعًا لكن الدقة منخفضة، بينما يحدث العكس عند رفع العتبة. يتقاطع المنحنيان تقريبا</w:t>
       </w:r>
       <w:r>
         <w:rPr>
@@ -27948,21 +28224,7 @@
           <w:rFonts w:hint="cs"/>
           <w:rtl/>
         </w:rPr>
-        <w:t>مجموعة البيانات هذه كانت البيانات من غير طبيعة البيانات السابقة</w:t>
-      </w:r>
-      <w:r>
-        <w:rPr>
-          <w:rFonts w:hint="cs"/>
-          <w:rtl/>
-        </w:rPr>
-        <w:t xml:space="preserve">، ولم يتدرب عليها النموذج </w:t>
-      </w:r>
-      <w:r>
-        <w:rPr>
-          <w:rFonts w:hint="cs"/>
-          <w:rtl/>
-        </w:rPr>
-        <w:t>حيث أنها كانت لا تحتوي على بعض الميزات التي دُرب عليها النموذج سابقا مثل ميزة عمر العميل وجنسه وكمية العناصر المشتراة في عملية الشراء وما إذا كان العميل أعاد ال</w:t>
+        <w:t>مجموعة البيانات هذه كانت البيانات من غير طبيعة البيانات السابقة حيث أنها كانت لا تحتوي على بعض الميزات التي دُرب عليها النموذج سابقا مثل ميزة عمر العميل وجنسه وكمية العناصر المشتراة في عملية الشراء وما إذا كان العميل أعاد ال</w:t>
       </w:r>
       <w:r>
         <w:rPr>
@@ -27975,6 +28237,7 @@
     <w:p>
       <w:pPr>
         <w:rPr>
+          <w:rFonts w:hint="cs"/>
           <w:rtl/>
         </w:rPr>
       </w:pPr>
@@ -28275,14 +28538,54 @@
         </w:rPr>
         <w:t xml:space="preserve">جدول </w:t>
       </w:r>
-      <w:fldSimple w:instr=" SEQ جدول \* ARABIC ">
-        <w:r>
-          <w:rPr>
-            <w:rtl/>
-          </w:rPr>
-          <w:t>17</w:t>
-        </w:r>
-      </w:fldSimple>
+      <w:r>
+        <w:rPr>
+          <w:rtl/>
+        </w:rPr>
+        <w:fldChar w:fldCharType="begin"/>
+      </w:r>
+      <w:r>
+        <w:rPr>
+          <w:rtl/>
+        </w:rPr>
+        <w:instrText xml:space="preserve"> </w:instrText>
+      </w:r>
+      <w:r>
+        <w:instrText>SEQ</w:instrText>
+      </w:r>
+      <w:r>
+        <w:rPr>
+          <w:rtl/>
+        </w:rPr>
+        <w:instrText xml:space="preserve"> جدول \* </w:instrText>
+      </w:r>
+      <w:r>
+        <w:instrText>ARABIC</w:instrText>
+      </w:r>
+      <w:r>
+        <w:rPr>
+          <w:rtl/>
+        </w:rPr>
+        <w:instrText xml:space="preserve"> </w:instrText>
+      </w:r>
+      <w:r>
+        <w:rPr>
+          <w:rtl/>
+        </w:rPr>
+        <w:fldChar w:fldCharType="separate"/>
+      </w:r>
+      <w:r>
+        <w:rPr>
+          <w:rtl/>
+        </w:rPr>
+        <w:t>17</w:t>
+      </w:r>
+      <w:r>
+        <w:rPr>
+          <w:rtl/>
+        </w:rPr>
+        <w:fldChar w:fldCharType="end"/>
+      </w:r>
       <w:r>
         <w:rPr>
           <w:rFonts w:hint="cs"/>
@@ -28346,6 +28649,7 @@
     <w:p>
       <w:pPr>
         <w:rPr>
+          <w:rFonts w:hint="cs"/>
           <w:rtl/>
         </w:rPr>
       </w:pPr>
@@ -28394,7 +28698,6 @@
       </w:pPr>
       <w:r>
         <w:rPr>
-          <w:noProof/>
           <w:rtl/>
         </w:rPr>
         <w:drawing>
@@ -28413,7 +28716,7 @@
                     <pic:cNvPicPr/>
                   </pic:nvPicPr>
                   <pic:blipFill>
-                    <a:blip r:embed="rId31"/>
+                    <a:blip r:embed="rId28"/>
                     <a:stretch>
                       <a:fillRect/>
                     </a:stretch>
@@ -28447,15 +28750,55 @@
         </w:rPr>
         <w:t xml:space="preserve">الشكل  </w:t>
       </w:r>
-      <w:fldSimple w:instr=" SEQ الشكل_ \* ARABIC ">
-        <w:r>
-          <w:rPr>
-            <w:noProof/>
-            <w:rtl/>
-          </w:rPr>
-          <w:t>21</w:t>
-        </w:r>
-      </w:fldSimple>
+      <w:r>
+        <w:rPr>
+          <w:rtl/>
+        </w:rPr>
+        <w:fldChar w:fldCharType="begin"/>
+      </w:r>
+      <w:r>
+        <w:rPr>
+          <w:rtl/>
+        </w:rPr>
+        <w:instrText xml:space="preserve"> </w:instrText>
+      </w:r>
+      <w:r>
+        <w:instrText>SEQ</w:instrText>
+      </w:r>
+      <w:r>
+        <w:rPr>
+          <w:rtl/>
+        </w:rPr>
+        <w:instrText xml:space="preserve"> الشكل_ \* </w:instrText>
+      </w:r>
+      <w:r>
+        <w:instrText>ARABIC</w:instrText>
+      </w:r>
+      <w:r>
+        <w:rPr>
+          <w:rtl/>
+        </w:rPr>
+        <w:instrText xml:space="preserve"> </w:instrText>
+      </w:r>
+      <w:r>
+        <w:rPr>
+          <w:rtl/>
+        </w:rPr>
+        <w:fldChar w:fldCharType="separate"/>
+      </w:r>
+      <w:r>
+        <w:rPr>
+          <w:noProof/>
+          <w:rtl/>
+        </w:rPr>
+        <w:t>18</w:t>
+      </w:r>
+      <w:r>
+        <w:rPr>
+          <w:rtl/>
+        </w:rPr>
+        <w:fldChar w:fldCharType="end"/>
+      </w:r>
       <w:r>
         <w:rPr>
           <w:rFonts w:hint="cs"/>
@@ -28519,20 +28862,7 @@
         <w:rPr>
           <w:rtl/>
         </w:rPr>
-        <w:t xml:space="preserve"> أداءً مشجعا</w:t>
-      </w:r>
-      <w:r>
-        <w:rPr>
-          <w:rFonts w:hint="cs"/>
-          <w:rtl/>
-        </w:rPr>
-        <w:t>ً</w:t>
-      </w:r>
-      <w:r>
-        <w:rPr>
-          <w:rtl/>
-        </w:rPr>
-        <w:t xml:space="preserve"> في عدة جوانب مهمة. فقد حقق النموذج دقة إيجابية (</w:t>
+        <w:t xml:space="preserve"> أداءً مشجعًا في عدة جوانب مهمة. فقد حقق النموذج دقة إيجابية (</w:t>
       </w:r>
       <w:r>
         <w:t>Precision</w:t>
@@ -28568,33 +28898,7 @@
         <w:rPr>
           <w:rtl/>
         </w:rPr>
-        <w:t xml:space="preserve"> كانت منخفضة، فإن النتائج الأخرى تثبت أن النموذج يقدم أداءً عمليا</w:t>
-      </w:r>
-      <w:r>
-        <w:rPr>
-          <w:rFonts w:hint="cs"/>
-          <w:rtl/>
-        </w:rPr>
-        <w:t>ً</w:t>
-      </w:r>
-      <w:r>
-        <w:rPr>
-          <w:rtl/>
-        </w:rPr>
-        <w:t xml:space="preserve"> جيدا</w:t>
-      </w:r>
-      <w:r>
-        <w:rPr>
-          <w:rFonts w:hint="cs"/>
-          <w:rtl/>
-        </w:rPr>
-        <w:t>ً</w:t>
-      </w:r>
-      <w:r>
-        <w:rPr>
-          <w:rtl/>
-        </w:rPr>
-        <w:t xml:space="preserve"> عند اختيار عتبة مناسبة، ويمكن تحسينه بسهولة بمزيد من الضبط أو التوسيع في البيانات.</w:t>
+        <w:t xml:space="preserve"> كانت منخفضة، فإن النتائج الأخرى تثبت أن النموذج يقدم أداءً عمليًا جيدًا عند اختيار عتبة مناسبة، ويمكن تحسينه بسهولة بمزيد من الضبط أو التوسيع في البيانات.</w:t>
       </w:r>
     </w:p>
     <w:p>
@@ -28628,21 +28932,7 @@
           <w:rFonts w:hint="cs"/>
           <w:rtl/>
         </w:rPr>
-        <w:t xml:space="preserve">نتائج نموذج تقسيم </w:t>
-      </w:r>
-      <w:r>
-        <w:rPr>
-          <w:rFonts w:hint="cs"/>
-          <w:rtl/>
-        </w:rPr>
-        <w:t>العملاء</w:t>
-      </w:r>
-      <w:r>
-        <w:rPr>
-          <w:rFonts w:hint="cs"/>
-          <w:rtl/>
-        </w:rPr>
-        <w:t xml:space="preserve"> إلى شرائح</w:t>
+        <w:t>نتائج نموذج تقسيم الزبائن إلى شرائح</w:t>
       </w:r>
     </w:p>
     <w:p>
@@ -28670,7 +28960,7 @@
                     <pic:cNvPicPr/>
                   </pic:nvPicPr>
                   <pic:blipFill rotWithShape="1">
-                    <a:blip r:embed="rId32"/>
+                    <a:blip r:embed="rId29"/>
                     <a:srcRect t="2216" b="5398"/>
                     <a:stretch>
                       <a:fillRect/>
@@ -28710,15 +29000,55 @@
         </w:rPr>
         <w:t xml:space="preserve">الشكل  </w:t>
       </w:r>
-      <w:fldSimple w:instr=" SEQ الشكل_ \* ARABIC ">
-        <w:r>
-          <w:rPr>
-            <w:noProof/>
-            <w:rtl/>
-          </w:rPr>
-          <w:t>22</w:t>
-        </w:r>
-      </w:fldSimple>
+      <w:r>
+        <w:rPr>
+          <w:rtl/>
+        </w:rPr>
+        <w:fldChar w:fldCharType="begin"/>
+      </w:r>
+      <w:r>
+        <w:rPr>
+          <w:rtl/>
+        </w:rPr>
+        <w:instrText xml:space="preserve"> </w:instrText>
+      </w:r>
+      <w:r>
+        <w:instrText>SEQ</w:instrText>
+      </w:r>
+      <w:r>
+        <w:rPr>
+          <w:rtl/>
+        </w:rPr>
+        <w:instrText xml:space="preserve"> الشكل_ \* </w:instrText>
+      </w:r>
+      <w:r>
+        <w:instrText>ARABIC</w:instrText>
+      </w:r>
+      <w:r>
+        <w:rPr>
+          <w:rtl/>
+        </w:rPr>
+        <w:instrText xml:space="preserve"> </w:instrText>
+      </w:r>
+      <w:r>
+        <w:rPr>
+          <w:rtl/>
+        </w:rPr>
+        <w:fldChar w:fldCharType="separate"/>
+      </w:r>
+      <w:r>
+        <w:rPr>
+          <w:noProof/>
+          <w:rtl/>
+        </w:rPr>
+        <w:t>19</w:t>
+      </w:r>
+      <w:r>
+        <w:rPr>
+          <w:rtl/>
+        </w:rPr>
+        <w:fldChar w:fldCharType="end"/>
+      </w:r>
       <w:r>
         <w:rPr>
           <w:rFonts w:hint="cs"/>
@@ -28754,6 +29084,7 @@
     </w:p>
     <w:p>
       <w:pPr>
+        <w:jc w:val="left"/>
         <w:rPr>
           <w:rtl/>
         </w:rPr>
@@ -28813,21 +29144,7 @@
           <w:rFonts w:hint="cs"/>
           <w:rtl/>
         </w:rPr>
-        <w:t xml:space="preserve">لكي تكون شرائح العملاء معبرة عن صفات مفهومة تم تقسيم </w:t>
-      </w:r>
-      <w:r>
-        <w:rPr>
-          <w:rFonts w:hint="cs"/>
-          <w:rtl/>
-        </w:rPr>
-        <w:t>العملاء</w:t>
-      </w:r>
-      <w:r>
-        <w:rPr>
-          <w:rFonts w:hint="cs"/>
-          <w:rtl/>
-        </w:rPr>
-        <w:t xml:space="preserve"> إلى 6 شرائح عوضا عن 7 </w:t>
+        <w:t xml:space="preserve">لكي تكون شرائح العملاء معبرة عن صفات مفهومة تم تقسيم الزبائن إلى 6 شرائح عوضا عن 7 </w:t>
       </w:r>
       <w:r>
         <w:rPr>
@@ -28894,7 +29211,21 @@
           <w:rFonts w:hint="cs"/>
           <w:rtl/>
         </w:rPr>
-        <w:t>صغار العمر الإناث ذوي الصرف الكبير وكميات شراء كبيرة.</w:t>
+        <w:t xml:space="preserve">صغار العمر الإناث ذوي الصرف </w:t>
+      </w:r>
+      <w:r>
+        <w:rPr>
+          <w:rFonts w:hint="cs"/>
+          <w:rtl/>
+        </w:rPr>
+        <w:t>الكبير وكميات شراء كبيرة</w:t>
+      </w:r>
+      <w:r>
+        <w:rPr>
+          <w:rFonts w:hint="cs"/>
+          <w:rtl/>
+        </w:rPr>
+        <w:t>.</w:t>
       </w:r>
     </w:p>
     <w:p>
@@ -28994,7 +29325,6 @@
       </w:pPr>
       <w:r>
         <w:rPr>
-          <w:noProof/>
           <w:rtl/>
         </w:rPr>
         <w:drawing>
@@ -29013,7 +29343,7 @@
                     <pic:cNvPicPr/>
                   </pic:nvPicPr>
                   <pic:blipFill>
-                    <a:blip r:embed="rId33"/>
+                    <a:blip r:embed="rId30"/>
                     <a:stretch>
                       <a:fillRect/>
                     </a:stretch>
@@ -29047,15 +29377,55 @@
         </w:rPr>
         <w:t xml:space="preserve">الشكل  </w:t>
       </w:r>
-      <w:fldSimple w:instr=" SEQ الشكل_ \* ARABIC ">
-        <w:r>
-          <w:rPr>
-            <w:noProof/>
-            <w:rtl/>
-          </w:rPr>
-          <w:t>23</w:t>
-        </w:r>
-      </w:fldSimple>
+      <w:r>
+        <w:rPr>
+          <w:rtl/>
+        </w:rPr>
+        <w:fldChar w:fldCharType="begin"/>
+      </w:r>
+      <w:r>
+        <w:rPr>
+          <w:rtl/>
+        </w:rPr>
+        <w:instrText xml:space="preserve"> </w:instrText>
+      </w:r>
+      <w:r>
+        <w:instrText>SEQ</w:instrText>
+      </w:r>
+      <w:r>
+        <w:rPr>
+          <w:rtl/>
+        </w:rPr>
+        <w:instrText xml:space="preserve"> الشكل_ \* </w:instrText>
+      </w:r>
+      <w:r>
+        <w:instrText>ARABIC</w:instrText>
+      </w:r>
+      <w:r>
+        <w:rPr>
+          <w:rtl/>
+        </w:rPr>
+        <w:instrText xml:space="preserve"> </w:instrText>
+      </w:r>
+      <w:r>
+        <w:rPr>
+          <w:rtl/>
+        </w:rPr>
+        <w:fldChar w:fldCharType="separate"/>
+      </w:r>
+      <w:r>
+        <w:rPr>
+          <w:noProof/>
+          <w:rtl/>
+        </w:rPr>
+        <w:t>20</w:t>
+      </w:r>
+      <w:r>
+        <w:rPr>
+          <w:rtl/>
+        </w:rPr>
+        <w:fldChar w:fldCharType="end"/>
+      </w:r>
       <w:r>
         <w:rPr>
           <w:rFonts w:hint="cs"/>
@@ -29071,7 +29441,6 @@
       </w:pPr>
       <w:r>
         <w:rPr>
-          <w:noProof/>
           <w:rtl/>
         </w:rPr>
         <w:drawing>
@@ -29090,7 +29459,7 @@
                     <pic:cNvPicPr/>
                   </pic:nvPicPr>
                   <pic:blipFill>
-                    <a:blip r:embed="rId34"/>
+                    <a:blip r:embed="rId31"/>
                     <a:stretch>
                       <a:fillRect/>
                     </a:stretch>
@@ -29114,9 +29483,6 @@
     <w:p>
       <w:pPr>
         <w:pStyle w:val="Caption"/>
-        <w:rPr>
-          <w:rtl/>
-        </w:rPr>
       </w:pPr>
       <w:r>
         <w:rPr>
@@ -29124,15 +29490,55 @@
         </w:rPr>
         <w:t xml:space="preserve">الشكل  </w:t>
       </w:r>
-      <w:fldSimple w:instr=" SEQ الشكل_ \* ARABIC ">
-        <w:r>
-          <w:rPr>
-            <w:noProof/>
-            <w:rtl/>
-          </w:rPr>
-          <w:t>24</w:t>
-        </w:r>
-      </w:fldSimple>
+      <w:r>
+        <w:rPr>
+          <w:rtl/>
+        </w:rPr>
+        <w:fldChar w:fldCharType="begin"/>
+      </w:r>
+      <w:r>
+        <w:rPr>
+          <w:rtl/>
+        </w:rPr>
+        <w:instrText xml:space="preserve"> </w:instrText>
+      </w:r>
+      <w:r>
+        <w:instrText>SEQ</w:instrText>
+      </w:r>
+      <w:r>
+        <w:rPr>
+          <w:rtl/>
+        </w:rPr>
+        <w:instrText xml:space="preserve"> الشكل_ \* </w:instrText>
+      </w:r>
+      <w:r>
+        <w:instrText>ARABIC</w:instrText>
+      </w:r>
+      <w:r>
+        <w:rPr>
+          <w:rtl/>
+        </w:rPr>
+        <w:instrText xml:space="preserve"> </w:instrText>
+      </w:r>
+      <w:r>
+        <w:rPr>
+          <w:rtl/>
+        </w:rPr>
+        <w:fldChar w:fldCharType="separate"/>
+      </w:r>
+      <w:r>
+        <w:rPr>
+          <w:noProof/>
+          <w:rtl/>
+        </w:rPr>
+        <w:t>21</w:t>
+      </w:r>
+      <w:r>
+        <w:rPr>
+          <w:rtl/>
+        </w:rPr>
+        <w:fldChar w:fldCharType="end"/>
+      </w:r>
       <w:r>
         <w:rPr>
           <w:rFonts w:hint="cs"/>
@@ -29141,310 +29547,8 @@
         <w:t xml:space="preserve"> العلاقة بين عمر العميل وكمية الشراء والمبلغ الإجمالي</w:t>
       </w:r>
     </w:p>
-    <w:p>
-      <w:pPr>
-        <w:pStyle w:val="Title"/>
-        <w:rPr>
-          <w:rtl/>
-        </w:rPr>
-      </w:pPr>
-      <w:r>
-        <w:rPr>
-          <w:rFonts w:hint="cs"/>
-          <w:rtl/>
-        </w:rPr>
-        <w:lastRenderedPageBreak/>
-        <w:t>الخاتمة والآفاق المستقبلية</w:t>
-      </w:r>
-    </w:p>
-    <w:p>
-      <w:pPr>
-        <w:rPr>
-          <w:rtl/>
-        </w:rPr>
-      </w:pPr>
-      <w:r>
-        <w:rPr>
-          <w:rtl/>
-        </w:rPr>
-        <w:t>في هذا المشروع، قد</w:t>
-      </w:r>
-      <w:r>
-        <w:rPr>
-          <w:rFonts w:hint="cs"/>
-          <w:rtl/>
-        </w:rPr>
-        <w:t>ّ</w:t>
-      </w:r>
-      <w:r>
-        <w:rPr>
-          <w:rtl/>
-        </w:rPr>
-        <w:t xml:space="preserve">منا منصة متكاملة تعتمد على تقنيات الذكاء الاصطناعي لتحليل سلوك العملاء في مواقع التجارة الإلكترونية، بهدف دعم اتخاذ القرار وتخصيص الخدمات التسويقية بشكل أكثر فعالية. تم استخدام نماذج مثل </w:t>
-      </w:r>
-      <w:r>
-        <w:t>K-Means</w:t>
-      </w:r>
-      <w:r>
-        <w:rPr>
-          <w:rtl/>
-        </w:rPr>
-        <w:t xml:space="preserve"> لتقسيم </w:t>
-      </w:r>
-      <w:r>
-        <w:rPr>
-          <w:rFonts w:hint="cs"/>
-          <w:rtl/>
-        </w:rPr>
-        <w:t>العملاء</w:t>
-      </w:r>
-      <w:r>
-        <w:rPr>
-          <w:rtl/>
-        </w:rPr>
-        <w:t xml:space="preserve"> إلى شرائح سلوكية اعتمادا</w:t>
-      </w:r>
-      <w:r>
-        <w:rPr>
-          <w:rFonts w:hint="cs"/>
-          <w:rtl/>
-        </w:rPr>
-        <w:t>ً</w:t>
-      </w:r>
-      <w:r>
-        <w:rPr>
-          <w:rtl/>
-        </w:rPr>
-        <w:t xml:space="preserve"> على بياناتهم، بالإضافة إلى </w:t>
-      </w:r>
-      <w:r>
-        <w:rPr>
-          <w:rFonts w:hint="cs"/>
-          <w:rtl/>
-        </w:rPr>
-        <w:t xml:space="preserve">إنشاء </w:t>
-      </w:r>
-      <w:r>
-        <w:rPr>
-          <w:rtl/>
-        </w:rPr>
-        <w:t>نم</w:t>
-      </w:r>
-      <w:r>
-        <w:rPr>
-          <w:rFonts w:hint="cs"/>
-          <w:rtl/>
-        </w:rPr>
-        <w:t>و</w:t>
-      </w:r>
-      <w:r>
-        <w:rPr>
-          <w:rtl/>
-        </w:rPr>
-        <w:t xml:space="preserve">ذج تنبؤي لتقدير احتمالية انسحاب العملاء. تتيح هذه المنصة لملاك المتاجر الإلكترونية فهم شرائح عملائهم بشكل أعمق، مما يسهم في تقليل معدل الانسحاب وزيادة العائد من الحملات التسويقية. </w:t>
-      </w:r>
-      <w:r>
-        <w:rPr>
-          <w:rFonts w:hint="cs"/>
-          <w:rtl/>
-        </w:rPr>
-        <w:t xml:space="preserve">حيث تم تغليف النماذج </w:t>
-      </w:r>
-      <w:r>
-        <w:rPr>
-          <w:rtl/>
-        </w:rPr>
-        <w:t>بطريقة قابلة للتوسع والاختبار</w:t>
-      </w:r>
-      <w:r>
-        <w:rPr>
-          <w:rFonts w:hint="cs"/>
-          <w:rtl/>
-        </w:rPr>
-        <w:t xml:space="preserve"> بحيث يمكن مستقبلا إضافة خدمات إضافية.</w:t>
-      </w:r>
-    </w:p>
-    <w:p>
-      <w:pPr>
-        <w:rPr>
-          <w:rtl/>
-        </w:rPr>
-      </w:pPr>
-      <w:r>
-        <w:rPr>
-          <w:rFonts w:hint="cs"/>
-          <w:rtl/>
-        </w:rPr>
-        <w:t>أمّا بالنسبة للآفاق المستقبلية، بعد تقييم نتائج المنهجية المقترحة يمكننا استخلاص عدّة نقاط من شأنها تحسن الأداء أهمّها:</w:t>
-      </w:r>
-    </w:p>
-    <w:p>
-      <w:pPr>
-        <w:pStyle w:val="ListParagraph"/>
-        <w:numPr>
-          <w:ilvl w:val="0"/>
-          <w:numId w:val="31"/>
-        </w:numPr>
-      </w:pPr>
-      <w:r>
-        <w:rPr>
-          <w:rFonts w:hint="cs"/>
-          <w:rtl/>
-        </w:rPr>
-        <w:t xml:space="preserve">تدريب </w:t>
-      </w:r>
-      <w:r>
-        <w:rPr>
-          <w:rFonts w:hint="cs"/>
-          <w:rtl/>
-        </w:rPr>
-        <w:t>النموذج على بيانات أكبر وذات صفات مخصصة.</w:t>
-      </w:r>
-    </w:p>
-    <w:p>
-      <w:pPr>
-        <w:pStyle w:val="ListParagraph"/>
-        <w:numPr>
-          <w:ilvl w:val="0"/>
-          <w:numId w:val="31"/>
-        </w:numPr>
-      </w:pPr>
-      <w:r>
-        <w:rPr>
-          <w:rFonts w:hint="cs"/>
-          <w:rtl/>
-        </w:rPr>
-        <w:t>تخصيص النموذج بناءً على بيانات المستخدم من خلال ملائمة الأوزان.</w:t>
-      </w:r>
-    </w:p>
-    <w:p>
-      <w:pPr>
-        <w:rPr>
-          <w:rtl/>
-        </w:rPr>
-      </w:pPr>
-      <w:r>
-        <w:rPr>
-          <w:rFonts w:hint="cs"/>
-          <w:rtl/>
-        </w:rPr>
-        <w:t>ومن الممكن إضافة ميزات جديدة تؤدي إلى تقديم تجربة أفضل للمستخدم، أهمّها:</w:t>
-      </w:r>
-    </w:p>
-    <w:p>
-      <w:pPr>
-        <w:pStyle w:val="ListParagraph"/>
-        <w:numPr>
-          <w:ilvl w:val="0"/>
-          <w:numId w:val="33"/>
-        </w:numPr>
-      </w:pPr>
-      <w:r>
-        <w:rPr>
-          <w:rFonts w:hint="cs"/>
-          <w:rtl/>
-        </w:rPr>
-        <w:t>تقديم تحليل للأسباب المؤدية إلى انسحاب العملاء.</w:t>
-      </w:r>
-    </w:p>
-    <w:p>
-      <w:pPr>
-        <w:pStyle w:val="ListParagraph"/>
-        <w:numPr>
-          <w:ilvl w:val="0"/>
-          <w:numId w:val="33"/>
-        </w:numPr>
-      </w:pPr>
-      <w:r>
-        <w:rPr>
-          <w:rFonts w:hint="cs"/>
-          <w:rtl/>
-        </w:rPr>
-        <w:t xml:space="preserve">تقديم العروض والتوصيات مخصصة لشرائح </w:t>
-      </w:r>
-      <w:r>
-        <w:rPr>
-          <w:rFonts w:hint="cs"/>
-          <w:rtl/>
-        </w:rPr>
-        <w:t>العملاء</w:t>
-      </w:r>
-      <w:r>
-        <w:rPr>
-          <w:rFonts w:hint="cs"/>
-          <w:rtl/>
-        </w:rPr>
-        <w:t>.</w:t>
-      </w:r>
-    </w:p>
-    <w:p>
-      <w:pPr>
-        <w:rPr>
-          <w:rtl/>
-        </w:rPr>
-      </w:pPr>
-    </w:p>
-    <w:p>
-      <w:pPr>
-        <w:rPr>
-          <w:rtl/>
-        </w:rPr>
-      </w:pPr>
-    </w:p>
-    <w:p>
-      <w:pPr>
-        <w:rPr>
-          <w:rtl/>
-        </w:rPr>
-      </w:pPr>
-    </w:p>
-    <w:p>
-      <w:pPr>
-        <w:rPr>
-          <w:rtl/>
-        </w:rPr>
-      </w:pPr>
-    </w:p>
-    <w:p>
-      <w:pPr>
-        <w:rPr>
-          <w:rtl/>
-        </w:rPr>
-      </w:pPr>
-    </w:p>
-    <w:p>
-      <w:pPr>
-        <w:rPr>
-          <w:rtl/>
-        </w:rPr>
-      </w:pPr>
-    </w:p>
-    <w:p>
-      <w:pPr>
-        <w:rPr>
-          <w:rtl/>
-        </w:rPr>
-      </w:pPr>
-    </w:p>
-    <w:p>
-      <w:pPr>
-        <w:pStyle w:val="Title"/>
-        <w:rPr>
-          <w:rtl/>
-        </w:rPr>
-      </w:pPr>
-      <w:r>
-        <w:rPr>
-          <w:rFonts w:hint="cs"/>
-          <w:rtl/>
-        </w:rPr>
-        <w:lastRenderedPageBreak/>
-        <w:t>المراجع</w:t>
-      </w:r>
-    </w:p>
-    <w:p/>
     <w:sectPr>
-      <w:footerReference w:type="default" r:id="rId35"/>
+      <w:footerReference w:type="default" r:id="rId32"/>
       <w:pgSz w:w="12240" w:h="15840"/>
       <w:pgMar w:top="1440" w:right="1800" w:bottom="1440" w:left="1800" w:header="720" w:footer="720" w:gutter="0"/>
       <w:pgNumType w:start="0"/>
@@ -29781,121 +29885,6 @@
     </w:lvl>
   </w:abstractNum>
   <w:abstractNum w:abstractNumId="2" w15:restartNumberingAfterBreak="0">
-    <w:nsid w:val="02326F9C"/>
-    <w:multiLevelType w:val="hybridMultilevel"/>
-    <w:tmpl w:val="FB021194"/>
-    <w:lvl w:ilvl="0" w:tplc="57A83994">
-      <w:start w:val="1"/>
-      <w:numFmt w:val="bullet"/>
-      <w:lvlText w:val=""/>
-      <w:lvlJc w:val="left"/>
-      <w:pPr>
-        <w:ind w:left="720" w:hanging="360"/>
-      </w:pPr>
-      <w:rPr>
-        <w:rFonts w:ascii="Symbol" w:hAnsi="Symbol" w:hint="default"/>
-        <w:sz w:val="24"/>
-        <w:szCs w:val="24"/>
-      </w:rPr>
-    </w:lvl>
-    <w:lvl w:ilvl="1" w:tplc="04090003" w:tentative="1">
-      <w:start w:val="1"/>
-      <w:numFmt w:val="bullet"/>
-      <w:lvlText w:val="o"/>
-      <w:lvlJc w:val="left"/>
-      <w:pPr>
-        <w:ind w:left="1440" w:hanging="360"/>
-      </w:pPr>
-      <w:rPr>
-        <w:rFonts w:ascii="Courier New" w:hAnsi="Courier New" w:cs="Courier New" w:hint="default"/>
-      </w:rPr>
-    </w:lvl>
-    <w:lvl w:ilvl="2" w:tplc="04090005" w:tentative="1">
-      <w:start w:val="1"/>
-      <w:numFmt w:val="bullet"/>
-      <w:lvlText w:val=""/>
-      <w:lvlJc w:val="left"/>
-      <w:pPr>
-        <w:ind w:left="2160" w:hanging="360"/>
-      </w:pPr>
-      <w:rPr>
-        <w:rFonts w:ascii="Wingdings" w:hAnsi="Wingdings" w:hint="default"/>
-      </w:rPr>
-    </w:lvl>
-    <w:lvl w:ilvl="3" w:tplc="04090001" w:tentative="1">
-      <w:start w:val="1"/>
-      <w:numFmt w:val="bullet"/>
-      <w:lvlText w:val=""/>
-      <w:lvlJc w:val="left"/>
-      <w:pPr>
-        <w:ind w:left="2880" w:hanging="360"/>
-      </w:pPr>
-      <w:rPr>
-        <w:rFonts w:ascii="Symbol" w:hAnsi="Symbol" w:hint="default"/>
-      </w:rPr>
-    </w:lvl>
-    <w:lvl w:ilvl="4" w:tplc="04090003" w:tentative="1">
-      <w:start w:val="1"/>
-      <w:numFmt w:val="bullet"/>
-      <w:lvlText w:val="o"/>
-      <w:lvlJc w:val="left"/>
-      <w:pPr>
-        <w:ind w:left="3600" w:hanging="360"/>
-      </w:pPr>
-      <w:rPr>
-        <w:rFonts w:ascii="Courier New" w:hAnsi="Courier New" w:cs="Courier New" w:hint="default"/>
-      </w:rPr>
-    </w:lvl>
-    <w:lvl w:ilvl="5" w:tplc="04090005" w:tentative="1">
-      <w:start w:val="1"/>
-      <w:numFmt w:val="bullet"/>
-      <w:lvlText w:val=""/>
-      <w:lvlJc w:val="left"/>
-      <w:pPr>
-        <w:ind w:left="4320" w:hanging="360"/>
-      </w:pPr>
-      <w:rPr>
-        <w:rFonts w:ascii="Wingdings" w:hAnsi="Wingdings" w:hint="default"/>
-      </w:rPr>
-    </w:lvl>
-    <w:lvl w:ilvl="6" w:tplc="04090001" w:tentative="1">
-      <w:start w:val="1"/>
-      <w:numFmt w:val="bullet"/>
-      <w:lvlText w:val=""/>
-      <w:lvlJc w:val="left"/>
-      <w:pPr>
-        <w:ind w:left="5040" w:hanging="360"/>
-      </w:pPr>
-      <w:rPr>
-        <w:rFonts w:ascii="Symbol" w:hAnsi="Symbol" w:hint="default"/>
-      </w:rPr>
-    </w:lvl>
-    <w:lvl w:ilvl="7" w:tplc="04090003" w:tentative="1">
-      <w:start w:val="1"/>
-      <w:numFmt w:val="bullet"/>
-      <w:lvlText w:val="o"/>
-      <w:lvlJc w:val="left"/>
-      <w:pPr>
-        <w:ind w:left="5760" w:hanging="360"/>
-      </w:pPr>
-      <w:rPr>
-        <w:rFonts w:ascii="Courier New" w:hAnsi="Courier New" w:cs="Courier New" w:hint="default"/>
-      </w:rPr>
-    </w:lvl>
-    <w:lvl w:ilvl="8" w:tplc="04090005" w:tentative="1">
-      <w:start w:val="1"/>
-      <w:numFmt w:val="bullet"/>
-      <w:lvlText w:val=""/>
-      <w:lvlJc w:val="left"/>
-      <w:pPr>
-        <w:ind w:left="6480" w:hanging="360"/>
-      </w:pPr>
-      <w:rPr>
-        <w:rFonts w:ascii="Wingdings" w:hAnsi="Wingdings" w:hint="default"/>
-      </w:rPr>
-    </w:lvl>
-  </w:abstractNum>
-  <w:abstractNum w:abstractNumId="3" w15:restartNumberingAfterBreak="0">
     <w:nsid w:val="056F1B57"/>
     <w:multiLevelType w:val="hybridMultilevel"/>
     <w:tmpl w:val="26307846"/>
@@ -30010,7 +29999,7 @@
       </w:rPr>
     </w:lvl>
   </w:abstractNum>
-  <w:abstractNum w:abstractNumId="4" w15:restartNumberingAfterBreak="0">
+  <w:abstractNum w:abstractNumId="3" w15:restartNumberingAfterBreak="0">
     <w:nsid w:val="0B9F1495"/>
     <w:multiLevelType w:val="hybridMultilevel"/>
     <w:tmpl w:val="A0C40F18"/>
@@ -30123,11 +30112,11 @@
       </w:rPr>
     </w:lvl>
   </w:abstractNum>
-  <w:abstractNum w:abstractNumId="5" w15:restartNumberingAfterBreak="0">
-    <w:nsid w:val="0DB17314"/>
+  <w:abstractNum w:abstractNumId="4" w15:restartNumberingAfterBreak="0">
+    <w:nsid w:val="12266174"/>
     <w:multiLevelType w:val="hybridMultilevel"/>
-    <w:tmpl w:val="66008DE0"/>
-    <w:lvl w:ilvl="0" w:tplc="598012B4">
+    <w:tmpl w:val="B8DE9B64"/>
+    <w:lvl w:ilvl="0" w:tplc="04090001">
       <w:start w:val="1"/>
       <w:numFmt w:val="bullet"/>
       <w:lvlText w:val=""/>
@@ -30137,8 +30126,6 @@
       </w:pPr>
       <w:rPr>
         <w:rFonts w:ascii="Symbol" w:hAnsi="Symbol" w:hint="default"/>
-        <w:sz w:val="24"/>
-        <w:szCs w:val="24"/>
       </w:rPr>
     </w:lvl>
     <w:lvl w:ilvl="1" w:tplc="04090003" w:tentative="1">
@@ -30238,10 +30225,10 @@
       </w:rPr>
     </w:lvl>
   </w:abstractNum>
-  <w:abstractNum w:abstractNumId="6" w15:restartNumberingAfterBreak="0">
-    <w:nsid w:val="12266174"/>
+  <w:abstractNum w:abstractNumId="5" w15:restartNumberingAfterBreak="0">
+    <w:nsid w:val="3042162F"/>
     <w:multiLevelType w:val="hybridMultilevel"/>
-    <w:tmpl w:val="B8DE9B64"/>
+    <w:tmpl w:val="7D0E122A"/>
     <w:lvl w:ilvl="0" w:tplc="04090001">
       <w:start w:val="1"/>
       <w:numFmt w:val="bullet"/>
@@ -30351,20 +30338,108 @@
       </w:rPr>
     </w:lvl>
   </w:abstractNum>
+  <w:abstractNum w:abstractNumId="6" w15:restartNumberingAfterBreak="0">
+    <w:nsid w:val="30BE1D19"/>
+    <w:multiLevelType w:val="hybridMultilevel"/>
+    <w:tmpl w:val="58481B68"/>
+    <w:lvl w:ilvl="0" w:tplc="CE3C50C8">
+      <w:start w:val="1"/>
+      <w:numFmt w:val="decimal"/>
+      <w:lvlText w:val="%1-"/>
+      <w:lvlJc w:val="left"/>
+      <w:pPr>
+        <w:ind w:left="720" w:hanging="360"/>
+      </w:pPr>
+      <w:rPr>
+        <w:rFonts w:hint="default"/>
+      </w:rPr>
+    </w:lvl>
+    <w:lvl w:ilvl="1" w:tplc="04090019" w:tentative="1">
+      <w:start w:val="1"/>
+      <w:numFmt w:val="lowerLetter"/>
+      <w:lvlText w:val="%2."/>
+      <w:lvlJc w:val="left"/>
+      <w:pPr>
+        <w:ind w:left="1440" w:hanging="360"/>
+      </w:pPr>
+    </w:lvl>
+    <w:lvl w:ilvl="2" w:tplc="0409001B" w:tentative="1">
+      <w:start w:val="1"/>
+      <w:numFmt w:val="lowerRoman"/>
+      <w:lvlText w:val="%3."/>
+      <w:lvlJc w:val="right"/>
+      <w:pPr>
+        <w:ind w:left="2160" w:hanging="180"/>
+      </w:pPr>
+    </w:lvl>
+    <w:lvl w:ilvl="3" w:tplc="0409000F" w:tentative="1">
+      <w:start w:val="1"/>
+      <w:numFmt w:val="decimal"/>
+      <w:lvlText w:val="%4."/>
+      <w:lvlJc w:val="left"/>
+      <w:pPr>
+        <w:ind w:left="2880" w:hanging="360"/>
+      </w:pPr>
+    </w:lvl>
+    <w:lvl w:ilvl="4" w:tplc="04090019" w:tentative="1">
+      <w:start w:val="1"/>
+      <w:numFmt w:val="lowerLetter"/>
+      <w:lvlText w:val="%5."/>
+      <w:lvlJc w:val="left"/>
+      <w:pPr>
+        <w:ind w:left="3600" w:hanging="360"/>
+      </w:pPr>
+    </w:lvl>
+    <w:lvl w:ilvl="5" w:tplc="0409001B" w:tentative="1">
+      <w:start w:val="1"/>
+      <w:numFmt w:val="lowerRoman"/>
+      <w:lvlText w:val="%6."/>
+      <w:lvlJc w:val="right"/>
+      <w:pPr>
+        <w:ind w:left="4320" w:hanging="180"/>
+      </w:pPr>
+    </w:lvl>
+    <w:lvl w:ilvl="6" w:tplc="0409000F" w:tentative="1">
+      <w:start w:val="1"/>
+      <w:numFmt w:val="decimal"/>
+      <w:lvlText w:val="%7."/>
+      <w:lvlJc w:val="left"/>
+      <w:pPr>
+        <w:ind w:left="5040" w:hanging="360"/>
+      </w:pPr>
+    </w:lvl>
+    <w:lvl w:ilvl="7" w:tplc="04090019" w:tentative="1">
+      <w:start w:val="1"/>
+      <w:numFmt w:val="lowerLetter"/>
+      <w:lvlText w:val="%8."/>
+      <w:lvlJc w:val="left"/>
+      <w:pPr>
+        <w:ind w:left="5760" w:hanging="360"/>
+      </w:pPr>
+    </w:lvl>
+    <w:lvl w:ilvl="8" w:tplc="0409001B" w:tentative="1">
+      <w:start w:val="1"/>
+      <w:numFmt w:val="lowerRoman"/>
+      <w:lvlText w:val="%9."/>
+      <w:lvlJc w:val="right"/>
+      <w:pPr>
+        <w:ind w:left="6480" w:hanging="180"/>
+      </w:pPr>
+    </w:lvl>
+  </w:abstractNum>
   <w:abstractNum w:abstractNumId="7" w15:restartNumberingAfterBreak="0">
-    <w:nsid w:val="3042162F"/>
+    <w:nsid w:val="35F64E6A"/>
     <w:multiLevelType w:val="hybridMultilevel"/>
-    <w:tmpl w:val="7D0E122A"/>
-    <w:lvl w:ilvl="0" w:tplc="04090001">
-      <w:start w:val="1"/>
+    <w:tmpl w:val="17C674F0"/>
+    <w:lvl w:ilvl="0" w:tplc="DD36F4F4">
       <w:numFmt w:val="bullet"/>
-      <w:lvlText w:val=""/>
+      <w:lvlText w:val="•"/>
       <w:lvlJc w:val="left"/>
       <w:pPr>
-        <w:ind w:left="720" w:hanging="360"/>
+        <w:ind w:left="1440" w:hanging="360"/>
       </w:pPr>
       <w:rPr>
-        <w:rFonts w:ascii="Symbol" w:hAnsi="Symbol" w:hint="default"/>
+        <w:rFonts w:ascii="Traditional Arabic" w:eastAsiaTheme="minorHAnsi" w:hAnsi="Traditional Arabic" w:cs="Traditional Arabic" w:hint="default"/>
       </w:rPr>
     </w:lvl>
     <w:lvl w:ilvl="1" w:tplc="04090003" w:tentative="1">
@@ -30373,7 +30448,7 @@
       <w:lvlText w:val="o"/>
       <w:lvlJc w:val="left"/>
       <w:pPr>
-        <w:ind w:left="1440" w:hanging="360"/>
+        <w:ind w:left="2160" w:hanging="360"/>
       </w:pPr>
       <w:rPr>
         <w:rFonts w:ascii="Courier New" w:hAnsi="Courier New" w:cs="Courier New" w:hint="default"/>
@@ -30385,7 +30460,7 @@
       <w:lvlText w:val=""/>
       <w:lvlJc w:val="left"/>
       <w:pPr>
-        <w:ind w:left="2160" w:hanging="360"/>
+        <w:ind w:left="2880" w:hanging="360"/>
       </w:pPr>
       <w:rPr>
         <w:rFonts w:ascii="Wingdings" w:hAnsi="Wingdings" w:hint="default"/>
@@ -30397,7 +30472,7 @@
       <w:lvlText w:val=""/>
       <w:lvlJc w:val="left"/>
       <w:pPr>
-        <w:ind w:left="2880" w:hanging="360"/>
+        <w:ind w:left="3600" w:hanging="360"/>
       </w:pPr>
       <w:rPr>
         <w:rFonts w:ascii="Symbol" w:hAnsi="Symbol" w:hint="default"/>
@@ -30409,7 +30484,7 @@
       <w:lvlText w:val="o"/>
       <w:lvlJc w:val="left"/>
       <w:pPr>
-        <w:ind w:left="3600" w:hanging="360"/>
+        <w:ind w:left="4320" w:hanging="360"/>
       </w:pPr>
       <w:rPr>
         <w:rFonts w:ascii="Courier New" w:hAnsi="Courier New" w:cs="Courier New" w:hint="default"/>
@@ -30421,7 +30496,7 @@
       <w:lvlText w:val=""/>
       <w:lvlJc w:val="left"/>
       <w:pPr>
-        <w:ind w:left="4320" w:hanging="360"/>
+        <w:ind w:left="5040" w:hanging="360"/>
       </w:pPr>
       <w:rPr>
         <w:rFonts w:ascii="Wingdings" w:hAnsi="Wingdings" w:hint="default"/>
@@ -30433,7 +30508,7 @@
       <w:lvlText w:val=""/>
       <w:lvlJc w:val="left"/>
       <w:pPr>
-        <w:ind w:left="5040" w:hanging="360"/>
+        <w:ind w:left="5760" w:hanging="360"/>
       </w:pPr>
       <w:rPr>
         <w:rFonts w:ascii="Symbol" w:hAnsi="Symbol" w:hint="default"/>
@@ -30445,7 +30520,7 @@
       <w:lvlText w:val="o"/>
       <w:lvlJc w:val="left"/>
       <w:pPr>
-        <w:ind w:left="5760" w:hanging="360"/>
+        <w:ind w:left="6480" w:hanging="360"/>
       </w:pPr>
       <w:rPr>
         <w:rFonts w:ascii="Courier New" w:hAnsi="Courier New" w:cs="Courier New" w:hint="default"/>
@@ -30457,7 +30532,7 @@
       <w:lvlText w:val=""/>
       <w:lvlJc w:val="left"/>
       <w:pPr>
-        <w:ind w:left="6480" w:hanging="360"/>
+        <w:ind w:left="7200" w:hanging="360"/>
       </w:pPr>
       <w:rPr>
         <w:rFonts w:ascii="Wingdings" w:hAnsi="Wingdings" w:hint="default"/>
@@ -30465,437 +30540,6 @@
     </w:lvl>
   </w:abstractNum>
   <w:abstractNum w:abstractNumId="8" w15:restartNumberingAfterBreak="0">
-    <w:nsid w:val="30BE1D19"/>
-    <w:multiLevelType w:val="hybridMultilevel"/>
-    <w:tmpl w:val="58481B68"/>
-    <w:lvl w:ilvl="0" w:tplc="CE3C50C8">
-      <w:start w:val="1"/>
-      <w:numFmt w:val="decimal"/>
-      <w:lvlText w:val="%1-"/>
-      <w:lvlJc w:val="left"/>
-      <w:pPr>
-        <w:ind w:left="720" w:hanging="360"/>
-      </w:pPr>
-      <w:rPr>
-        <w:rFonts w:hint="default"/>
-      </w:rPr>
-    </w:lvl>
-    <w:lvl w:ilvl="1" w:tplc="04090019" w:tentative="1">
-      <w:start w:val="1"/>
-      <w:numFmt w:val="lowerLetter"/>
-      <w:lvlText w:val="%2."/>
-      <w:lvlJc w:val="left"/>
-      <w:pPr>
-        <w:ind w:left="1440" w:hanging="360"/>
-      </w:pPr>
-    </w:lvl>
-    <w:lvl w:ilvl="2" w:tplc="0409001B" w:tentative="1">
-      <w:start w:val="1"/>
-      <w:numFmt w:val="lowerRoman"/>
-      <w:lvlText w:val="%3."/>
-      <w:lvlJc w:val="right"/>
-      <w:pPr>
-        <w:ind w:left="2160" w:hanging="180"/>
-      </w:pPr>
-    </w:lvl>
-    <w:lvl w:ilvl="3" w:tplc="0409000F" w:tentative="1">
-      <w:start w:val="1"/>
-      <w:numFmt w:val="decimal"/>
-      <w:lvlText w:val="%4."/>
-      <w:lvlJc w:val="left"/>
-      <w:pPr>
-        <w:ind w:left="2880" w:hanging="360"/>
-      </w:pPr>
-    </w:lvl>
-    <w:lvl w:ilvl="4" w:tplc="04090019" w:tentative="1">
-      <w:start w:val="1"/>
-      <w:numFmt w:val="lowerLetter"/>
-      <w:lvlText w:val="%5."/>
-      <w:lvlJc w:val="left"/>
-      <w:pPr>
-        <w:ind w:left="3600" w:hanging="360"/>
-      </w:pPr>
-    </w:lvl>
-    <w:lvl w:ilvl="5" w:tplc="0409001B" w:tentative="1">
-      <w:start w:val="1"/>
-      <w:numFmt w:val="lowerRoman"/>
-      <w:lvlText w:val="%6."/>
-      <w:lvlJc w:val="right"/>
-      <w:pPr>
-        <w:ind w:left="4320" w:hanging="180"/>
-      </w:pPr>
-    </w:lvl>
-    <w:lvl w:ilvl="6" w:tplc="0409000F" w:tentative="1">
-      <w:start w:val="1"/>
-      <w:numFmt w:val="decimal"/>
-      <w:lvlText w:val="%7."/>
-      <w:lvlJc w:val="left"/>
-      <w:pPr>
-        <w:ind w:left="5040" w:hanging="360"/>
-      </w:pPr>
-    </w:lvl>
-    <w:lvl w:ilvl="7" w:tplc="04090019" w:tentative="1">
-      <w:start w:val="1"/>
-      <w:numFmt w:val="lowerLetter"/>
-      <w:lvlText w:val="%8."/>
-      <w:lvlJc w:val="left"/>
-      <w:pPr>
-        <w:ind w:left="5760" w:hanging="360"/>
-      </w:pPr>
-    </w:lvl>
-    <w:lvl w:ilvl="8" w:tplc="0409001B" w:tentative="1">
-      <w:start w:val="1"/>
-      <w:numFmt w:val="lowerRoman"/>
-      <w:lvlText w:val="%9."/>
-      <w:lvlJc w:val="right"/>
-      <w:pPr>
-        <w:ind w:left="6480" w:hanging="180"/>
-      </w:pPr>
-    </w:lvl>
-  </w:abstractNum>
-  <w:abstractNum w:abstractNumId="9" w15:restartNumberingAfterBreak="0">
-    <w:nsid w:val="35F64E6A"/>
-    <w:multiLevelType w:val="hybridMultilevel"/>
-    <w:tmpl w:val="17C674F0"/>
-    <w:lvl w:ilvl="0" w:tplc="DD36F4F4">
-      <w:numFmt w:val="bullet"/>
-      <w:lvlText w:val="•"/>
-      <w:lvlJc w:val="left"/>
-      <w:pPr>
-        <w:ind w:left="1440" w:hanging="360"/>
-      </w:pPr>
-      <w:rPr>
-        <w:rFonts w:ascii="Traditional Arabic" w:eastAsiaTheme="minorHAnsi" w:hAnsi="Traditional Arabic" w:cs="Traditional Arabic" w:hint="default"/>
-      </w:rPr>
-    </w:lvl>
-    <w:lvl w:ilvl="1" w:tplc="04090003" w:tentative="1">
-      <w:start w:val="1"/>
-      <w:numFmt w:val="bullet"/>
-      <w:lvlText w:val="o"/>
-      <w:lvlJc w:val="left"/>
-      <w:pPr>
-        <w:ind w:left="2160" w:hanging="360"/>
-      </w:pPr>
-      <w:rPr>
-        <w:rFonts w:ascii="Courier New" w:hAnsi="Courier New" w:cs="Courier New" w:hint="default"/>
-      </w:rPr>
-    </w:lvl>
-    <w:lvl w:ilvl="2" w:tplc="04090005" w:tentative="1">
-      <w:start w:val="1"/>
-      <w:numFmt w:val="bullet"/>
-      <w:lvlText w:val=""/>
-      <w:lvlJc w:val="left"/>
-      <w:pPr>
-        <w:ind w:left="2880" w:hanging="360"/>
-      </w:pPr>
-      <w:rPr>
-        <w:rFonts w:ascii="Wingdings" w:hAnsi="Wingdings" w:hint="default"/>
-      </w:rPr>
-    </w:lvl>
-    <w:lvl w:ilvl="3" w:tplc="04090001" w:tentative="1">
-      <w:start w:val="1"/>
-      <w:numFmt w:val="bullet"/>
-      <w:lvlText w:val=""/>
-      <w:lvlJc w:val="left"/>
-      <w:pPr>
-        <w:ind w:left="3600" w:hanging="360"/>
-      </w:pPr>
-      <w:rPr>
-        <w:rFonts w:ascii="Symbol" w:hAnsi="Symbol" w:hint="default"/>
-      </w:rPr>
-    </w:lvl>
-    <w:lvl w:ilvl="4" w:tplc="04090003" w:tentative="1">
-      <w:start w:val="1"/>
-      <w:numFmt w:val="bullet"/>
-      <w:lvlText w:val="o"/>
-      <w:lvlJc w:val="left"/>
-      <w:pPr>
-        <w:ind w:left="4320" w:hanging="360"/>
-      </w:pPr>
-      <w:rPr>
-        <w:rFonts w:ascii="Courier New" w:hAnsi="Courier New" w:cs="Courier New" w:hint="default"/>
-      </w:rPr>
-    </w:lvl>
-    <w:lvl w:ilvl="5" w:tplc="04090005" w:tentative="1">
-      <w:start w:val="1"/>
-      <w:numFmt w:val="bullet"/>
-      <w:lvlText w:val=""/>
-      <w:lvlJc w:val="left"/>
-      <w:pPr>
-        <w:ind w:left="5040" w:hanging="360"/>
-      </w:pPr>
-      <w:rPr>
-        <w:rFonts w:ascii="Wingdings" w:hAnsi="Wingdings" w:hint="default"/>
-      </w:rPr>
-    </w:lvl>
-    <w:lvl w:ilvl="6" w:tplc="04090001" w:tentative="1">
-      <w:start w:val="1"/>
-      <w:numFmt w:val="bullet"/>
-      <w:lvlText w:val=""/>
-      <w:lvlJc w:val="left"/>
-      <w:pPr>
-        <w:ind w:left="5760" w:hanging="360"/>
-      </w:pPr>
-      <w:rPr>
-        <w:rFonts w:ascii="Symbol" w:hAnsi="Symbol" w:hint="default"/>
-      </w:rPr>
-    </w:lvl>
-    <w:lvl w:ilvl="7" w:tplc="04090003" w:tentative="1">
-      <w:start w:val="1"/>
-      <w:numFmt w:val="bullet"/>
-      <w:lvlText w:val="o"/>
-      <w:lvlJc w:val="left"/>
-      <w:pPr>
-        <w:ind w:left="6480" w:hanging="360"/>
-      </w:pPr>
-      <w:rPr>
-        <w:rFonts w:ascii="Courier New" w:hAnsi="Courier New" w:cs="Courier New" w:hint="default"/>
-      </w:rPr>
-    </w:lvl>
-    <w:lvl w:ilvl="8" w:tplc="04090005" w:tentative="1">
-      <w:start w:val="1"/>
-      <w:numFmt w:val="bullet"/>
-      <w:lvlText w:val=""/>
-      <w:lvlJc w:val="left"/>
-      <w:pPr>
-        <w:ind w:left="7200" w:hanging="360"/>
-      </w:pPr>
-      <w:rPr>
-        <w:rFonts w:ascii="Wingdings" w:hAnsi="Wingdings" w:hint="default"/>
-      </w:rPr>
-    </w:lvl>
-  </w:abstractNum>
-  <w:abstractNum w:abstractNumId="10" w15:restartNumberingAfterBreak="0">
-    <w:nsid w:val="36517C07"/>
-    <w:multiLevelType w:val="hybridMultilevel"/>
-    <w:tmpl w:val="FC701248"/>
-    <w:lvl w:ilvl="0" w:tplc="57A83994">
-      <w:start w:val="1"/>
-      <w:numFmt w:val="bullet"/>
-      <w:lvlText w:val=""/>
-      <w:lvlJc w:val="left"/>
-      <w:pPr>
-        <w:ind w:left="720" w:hanging="360"/>
-      </w:pPr>
-      <w:rPr>
-        <w:rFonts w:ascii="Symbol" w:hAnsi="Symbol" w:hint="default"/>
-        <w:sz w:val="24"/>
-        <w:szCs w:val="24"/>
-      </w:rPr>
-    </w:lvl>
-    <w:lvl w:ilvl="1" w:tplc="04090003" w:tentative="1">
-      <w:start w:val="1"/>
-      <w:numFmt w:val="bullet"/>
-      <w:lvlText w:val="o"/>
-      <w:lvlJc w:val="left"/>
-      <w:pPr>
-        <w:ind w:left="1440" w:hanging="360"/>
-      </w:pPr>
-      <w:rPr>
-        <w:rFonts w:ascii="Courier New" w:hAnsi="Courier New" w:cs="Courier New" w:hint="default"/>
-      </w:rPr>
-    </w:lvl>
-    <w:lvl w:ilvl="2" w:tplc="04090005" w:tentative="1">
-      <w:start w:val="1"/>
-      <w:numFmt w:val="bullet"/>
-      <w:lvlText w:val=""/>
-      <w:lvlJc w:val="left"/>
-      <w:pPr>
-        <w:ind w:left="2160" w:hanging="360"/>
-      </w:pPr>
-      <w:rPr>
-        <w:rFonts w:ascii="Wingdings" w:hAnsi="Wingdings" w:hint="default"/>
-      </w:rPr>
-    </w:lvl>
-    <w:lvl w:ilvl="3" w:tplc="04090001" w:tentative="1">
-      <w:start w:val="1"/>
-      <w:numFmt w:val="bullet"/>
-      <w:lvlText w:val=""/>
-      <w:lvlJc w:val="left"/>
-      <w:pPr>
-        <w:ind w:left="2880" w:hanging="360"/>
-      </w:pPr>
-      <w:rPr>
-        <w:rFonts w:ascii="Symbol" w:hAnsi="Symbol" w:hint="default"/>
-      </w:rPr>
-    </w:lvl>
-    <w:lvl w:ilvl="4" w:tplc="04090003" w:tentative="1">
-      <w:start w:val="1"/>
-      <w:numFmt w:val="bullet"/>
-      <w:lvlText w:val="o"/>
-      <w:lvlJc w:val="left"/>
-      <w:pPr>
-        <w:ind w:left="3600" w:hanging="360"/>
-      </w:pPr>
-      <w:rPr>
-        <w:rFonts w:ascii="Courier New" w:hAnsi="Courier New" w:cs="Courier New" w:hint="default"/>
-      </w:rPr>
-    </w:lvl>
-    <w:lvl w:ilvl="5" w:tplc="04090005" w:tentative="1">
-      <w:start w:val="1"/>
-      <w:numFmt w:val="bullet"/>
-      <w:lvlText w:val=""/>
-      <w:lvlJc w:val="left"/>
-      <w:pPr>
-        <w:ind w:left="4320" w:hanging="360"/>
-      </w:pPr>
-      <w:rPr>
-        <w:rFonts w:ascii="Wingdings" w:hAnsi="Wingdings" w:hint="default"/>
-      </w:rPr>
-    </w:lvl>
-    <w:lvl w:ilvl="6" w:tplc="04090001" w:tentative="1">
-      <w:start w:val="1"/>
-      <w:numFmt w:val="bullet"/>
-      <w:lvlText w:val=""/>
-      <w:lvlJc w:val="left"/>
-      <w:pPr>
-        <w:ind w:left="5040" w:hanging="360"/>
-      </w:pPr>
-      <w:rPr>
-        <w:rFonts w:ascii="Symbol" w:hAnsi="Symbol" w:hint="default"/>
-      </w:rPr>
-    </w:lvl>
-    <w:lvl w:ilvl="7" w:tplc="04090003" w:tentative="1">
-      <w:start w:val="1"/>
-      <w:numFmt w:val="bullet"/>
-      <w:lvlText w:val="o"/>
-      <w:lvlJc w:val="left"/>
-      <w:pPr>
-        <w:ind w:left="5760" w:hanging="360"/>
-      </w:pPr>
-      <w:rPr>
-        <w:rFonts w:ascii="Courier New" w:hAnsi="Courier New" w:cs="Courier New" w:hint="default"/>
-      </w:rPr>
-    </w:lvl>
-    <w:lvl w:ilvl="8" w:tplc="04090005" w:tentative="1">
-      <w:start w:val="1"/>
-      <w:numFmt w:val="bullet"/>
-      <w:lvlText w:val=""/>
-      <w:lvlJc w:val="left"/>
-      <w:pPr>
-        <w:ind w:left="6480" w:hanging="360"/>
-      </w:pPr>
-      <w:rPr>
-        <w:rFonts w:ascii="Wingdings" w:hAnsi="Wingdings" w:hint="default"/>
-      </w:rPr>
-    </w:lvl>
-  </w:abstractNum>
-  <w:abstractNum w:abstractNumId="11" w15:restartNumberingAfterBreak="0">
-    <w:nsid w:val="3754590A"/>
-    <w:multiLevelType w:val="hybridMultilevel"/>
-    <w:tmpl w:val="9F5E7380"/>
-    <w:lvl w:ilvl="0" w:tplc="57A83994">
-      <w:start w:val="1"/>
-      <w:numFmt w:val="bullet"/>
-      <w:lvlText w:val=""/>
-      <w:lvlJc w:val="left"/>
-      <w:pPr>
-        <w:ind w:left="720" w:hanging="360"/>
-      </w:pPr>
-      <w:rPr>
-        <w:rFonts w:ascii="Symbol" w:hAnsi="Symbol" w:hint="default"/>
-        <w:sz w:val="24"/>
-        <w:szCs w:val="24"/>
-      </w:rPr>
-    </w:lvl>
-    <w:lvl w:ilvl="1" w:tplc="04090003" w:tentative="1">
-      <w:start w:val="1"/>
-      <w:numFmt w:val="bullet"/>
-      <w:lvlText w:val="o"/>
-      <w:lvlJc w:val="left"/>
-      <w:pPr>
-        <w:ind w:left="1440" w:hanging="360"/>
-      </w:pPr>
-      <w:rPr>
-        <w:rFonts w:ascii="Courier New" w:hAnsi="Courier New" w:cs="Courier New" w:hint="default"/>
-      </w:rPr>
-    </w:lvl>
-    <w:lvl w:ilvl="2" w:tplc="04090005" w:tentative="1">
-      <w:start w:val="1"/>
-      <w:numFmt w:val="bullet"/>
-      <w:lvlText w:val=""/>
-      <w:lvlJc w:val="left"/>
-      <w:pPr>
-        <w:ind w:left="2160" w:hanging="360"/>
-      </w:pPr>
-      <w:rPr>
-        <w:rFonts w:ascii="Wingdings" w:hAnsi="Wingdings" w:hint="default"/>
-      </w:rPr>
-    </w:lvl>
-    <w:lvl w:ilvl="3" w:tplc="04090001" w:tentative="1">
-      <w:start w:val="1"/>
-      <w:numFmt w:val="bullet"/>
-      <w:lvlText w:val=""/>
-      <w:lvlJc w:val="left"/>
-      <w:pPr>
-        <w:ind w:left="2880" w:hanging="360"/>
-      </w:pPr>
-      <w:rPr>
-        <w:rFonts w:ascii="Symbol" w:hAnsi="Symbol" w:hint="default"/>
-      </w:rPr>
-    </w:lvl>
-    <w:lvl w:ilvl="4" w:tplc="04090003" w:tentative="1">
-      <w:start w:val="1"/>
-      <w:numFmt w:val="bullet"/>
-      <w:lvlText w:val="o"/>
-      <w:lvlJc w:val="left"/>
-      <w:pPr>
-        <w:ind w:left="3600" w:hanging="360"/>
-      </w:pPr>
-      <w:rPr>
-        <w:rFonts w:ascii="Courier New" w:hAnsi="Courier New" w:cs="Courier New" w:hint="default"/>
-      </w:rPr>
-    </w:lvl>
-    <w:lvl w:ilvl="5" w:tplc="04090005" w:tentative="1">
-      <w:start w:val="1"/>
-      <w:numFmt w:val="bullet"/>
-      <w:lvlText w:val=""/>
-      <w:lvlJc w:val="left"/>
-      <w:pPr>
-        <w:ind w:left="4320" w:hanging="360"/>
-      </w:pPr>
-      <w:rPr>
-        <w:rFonts w:ascii="Wingdings" w:hAnsi="Wingdings" w:hint="default"/>
-      </w:rPr>
-    </w:lvl>
-    <w:lvl w:ilvl="6" w:tplc="04090001" w:tentative="1">
-      <w:start w:val="1"/>
-      <w:numFmt w:val="bullet"/>
-      <w:lvlText w:val=""/>
-      <w:lvlJc w:val="left"/>
-      <w:pPr>
-        <w:ind w:left="5040" w:hanging="360"/>
-      </w:pPr>
-      <w:rPr>
-        <w:rFonts w:ascii="Symbol" w:hAnsi="Symbol" w:hint="default"/>
-      </w:rPr>
-    </w:lvl>
-    <w:lvl w:ilvl="7" w:tplc="04090003" w:tentative="1">
-      <w:start w:val="1"/>
-      <w:numFmt w:val="bullet"/>
-      <w:lvlText w:val="o"/>
-      <w:lvlJc w:val="left"/>
-      <w:pPr>
-        <w:ind w:left="5760" w:hanging="360"/>
-      </w:pPr>
-      <w:rPr>
-        <w:rFonts w:ascii="Courier New" w:hAnsi="Courier New" w:cs="Courier New" w:hint="default"/>
-      </w:rPr>
-    </w:lvl>
-    <w:lvl w:ilvl="8" w:tplc="04090005" w:tentative="1">
-      <w:start w:val="1"/>
-      <w:numFmt w:val="bullet"/>
-      <w:lvlText w:val=""/>
-      <w:lvlJc w:val="left"/>
-      <w:pPr>
-        <w:ind w:left="6480" w:hanging="360"/>
-      </w:pPr>
-      <w:rPr>
-        <w:rFonts w:ascii="Wingdings" w:hAnsi="Wingdings" w:hint="default"/>
-      </w:rPr>
-    </w:lvl>
-  </w:abstractNum>
-  <w:abstractNum w:abstractNumId="12" w15:restartNumberingAfterBreak="0">
     <w:nsid w:val="37C703B8"/>
     <w:multiLevelType w:val="hybridMultilevel"/>
     <w:tmpl w:val="2AC4274A"/>
@@ -31009,7 +30653,7 @@
       </w:rPr>
     </w:lvl>
   </w:abstractNum>
-  <w:abstractNum w:abstractNumId="13" w15:restartNumberingAfterBreak="0">
+  <w:abstractNum w:abstractNumId="9" w15:restartNumberingAfterBreak="0">
     <w:nsid w:val="382F1E02"/>
     <w:multiLevelType w:val="hybridMultilevel"/>
     <w:tmpl w:val="F2228296"/>
@@ -31122,7 +30766,7 @@
       </w:rPr>
     </w:lvl>
   </w:abstractNum>
-  <w:abstractNum w:abstractNumId="14" w15:restartNumberingAfterBreak="0">
+  <w:abstractNum w:abstractNumId="10" w15:restartNumberingAfterBreak="0">
     <w:nsid w:val="39CE6288"/>
     <w:multiLevelType w:val="hybridMultilevel"/>
     <w:tmpl w:val="889646D4"/>
@@ -31237,7 +30881,7 @@
       </w:rPr>
     </w:lvl>
   </w:abstractNum>
-  <w:abstractNum w:abstractNumId="15" w15:restartNumberingAfterBreak="0">
+  <w:abstractNum w:abstractNumId="11" w15:restartNumberingAfterBreak="0">
     <w:nsid w:val="456152AD"/>
     <w:multiLevelType w:val="hybridMultilevel"/>
     <w:tmpl w:val="BF32751A"/>
@@ -31329,7 +30973,7 @@
       </w:pPr>
     </w:lvl>
   </w:abstractNum>
-  <w:abstractNum w:abstractNumId="16" w15:restartNumberingAfterBreak="0">
+  <w:abstractNum w:abstractNumId="12" w15:restartNumberingAfterBreak="0">
     <w:nsid w:val="481E7868"/>
     <w:multiLevelType w:val="hybridMultilevel"/>
     <w:tmpl w:val="E4400F18"/>
@@ -31418,7 +31062,7 @@
       </w:pPr>
     </w:lvl>
   </w:abstractNum>
-  <w:abstractNum w:abstractNumId="17" w15:restartNumberingAfterBreak="0">
+  <w:abstractNum w:abstractNumId="13" w15:restartNumberingAfterBreak="0">
     <w:nsid w:val="483972C2"/>
     <w:multiLevelType w:val="hybridMultilevel"/>
     <w:tmpl w:val="2FA07096"/>
@@ -31507,7 +31151,7 @@
       </w:pPr>
     </w:lvl>
   </w:abstractNum>
-  <w:abstractNum w:abstractNumId="18" w15:restartNumberingAfterBreak="0">
+  <w:abstractNum w:abstractNumId="14" w15:restartNumberingAfterBreak="0">
     <w:nsid w:val="4C383249"/>
     <w:multiLevelType w:val="hybridMultilevel"/>
     <w:tmpl w:val="AAE6E080"/>
@@ -31622,7 +31266,7 @@
       </w:rPr>
     </w:lvl>
   </w:abstractNum>
-  <w:abstractNum w:abstractNumId="19" w15:restartNumberingAfterBreak="0">
+  <w:abstractNum w:abstractNumId="15" w15:restartNumberingAfterBreak="0">
     <w:nsid w:val="53FC26B6"/>
     <w:multiLevelType w:val="hybridMultilevel"/>
     <w:tmpl w:val="9B4664E8"/>
@@ -31738,7 +31382,7 @@
       </w:rPr>
     </w:lvl>
   </w:abstractNum>
-  <w:abstractNum w:abstractNumId="20" w15:restartNumberingAfterBreak="0">
+  <w:abstractNum w:abstractNumId="16" w15:restartNumberingAfterBreak="0">
     <w:nsid w:val="5FDD7891"/>
     <w:multiLevelType w:val="hybridMultilevel"/>
     <w:tmpl w:val="156406B6"/>
@@ -31827,7 +31471,7 @@
       </w:pPr>
     </w:lvl>
   </w:abstractNum>
-  <w:abstractNum w:abstractNumId="21" w15:restartNumberingAfterBreak="0">
+  <w:abstractNum w:abstractNumId="17" w15:restartNumberingAfterBreak="0">
     <w:nsid w:val="6318602E"/>
     <w:multiLevelType w:val="hybridMultilevel"/>
     <w:tmpl w:val="2B1C5692"/>
@@ -31940,7 +31584,7 @@
       </w:rPr>
     </w:lvl>
   </w:abstractNum>
-  <w:abstractNum w:abstractNumId="22" w15:restartNumberingAfterBreak="0">
+  <w:abstractNum w:abstractNumId="18" w15:restartNumberingAfterBreak="0">
     <w:nsid w:val="66CE3AA9"/>
     <w:multiLevelType w:val="hybridMultilevel"/>
     <w:tmpl w:val="54C47858"/>
@@ -32053,122 +31697,7 @@
       </w:rPr>
     </w:lvl>
   </w:abstractNum>
-  <w:abstractNum w:abstractNumId="23" w15:restartNumberingAfterBreak="0">
-    <w:nsid w:val="674801BC"/>
-    <w:multiLevelType w:val="hybridMultilevel"/>
-    <w:tmpl w:val="56E643C6"/>
-    <w:lvl w:ilvl="0" w:tplc="57A83994">
-      <w:start w:val="1"/>
-      <w:numFmt w:val="bullet"/>
-      <w:lvlText w:val=""/>
-      <w:lvlJc w:val="left"/>
-      <w:pPr>
-        <w:ind w:left="720" w:hanging="360"/>
-      </w:pPr>
-      <w:rPr>
-        <w:rFonts w:ascii="Symbol" w:hAnsi="Symbol" w:hint="default"/>
-        <w:sz w:val="24"/>
-        <w:szCs w:val="24"/>
-      </w:rPr>
-    </w:lvl>
-    <w:lvl w:ilvl="1" w:tplc="04090003" w:tentative="1">
-      <w:start w:val="1"/>
-      <w:numFmt w:val="bullet"/>
-      <w:lvlText w:val="o"/>
-      <w:lvlJc w:val="left"/>
-      <w:pPr>
-        <w:ind w:left="1440" w:hanging="360"/>
-      </w:pPr>
-      <w:rPr>
-        <w:rFonts w:ascii="Courier New" w:hAnsi="Courier New" w:cs="Courier New" w:hint="default"/>
-      </w:rPr>
-    </w:lvl>
-    <w:lvl w:ilvl="2" w:tplc="04090005" w:tentative="1">
-      <w:start w:val="1"/>
-      <w:numFmt w:val="bullet"/>
-      <w:lvlText w:val=""/>
-      <w:lvlJc w:val="left"/>
-      <w:pPr>
-        <w:ind w:left="2160" w:hanging="360"/>
-      </w:pPr>
-      <w:rPr>
-        <w:rFonts w:ascii="Wingdings" w:hAnsi="Wingdings" w:hint="default"/>
-      </w:rPr>
-    </w:lvl>
-    <w:lvl w:ilvl="3" w:tplc="04090001" w:tentative="1">
-      <w:start w:val="1"/>
-      <w:numFmt w:val="bullet"/>
-      <w:lvlText w:val=""/>
-      <w:lvlJc w:val="left"/>
-      <w:pPr>
-        <w:ind w:left="2880" w:hanging="360"/>
-      </w:pPr>
-      <w:rPr>
-        <w:rFonts w:ascii="Symbol" w:hAnsi="Symbol" w:hint="default"/>
-      </w:rPr>
-    </w:lvl>
-    <w:lvl w:ilvl="4" w:tplc="04090003" w:tentative="1">
-      <w:start w:val="1"/>
-      <w:numFmt w:val="bullet"/>
-      <w:lvlText w:val="o"/>
-      <w:lvlJc w:val="left"/>
-      <w:pPr>
-        <w:ind w:left="3600" w:hanging="360"/>
-      </w:pPr>
-      <w:rPr>
-        <w:rFonts w:ascii="Courier New" w:hAnsi="Courier New" w:cs="Courier New" w:hint="default"/>
-      </w:rPr>
-    </w:lvl>
-    <w:lvl w:ilvl="5" w:tplc="04090005" w:tentative="1">
-      <w:start w:val="1"/>
-      <w:numFmt w:val="bullet"/>
-      <w:lvlText w:val=""/>
-      <w:lvlJc w:val="left"/>
-      <w:pPr>
-        <w:ind w:left="4320" w:hanging="360"/>
-      </w:pPr>
-      <w:rPr>
-        <w:rFonts w:ascii="Wingdings" w:hAnsi="Wingdings" w:hint="default"/>
-      </w:rPr>
-    </w:lvl>
-    <w:lvl w:ilvl="6" w:tplc="04090001" w:tentative="1">
-      <w:start w:val="1"/>
-      <w:numFmt w:val="bullet"/>
-      <w:lvlText w:val=""/>
-      <w:lvlJc w:val="left"/>
-      <w:pPr>
-        <w:ind w:left="5040" w:hanging="360"/>
-      </w:pPr>
-      <w:rPr>
-        <w:rFonts w:ascii="Symbol" w:hAnsi="Symbol" w:hint="default"/>
-      </w:rPr>
-    </w:lvl>
-    <w:lvl w:ilvl="7" w:tplc="04090003" w:tentative="1">
-      <w:start w:val="1"/>
-      <w:numFmt w:val="bullet"/>
-      <w:lvlText w:val="o"/>
-      <w:lvlJc w:val="left"/>
-      <w:pPr>
-        <w:ind w:left="5760" w:hanging="360"/>
-      </w:pPr>
-      <w:rPr>
-        <w:rFonts w:ascii="Courier New" w:hAnsi="Courier New" w:cs="Courier New" w:hint="default"/>
-      </w:rPr>
-    </w:lvl>
-    <w:lvl w:ilvl="8" w:tplc="04090005" w:tentative="1">
-      <w:start w:val="1"/>
-      <w:numFmt w:val="bullet"/>
-      <w:lvlText w:val=""/>
-      <w:lvlJc w:val="left"/>
-      <w:pPr>
-        <w:ind w:left="6480" w:hanging="360"/>
-      </w:pPr>
-      <w:rPr>
-        <w:rFonts w:ascii="Wingdings" w:hAnsi="Wingdings" w:hint="default"/>
-      </w:rPr>
-    </w:lvl>
-  </w:abstractNum>
-  <w:abstractNum w:abstractNumId="24" w15:restartNumberingAfterBreak="0">
+  <w:abstractNum w:abstractNumId="19" w15:restartNumberingAfterBreak="0">
     <w:nsid w:val="6905324F"/>
     <w:multiLevelType w:val="hybridMultilevel"/>
     <w:tmpl w:val="65168CCC"/>
@@ -32283,7 +31812,7 @@
       </w:rPr>
     </w:lvl>
   </w:abstractNum>
-  <w:abstractNum w:abstractNumId="25" w15:restartNumberingAfterBreak="0">
+  <w:abstractNum w:abstractNumId="20" w15:restartNumberingAfterBreak="0">
     <w:nsid w:val="6ECC4951"/>
     <w:multiLevelType w:val="hybridMultilevel"/>
     <w:tmpl w:val="8CD8B7FE"/>
@@ -32372,7 +31901,7 @@
       </w:pPr>
     </w:lvl>
   </w:abstractNum>
-  <w:abstractNum w:abstractNumId="26" w15:restartNumberingAfterBreak="0">
+  <w:abstractNum w:abstractNumId="21" w15:restartNumberingAfterBreak="0">
     <w:nsid w:val="6F5D18BD"/>
     <w:multiLevelType w:val="hybridMultilevel"/>
     <w:tmpl w:val="61009720"/>
@@ -32485,7 +32014,7 @@
       </w:rPr>
     </w:lvl>
   </w:abstractNum>
-  <w:abstractNum w:abstractNumId="27" w15:restartNumberingAfterBreak="0">
+  <w:abstractNum w:abstractNumId="22" w15:restartNumberingAfterBreak="0">
     <w:nsid w:val="7DAB531B"/>
     <w:multiLevelType w:val="multilevel"/>
     <w:tmpl w:val="92E4DEF0"/>
@@ -32617,13 +32146,13 @@
     </w:lvl>
   </w:abstractNum>
   <w:num w:numId="1" w16cid:durableId="1707875499">
-    <w:abstractNumId w:val="27"/>
+    <w:abstractNumId w:val="22"/>
   </w:num>
   <w:num w:numId="2" w16cid:durableId="474612903">
-    <w:abstractNumId w:val="27"/>
+    <w:abstractNumId w:val="22"/>
   </w:num>
   <w:num w:numId="3" w16cid:durableId="783887913">
-    <w:abstractNumId w:val="27"/>
+    <w:abstractNumId w:val="22"/>
     <w:lvlOverride w:ilvl="0">
       <w:lvl w:ilvl="0">
         <w:start w:val="1"/>
@@ -32761,7 +32290,7 @@
     </w:lvlOverride>
   </w:num>
   <w:num w:numId="4" w16cid:durableId="2085255064">
-    <w:abstractNumId w:val="27"/>
+    <w:abstractNumId w:val="22"/>
     <w:lvlOverride w:ilvl="0">
       <w:lvl w:ilvl="0">
         <w:start w:val="1"/>
@@ -32905,10 +32434,10 @@
     </w:lvlOverride>
   </w:num>
   <w:num w:numId="5" w16cid:durableId="837963905">
-    <w:abstractNumId w:val="27"/>
+    <w:abstractNumId w:val="22"/>
   </w:num>
   <w:num w:numId="6" w16cid:durableId="1402673970">
-    <w:abstractNumId w:val="27"/>
+    <w:abstractNumId w:val="22"/>
     <w:lvlOverride w:ilvl="0">
       <w:lvl w:ilvl="0">
         <w:start w:val="1"/>
@@ -33050,7 +32579,7 @@
     </w:lvlOverride>
   </w:num>
   <w:num w:numId="7" w16cid:durableId="1785616140">
-    <w:abstractNumId w:val="27"/>
+    <w:abstractNumId w:val="22"/>
     <w:lvlOverride w:ilvl="0">
       <w:lvl w:ilvl="0">
         <w:start w:val="1"/>
@@ -33194,91 +32723,76 @@
     </w:lvlOverride>
   </w:num>
   <w:num w:numId="8" w16cid:durableId="1049105788">
-    <w:abstractNumId w:val="8"/>
+    <w:abstractNumId w:val="6"/>
   </w:num>
   <w:num w:numId="9" w16cid:durableId="1047947495">
-    <w:abstractNumId w:val="15"/>
+    <w:abstractNumId w:val="11"/>
   </w:num>
   <w:num w:numId="10" w16cid:durableId="661398648">
-    <w:abstractNumId w:val="13"/>
+    <w:abstractNumId w:val="9"/>
   </w:num>
   <w:num w:numId="11" w16cid:durableId="241642328">
     <w:abstractNumId w:val="0"/>
   </w:num>
   <w:num w:numId="12" w16cid:durableId="556865663">
-    <w:abstractNumId w:val="22"/>
+    <w:abstractNumId w:val="18"/>
   </w:num>
   <w:num w:numId="13" w16cid:durableId="1908029634">
+    <w:abstractNumId w:val="5"/>
+  </w:num>
+  <w:num w:numId="14" w16cid:durableId="1776706870">
+    <w:abstractNumId w:val="4"/>
+  </w:num>
+  <w:num w:numId="15" w16cid:durableId="9524790">
+    <w:abstractNumId w:val="16"/>
+  </w:num>
+  <w:num w:numId="16" w16cid:durableId="1423792356">
+    <w:abstractNumId w:val="17"/>
+  </w:num>
+  <w:num w:numId="17" w16cid:durableId="1811946605">
     <w:abstractNumId w:val="7"/>
   </w:num>
-  <w:num w:numId="14" w16cid:durableId="1776706870">
-    <w:abstractNumId w:val="6"/>
-  </w:num>
-  <w:num w:numId="15" w16cid:durableId="9524790">
-    <w:abstractNumId w:val="20"/>
-  </w:num>
-  <w:num w:numId="16" w16cid:durableId="1423792356">
-    <w:abstractNumId w:val="21"/>
-  </w:num>
-  <w:num w:numId="17" w16cid:durableId="1811946605">
-    <w:abstractNumId w:val="9"/>
-  </w:num>
   <w:num w:numId="18" w16cid:durableId="1856381129">
-    <w:abstractNumId w:val="12"/>
+    <w:abstractNumId w:val="8"/>
   </w:num>
   <w:num w:numId="19" w16cid:durableId="889027849">
-    <w:abstractNumId w:val="17"/>
+    <w:abstractNumId w:val="13"/>
   </w:num>
   <w:num w:numId="20" w16cid:durableId="1179078329">
-    <w:abstractNumId w:val="27"/>
+    <w:abstractNumId w:val="22"/>
     <w:lvlOverride w:ilvl="0">
       <w:startOverride w:val="1"/>
     </w:lvlOverride>
   </w:num>
   <w:num w:numId="21" w16cid:durableId="2038970878">
-    <w:abstractNumId w:val="16"/>
+    <w:abstractNumId w:val="12"/>
   </w:num>
   <w:num w:numId="22" w16cid:durableId="35127537">
-    <w:abstractNumId w:val="25"/>
+    <w:abstractNumId w:val="20"/>
   </w:num>
   <w:num w:numId="23" w16cid:durableId="586766844">
+    <w:abstractNumId w:val="15"/>
+  </w:num>
+  <w:num w:numId="24" w16cid:durableId="1961453767">
     <w:abstractNumId w:val="19"/>
   </w:num>
-  <w:num w:numId="24" w16cid:durableId="1961453767">
-    <w:abstractNumId w:val="24"/>
+  <w:num w:numId="25" w16cid:durableId="1302492435">
+    <w:abstractNumId w:val="10"/>
   </w:num>
-  <w:num w:numId="25" w16cid:durableId="1302492435">
+  <w:num w:numId="26" w16cid:durableId="621618424">
+    <w:abstractNumId w:val="2"/>
+  </w:num>
+  <w:num w:numId="27" w16cid:durableId="860242920">
     <w:abstractNumId w:val="14"/>
   </w:num>
-  <w:num w:numId="26" w16cid:durableId="621618424">
-    <w:abstractNumId w:val="3"/>
-  </w:num>
-  <w:num w:numId="27" w16cid:durableId="860242920">
-    <w:abstractNumId w:val="18"/>
-  </w:num>
   <w:num w:numId="28" w16cid:durableId="2051614638">
-    <w:abstractNumId w:val="26"/>
+    <w:abstractNumId w:val="21"/>
   </w:num>
   <w:num w:numId="29" w16cid:durableId="1154680148">
-    <w:abstractNumId w:val="4"/>
+    <w:abstractNumId w:val="3"/>
   </w:num>
   <w:num w:numId="30" w16cid:durableId="2010718766">
     <w:abstractNumId w:val="1"/>
-  </w:num>
-  <w:num w:numId="31" w16cid:durableId="369644227">
-    <w:abstractNumId w:val="11"/>
-  </w:num>
-  <w:num w:numId="32" w16cid:durableId="1419450233">
-    <w:abstractNumId w:val="10"/>
-  </w:num>
-  <w:num w:numId="33" w16cid:durableId="61566305">
-    <w:abstractNumId w:val="23"/>
-  </w:num>
-  <w:num w:numId="34" w16cid:durableId="1574504214">
-    <w:abstractNumId w:val="2"/>
-  </w:num>
-  <w:num w:numId="35" w16cid:durableId="3753147">
-    <w:abstractNumId w:val="5"/>
   </w:num>
 </w:numbering>
 </file>
@@ -33862,7 +33376,6 @@
   <w:style w:type="character" w:default="1" w:styleId="DefaultParagraphFont">
     <w:name w:val="Default Paragraph Font"/>
     <w:uiPriority w:val="1"/>
-    <w:semiHidden/>
     <w:unhideWhenUsed/>
   </w:style>
   <w:style w:type="table" w:default="1" w:styleId="TableNormal">
@@ -34408,14 +33921,13 @@
     <w:autoRedefine/>
     <w:uiPriority w:val="39"/>
     <w:unhideWhenUsed/>
-    <w:rsid w:val="00832A82"/>
+    <w:rsid w:val="001E3016"/>
     <w:pPr>
       <w:tabs>
         <w:tab w:val="left" w:pos="270"/>
         <w:tab w:val="right" w:leader="dot" w:pos="8630"/>
       </w:tabs>
       <w:spacing w:after="100"/>
-      <w:jc w:val="left"/>
     </w:pPr>
   </w:style>
   <w:style w:type="paragraph" w:styleId="TOC3">
@@ -34425,12 +33937,8 @@
     <w:autoRedefine/>
     <w:uiPriority w:val="39"/>
     <w:unhideWhenUsed/>
-    <w:rsid w:val="00AC2BB1"/>
+    <w:rsid w:val="00E419A9"/>
     <w:pPr>
-      <w:tabs>
-        <w:tab w:val="left" w:pos="1080"/>
-        <w:tab w:val="right" w:leader="dot" w:pos="8630"/>
-      </w:tabs>
       <w:spacing w:after="100"/>
       <w:ind w:left="480"/>
     </w:pPr>
@@ -34887,14 +34395,6 @@
       <w:color w:val="666666"/>
     </w:rPr>
   </w:style>
-  <w:style w:type="paragraph" w:styleId="Bibliography">
-    <w:name w:val="Bibliography"/>
-    <w:basedOn w:val="Normal"/>
-    <w:next w:val="Normal"/>
-    <w:uiPriority w:val="37"/>
-    <w:unhideWhenUsed/>
-    <w:rsid w:val="00C94E11"/>
-  </w:style>
 </w:styles>
 </file>
 
@@ -35200,7 +34700,7 @@
     <b:SourceType>JournalArticle</b:SourceType>
     <b:Guid>{2704ECFB-8F07-4D67-86FF-0D31BDF39134}</b:Guid>
     <b:Title>Bauer, J., &amp; Jannach, D. (2021). Improved customer lifetime value prediction with sequence-to-sequence learning and feature-based models. ACM Transactions on Knowledge Discovery from Data (TKDD).</b:Title>
-    <b:RefOrder>4</b:RefOrder>
+    <b:RefOrder>1</b:RefOrder>
   </b:Source>
   <b:Source>
     <b:Tag>Men</b:Tag>
@@ -35214,55 +34714,20 @@
     <b:SourceType>JournalArticle</b:SourceType>
     <b:Guid>{4D72E90B-16CA-4899-862E-7F8C6F22F2AD}</b:Guid>
     <b:Title>Ahlstrand, J., Borg, A., Grahn, H., &amp; Boldt, M. (2025). Using Transformers for B2B Contractual Churn Prediction Based on Customer Behavior Data. In International Conference on Enterprise Information Systems (ICEIS) 2025, Apr 4-6.</b:Title>
-    <b:RefOrder>1</b:RefOrder>
+    <b:RefOrder>3</b:RefOrder>
   </b:Source>
   <b:Source>
     <b:Tag>Che</b:Tag>
     <b:SourceType>JournalArticle</b:SourceType>
     <b:Guid>{CE3CD8D2-0B44-48A5-8F26-3DF19CD0C715}</b:Guid>
     <b:Title>Chen, P. J., Bhatnagar, S., &amp; Kowalczyk, D. K. (2022, November). CASPR: Customer Activity Sequence-based Prediction and Representation. In NeurIPS 2022 First Table Representation Workshop.</b:Title>
-    <b:RefOrder>3</b:RefOrder>
-  </b:Source>
-  <b:Source>
-    <b:Tag>Zha</b:Tag>
-    <b:SourceType>JournalArticle</b:SourceType>
-    <b:Guid>{137A6A59-81AF-4E51-AF79-5928FC0C2318}</b:Guid>
-    <b:Title>Zhang, T., Moro, S., &amp; Ramos, R. F. (2022). A data-driven approach to improve customer churn prediction based on telecom customer segmentation. Future Internet.</b:Title>
-    <b:RefOrder>5</b:RefOrder>
-  </b:Source>
-  <b:Source>
-    <b:Tag>Vas</b:Tag>
-    <b:SourceType>JournalArticle</b:SourceType>
-    <b:Guid>{3C1EC66C-82A5-4244-8FC0-9E53BC97CB4F}</b:Guid>
-    <b:Title>Vaswani, A., Shazeer, N., Parmar, N., Uszkoreit, J., Jones, L., Gomez, A. N., ... &amp; Polosukhin, I. (2017). Attention is all you need. Advances in neural information processing systems, 30.</b:Title>
-    <b:RefOrder>6</b:RefOrder>
-  </b:Source>
-  <b:Source>
-    <b:Tag>Jai</b:Tag>
-    <b:SourceType>JournalArticle</b:SourceType>
-    <b:Guid>{B3E8383B-9FCE-472F-8276-0BEC7482FB2C}</b:Guid>
-    <b:Title>Jain, A. K. (2010). Data clustering: 50 years beyond K-means. Pattern recognition letters.</b:Title>
-    <b:RefOrder>7</b:RefOrder>
-  </b:Source>
-  <b:Source>
-    <b:Tag>Kum</b:Tag>
-    <b:SourceType>JournalArticle</b:SourceType>
-    <b:Guid>{12CEA564-2890-49E5-B5E5-61BC5716FAE2}</b:Guid>
-    <b:Title>Kumar, V., &amp; Reinartz, W. (2016). Creating enduring customer value. Journal of marketing.</b:Title>
-    <b:RefOrder>8</b:RefOrder>
-  </b:Source>
-  <b:Source>
-    <b:Tag>Kot</b:Tag>
-    <b:SourceType>JournalArticle</b:SourceType>
-    <b:Guid>{2A1AA3D0-81EA-4DBA-A4E7-EF5C595FF8D3}</b:Guid>
-    <b:Title>Kotler, P., &amp; Keller, K. (2011). Marketing management 14th edition. prentice Hall.</b:Title>
-    <b:RefOrder>9</b:RefOrder>
+    <b:RefOrder>4</b:RefOrder>
   </b:Source>
 </b:Sources>
 </file>
 
 <file path=customXml/itemProps1.xml><?xml version="1.0" encoding="utf-8"?>
-<ds:datastoreItem xmlns:ds="http://schemas.openxmlformats.org/officeDocument/2006/customXml" ds:itemID="{3CA29578-3317-4212-94DC-1B007BD2D41D}">
+<ds:datastoreItem xmlns:ds="http://schemas.openxmlformats.org/officeDocument/2006/customXml" ds:itemID="{B02F53FE-CC7C-499A-B862-1740804CD3C2}">
   <ds:schemaRefs>
     <ds:schemaRef ds:uri="http://schemas.openxmlformats.org/officeDocument/2006/bibliography"/>
   </ds:schemaRefs>
